--- a/docs/report/УСР1_СБД_VibeCity.docx
+++ b/docs/report/УСР1_СБД_VibeCity.docx
@@ -105,17 +105,9 @@
       <w:r>
         <w:rPr>
           <w:rFonts w:ascii="Times New Roman" w:hAnsi="Times New Roman" w:cs="Times New Roman"/>
-          <w:b/>
           <w:sz w:val="28"/>
         </w:rPr>
-        <w:t>Предметная область</w:t>
-      </w:r>
-      <w:r>
-        <w:rPr>
-          <w:rFonts w:ascii="Times New Roman" w:hAnsi="Times New Roman" w:cs="Times New Roman"/>
-          <w:sz w:val="28"/>
-        </w:rPr>
-        <w:t xml:space="preserve"> – информационная система афиши мероприятий и продажи билетов, предназначенная для учета пользователей, организаторов, площадок, мероприятий, билетов, отзывов, подарков и промокодов. В проекте рассматриваются публикация и модерация мероприятий, покупка билетов с выбором места, отзывы и управление справочниками. Платежный шлюз, видеотрансляции, чат, рекомендательная система и автоматический подбор мероприятий в модель не входят.</w:t>
+        <w:t>Предметная область – информационная система афиши мероприятий и продажи билетов, предназначенная для учета пользователей, организаторов, площадок, мероприятий, билетов, отзывов и промокодов. В проекте рассматриваются публикация и модерация мероприятий, покупка билетов с выбором места, отзывы и управление справочниками. Платежный шлюз, видеотрансляции, чат и рекомендательная система в модель не входят.</w:t>
       </w:r>
     </w:p>
     <w:p>
@@ -123,17 +115,9 @@
       <w:r>
         <w:rPr>
           <w:rFonts w:ascii="Times New Roman" w:hAnsi="Times New Roman" w:cs="Times New Roman"/>
-          <w:b/>
           <w:sz w:val="28"/>
         </w:rPr>
-        <w:t>Группы пользователей</w:t>
-      </w:r>
-      <w:r>
-        <w:rPr>
-          <w:rFonts w:ascii="Times New Roman" w:hAnsi="Times New Roman" w:cs="Times New Roman"/>
-          <w:sz w:val="28"/>
-        </w:rPr>
-        <w:t xml:space="preserve"> – гость, зритель (зарегистрированный пользователь), организатор и администратор. Гость просматривает афишу и карточки мероприятий. Зритель покупает билеты, хранит QR-коды, оставляет отзывы и редактирует профиль. Организатор создает и редактирует свои мероприятия, видит статистику продаж и отправляет карточки на модерацию. Администратор модерирует мероприятия, управляет пользователями и справочниками, удаляет отзывы и просматривает сводную статистику.</w:t>
+        <w:t>Группы пользователей: гость, зритель, организатор и администратор. Гость просматривает афишу. Зритель покупает билеты, хранит QR-коды и оставляет отзывы. Организатор создает свои мероприятия и видит статистику продаж. Администратор модерирует мероприятия, управляет пользователями, отзывами и справочниками.</w:t>
       </w:r>
     </w:p>
     <w:p>
@@ -173,7 +157,7 @@
         </w:rPr>
         <w:t>1.</w:t>
         <w:tab/>
-        <w:t>Каждому пользователю присваивается уникальный код; сохраняются фамилия, имя, отчество, телефон, email, хэш пароля, роль, признак блокировки и даты создания/обновления.</w:t>
+        <w:t>Каждому пользователю присваивается уникальный код; сохраняются ФИО, телефон, email, хэш пароля, роль и признак блокировки.</w:t>
       </w:r>
     </w:p>
     <w:p>
@@ -187,7 +171,7 @@
         </w:rPr>
         <w:t>2.</w:t>
         <w:tab/>
-        <w:t>Каждому организатору присваивается уникальный код; сохраняются название, контактное лицо и телефон.</w:t>
+        <w:t>Каждому организатору, месту проведения и тегу присваивается уникальный код; сохраняются название, контактное лицо и телефон организатора, город, название, адрес и вместимость места, название и тип тега.</w:t>
       </w:r>
     </w:p>
     <w:p>
@@ -201,7 +185,7 @@
         </w:rPr>
         <w:t>3.</w:t>
         <w:tab/>
-        <w:t>Каждому месту проведения присваивается уникальный код; сохраняются город, название, адрес и вместимость.</w:t>
+        <w:t>Каждое мероприятие имеет уникальный код, название, дату, время, описание, категорию, цену, статус и ссылки на организатора, место, тег и автора карточки.</w:t>
       </w:r>
     </w:p>
     <w:p>
@@ -215,7 +199,7 @@
         </w:rPr>
         <w:t>4.</w:t>
         <w:tab/>
-        <w:t>Каждый тег имеет уникальный код, название и тип.</w:t>
+        <w:t>Один организатор, место или тег может быть связан с многими мероприятиями; у каждого мероприятия ровно один организатор, одно место и один тег. Публично видны только опубликованные мероприятия; правки пользователя возвращают карточку на модерацию.</w:t>
       </w:r>
     </w:p>
     <w:p>
@@ -229,7 +213,7 @@
         </w:rPr>
         <w:t>5.</w:t>
         <w:tab/>
-        <w:t>Каждое мероприятие имеет уникальный код, название, дату, время, описание, категорию, ссылку на изображение, цену, статус, а также ссылки на организатора, место, тег и автора карточки.</w:t>
+        <w:t>Билет хранит пользователя, мероприятие, номер места, цену на момент покупки, статус и уникальный QR-код; промокод указывается необязательно. Одно место на мероприятие продается только один раз, а число активных билетов не превышает вместимость места.</w:t>
       </w:r>
     </w:p>
     <w:p>
@@ -243,119 +227,7 @@
         </w:rPr>
         <w:t>6.</w:t>
         <w:tab/>
-        <w:t>Один организатор может проводить много мероприятий, одно место может принимать много мероприятий, один тег может встречаться у многих мероприятий; у каждого мероприятия ровно один организатор, одно место и один тег.</w:t>
-      </w:r>
-    </w:p>
-    <w:p>
-      <w:pPr>
-        <w:pStyle w:val="ReportListItem"/>
-      </w:pPr>
-      <w:r>
-        <w:rPr>
-          <w:rFonts w:ascii="Times New Roman" w:hAnsi="Times New Roman" w:cs="Times New Roman"/>
-          <w:sz w:val="28"/>
-        </w:rPr>
-        <w:t>7.</w:t>
-        <w:tab/>
-        <w:t>Статус мероприятия принимает одно из значений: «На модерации», «Опубликовано», «Отклонено»; гостям и зрителям видны только опубликованные мероприятия.</w:t>
-      </w:r>
-    </w:p>
-    <w:p>
-      <w:pPr>
-        <w:pStyle w:val="ReportListItem"/>
-      </w:pPr>
-      <w:r>
-        <w:rPr>
-          <w:rFonts w:ascii="Times New Roman" w:hAnsi="Times New Roman" w:cs="Times New Roman"/>
-          <w:sz w:val="28"/>
-        </w:rPr>
-        <w:t>8.</w:t>
-        <w:tab/>
-        <w:t>Один пользователь может купить много билетов, одно мероприятие может иметь много билетов; одно и то же место на одно мероприятие не может быть продано дважды.</w:t>
-      </w:r>
-    </w:p>
-    <w:p>
-      <w:pPr>
-        <w:pStyle w:val="ReportListItem"/>
-      </w:pPr>
-      <w:r>
-        <w:rPr>
-          <w:rFonts w:ascii="Times New Roman" w:hAnsi="Times New Roman" w:cs="Times New Roman"/>
-          <w:sz w:val="28"/>
-        </w:rPr>
-        <w:t>9.</w:t>
-        <w:tab/>
-        <w:t>Билет хранит номер места, цену на момент покупки, статус и уникальный QR-код; промокод для билета указывается необязательно.</w:t>
-      </w:r>
-    </w:p>
-    <w:p>
-      <w:pPr>
-        <w:pStyle w:val="ReportListItem"/>
-      </w:pPr>
-      <w:r>
-        <w:rPr>
-          <w:rFonts w:ascii="Times New Roman" w:hAnsi="Times New Roman" w:cs="Times New Roman"/>
-          <w:sz w:val="28"/>
-        </w:rPr>
-        <w:t>10.</w:t>
-        <w:tab/>
-        <w:t>Промокод принадлежит подарку, имеет уникальный код, статус и скидку в процентах; после применения промокод становится использованным.</w:t>
-      </w:r>
-    </w:p>
-    <w:p>
-      <w:pPr>
-        <w:pStyle w:val="ReportListItem"/>
-      </w:pPr>
-      <w:r>
-        <w:rPr>
-          <w:rFonts w:ascii="Times New Roman" w:hAnsi="Times New Roman" w:cs="Times New Roman"/>
-          <w:sz w:val="28"/>
-        </w:rPr>
-        <w:t>11.</w:t>
-        <w:tab/>
-        <w:t>Один пользователь может оставить только один отзыв на одно мероприятие; оценка принимает целое значение от 1 до 5, отзыв доступен только после покупки билета.</w:t>
-      </w:r>
-    </w:p>
-    <w:p>
-      <w:pPr>
-        <w:pStyle w:val="ReportListItem"/>
-      </w:pPr>
-      <w:r>
-        <w:rPr>
-          <w:rFonts w:ascii="Times New Roman" w:hAnsi="Times New Roman" w:cs="Times New Roman"/>
-          <w:sz w:val="28"/>
-        </w:rPr>
-        <w:t>12.</w:t>
-        <w:tab/>
-        <w:t>Количество активных билетов на мероприятие не может превышать вместимость места проведения.</w:t>
-      </w:r>
-    </w:p>
-    <w:p>
-      <w:pPr>
-        <w:pStyle w:val="ReportListItem"/>
-      </w:pPr>
-      <w:r>
-        <w:rPr>
-          <w:rFonts w:ascii="Times New Roman" w:hAnsi="Times New Roman" w:cs="Times New Roman"/>
-          <w:sz w:val="28"/>
-        </w:rPr>
-        <w:t>13.</w:t>
-        <w:tab/>
-        <w:t>Администратор может заблокировать пользователя; заблокированный пользователь не может войти в систему и купить билет.</w:t>
-      </w:r>
-    </w:p>
-    <w:p>
-      <w:pPr>
-        <w:pStyle w:val="ReportListItem"/>
-      </w:pPr>
-      <w:r>
-        <w:rPr>
-          <w:rFonts w:ascii="Times New Roman" w:hAnsi="Times New Roman" w:cs="Times New Roman"/>
-          <w:sz w:val="28"/>
-        </w:rPr>
-        <w:t>14.</w:t>
-        <w:tab/>
-        <w:t>Любое редактирование мероприятия пользователем возвращает карточку на повторную модерацию.</w:t>
+        <w:t>Один пользователь оставляет только один отзыв на мероприятие; оценка принимает значение от 1 до 5, отзыв доступен после покупки билета. Промокод принадлежит подарку, имеет уникальный код и скидку 0–100 %, после применения становится использованным.</w:t>
       </w:r>
     </w:p>
     <w:p>
@@ -368,18 +240,7 @@
           <w:b/>
           <w:sz w:val="28"/>
         </w:rPr>
-        <w:t>2.2.  Информационные потребности пользователей</w:t>
-      </w:r>
-    </w:p>
-    <w:p>
-      <w:pPr/>
-      <w:r>
-        <w:rPr>
-          <w:rFonts w:ascii="Times New Roman" w:hAnsi="Times New Roman" w:cs="Times New Roman"/>
-          <w:b/>
-          <w:sz w:val="28"/>
-        </w:rPr>
-        <w:t>Администратор:</w:t>
+        <w:t>2.2.  Информационные потребности администратора</w:t>
       </w:r>
     </w:p>
     <w:p>
@@ -393,7 +254,7 @@
         </w:rPr>
         <w:t>1.</w:t>
         <w:tab/>
-        <w:t>Получать список мероприятий, ожидающих модерации, с автором, площадкой и датой.</w:t>
+        <w:t>Получать список мероприятий на модерации с автором, площадкой и датой.</w:t>
       </w:r>
     </w:p>
     <w:p>
@@ -407,7 +268,7 @@
         </w:rPr>
         <w:t>2.</w:t>
         <w:tab/>
-        <w:t>Одобрять или отклонять мероприятие и изменять его статус.</w:t>
+        <w:t>Одобрять или отклонять мероприятие, просматривать все мероприятия с фильтрами и удалять их.</w:t>
       </w:r>
     </w:p>
     <w:p>
@@ -421,7 +282,7 @@
         </w:rPr>
         <w:t>3.</w:t>
         <w:tab/>
-        <w:t>Просматривать все мероприятия с фильтрами по статусу, категории и городу.</w:t>
+        <w:t>Искать пользователей, блокировать и разблокировать их.</w:t>
       </w:r>
     </w:p>
     <w:p>
@@ -435,7 +296,7 @@
         </w:rPr>
         <w:t>4.</w:t>
         <w:tab/>
-        <w:t>Удалять мероприятия вместе со связанными билетами и отзывами.</w:t>
+        <w:t>Вести справочники мест, организаторов, тегов, подарков и промокодов, удалять отзывы.</w:t>
       </w:r>
     </w:p>
     <w:p>
@@ -449,183 +310,7 @@
         </w:rPr>
         <w:t>5.</w:t>
         <w:tab/>
-        <w:t>Искать пользователей и блокировать или разблокировать их.</w:t>
-      </w:r>
-    </w:p>
-    <w:p>
-      <w:pPr>
-        <w:pStyle w:val="ReportListItem"/>
-      </w:pPr>
-      <w:r>
-        <w:rPr>
-          <w:rFonts w:ascii="Times New Roman" w:hAnsi="Times New Roman" w:cs="Times New Roman"/>
-          <w:sz w:val="28"/>
-        </w:rPr>
-        <w:t>6.</w:t>
-        <w:tab/>
-        <w:t>Вести справочники мест, организаторов, тегов, подарков и промокодов.</w:t>
-      </w:r>
-    </w:p>
-    <w:p>
-      <w:pPr>
-        <w:pStyle w:val="ReportListItem"/>
-      </w:pPr>
-      <w:r>
-        <w:rPr>
-          <w:rFonts w:ascii="Times New Roman" w:hAnsi="Times New Roman" w:cs="Times New Roman"/>
-          <w:sz w:val="28"/>
-        </w:rPr>
-        <w:t>7.</w:t>
-        <w:tab/>
-        <w:t>Удалять отзывы и просматривать сводную статистику: пользователей, мероприятия, активные билеты, отзывы, выручку и количество карточек на модерации.</w:t>
-      </w:r>
-    </w:p>
-    <w:p>
-      <w:pPr/>
-      <w:r>
-        <w:rPr>
-          <w:rFonts w:ascii="Times New Roman" w:hAnsi="Times New Roman" w:cs="Times New Roman"/>
-          <w:b/>
-          <w:sz w:val="28"/>
-        </w:rPr>
-        <w:t>Организатор:</w:t>
-      </w:r>
-    </w:p>
-    <w:p>
-      <w:pPr>
-        <w:pStyle w:val="ReportListItem"/>
-      </w:pPr>
-      <w:r>
-        <w:rPr>
-          <w:rFonts w:ascii="Times New Roman" w:hAnsi="Times New Roman" w:cs="Times New Roman"/>
-          <w:sz w:val="28"/>
-        </w:rPr>
-        <w:t>1.</w:t>
-        <w:tab/>
-        <w:t>Создавать мероприятие, выбирая организатора, место и тег из справочников.</w:t>
-      </w:r>
-    </w:p>
-    <w:p>
-      <w:pPr>
-        <w:pStyle w:val="ReportListItem"/>
-      </w:pPr>
-      <w:r>
-        <w:rPr>
-          <w:rFonts w:ascii="Times New Roman" w:hAnsi="Times New Roman" w:cs="Times New Roman"/>
-          <w:sz w:val="28"/>
-        </w:rPr>
-        <w:t>2.</w:t>
-        <w:tab/>
-        <w:t>Просматривать список своих мероприятий и их статусы.</w:t>
-      </w:r>
-    </w:p>
-    <w:p>
-      <w:pPr>
-        <w:pStyle w:val="ReportListItem"/>
-      </w:pPr>
-      <w:r>
-        <w:rPr>
-          <w:rFonts w:ascii="Times New Roman" w:hAnsi="Times New Roman" w:cs="Times New Roman"/>
-          <w:sz w:val="28"/>
-        </w:rPr>
-        <w:t>3.</w:t>
-        <w:tab/>
-        <w:t>Редактировать свои мероприятия и повторно отправлять их на модерацию.</w:t>
-      </w:r>
-    </w:p>
-    <w:p>
-      <w:pPr>
-        <w:pStyle w:val="ReportListItem"/>
-      </w:pPr>
-      <w:r>
-        <w:rPr>
-          <w:rFonts w:ascii="Times New Roman" w:hAnsi="Times New Roman" w:cs="Times New Roman"/>
-          <w:sz w:val="28"/>
-        </w:rPr>
-        <w:t>4.</w:t>
-        <w:tab/>
-        <w:t>Видеть количество проданных билетов и оборот по своим мероприятиям.</w:t>
-      </w:r>
-    </w:p>
-    <w:p>
-      <w:pPr/>
-      <w:r>
-        <w:rPr>
-          <w:rFonts w:ascii="Times New Roman" w:hAnsi="Times New Roman" w:cs="Times New Roman"/>
-          <w:b/>
-          <w:sz w:val="28"/>
-        </w:rPr>
-        <w:t>Зритель:</w:t>
-      </w:r>
-    </w:p>
-    <w:p>
-      <w:pPr>
-        <w:pStyle w:val="ReportListItem"/>
-      </w:pPr>
-      <w:r>
-        <w:rPr>
-          <w:rFonts w:ascii="Times New Roman" w:hAnsi="Times New Roman" w:cs="Times New Roman"/>
-          <w:sz w:val="28"/>
-        </w:rPr>
-        <w:t>1.</w:t>
-        <w:tab/>
-        <w:t>Просматривать афишу с фильтрами по категории, городу, тегу и датам, а также с поиском и пагинацией.</w:t>
-      </w:r>
-    </w:p>
-    <w:p>
-      <w:pPr>
-        <w:pStyle w:val="ReportListItem"/>
-      </w:pPr>
-      <w:r>
-        <w:rPr>
-          <w:rFonts w:ascii="Times New Roman" w:hAnsi="Times New Roman" w:cs="Times New Roman"/>
-          <w:sz w:val="28"/>
-        </w:rPr>
-        <w:t>2.</w:t>
-        <w:tab/>
-        <w:t>Открывать карточку мероприятия с описанием, площадкой, организатором, отзывами и свободными местами.</w:t>
-      </w:r>
-    </w:p>
-    <w:p>
-      <w:pPr>
-        <w:pStyle w:val="ReportListItem"/>
-      </w:pPr>
-      <w:r>
-        <w:rPr>
-          <w:rFonts w:ascii="Times New Roman" w:hAnsi="Times New Roman" w:cs="Times New Roman"/>
-          <w:sz w:val="28"/>
-        </w:rPr>
-        <w:t>3.</w:t>
-        <w:tab/>
-        <w:t>Покупать билет с выбором конкретного места и применением промокода.</w:t>
-      </w:r>
-    </w:p>
-    <w:p>
-      <w:pPr>
-        <w:pStyle w:val="ReportListItem"/>
-      </w:pPr>
-      <w:r>
-        <w:rPr>
-          <w:rFonts w:ascii="Times New Roman" w:hAnsi="Times New Roman" w:cs="Times New Roman"/>
-          <w:sz w:val="28"/>
-        </w:rPr>
-        <w:t>4.</w:t>
-        <w:tab/>
-        <w:t>Просматривать свои билеты и показывать QR-код на входе.</w:t>
-      </w:r>
-    </w:p>
-    <w:p>
-      <w:pPr>
-        <w:pStyle w:val="ReportListItem"/>
-      </w:pPr>
-      <w:r>
-        <w:rPr>
-          <w:rFonts w:ascii="Times New Roman" w:hAnsi="Times New Roman" w:cs="Times New Roman"/>
-          <w:sz w:val="28"/>
-        </w:rPr>
-        <w:t>5.</w:t>
-        <w:tab/>
-        <w:t>Оставлять и удалять свой отзыв после покупки билета, редактировать профиль.</w:t>
+        <w:t>Просматривать статистику: пользователей, мероприятия, активные билеты, отзывы, выручку.</w:t>
       </w:r>
     </w:p>
     <w:p>
@@ -648,17 +333,7 @@
           <w:rFonts w:ascii="Times New Roman" w:hAnsi="Times New Roman" w:cs="Times New Roman"/>
           <w:sz w:val="28"/>
         </w:rPr>
-        <w:t>Сущности-объекты: «Пользователь», «Организатор», «Место проведения», «Тег», «Подарок», «Промокод». Сущности-процессы: «Мероприятие», «Билет», «Отзыв». Всего 9 сущностей, что определяется масштабом предметной области.</w:t>
-      </w:r>
-    </w:p>
-    <w:p>
-      <w:pPr/>
-      <w:r>
-        <w:rPr>
-          <w:rFonts w:ascii="Times New Roman" w:hAnsi="Times New Roman" w:cs="Times New Roman"/>
-          <w:sz w:val="28"/>
-        </w:rPr>
-        <w:t>Центральной сущностью является «Мероприятие»: она связывает организатора, место, тег и автора карточки, а от неё зависят билеты и отзывы. «Билет» связывает пользователя, мероприятие и (необязательно) промокод. «Промокод» связан с подарком и используется при покупке билета.</w:t>
+        <w:t>Сущности-объекты: «Пользователь», «Организатор», «Место проведения», «Тег», «Подарок», «Промокод». Сущности-процессы: «Мероприятие», «Билет», «Отзыв». Всего 9 сущностей. В отчёте детально рассматриваются четыре основные: «Пользователь», «Мероприятие», «Билет» и «Отзыв». Остальные пять — справочные: организатор (название, контактное лицо, телефон), место (город, название, адрес, вместимость), тег (название, тип), подарок (название, описание, тип, статус) и промокод (подарок, код, скидка, статус).</w:t>
       </w:r>
     </w:p>
     <w:p>
@@ -681,7 +356,7 @@
           <w:rFonts w:ascii="Times New Roman" w:hAnsi="Times New Roman" w:cs="Times New Roman"/>
           <w:sz w:val="28"/>
         </w:rPr>
-        <w:t>PK – первичный ключ; FK – внешний ключ; обязательность «Да» означает, что значение NULL не допускается. В концептуальной модели используются русские логические имена; в физической модели Prisma им соответствуют английские имена (User, Event, Ticket и т. д.).</w:t>
+        <w:t>PK – первичный ключ; FK – внешний ключ; обязательность «Да» означает, что значение NULL не допускается. Детально описаны четыре основные сущности; полный состав атрибутов справочников приведён в физической модели Prisma.</w:t>
       </w:r>
     </w:p>
     <w:p>
@@ -715,8 +390,8 @@
       </w:tblPr>
       <w:tblGrid>
         <w:gridCol w:w="680"/>
-        <w:gridCol w:w="2268"/>
-        <w:gridCol w:w="1701"/>
+        <w:gridCol w:w="2381"/>
+        <w:gridCol w:w="1587"/>
         <w:gridCol w:w="2835"/>
         <w:gridCol w:w="1587"/>
       </w:tblGrid>
@@ -746,7 +421,7 @@
         </w:tc>
         <w:tc>
           <w:tcPr>
-            <w:tcW w:type="dxa" w:w="2268"/>
+            <w:tcW w:type="dxa" w:w="2381"/>
             <w:vAlign w:val="center"/>
             <w:shd w:val="clear" w:color="auto" w:fill="F2F2F2"/>
           </w:tcPr>
@@ -766,7 +441,7 @@
         </w:tc>
         <w:tc>
           <w:tcPr>
-            <w:tcW w:type="dxa" w:w="1701"/>
+            <w:tcW w:type="dxa" w:w="1587"/>
             <w:vAlign w:val="center"/>
             <w:shd w:val="clear" w:color="auto" w:fill="F2F2F2"/>
           </w:tcPr>
@@ -850,7 +525,7 @@
         </w:tc>
         <w:tc>
           <w:tcPr>
-            <w:tcW w:type="dxa" w:w="2268"/>
+            <w:tcW w:type="dxa" w:w="2381"/>
             <w:vAlign w:val="top"/>
           </w:tcPr>
           <w:p>
@@ -868,7 +543,7 @@
         </w:tc>
         <w:tc>
           <w:tcPr>
-            <w:tcW w:type="dxa" w:w="1701"/>
+            <w:tcW w:type="dxa" w:w="1587"/>
             <w:vAlign w:val="top"/>
           </w:tcPr>
           <w:p>
@@ -946,7 +621,7 @@
         </w:tc>
         <w:tc>
           <w:tcPr>
-            <w:tcW w:type="dxa" w:w="2268"/>
+            <w:tcW w:type="dxa" w:w="2381"/>
             <w:vAlign w:val="top"/>
           </w:tcPr>
           <w:p>
@@ -958,13 +633,13 @@
                 <w:rFonts w:ascii="Times New Roman" w:hAnsi="Times New Roman" w:cs="Times New Roman"/>
                 <w:sz w:val="21"/>
               </w:rPr>
-              <w:t>Фамилия</w:t>
+              <w:t>ФИО</w:t>
             </w:r>
           </w:p>
         </w:tc>
         <w:tc>
           <w:tcPr>
-            <w:tcW w:type="dxa" w:w="1701"/>
+            <w:tcW w:type="dxa" w:w="1587"/>
             <w:vAlign w:val="top"/>
           </w:tcPr>
           <w:p>
@@ -976,7 +651,7 @@
                 <w:rFonts w:ascii="Times New Roman" w:hAnsi="Times New Roman" w:cs="Times New Roman"/>
                 <w:sz w:val="21"/>
               </w:rPr>
-              <w:t>Строка(100)</w:t>
+              <w:t>Строка(150)</w:t>
             </w:r>
           </w:p>
         </w:tc>
@@ -1042,199 +717,7 @@
         </w:tc>
         <w:tc>
           <w:tcPr>
-            <w:tcW w:type="dxa" w:w="2268"/>
-            <w:vAlign w:val="top"/>
-          </w:tcPr>
-          <w:p>
-            <w:pPr>
-              <w:pStyle w:val="ReportTableText"/>
-            </w:pPr>
-            <w:r>
-              <w:rPr>
-                <w:rFonts w:ascii="Times New Roman" w:hAnsi="Times New Roman" w:cs="Times New Roman"/>
-                <w:sz w:val="21"/>
-              </w:rPr>
-              <w:t>Имя</w:t>
-            </w:r>
-          </w:p>
-        </w:tc>
-        <w:tc>
-          <w:tcPr>
-            <w:tcW w:type="dxa" w:w="1701"/>
-            <w:vAlign w:val="top"/>
-          </w:tcPr>
-          <w:p>
-            <w:pPr>
-              <w:pStyle w:val="ReportTableText"/>
-            </w:pPr>
-            <w:r>
-              <w:rPr>
-                <w:rFonts w:ascii="Times New Roman" w:hAnsi="Times New Roman" w:cs="Times New Roman"/>
-                <w:sz w:val="21"/>
-              </w:rPr>
-              <w:t>Строка(100)</w:t>
-            </w:r>
-          </w:p>
-        </w:tc>
-        <w:tc>
-          <w:tcPr>
-            <w:tcW w:type="dxa" w:w="2835"/>
-            <w:vAlign w:val="top"/>
-          </w:tcPr>
-          <w:p>
-            <w:pPr>
-              <w:pStyle w:val="ReportTableText"/>
-            </w:pPr>
-            <w:r>
-              <w:rPr>
-                <w:rFonts w:ascii="Times New Roman" w:hAnsi="Times New Roman" w:cs="Times New Roman"/>
-                <w:sz w:val="21"/>
-              </w:rPr>
-              <w:t>NOT NULL, непустая строка</w:t>
-            </w:r>
-          </w:p>
-        </w:tc>
-        <w:tc>
-          <w:tcPr>
-            <w:tcW w:type="dxa" w:w="1587"/>
-            <w:vAlign w:val="top"/>
-          </w:tcPr>
-          <w:p>
-            <w:pPr>
-              <w:pStyle w:val="ReportTableText"/>
-            </w:pPr>
-            <w:r>
-              <w:rPr>
-                <w:rFonts w:ascii="Times New Roman" w:hAnsi="Times New Roman" w:cs="Times New Roman"/>
-                <w:sz w:val="21"/>
-              </w:rPr>
-              <w:t>Не задано</w:t>
-            </w:r>
-          </w:p>
-        </w:tc>
-      </w:tr>
-      <w:tr>
-        <w:trPr>
-          <w:cantSplit/>
-        </w:trPr>
-        <w:tc>
-          <w:tcPr>
-            <w:tcW w:type="dxa" w:w="680"/>
-            <w:vAlign w:val="top"/>
-          </w:tcPr>
-          <w:p>
-            <w:pPr>
-              <w:pStyle w:val="ReportTableText"/>
-              <w:jc w:val="center"/>
-            </w:pPr>
-            <w:r>
-              <w:rPr>
-                <w:rFonts w:ascii="Times New Roman" w:hAnsi="Times New Roman" w:cs="Times New Roman"/>
-                <w:sz w:val="21"/>
-              </w:rPr>
-              <w:t>3</w:t>
-            </w:r>
-          </w:p>
-        </w:tc>
-        <w:tc>
-          <w:tcPr>
-            <w:tcW w:type="dxa" w:w="2268"/>
-            <w:vAlign w:val="top"/>
-          </w:tcPr>
-          <w:p>
-            <w:pPr>
-              <w:pStyle w:val="ReportTableText"/>
-            </w:pPr>
-            <w:r>
-              <w:rPr>
-                <w:rFonts w:ascii="Times New Roman" w:hAnsi="Times New Roman" w:cs="Times New Roman"/>
-                <w:sz w:val="21"/>
-              </w:rPr>
-              <w:t>Отчество</w:t>
-            </w:r>
-          </w:p>
-        </w:tc>
-        <w:tc>
-          <w:tcPr>
-            <w:tcW w:type="dxa" w:w="1701"/>
-            <w:vAlign w:val="top"/>
-          </w:tcPr>
-          <w:p>
-            <w:pPr>
-              <w:pStyle w:val="ReportTableText"/>
-            </w:pPr>
-            <w:r>
-              <w:rPr>
-                <w:rFonts w:ascii="Times New Roman" w:hAnsi="Times New Roman" w:cs="Times New Roman"/>
-                <w:sz w:val="21"/>
-              </w:rPr>
-              <w:t>Строка(100)</w:t>
-            </w:r>
-          </w:p>
-        </w:tc>
-        <w:tc>
-          <w:tcPr>
-            <w:tcW w:type="dxa" w:w="2835"/>
-            <w:vAlign w:val="top"/>
-          </w:tcPr>
-          <w:p>
-            <w:pPr>
-              <w:pStyle w:val="ReportTableText"/>
-            </w:pPr>
-            <w:r>
-              <w:rPr>
-                <w:rFonts w:ascii="Times New Roman" w:hAnsi="Times New Roman" w:cs="Times New Roman"/>
-                <w:sz w:val="21"/>
-              </w:rPr>
-              <w:t>NULL допускается</w:t>
-            </w:r>
-          </w:p>
-        </w:tc>
-        <w:tc>
-          <w:tcPr>
-            <w:tcW w:type="dxa" w:w="1587"/>
-            <w:vAlign w:val="top"/>
-          </w:tcPr>
-          <w:p>
-            <w:pPr>
-              <w:pStyle w:val="ReportTableText"/>
-            </w:pPr>
-            <w:r>
-              <w:rPr>
-                <w:rFonts w:ascii="Times New Roman" w:hAnsi="Times New Roman" w:cs="Times New Roman"/>
-                <w:sz w:val="21"/>
-              </w:rPr>
-              <w:t>NULL</w:t>
-            </w:r>
-          </w:p>
-        </w:tc>
-      </w:tr>
-      <w:tr>
-        <w:trPr>
-          <w:cantSplit/>
-        </w:trPr>
-        <w:tc>
-          <w:tcPr>
-            <w:tcW w:type="dxa" w:w="680"/>
-            <w:vAlign w:val="top"/>
-          </w:tcPr>
-          <w:p>
-            <w:pPr>
-              <w:pStyle w:val="ReportTableText"/>
-              <w:jc w:val="center"/>
-            </w:pPr>
-            <w:r>
-              <w:rPr>
-                <w:rFonts w:ascii="Times New Roman" w:hAnsi="Times New Roman" w:cs="Times New Roman"/>
-                <w:sz w:val="21"/>
-              </w:rPr>
-              <w:t>4</w:t>
-            </w:r>
-          </w:p>
-        </w:tc>
-        <w:tc>
-          <w:tcPr>
-            <w:tcW w:type="dxa" w:w="2268"/>
+            <w:tcW w:type="dxa" w:w="2381"/>
             <w:vAlign w:val="top"/>
           </w:tcPr>
           <w:p>
@@ -1252,7 +735,7 @@
         </w:tc>
         <w:tc>
           <w:tcPr>
-            <w:tcW w:type="dxa" w:w="1701"/>
+            <w:tcW w:type="dxa" w:w="1587"/>
             <w:vAlign w:val="top"/>
           </w:tcPr>
           <w:p>
@@ -1324,13 +807,13 @@
                 <w:rFonts w:ascii="Times New Roman" w:hAnsi="Times New Roman" w:cs="Times New Roman"/>
                 <w:sz w:val="21"/>
               </w:rPr>
-              <w:t>5</w:t>
+              <w:t>3</w:t>
             </w:r>
           </w:p>
         </w:tc>
         <w:tc>
           <w:tcPr>
-            <w:tcW w:type="dxa" w:w="2268"/>
+            <w:tcW w:type="dxa" w:w="2381"/>
             <w:vAlign w:val="top"/>
           </w:tcPr>
           <w:p>
@@ -1348,7 +831,7 @@
         </w:tc>
         <w:tc>
           <w:tcPr>
-            <w:tcW w:type="dxa" w:w="1701"/>
+            <w:tcW w:type="dxa" w:w="1587"/>
             <w:vAlign w:val="top"/>
           </w:tcPr>
           <w:p>
@@ -1420,13 +903,13 @@
                 <w:rFonts w:ascii="Times New Roman" w:hAnsi="Times New Roman" w:cs="Times New Roman"/>
                 <w:sz w:val="21"/>
               </w:rPr>
-              <w:t>6</w:t>
+              <w:t>4</w:t>
             </w:r>
           </w:p>
         </w:tc>
         <w:tc>
           <w:tcPr>
-            <w:tcW w:type="dxa" w:w="2268"/>
+            <w:tcW w:type="dxa" w:w="2381"/>
             <w:vAlign w:val="top"/>
           </w:tcPr>
           <w:p>
@@ -1444,7 +927,7 @@
         </w:tc>
         <w:tc>
           <w:tcPr>
-            <w:tcW w:type="dxa" w:w="1701"/>
+            <w:tcW w:type="dxa" w:w="1587"/>
             <w:vAlign w:val="top"/>
           </w:tcPr>
           <w:p>
@@ -1516,13 +999,13 @@
                 <w:rFonts w:ascii="Times New Roman" w:hAnsi="Times New Roman" w:cs="Times New Roman"/>
                 <w:sz w:val="21"/>
               </w:rPr>
-              <w:t>7</w:t>
+              <w:t>5</w:t>
             </w:r>
           </w:p>
         </w:tc>
         <w:tc>
           <w:tcPr>
-            <w:tcW w:type="dxa" w:w="2268"/>
+            <w:tcW w:type="dxa" w:w="2381"/>
             <w:vAlign w:val="top"/>
           </w:tcPr>
           <w:p>
@@ -1540,7 +1023,7 @@
         </w:tc>
         <w:tc>
           <w:tcPr>
-            <w:tcW w:type="dxa" w:w="1701"/>
+            <w:tcW w:type="dxa" w:w="1587"/>
             <w:vAlign w:val="top"/>
           </w:tcPr>
           <w:p>
@@ -1612,13 +1095,13 @@
                 <w:rFonts w:ascii="Times New Roman" w:hAnsi="Times New Roman" w:cs="Times New Roman"/>
                 <w:sz w:val="21"/>
               </w:rPr>
-              <w:t>8</w:t>
+              <w:t>6</w:t>
             </w:r>
           </w:p>
         </w:tc>
         <w:tc>
           <w:tcPr>
-            <w:tcW w:type="dxa" w:w="2268"/>
+            <w:tcW w:type="dxa" w:w="2381"/>
             <w:vAlign w:val="top"/>
           </w:tcPr>
           <w:p>
@@ -1636,7 +1119,7 @@
         </w:tc>
         <w:tc>
           <w:tcPr>
-            <w:tcW w:type="dxa" w:w="1701"/>
+            <w:tcW w:type="dxa" w:w="1587"/>
             <w:vAlign w:val="top"/>
           </w:tcPr>
           <w:p>
@@ -1689,198 +1172,6 @@
           </w:p>
         </w:tc>
       </w:tr>
-      <w:tr>
-        <w:trPr>
-          <w:cantSplit/>
-        </w:trPr>
-        <w:tc>
-          <w:tcPr>
-            <w:tcW w:type="dxa" w:w="680"/>
-            <w:vAlign w:val="top"/>
-          </w:tcPr>
-          <w:p>
-            <w:pPr>
-              <w:pStyle w:val="ReportTableText"/>
-              <w:jc w:val="center"/>
-            </w:pPr>
-            <w:r>
-              <w:rPr>
-                <w:rFonts w:ascii="Times New Roman" w:hAnsi="Times New Roman" w:cs="Times New Roman"/>
-                <w:sz w:val="21"/>
-              </w:rPr>
-              <w:t>9</w:t>
-            </w:r>
-          </w:p>
-        </w:tc>
-        <w:tc>
-          <w:tcPr>
-            <w:tcW w:type="dxa" w:w="2268"/>
-            <w:vAlign w:val="top"/>
-          </w:tcPr>
-          <w:p>
-            <w:pPr>
-              <w:pStyle w:val="ReportTableText"/>
-            </w:pPr>
-            <w:r>
-              <w:rPr>
-                <w:rFonts w:ascii="Times New Roman" w:hAnsi="Times New Roman" w:cs="Times New Roman"/>
-                <w:sz w:val="21"/>
-              </w:rPr>
-              <w:t>ДатаСоздания</w:t>
-            </w:r>
-          </w:p>
-        </w:tc>
-        <w:tc>
-          <w:tcPr>
-            <w:tcW w:type="dxa" w:w="1701"/>
-            <w:vAlign w:val="top"/>
-          </w:tcPr>
-          <w:p>
-            <w:pPr>
-              <w:pStyle w:val="ReportTableText"/>
-            </w:pPr>
-            <w:r>
-              <w:rPr>
-                <w:rFonts w:ascii="Times New Roman" w:hAnsi="Times New Roman" w:cs="Times New Roman"/>
-                <w:sz w:val="21"/>
-              </w:rPr>
-              <w:t>Дата и время</w:t>
-            </w:r>
-          </w:p>
-        </w:tc>
-        <w:tc>
-          <w:tcPr>
-            <w:tcW w:type="dxa" w:w="2835"/>
-            <w:vAlign w:val="top"/>
-          </w:tcPr>
-          <w:p>
-            <w:pPr>
-              <w:pStyle w:val="ReportTableText"/>
-            </w:pPr>
-            <w:r>
-              <w:rPr>
-                <w:rFonts w:ascii="Times New Roman" w:hAnsi="Times New Roman" w:cs="Times New Roman"/>
-                <w:sz w:val="21"/>
-              </w:rPr>
-              <w:t>NOT NULL</w:t>
-            </w:r>
-          </w:p>
-        </w:tc>
-        <w:tc>
-          <w:tcPr>
-            <w:tcW w:type="dxa" w:w="1587"/>
-            <w:vAlign w:val="top"/>
-          </w:tcPr>
-          <w:p>
-            <w:pPr>
-              <w:pStyle w:val="ReportTableText"/>
-            </w:pPr>
-            <w:r>
-              <w:rPr>
-                <w:rFonts w:ascii="Times New Roman" w:hAnsi="Times New Roman" w:cs="Times New Roman"/>
-                <w:sz w:val="21"/>
-              </w:rPr>
-              <w:t>now()</w:t>
-            </w:r>
-          </w:p>
-        </w:tc>
-      </w:tr>
-      <w:tr>
-        <w:trPr>
-          <w:cantSplit/>
-        </w:trPr>
-        <w:tc>
-          <w:tcPr>
-            <w:tcW w:type="dxa" w:w="680"/>
-            <w:vAlign w:val="top"/>
-          </w:tcPr>
-          <w:p>
-            <w:pPr>
-              <w:pStyle w:val="ReportTableText"/>
-              <w:jc w:val="center"/>
-            </w:pPr>
-            <w:r>
-              <w:rPr>
-                <w:rFonts w:ascii="Times New Roman" w:hAnsi="Times New Roman" w:cs="Times New Roman"/>
-                <w:sz w:val="21"/>
-              </w:rPr>
-              <w:t>10</w:t>
-            </w:r>
-          </w:p>
-        </w:tc>
-        <w:tc>
-          <w:tcPr>
-            <w:tcW w:type="dxa" w:w="2268"/>
-            <w:vAlign w:val="top"/>
-          </w:tcPr>
-          <w:p>
-            <w:pPr>
-              <w:pStyle w:val="ReportTableText"/>
-            </w:pPr>
-            <w:r>
-              <w:rPr>
-                <w:rFonts w:ascii="Times New Roman" w:hAnsi="Times New Roman" w:cs="Times New Roman"/>
-                <w:sz w:val="21"/>
-              </w:rPr>
-              <w:t>ДатаОбновления</w:t>
-            </w:r>
-          </w:p>
-        </w:tc>
-        <w:tc>
-          <w:tcPr>
-            <w:tcW w:type="dxa" w:w="1701"/>
-            <w:vAlign w:val="top"/>
-          </w:tcPr>
-          <w:p>
-            <w:pPr>
-              <w:pStyle w:val="ReportTableText"/>
-            </w:pPr>
-            <w:r>
-              <w:rPr>
-                <w:rFonts w:ascii="Times New Roman" w:hAnsi="Times New Roman" w:cs="Times New Roman"/>
-                <w:sz w:val="21"/>
-              </w:rPr>
-              <w:t>Дата и время</w:t>
-            </w:r>
-          </w:p>
-        </w:tc>
-        <w:tc>
-          <w:tcPr>
-            <w:tcW w:type="dxa" w:w="2835"/>
-            <w:vAlign w:val="top"/>
-          </w:tcPr>
-          <w:p>
-            <w:pPr>
-              <w:pStyle w:val="ReportTableText"/>
-            </w:pPr>
-            <w:r>
-              <w:rPr>
-                <w:rFonts w:ascii="Times New Roman" w:hAnsi="Times New Roman" w:cs="Times New Roman"/>
-                <w:sz w:val="21"/>
-              </w:rPr>
-              <w:t>NOT NULL</w:t>
-            </w:r>
-          </w:p>
-        </w:tc>
-        <w:tc>
-          <w:tcPr>
-            <w:tcW w:type="dxa" w:w="1587"/>
-            <w:vAlign w:val="top"/>
-          </w:tcPr>
-          <w:p>
-            <w:pPr>
-              <w:pStyle w:val="ReportTableText"/>
-            </w:pPr>
-            <w:r>
-              <w:rPr>
-                <w:rFonts w:ascii="Times New Roman" w:hAnsi="Times New Roman" w:cs="Times New Roman"/>
-                <w:sz w:val="21"/>
-              </w:rPr>
-              <w:t>now()</w:t>
-            </w:r>
-          </w:p>
-        </w:tc>
-      </w:tr>
     </w:tbl>
     <w:p>
       <w:pPr>
@@ -1892,7 +1183,7 @@
           <w:b/>
           <w:sz w:val="28"/>
         </w:rPr>
-        <w:t>4.2.  Организатор</w:t>
+        <w:t>4.2.  Мероприятие</w:t>
       </w:r>
     </w:p>
     <w:tbl>
@@ -1913,8 +1204,8 @@
       </w:tblPr>
       <w:tblGrid>
         <w:gridCol w:w="680"/>
-        <w:gridCol w:w="2268"/>
-        <w:gridCol w:w="1701"/>
+        <w:gridCol w:w="2381"/>
+        <w:gridCol w:w="1587"/>
         <w:gridCol w:w="2835"/>
         <w:gridCol w:w="1587"/>
       </w:tblGrid>
@@ -1944,7 +1235,7 @@
         </w:tc>
         <w:tc>
           <w:tcPr>
-            <w:tcW w:type="dxa" w:w="2268"/>
+            <w:tcW w:type="dxa" w:w="2381"/>
             <w:vAlign w:val="center"/>
             <w:shd w:val="clear" w:color="auto" w:fill="F2F2F2"/>
           </w:tcPr>
@@ -1964,7 +1255,7 @@
         </w:tc>
         <w:tc>
           <w:tcPr>
-            <w:tcW w:type="dxa" w:w="1701"/>
+            <w:tcW w:type="dxa" w:w="1587"/>
             <w:vAlign w:val="center"/>
             <w:shd w:val="clear" w:color="auto" w:fill="F2F2F2"/>
           </w:tcPr>
@@ -2048,7 +1339,7 @@
         </w:tc>
         <w:tc>
           <w:tcPr>
-            <w:tcW w:type="dxa" w:w="2268"/>
+            <w:tcW w:type="dxa" w:w="2381"/>
             <w:vAlign w:val="top"/>
           </w:tcPr>
           <w:p>
@@ -2060,13 +1351,13 @@
                 <w:rFonts w:ascii="Times New Roman" w:hAnsi="Times New Roman" w:cs="Times New Roman"/>
                 <w:sz w:val="21"/>
               </w:rPr>
-              <w:t>КодОрганизатора</w:t>
+              <w:t>КодМероприятия</w:t>
             </w:r>
           </w:p>
         </w:tc>
         <w:tc>
           <w:tcPr>
-            <w:tcW w:type="dxa" w:w="1701"/>
+            <w:tcW w:type="dxa" w:w="1587"/>
             <w:vAlign w:val="top"/>
           </w:tcPr>
           <w:p>
@@ -2144,7 +1435,391 @@
         </w:tc>
         <w:tc>
           <w:tcPr>
-            <w:tcW w:type="dxa" w:w="2268"/>
+            <w:tcW w:type="dxa" w:w="2381"/>
+            <w:vAlign w:val="top"/>
+          </w:tcPr>
+          <w:p>
+            <w:pPr>
+              <w:pStyle w:val="ReportTableText"/>
+            </w:pPr>
+            <w:r>
+              <w:rPr>
+                <w:rFonts w:ascii="Times New Roman" w:hAnsi="Times New Roman" w:cs="Times New Roman"/>
+                <w:sz w:val="21"/>
+              </w:rPr>
+              <w:t>КодОрганизатора</w:t>
+            </w:r>
+          </w:p>
+        </w:tc>
+        <w:tc>
+          <w:tcPr>
+            <w:tcW w:type="dxa" w:w="1587"/>
+            <w:vAlign w:val="top"/>
+          </w:tcPr>
+          <w:p>
+            <w:pPr>
+              <w:pStyle w:val="ReportTableText"/>
+            </w:pPr>
+            <w:r>
+              <w:rPr>
+                <w:rFonts w:ascii="Times New Roman" w:hAnsi="Times New Roman" w:cs="Times New Roman"/>
+                <w:sz w:val="21"/>
+              </w:rPr>
+              <w:t>Целое</w:t>
+            </w:r>
+          </w:p>
+        </w:tc>
+        <w:tc>
+          <w:tcPr>
+            <w:tcW w:type="dxa" w:w="2835"/>
+            <w:vAlign w:val="top"/>
+          </w:tcPr>
+          <w:p>
+            <w:pPr>
+              <w:pStyle w:val="ReportTableText"/>
+            </w:pPr>
+            <w:r>
+              <w:rPr>
+                <w:rFonts w:ascii="Times New Roman" w:hAnsi="Times New Roman" w:cs="Times New Roman"/>
+                <w:sz w:val="21"/>
+              </w:rPr>
+              <w:t>FK → Организатор, NOT NULL; существующий код</w:t>
+            </w:r>
+          </w:p>
+        </w:tc>
+        <w:tc>
+          <w:tcPr>
+            <w:tcW w:type="dxa" w:w="1587"/>
+            <w:vAlign w:val="top"/>
+          </w:tcPr>
+          <w:p>
+            <w:pPr>
+              <w:pStyle w:val="ReportTableText"/>
+            </w:pPr>
+            <w:r>
+              <w:rPr>
+                <w:rFonts w:ascii="Times New Roman" w:hAnsi="Times New Roman" w:cs="Times New Roman"/>
+                <w:sz w:val="21"/>
+              </w:rPr>
+              <w:t>Не задано</w:t>
+            </w:r>
+          </w:p>
+        </w:tc>
+      </w:tr>
+      <w:tr>
+        <w:trPr>
+          <w:cantSplit/>
+        </w:trPr>
+        <w:tc>
+          <w:tcPr>
+            <w:tcW w:type="dxa" w:w="680"/>
+            <w:vAlign w:val="top"/>
+          </w:tcPr>
+          <w:p>
+            <w:pPr>
+              <w:pStyle w:val="ReportTableText"/>
+              <w:jc w:val="center"/>
+            </w:pPr>
+            <w:r>
+              <w:rPr>
+                <w:rFonts w:ascii="Times New Roman" w:hAnsi="Times New Roman" w:cs="Times New Roman"/>
+                <w:sz w:val="21"/>
+              </w:rPr>
+              <w:t>2</w:t>
+            </w:r>
+          </w:p>
+        </w:tc>
+        <w:tc>
+          <w:tcPr>
+            <w:tcW w:type="dxa" w:w="2381"/>
+            <w:vAlign w:val="top"/>
+          </w:tcPr>
+          <w:p>
+            <w:pPr>
+              <w:pStyle w:val="ReportTableText"/>
+            </w:pPr>
+            <w:r>
+              <w:rPr>
+                <w:rFonts w:ascii="Times New Roman" w:hAnsi="Times New Roman" w:cs="Times New Roman"/>
+                <w:sz w:val="21"/>
+              </w:rPr>
+              <w:t>КодМеста</w:t>
+            </w:r>
+          </w:p>
+        </w:tc>
+        <w:tc>
+          <w:tcPr>
+            <w:tcW w:type="dxa" w:w="1587"/>
+            <w:vAlign w:val="top"/>
+          </w:tcPr>
+          <w:p>
+            <w:pPr>
+              <w:pStyle w:val="ReportTableText"/>
+            </w:pPr>
+            <w:r>
+              <w:rPr>
+                <w:rFonts w:ascii="Times New Roman" w:hAnsi="Times New Roman" w:cs="Times New Roman"/>
+                <w:sz w:val="21"/>
+              </w:rPr>
+              <w:t>Целое</w:t>
+            </w:r>
+          </w:p>
+        </w:tc>
+        <w:tc>
+          <w:tcPr>
+            <w:tcW w:type="dxa" w:w="2835"/>
+            <w:vAlign w:val="top"/>
+          </w:tcPr>
+          <w:p>
+            <w:pPr>
+              <w:pStyle w:val="ReportTableText"/>
+            </w:pPr>
+            <w:r>
+              <w:rPr>
+                <w:rFonts w:ascii="Times New Roman" w:hAnsi="Times New Roman" w:cs="Times New Roman"/>
+                <w:sz w:val="21"/>
+              </w:rPr>
+              <w:t>FK → Место проведения, NOT NULL; существующий код</w:t>
+            </w:r>
+          </w:p>
+        </w:tc>
+        <w:tc>
+          <w:tcPr>
+            <w:tcW w:type="dxa" w:w="1587"/>
+            <w:vAlign w:val="top"/>
+          </w:tcPr>
+          <w:p>
+            <w:pPr>
+              <w:pStyle w:val="ReportTableText"/>
+            </w:pPr>
+            <w:r>
+              <w:rPr>
+                <w:rFonts w:ascii="Times New Roman" w:hAnsi="Times New Roman" w:cs="Times New Roman"/>
+                <w:sz w:val="21"/>
+              </w:rPr>
+              <w:t>Не задано</w:t>
+            </w:r>
+          </w:p>
+        </w:tc>
+      </w:tr>
+      <w:tr>
+        <w:trPr>
+          <w:cantSplit/>
+        </w:trPr>
+        <w:tc>
+          <w:tcPr>
+            <w:tcW w:type="dxa" w:w="680"/>
+            <w:vAlign w:val="top"/>
+          </w:tcPr>
+          <w:p>
+            <w:pPr>
+              <w:pStyle w:val="ReportTableText"/>
+              <w:jc w:val="center"/>
+            </w:pPr>
+            <w:r>
+              <w:rPr>
+                <w:rFonts w:ascii="Times New Roman" w:hAnsi="Times New Roman" w:cs="Times New Roman"/>
+                <w:sz w:val="21"/>
+              </w:rPr>
+              <w:t>3</w:t>
+            </w:r>
+          </w:p>
+        </w:tc>
+        <w:tc>
+          <w:tcPr>
+            <w:tcW w:type="dxa" w:w="2381"/>
+            <w:vAlign w:val="top"/>
+          </w:tcPr>
+          <w:p>
+            <w:pPr>
+              <w:pStyle w:val="ReportTableText"/>
+            </w:pPr>
+            <w:r>
+              <w:rPr>
+                <w:rFonts w:ascii="Times New Roman" w:hAnsi="Times New Roman" w:cs="Times New Roman"/>
+                <w:sz w:val="21"/>
+              </w:rPr>
+              <w:t>КодТега</w:t>
+            </w:r>
+          </w:p>
+        </w:tc>
+        <w:tc>
+          <w:tcPr>
+            <w:tcW w:type="dxa" w:w="1587"/>
+            <w:vAlign w:val="top"/>
+          </w:tcPr>
+          <w:p>
+            <w:pPr>
+              <w:pStyle w:val="ReportTableText"/>
+            </w:pPr>
+            <w:r>
+              <w:rPr>
+                <w:rFonts w:ascii="Times New Roman" w:hAnsi="Times New Roman" w:cs="Times New Roman"/>
+                <w:sz w:val="21"/>
+              </w:rPr>
+              <w:t>Целое</w:t>
+            </w:r>
+          </w:p>
+        </w:tc>
+        <w:tc>
+          <w:tcPr>
+            <w:tcW w:type="dxa" w:w="2835"/>
+            <w:vAlign w:val="top"/>
+          </w:tcPr>
+          <w:p>
+            <w:pPr>
+              <w:pStyle w:val="ReportTableText"/>
+            </w:pPr>
+            <w:r>
+              <w:rPr>
+                <w:rFonts w:ascii="Times New Roman" w:hAnsi="Times New Roman" w:cs="Times New Roman"/>
+                <w:sz w:val="21"/>
+              </w:rPr>
+              <w:t>FK → Тег, NOT NULL; существующий код</w:t>
+            </w:r>
+          </w:p>
+        </w:tc>
+        <w:tc>
+          <w:tcPr>
+            <w:tcW w:type="dxa" w:w="1587"/>
+            <w:vAlign w:val="top"/>
+          </w:tcPr>
+          <w:p>
+            <w:pPr>
+              <w:pStyle w:val="ReportTableText"/>
+            </w:pPr>
+            <w:r>
+              <w:rPr>
+                <w:rFonts w:ascii="Times New Roman" w:hAnsi="Times New Roman" w:cs="Times New Roman"/>
+                <w:sz w:val="21"/>
+              </w:rPr>
+              <w:t>Не задано</w:t>
+            </w:r>
+          </w:p>
+        </w:tc>
+      </w:tr>
+      <w:tr>
+        <w:trPr>
+          <w:cantSplit/>
+        </w:trPr>
+        <w:tc>
+          <w:tcPr>
+            <w:tcW w:type="dxa" w:w="680"/>
+            <w:vAlign w:val="top"/>
+          </w:tcPr>
+          <w:p>
+            <w:pPr>
+              <w:pStyle w:val="ReportTableText"/>
+              <w:jc w:val="center"/>
+            </w:pPr>
+            <w:r>
+              <w:rPr>
+                <w:rFonts w:ascii="Times New Roman" w:hAnsi="Times New Roman" w:cs="Times New Roman"/>
+                <w:sz w:val="21"/>
+              </w:rPr>
+              <w:t>4</w:t>
+            </w:r>
+          </w:p>
+        </w:tc>
+        <w:tc>
+          <w:tcPr>
+            <w:tcW w:type="dxa" w:w="2381"/>
+            <w:vAlign w:val="top"/>
+          </w:tcPr>
+          <w:p>
+            <w:pPr>
+              <w:pStyle w:val="ReportTableText"/>
+            </w:pPr>
+            <w:r>
+              <w:rPr>
+                <w:rFonts w:ascii="Times New Roman" w:hAnsi="Times New Roman" w:cs="Times New Roman"/>
+                <w:sz w:val="21"/>
+              </w:rPr>
+              <w:t>КодАвтора</w:t>
+            </w:r>
+          </w:p>
+        </w:tc>
+        <w:tc>
+          <w:tcPr>
+            <w:tcW w:type="dxa" w:w="1587"/>
+            <w:vAlign w:val="top"/>
+          </w:tcPr>
+          <w:p>
+            <w:pPr>
+              <w:pStyle w:val="ReportTableText"/>
+            </w:pPr>
+            <w:r>
+              <w:rPr>
+                <w:rFonts w:ascii="Times New Roman" w:hAnsi="Times New Roman" w:cs="Times New Roman"/>
+                <w:sz w:val="21"/>
+              </w:rPr>
+              <w:t>Целое</w:t>
+            </w:r>
+          </w:p>
+        </w:tc>
+        <w:tc>
+          <w:tcPr>
+            <w:tcW w:type="dxa" w:w="2835"/>
+            <w:vAlign w:val="top"/>
+          </w:tcPr>
+          <w:p>
+            <w:pPr>
+              <w:pStyle w:val="ReportTableText"/>
+            </w:pPr>
+            <w:r>
+              <w:rPr>
+                <w:rFonts w:ascii="Times New Roman" w:hAnsi="Times New Roman" w:cs="Times New Roman"/>
+                <w:sz w:val="21"/>
+              </w:rPr>
+              <w:t>FK → Пользователь, NULL допускается</w:t>
+            </w:r>
+          </w:p>
+        </w:tc>
+        <w:tc>
+          <w:tcPr>
+            <w:tcW w:type="dxa" w:w="1587"/>
+            <w:vAlign w:val="top"/>
+          </w:tcPr>
+          <w:p>
+            <w:pPr>
+              <w:pStyle w:val="ReportTableText"/>
+            </w:pPr>
+            <w:r>
+              <w:rPr>
+                <w:rFonts w:ascii="Times New Roman" w:hAnsi="Times New Roman" w:cs="Times New Roman"/>
+                <w:sz w:val="21"/>
+              </w:rPr>
+              <w:t>NULL</w:t>
+            </w:r>
+          </w:p>
+        </w:tc>
+      </w:tr>
+      <w:tr>
+        <w:trPr>
+          <w:cantSplit/>
+        </w:trPr>
+        <w:tc>
+          <w:tcPr>
+            <w:tcW w:type="dxa" w:w="680"/>
+            <w:vAlign w:val="top"/>
+          </w:tcPr>
+          <w:p>
+            <w:pPr>
+              <w:pStyle w:val="ReportTableText"/>
+              <w:jc w:val="center"/>
+            </w:pPr>
+            <w:r>
+              <w:rPr>
+                <w:rFonts w:ascii="Times New Roman" w:hAnsi="Times New Roman" w:cs="Times New Roman"/>
+                <w:sz w:val="21"/>
+              </w:rPr>
+              <w:t>5</w:t>
+            </w:r>
+          </w:p>
+        </w:tc>
+        <w:tc>
+          <w:tcPr>
+            <w:tcW w:type="dxa" w:w="2381"/>
             <w:vAlign w:val="top"/>
           </w:tcPr>
           <w:p>
@@ -2162,7 +1837,7 @@
         </w:tc>
         <w:tc>
           <w:tcPr>
-            <w:tcW w:type="dxa" w:w="1701"/>
+            <w:tcW w:type="dxa" w:w="1587"/>
             <w:vAlign w:val="top"/>
           </w:tcPr>
           <w:p>
@@ -2174,7 +1849,7 @@
                 <w:rFonts w:ascii="Times New Roman" w:hAnsi="Times New Roman" w:cs="Times New Roman"/>
                 <w:sz w:val="21"/>
               </w:rPr>
-              <w:t>Строка(150)</w:t>
+              <w:t>Строка(200)</w:t>
             </w:r>
           </w:p>
         </w:tc>
@@ -2234,13 +1909,13 @@
                 <w:rFonts w:ascii="Times New Roman" w:hAnsi="Times New Roman" w:cs="Times New Roman"/>
                 <w:sz w:val="21"/>
               </w:rPr>
-              <w:t>2</w:t>
+              <w:t>6</w:t>
             </w:r>
           </w:p>
         </w:tc>
         <w:tc>
           <w:tcPr>
-            <w:tcW w:type="dxa" w:w="2268"/>
+            <w:tcW w:type="dxa" w:w="2381"/>
             <w:vAlign w:val="top"/>
           </w:tcPr>
           <w:p>
@@ -2252,13 +1927,13 @@
                 <w:rFonts w:ascii="Times New Roman" w:hAnsi="Times New Roman" w:cs="Times New Roman"/>
                 <w:sz w:val="21"/>
               </w:rPr>
-              <w:t>КонтактноеЛицо</w:t>
+              <w:t>Дата</w:t>
             </w:r>
           </w:p>
         </w:tc>
         <w:tc>
           <w:tcPr>
-            <w:tcW w:type="dxa" w:w="1701"/>
+            <w:tcW w:type="dxa" w:w="1587"/>
             <w:vAlign w:val="top"/>
           </w:tcPr>
           <w:p>
@@ -2270,7 +1945,295 @@
                 <w:rFonts w:ascii="Times New Roman" w:hAnsi="Times New Roman" w:cs="Times New Roman"/>
                 <w:sz w:val="21"/>
               </w:rPr>
-              <w:t>Строка(150)</w:t>
+              <w:t>Дата</w:t>
+            </w:r>
+          </w:p>
+        </w:tc>
+        <w:tc>
+          <w:tcPr>
+            <w:tcW w:type="dxa" w:w="2835"/>
+            <w:vAlign w:val="top"/>
+          </w:tcPr>
+          <w:p>
+            <w:pPr>
+              <w:pStyle w:val="ReportTableText"/>
+            </w:pPr>
+            <w:r>
+              <w:rPr>
+                <w:rFonts w:ascii="Times New Roman" w:hAnsi="Times New Roman" w:cs="Times New Roman"/>
+                <w:sz w:val="21"/>
+              </w:rPr>
+              <w:t>NOT NULL, не ранее текущей даты при создании</w:t>
+            </w:r>
+          </w:p>
+        </w:tc>
+        <w:tc>
+          <w:tcPr>
+            <w:tcW w:type="dxa" w:w="1587"/>
+            <w:vAlign w:val="top"/>
+          </w:tcPr>
+          <w:p>
+            <w:pPr>
+              <w:pStyle w:val="ReportTableText"/>
+            </w:pPr>
+            <w:r>
+              <w:rPr>
+                <w:rFonts w:ascii="Times New Roman" w:hAnsi="Times New Roman" w:cs="Times New Roman"/>
+                <w:sz w:val="21"/>
+              </w:rPr>
+              <w:t>Не задано</w:t>
+            </w:r>
+          </w:p>
+        </w:tc>
+      </w:tr>
+      <w:tr>
+        <w:trPr>
+          <w:cantSplit/>
+        </w:trPr>
+        <w:tc>
+          <w:tcPr>
+            <w:tcW w:type="dxa" w:w="680"/>
+            <w:vAlign w:val="top"/>
+          </w:tcPr>
+          <w:p>
+            <w:pPr>
+              <w:pStyle w:val="ReportTableText"/>
+              <w:jc w:val="center"/>
+            </w:pPr>
+            <w:r>
+              <w:rPr>
+                <w:rFonts w:ascii="Times New Roman" w:hAnsi="Times New Roman" w:cs="Times New Roman"/>
+                <w:sz w:val="21"/>
+              </w:rPr>
+              <w:t>7</w:t>
+            </w:r>
+          </w:p>
+        </w:tc>
+        <w:tc>
+          <w:tcPr>
+            <w:tcW w:type="dxa" w:w="2381"/>
+            <w:vAlign w:val="top"/>
+          </w:tcPr>
+          <w:p>
+            <w:pPr>
+              <w:pStyle w:val="ReportTableText"/>
+            </w:pPr>
+            <w:r>
+              <w:rPr>
+                <w:rFonts w:ascii="Times New Roman" w:hAnsi="Times New Roman" w:cs="Times New Roman"/>
+                <w:sz w:val="21"/>
+              </w:rPr>
+              <w:t>Время</w:t>
+            </w:r>
+          </w:p>
+        </w:tc>
+        <w:tc>
+          <w:tcPr>
+            <w:tcW w:type="dxa" w:w="1587"/>
+            <w:vAlign w:val="top"/>
+          </w:tcPr>
+          <w:p>
+            <w:pPr>
+              <w:pStyle w:val="ReportTableText"/>
+            </w:pPr>
+            <w:r>
+              <w:rPr>
+                <w:rFonts w:ascii="Times New Roman" w:hAnsi="Times New Roman" w:cs="Times New Roman"/>
+                <w:sz w:val="21"/>
+              </w:rPr>
+              <w:t>Время</w:t>
+            </w:r>
+          </w:p>
+        </w:tc>
+        <w:tc>
+          <w:tcPr>
+            <w:tcW w:type="dxa" w:w="2835"/>
+            <w:vAlign w:val="top"/>
+          </w:tcPr>
+          <w:p>
+            <w:pPr>
+              <w:pStyle w:val="ReportTableText"/>
+            </w:pPr>
+            <w:r>
+              <w:rPr>
+                <w:rFonts w:ascii="Times New Roman" w:hAnsi="Times New Roman" w:cs="Times New Roman"/>
+                <w:sz w:val="21"/>
+              </w:rPr>
+              <w:t>NOT NULL, формат ЧЧ:ММ</w:t>
+            </w:r>
+          </w:p>
+        </w:tc>
+        <w:tc>
+          <w:tcPr>
+            <w:tcW w:type="dxa" w:w="1587"/>
+            <w:vAlign w:val="top"/>
+          </w:tcPr>
+          <w:p>
+            <w:pPr>
+              <w:pStyle w:val="ReportTableText"/>
+            </w:pPr>
+            <w:r>
+              <w:rPr>
+                <w:rFonts w:ascii="Times New Roman" w:hAnsi="Times New Roman" w:cs="Times New Roman"/>
+                <w:sz w:val="21"/>
+              </w:rPr>
+              <w:t>Не задано</w:t>
+            </w:r>
+          </w:p>
+        </w:tc>
+      </w:tr>
+      <w:tr>
+        <w:trPr>
+          <w:cantSplit/>
+        </w:trPr>
+        <w:tc>
+          <w:tcPr>
+            <w:tcW w:type="dxa" w:w="680"/>
+            <w:vAlign w:val="top"/>
+          </w:tcPr>
+          <w:p>
+            <w:pPr>
+              <w:pStyle w:val="ReportTableText"/>
+              <w:jc w:val="center"/>
+            </w:pPr>
+            <w:r>
+              <w:rPr>
+                <w:rFonts w:ascii="Times New Roman" w:hAnsi="Times New Roman" w:cs="Times New Roman"/>
+                <w:sz w:val="21"/>
+              </w:rPr>
+              <w:t>8</w:t>
+            </w:r>
+          </w:p>
+        </w:tc>
+        <w:tc>
+          <w:tcPr>
+            <w:tcW w:type="dxa" w:w="2381"/>
+            <w:vAlign w:val="top"/>
+          </w:tcPr>
+          <w:p>
+            <w:pPr>
+              <w:pStyle w:val="ReportTableText"/>
+            </w:pPr>
+            <w:r>
+              <w:rPr>
+                <w:rFonts w:ascii="Times New Roman" w:hAnsi="Times New Roman" w:cs="Times New Roman"/>
+                <w:sz w:val="21"/>
+              </w:rPr>
+              <w:t>Описание</w:t>
+            </w:r>
+          </w:p>
+        </w:tc>
+        <w:tc>
+          <w:tcPr>
+            <w:tcW w:type="dxa" w:w="1587"/>
+            <w:vAlign w:val="top"/>
+          </w:tcPr>
+          <w:p>
+            <w:pPr>
+              <w:pStyle w:val="ReportTableText"/>
+            </w:pPr>
+            <w:r>
+              <w:rPr>
+                <w:rFonts w:ascii="Times New Roman" w:hAnsi="Times New Roman" w:cs="Times New Roman"/>
+                <w:sz w:val="21"/>
+              </w:rPr>
+              <w:t>Текст</w:t>
+            </w:r>
+          </w:p>
+        </w:tc>
+        <w:tc>
+          <w:tcPr>
+            <w:tcW w:type="dxa" w:w="2835"/>
+            <w:vAlign w:val="top"/>
+          </w:tcPr>
+          <w:p>
+            <w:pPr>
+              <w:pStyle w:val="ReportTableText"/>
+            </w:pPr>
+            <w:r>
+              <w:rPr>
+                <w:rFonts w:ascii="Times New Roman" w:hAnsi="Times New Roman" w:cs="Times New Roman"/>
+                <w:sz w:val="21"/>
+              </w:rPr>
+              <w:t>NOT NULL, непустой текст</w:t>
+            </w:r>
+          </w:p>
+        </w:tc>
+        <w:tc>
+          <w:tcPr>
+            <w:tcW w:type="dxa" w:w="1587"/>
+            <w:vAlign w:val="top"/>
+          </w:tcPr>
+          <w:p>
+            <w:pPr>
+              <w:pStyle w:val="ReportTableText"/>
+            </w:pPr>
+            <w:r>
+              <w:rPr>
+                <w:rFonts w:ascii="Times New Roman" w:hAnsi="Times New Roman" w:cs="Times New Roman"/>
+                <w:sz w:val="21"/>
+              </w:rPr>
+              <w:t>Не задано</w:t>
+            </w:r>
+          </w:p>
+        </w:tc>
+      </w:tr>
+      <w:tr>
+        <w:trPr>
+          <w:cantSplit/>
+        </w:trPr>
+        <w:tc>
+          <w:tcPr>
+            <w:tcW w:type="dxa" w:w="680"/>
+            <w:vAlign w:val="top"/>
+          </w:tcPr>
+          <w:p>
+            <w:pPr>
+              <w:pStyle w:val="ReportTableText"/>
+              <w:jc w:val="center"/>
+            </w:pPr>
+            <w:r>
+              <w:rPr>
+                <w:rFonts w:ascii="Times New Roman" w:hAnsi="Times New Roman" w:cs="Times New Roman"/>
+                <w:sz w:val="21"/>
+              </w:rPr>
+              <w:t>9</w:t>
+            </w:r>
+          </w:p>
+        </w:tc>
+        <w:tc>
+          <w:tcPr>
+            <w:tcW w:type="dxa" w:w="2381"/>
+            <w:vAlign w:val="top"/>
+          </w:tcPr>
+          <w:p>
+            <w:pPr>
+              <w:pStyle w:val="ReportTableText"/>
+            </w:pPr>
+            <w:r>
+              <w:rPr>
+                <w:rFonts w:ascii="Times New Roman" w:hAnsi="Times New Roman" w:cs="Times New Roman"/>
+                <w:sz w:val="21"/>
+              </w:rPr>
+              <w:t>Категория</w:t>
+            </w:r>
+          </w:p>
+        </w:tc>
+        <w:tc>
+          <w:tcPr>
+            <w:tcW w:type="dxa" w:w="1587"/>
+            <w:vAlign w:val="top"/>
+          </w:tcPr>
+          <w:p>
+            <w:pPr>
+              <w:pStyle w:val="ReportTableText"/>
+            </w:pPr>
+            <w:r>
+              <w:rPr>
+                <w:rFonts w:ascii="Times New Roman" w:hAnsi="Times New Roman" w:cs="Times New Roman"/>
+                <w:sz w:val="21"/>
+              </w:rPr>
+              <w:t>Строка(100)</w:t>
             </w:r>
           </w:p>
         </w:tc>
@@ -2330,13 +2293,13 @@
                 <w:rFonts w:ascii="Times New Roman" w:hAnsi="Times New Roman" w:cs="Times New Roman"/>
                 <w:sz w:val="21"/>
               </w:rPr>
-              <w:t>3</w:t>
+              <w:t>10</w:t>
             </w:r>
           </w:p>
         </w:tc>
         <w:tc>
           <w:tcPr>
-            <w:tcW w:type="dxa" w:w="2268"/>
+            <w:tcW w:type="dxa" w:w="2381"/>
             <w:vAlign w:val="top"/>
           </w:tcPr>
           <w:p>
@@ -2348,13 +2311,13 @@
                 <w:rFonts w:ascii="Times New Roman" w:hAnsi="Times New Roman" w:cs="Times New Roman"/>
                 <w:sz w:val="21"/>
               </w:rPr>
-              <w:t>Телефон</w:t>
+              <w:t>Цена</w:t>
             </w:r>
           </w:p>
         </w:tc>
         <w:tc>
           <w:tcPr>
-            <w:tcW w:type="dxa" w:w="1701"/>
+            <w:tcW w:type="dxa" w:w="1587"/>
             <w:vAlign w:val="top"/>
           </w:tcPr>
           <w:p>
@@ -2366,7 +2329,7 @@
                 <w:rFonts w:ascii="Times New Roman" w:hAnsi="Times New Roman" w:cs="Times New Roman"/>
                 <w:sz w:val="21"/>
               </w:rPr>
-              <w:t>Строка(20)</w:t>
+              <w:t>Целое (р.)</w:t>
             </w:r>
           </w:p>
         </w:tc>
@@ -2384,7 +2347,7 @@
                 <w:rFonts w:ascii="Times New Roman" w:hAnsi="Times New Roman" w:cs="Times New Roman"/>
                 <w:sz w:val="21"/>
               </w:rPr>
-              <w:t>NOT NULL, непустая строка</w:t>
+              <w:t>NOT NULL, &gt;= 0</w:t>
             </w:r>
           </w:p>
         </w:tc>
@@ -2402,7 +2365,103 @@
                 <w:rFonts w:ascii="Times New Roman" w:hAnsi="Times New Roman" w:cs="Times New Roman"/>
                 <w:sz w:val="21"/>
               </w:rPr>
-              <w:t>Не задано</w:t>
+              <w:t>0</w:t>
+            </w:r>
+          </w:p>
+        </w:tc>
+      </w:tr>
+      <w:tr>
+        <w:trPr>
+          <w:cantSplit/>
+        </w:trPr>
+        <w:tc>
+          <w:tcPr>
+            <w:tcW w:type="dxa" w:w="680"/>
+            <w:vAlign w:val="top"/>
+          </w:tcPr>
+          <w:p>
+            <w:pPr>
+              <w:pStyle w:val="ReportTableText"/>
+              <w:jc w:val="center"/>
+            </w:pPr>
+            <w:r>
+              <w:rPr>
+                <w:rFonts w:ascii="Times New Roman" w:hAnsi="Times New Roman" w:cs="Times New Roman"/>
+                <w:sz w:val="21"/>
+              </w:rPr>
+              <w:t>11</w:t>
+            </w:r>
+          </w:p>
+        </w:tc>
+        <w:tc>
+          <w:tcPr>
+            <w:tcW w:type="dxa" w:w="2381"/>
+            <w:vAlign w:val="top"/>
+          </w:tcPr>
+          <w:p>
+            <w:pPr>
+              <w:pStyle w:val="ReportTableText"/>
+            </w:pPr>
+            <w:r>
+              <w:rPr>
+                <w:rFonts w:ascii="Times New Roman" w:hAnsi="Times New Roman" w:cs="Times New Roman"/>
+                <w:sz w:val="21"/>
+              </w:rPr>
+              <w:t>Статус</w:t>
+            </w:r>
+          </w:p>
+        </w:tc>
+        <w:tc>
+          <w:tcPr>
+            <w:tcW w:type="dxa" w:w="1587"/>
+            <w:vAlign w:val="top"/>
+          </w:tcPr>
+          <w:p>
+            <w:pPr>
+              <w:pStyle w:val="ReportTableText"/>
+            </w:pPr>
+            <w:r>
+              <w:rPr>
+                <w:rFonts w:ascii="Times New Roman" w:hAnsi="Times New Roman" w:cs="Times New Roman"/>
+                <w:sz w:val="21"/>
+              </w:rPr>
+              <w:t>Перечисление</w:t>
+            </w:r>
+          </w:p>
+        </w:tc>
+        <w:tc>
+          <w:tcPr>
+            <w:tcW w:type="dxa" w:w="2835"/>
+            <w:vAlign w:val="top"/>
+          </w:tcPr>
+          <w:p>
+            <w:pPr>
+              <w:pStyle w:val="ReportTableText"/>
+            </w:pPr>
+            <w:r>
+              <w:rPr>
+                <w:rFonts w:ascii="Times New Roman" w:hAnsi="Times New Roman" w:cs="Times New Roman"/>
+                <w:sz w:val="21"/>
+              </w:rPr>
+              <w:t>NOT NULL, PENDING / APPROVED / REJECTED</w:t>
+            </w:r>
+          </w:p>
+        </w:tc>
+        <w:tc>
+          <w:tcPr>
+            <w:tcW w:type="dxa" w:w="1587"/>
+            <w:vAlign w:val="top"/>
+          </w:tcPr>
+          <w:p>
+            <w:pPr>
+              <w:pStyle w:val="ReportTableText"/>
+            </w:pPr>
+            <w:r>
+              <w:rPr>
+                <w:rFonts w:ascii="Times New Roman" w:hAnsi="Times New Roman" w:cs="Times New Roman"/>
+                <w:sz w:val="21"/>
+              </w:rPr>
+              <w:t>APPROVED</w:t>
             </w:r>
           </w:p>
         </w:tc>
@@ -2418,7 +2477,7 @@
           <w:b/>
           <w:sz w:val="28"/>
         </w:rPr>
-        <w:t>4.3.  Место проведения</w:t>
+        <w:t>4.3.  Билет</w:t>
       </w:r>
     </w:p>
     <w:tbl>
@@ -2439,8 +2498,8 @@
       </w:tblPr>
       <w:tblGrid>
         <w:gridCol w:w="680"/>
-        <w:gridCol w:w="2268"/>
-        <w:gridCol w:w="1701"/>
+        <w:gridCol w:w="2381"/>
+        <w:gridCol w:w="1587"/>
         <w:gridCol w:w="2835"/>
         <w:gridCol w:w="1587"/>
       </w:tblGrid>
@@ -2470,7 +2529,7 @@
         </w:tc>
         <w:tc>
           <w:tcPr>
-            <w:tcW w:type="dxa" w:w="2268"/>
+            <w:tcW w:type="dxa" w:w="2381"/>
             <w:vAlign w:val="center"/>
             <w:shd w:val="clear" w:color="auto" w:fill="F2F2F2"/>
           </w:tcPr>
@@ -2490,7 +2549,7 @@
         </w:tc>
         <w:tc>
           <w:tcPr>
-            <w:tcW w:type="dxa" w:w="1701"/>
+            <w:tcW w:type="dxa" w:w="1587"/>
             <w:vAlign w:val="center"/>
             <w:shd w:val="clear" w:color="auto" w:fill="F2F2F2"/>
           </w:tcPr>
@@ -2574,7 +2633,7 @@
         </w:tc>
         <w:tc>
           <w:tcPr>
-            <w:tcW w:type="dxa" w:w="2268"/>
+            <w:tcW w:type="dxa" w:w="2381"/>
             <w:vAlign w:val="top"/>
           </w:tcPr>
           <w:p>
@@ -2586,13 +2645,13 @@
                 <w:rFonts w:ascii="Times New Roman" w:hAnsi="Times New Roman" w:cs="Times New Roman"/>
                 <w:sz w:val="21"/>
               </w:rPr>
-              <w:t>КодМеста</w:t>
+              <w:t>КодБилета</w:t>
             </w:r>
           </w:p>
         </w:tc>
         <w:tc>
           <w:tcPr>
-            <w:tcW w:type="dxa" w:w="1701"/>
+            <w:tcW w:type="dxa" w:w="1587"/>
             <w:vAlign w:val="top"/>
           </w:tcPr>
           <w:p>
@@ -2670,7 +2729,7 @@
         </w:tc>
         <w:tc>
           <w:tcPr>
-            <w:tcW w:type="dxa" w:w="2268"/>
+            <w:tcW w:type="dxa" w:w="2381"/>
             <w:vAlign w:val="top"/>
           </w:tcPr>
           <w:p>
@@ -2682,13 +2741,13 @@
                 <w:rFonts w:ascii="Times New Roman" w:hAnsi="Times New Roman" w:cs="Times New Roman"/>
                 <w:sz w:val="21"/>
               </w:rPr>
-              <w:t>Город</w:t>
+              <w:t>КодПользователя</w:t>
             </w:r>
           </w:p>
         </w:tc>
         <w:tc>
           <w:tcPr>
-            <w:tcW w:type="dxa" w:w="1701"/>
+            <w:tcW w:type="dxa" w:w="1587"/>
             <w:vAlign w:val="top"/>
           </w:tcPr>
           <w:p>
@@ -2700,7 +2759,7 @@
                 <w:rFonts w:ascii="Times New Roman" w:hAnsi="Times New Roman" w:cs="Times New Roman"/>
                 <w:sz w:val="21"/>
               </w:rPr>
-              <w:t>Строка(100)</w:t>
+              <w:t>Целое</w:t>
             </w:r>
           </w:p>
         </w:tc>
@@ -2718,7 +2777,7 @@
                 <w:rFonts w:ascii="Times New Roman" w:hAnsi="Times New Roman" w:cs="Times New Roman"/>
                 <w:sz w:val="21"/>
               </w:rPr>
-              <w:t>NOT NULL, непустая строка</w:t>
+              <w:t>FK → Пользователь, NOT NULL; существующий код</w:t>
             </w:r>
           </w:p>
         </w:tc>
@@ -2766,7 +2825,7 @@
         </w:tc>
         <w:tc>
           <w:tcPr>
-            <w:tcW w:type="dxa" w:w="2268"/>
+            <w:tcW w:type="dxa" w:w="2381"/>
             <w:vAlign w:val="top"/>
           </w:tcPr>
           <w:p>
@@ -2778,13 +2837,13 @@
                 <w:rFonts w:ascii="Times New Roman" w:hAnsi="Times New Roman" w:cs="Times New Roman"/>
                 <w:sz w:val="21"/>
               </w:rPr>
-              <w:t>Название</w:t>
+              <w:t>КодМероприятия</w:t>
             </w:r>
           </w:p>
         </w:tc>
         <w:tc>
           <w:tcPr>
-            <w:tcW w:type="dxa" w:w="1701"/>
+            <w:tcW w:type="dxa" w:w="1587"/>
             <w:vAlign w:val="top"/>
           </w:tcPr>
           <w:p>
@@ -2796,7 +2855,7 @@
                 <w:rFonts w:ascii="Times New Roman" w:hAnsi="Times New Roman" w:cs="Times New Roman"/>
                 <w:sz w:val="21"/>
               </w:rPr>
-              <w:t>Строка(150)</w:t>
+              <w:t>Целое</w:t>
             </w:r>
           </w:p>
         </w:tc>
@@ -2814,7 +2873,7 @@
                 <w:rFonts w:ascii="Times New Roman" w:hAnsi="Times New Roman" w:cs="Times New Roman"/>
                 <w:sz w:val="21"/>
               </w:rPr>
-              <w:t>NOT NULL, непустая строка</w:t>
+              <w:t>FK → Мероприятие, NOT NULL; существующий код</w:t>
             </w:r>
           </w:p>
         </w:tc>
@@ -2862,7 +2921,7 @@
         </w:tc>
         <w:tc>
           <w:tcPr>
-            <w:tcW w:type="dxa" w:w="2268"/>
+            <w:tcW w:type="dxa" w:w="2381"/>
             <w:vAlign w:val="top"/>
           </w:tcPr>
           <w:p>
@@ -2874,13 +2933,13 @@
                 <w:rFonts w:ascii="Times New Roman" w:hAnsi="Times New Roman" w:cs="Times New Roman"/>
                 <w:sz w:val="21"/>
               </w:rPr>
-              <w:t>Адрес</w:t>
+              <w:t>КодПромокода</w:t>
             </w:r>
           </w:p>
         </w:tc>
         <w:tc>
           <w:tcPr>
-            <w:tcW w:type="dxa" w:w="1701"/>
+            <w:tcW w:type="dxa" w:w="1587"/>
             <w:vAlign w:val="top"/>
           </w:tcPr>
           <w:p>
@@ -2892,7 +2951,7 @@
                 <w:rFonts w:ascii="Times New Roman" w:hAnsi="Times New Roman" w:cs="Times New Roman"/>
                 <w:sz w:val="21"/>
               </w:rPr>
-              <w:t>Строка(255)</w:t>
+              <w:t>Целое</w:t>
             </w:r>
           </w:p>
         </w:tc>
@@ -2910,7 +2969,103 @@
                 <w:rFonts w:ascii="Times New Roman" w:hAnsi="Times New Roman" w:cs="Times New Roman"/>
                 <w:sz w:val="21"/>
               </w:rPr>
-              <w:t>NOT NULL, непустая строка</w:t>
+              <w:t>FK → Промокод, NULL допускается</w:t>
+            </w:r>
+          </w:p>
+        </w:tc>
+        <w:tc>
+          <w:tcPr>
+            <w:tcW w:type="dxa" w:w="1587"/>
+            <w:vAlign w:val="top"/>
+          </w:tcPr>
+          <w:p>
+            <w:pPr>
+              <w:pStyle w:val="ReportTableText"/>
+            </w:pPr>
+            <w:r>
+              <w:rPr>
+                <w:rFonts w:ascii="Times New Roman" w:hAnsi="Times New Roman" w:cs="Times New Roman"/>
+                <w:sz w:val="21"/>
+              </w:rPr>
+              <w:t>NULL</w:t>
+            </w:r>
+          </w:p>
+        </w:tc>
+      </w:tr>
+      <w:tr>
+        <w:trPr>
+          <w:cantSplit/>
+        </w:trPr>
+        <w:tc>
+          <w:tcPr>
+            <w:tcW w:type="dxa" w:w="680"/>
+            <w:vAlign w:val="top"/>
+          </w:tcPr>
+          <w:p>
+            <w:pPr>
+              <w:pStyle w:val="ReportTableText"/>
+              <w:jc w:val="center"/>
+            </w:pPr>
+            <w:r>
+              <w:rPr>
+                <w:rFonts w:ascii="Times New Roman" w:hAnsi="Times New Roman" w:cs="Times New Roman"/>
+                <w:sz w:val="21"/>
+              </w:rPr>
+              <w:t>4</w:t>
+            </w:r>
+          </w:p>
+        </w:tc>
+        <w:tc>
+          <w:tcPr>
+            <w:tcW w:type="dxa" w:w="2381"/>
+            <w:vAlign w:val="top"/>
+          </w:tcPr>
+          <w:p>
+            <w:pPr>
+              <w:pStyle w:val="ReportTableText"/>
+            </w:pPr>
+            <w:r>
+              <w:rPr>
+                <w:rFonts w:ascii="Times New Roman" w:hAnsi="Times New Roman" w:cs="Times New Roman"/>
+                <w:sz w:val="21"/>
+              </w:rPr>
+              <w:t>НомерМеста</w:t>
+            </w:r>
+          </w:p>
+        </w:tc>
+        <w:tc>
+          <w:tcPr>
+            <w:tcW w:type="dxa" w:w="1587"/>
+            <w:vAlign w:val="top"/>
+          </w:tcPr>
+          <w:p>
+            <w:pPr>
+              <w:pStyle w:val="ReportTableText"/>
+            </w:pPr>
+            <w:r>
+              <w:rPr>
+                <w:rFonts w:ascii="Times New Roman" w:hAnsi="Times New Roman" w:cs="Times New Roman"/>
+                <w:sz w:val="21"/>
+              </w:rPr>
+              <w:t>Целое</w:t>
+            </w:r>
+          </w:p>
+        </w:tc>
+        <w:tc>
+          <w:tcPr>
+            <w:tcW w:type="dxa" w:w="2835"/>
+            <w:vAlign w:val="top"/>
+          </w:tcPr>
+          <w:p>
+            <w:pPr>
+              <w:pStyle w:val="ReportTableText"/>
+            </w:pPr>
+            <w:r>
+              <w:rPr>
+                <w:rFonts w:ascii="Times New Roman" w:hAnsi="Times New Roman" w:cs="Times New Roman"/>
+                <w:sz w:val="21"/>
+              </w:rPr>
+              <w:t>NOT NULL, &gt;= 1</w:t>
             </w:r>
           </w:p>
         </w:tc>
@@ -2952,13 +3107,13 @@
                 <w:rFonts w:ascii="Times New Roman" w:hAnsi="Times New Roman" w:cs="Times New Roman"/>
                 <w:sz w:val="21"/>
               </w:rPr>
-              <w:t>4</w:t>
+              <w:t>5</w:t>
             </w:r>
           </w:p>
         </w:tc>
         <w:tc>
           <w:tcPr>
-            <w:tcW w:type="dxa" w:w="2268"/>
+            <w:tcW w:type="dxa" w:w="2381"/>
             <w:vAlign w:val="top"/>
           </w:tcPr>
           <w:p>
@@ -2970,13 +3125,13 @@
                 <w:rFonts w:ascii="Times New Roman" w:hAnsi="Times New Roman" w:cs="Times New Roman"/>
                 <w:sz w:val="21"/>
               </w:rPr>
-              <w:t>Вместимость</w:t>
+              <w:t>Цена</w:t>
             </w:r>
           </w:p>
         </w:tc>
         <w:tc>
           <w:tcPr>
-            <w:tcW w:type="dxa" w:w="1701"/>
+            <w:tcW w:type="dxa" w:w="1587"/>
             <w:vAlign w:val="top"/>
           </w:tcPr>
           <w:p>
@@ -2988,7 +3143,7 @@
                 <w:rFonts w:ascii="Times New Roman" w:hAnsi="Times New Roman" w:cs="Times New Roman"/>
                 <w:sz w:val="21"/>
               </w:rPr>
-              <w:t>Целое</w:t>
+              <w:t>Целое (р.)</w:t>
             </w:r>
           </w:p>
         </w:tc>
@@ -3006,7 +3161,7 @@
                 <w:rFonts w:ascii="Times New Roman" w:hAnsi="Times New Roman" w:cs="Times New Roman"/>
                 <w:sz w:val="21"/>
               </w:rPr>
-              <w:t>NOT NULL, &gt; 0</w:t>
+              <w:t>NOT NULL, &gt;= 0</w:t>
             </w:r>
           </w:p>
         </w:tc>
@@ -3024,7 +3179,199 @@
                 <w:rFonts w:ascii="Times New Roman" w:hAnsi="Times New Roman" w:cs="Times New Roman"/>
                 <w:sz w:val="21"/>
               </w:rPr>
-              <w:t>Не задано</w:t>
+              <w:t>0</w:t>
+            </w:r>
+          </w:p>
+        </w:tc>
+      </w:tr>
+      <w:tr>
+        <w:trPr>
+          <w:cantSplit/>
+        </w:trPr>
+        <w:tc>
+          <w:tcPr>
+            <w:tcW w:type="dxa" w:w="680"/>
+            <w:vAlign w:val="top"/>
+          </w:tcPr>
+          <w:p>
+            <w:pPr>
+              <w:pStyle w:val="ReportTableText"/>
+              <w:jc w:val="center"/>
+            </w:pPr>
+            <w:r>
+              <w:rPr>
+                <w:rFonts w:ascii="Times New Roman" w:hAnsi="Times New Roman" w:cs="Times New Roman"/>
+                <w:sz w:val="21"/>
+              </w:rPr>
+              <w:t>6</w:t>
+            </w:r>
+          </w:p>
+        </w:tc>
+        <w:tc>
+          <w:tcPr>
+            <w:tcW w:type="dxa" w:w="2381"/>
+            <w:vAlign w:val="top"/>
+          </w:tcPr>
+          <w:p>
+            <w:pPr>
+              <w:pStyle w:val="ReportTableText"/>
+            </w:pPr>
+            <w:r>
+              <w:rPr>
+                <w:rFonts w:ascii="Times New Roman" w:hAnsi="Times New Roman" w:cs="Times New Roman"/>
+                <w:sz w:val="21"/>
+              </w:rPr>
+              <w:t>Статус</w:t>
+            </w:r>
+          </w:p>
+        </w:tc>
+        <w:tc>
+          <w:tcPr>
+            <w:tcW w:type="dxa" w:w="1587"/>
+            <w:vAlign w:val="top"/>
+          </w:tcPr>
+          <w:p>
+            <w:pPr>
+              <w:pStyle w:val="ReportTableText"/>
+            </w:pPr>
+            <w:r>
+              <w:rPr>
+                <w:rFonts w:ascii="Times New Roman" w:hAnsi="Times New Roman" w:cs="Times New Roman"/>
+                <w:sz w:val="21"/>
+              </w:rPr>
+              <w:t>Перечисление</w:t>
+            </w:r>
+          </w:p>
+        </w:tc>
+        <w:tc>
+          <w:tcPr>
+            <w:tcW w:type="dxa" w:w="2835"/>
+            <w:vAlign w:val="top"/>
+          </w:tcPr>
+          <w:p>
+            <w:pPr>
+              <w:pStyle w:val="ReportTableText"/>
+            </w:pPr>
+            <w:r>
+              <w:rPr>
+                <w:rFonts w:ascii="Times New Roman" w:hAnsi="Times New Roman" w:cs="Times New Roman"/>
+                <w:sz w:val="21"/>
+              </w:rPr>
+              <w:t>NOT NULL, ACTIVE / USED / CANCELLED</w:t>
+            </w:r>
+          </w:p>
+        </w:tc>
+        <w:tc>
+          <w:tcPr>
+            <w:tcW w:type="dxa" w:w="1587"/>
+            <w:vAlign w:val="top"/>
+          </w:tcPr>
+          <w:p>
+            <w:pPr>
+              <w:pStyle w:val="ReportTableText"/>
+            </w:pPr>
+            <w:r>
+              <w:rPr>
+                <w:rFonts w:ascii="Times New Roman" w:hAnsi="Times New Roman" w:cs="Times New Roman"/>
+                <w:sz w:val="21"/>
+              </w:rPr>
+              <w:t>ACTIVE</w:t>
+            </w:r>
+          </w:p>
+        </w:tc>
+      </w:tr>
+      <w:tr>
+        <w:trPr>
+          <w:cantSplit/>
+        </w:trPr>
+        <w:tc>
+          <w:tcPr>
+            <w:tcW w:type="dxa" w:w="680"/>
+            <w:vAlign w:val="top"/>
+          </w:tcPr>
+          <w:p>
+            <w:pPr>
+              <w:pStyle w:val="ReportTableText"/>
+              <w:jc w:val="center"/>
+            </w:pPr>
+            <w:r>
+              <w:rPr>
+                <w:rFonts w:ascii="Times New Roman" w:hAnsi="Times New Roman" w:cs="Times New Roman"/>
+                <w:sz w:val="21"/>
+              </w:rPr>
+              <w:t>7</w:t>
+            </w:r>
+          </w:p>
+        </w:tc>
+        <w:tc>
+          <w:tcPr>
+            <w:tcW w:type="dxa" w:w="2381"/>
+            <w:vAlign w:val="top"/>
+          </w:tcPr>
+          <w:p>
+            <w:pPr>
+              <w:pStyle w:val="ReportTableText"/>
+            </w:pPr>
+            <w:r>
+              <w:rPr>
+                <w:rFonts w:ascii="Times New Roman" w:hAnsi="Times New Roman" w:cs="Times New Roman"/>
+                <w:sz w:val="21"/>
+              </w:rPr>
+              <w:t>QR-код</w:t>
+            </w:r>
+          </w:p>
+        </w:tc>
+        <w:tc>
+          <w:tcPr>
+            <w:tcW w:type="dxa" w:w="1587"/>
+            <w:vAlign w:val="top"/>
+          </w:tcPr>
+          <w:p>
+            <w:pPr>
+              <w:pStyle w:val="ReportTableText"/>
+            </w:pPr>
+            <w:r>
+              <w:rPr>
+                <w:rFonts w:ascii="Times New Roman" w:hAnsi="Times New Roman" w:cs="Times New Roman"/>
+                <w:sz w:val="21"/>
+              </w:rPr>
+              <w:t>Строка(36)</w:t>
+            </w:r>
+          </w:p>
+        </w:tc>
+        <w:tc>
+          <w:tcPr>
+            <w:tcW w:type="dxa" w:w="2835"/>
+            <w:vAlign w:val="top"/>
+          </w:tcPr>
+          <w:p>
+            <w:pPr>
+              <w:pStyle w:val="ReportTableText"/>
+            </w:pPr>
+            <w:r>
+              <w:rPr>
+                <w:rFonts w:ascii="Times New Roman" w:hAnsi="Times New Roman" w:cs="Times New Roman"/>
+                <w:sz w:val="21"/>
+              </w:rPr>
+              <w:t>NOT NULL, UNIQUE, UUID</w:t>
+            </w:r>
+          </w:p>
+        </w:tc>
+        <w:tc>
+          <w:tcPr>
+            <w:tcW w:type="dxa" w:w="1587"/>
+            <w:vAlign w:val="top"/>
+          </w:tcPr>
+          <w:p>
+            <w:pPr>
+              <w:pStyle w:val="ReportTableText"/>
+            </w:pPr>
+            <w:r>
+              <w:rPr>
+                <w:rFonts w:ascii="Times New Roman" w:hAnsi="Times New Roman" w:cs="Times New Roman"/>
+                <w:sz w:val="21"/>
+              </w:rPr>
+              <w:t>Генерируется приложением</w:t>
             </w:r>
           </w:p>
         </w:tc>
@@ -3040,7 +3387,7 @@
           <w:b/>
           <w:sz w:val="28"/>
         </w:rPr>
-        <w:t>4.4.  Тег</w:t>
+        <w:t>4.4.  Отзыв</w:t>
       </w:r>
     </w:p>
     <w:tbl>
@@ -3061,8 +3408,8 @@
       </w:tblPr>
       <w:tblGrid>
         <w:gridCol w:w="680"/>
-        <w:gridCol w:w="2268"/>
-        <w:gridCol w:w="1701"/>
+        <w:gridCol w:w="2381"/>
+        <w:gridCol w:w="1587"/>
         <w:gridCol w:w="2835"/>
         <w:gridCol w:w="1587"/>
       </w:tblGrid>
@@ -3092,7 +3439,7 @@
         </w:tc>
         <w:tc>
           <w:tcPr>
-            <w:tcW w:type="dxa" w:w="2268"/>
+            <w:tcW w:type="dxa" w:w="2381"/>
             <w:vAlign w:val="center"/>
             <w:shd w:val="clear" w:color="auto" w:fill="F2F2F2"/>
           </w:tcPr>
@@ -3112,7 +3459,7 @@
         </w:tc>
         <w:tc>
           <w:tcPr>
-            <w:tcW w:type="dxa" w:w="1701"/>
+            <w:tcW w:type="dxa" w:w="1587"/>
             <w:vAlign w:val="center"/>
             <w:shd w:val="clear" w:color="auto" w:fill="F2F2F2"/>
           </w:tcPr>
@@ -3196,7 +3543,7 @@
         </w:tc>
         <w:tc>
           <w:tcPr>
-            <w:tcW w:type="dxa" w:w="2268"/>
+            <w:tcW w:type="dxa" w:w="2381"/>
             <w:vAlign w:val="top"/>
           </w:tcPr>
           <w:p>
@@ -3208,13 +3555,13 @@
                 <w:rFonts w:ascii="Times New Roman" w:hAnsi="Times New Roman" w:cs="Times New Roman"/>
                 <w:sz w:val="21"/>
               </w:rPr>
-              <w:t>КодТега</w:t>
+              <w:t>КодОтзыва</w:t>
             </w:r>
           </w:p>
         </w:tc>
         <w:tc>
           <w:tcPr>
-            <w:tcW w:type="dxa" w:w="1701"/>
+            <w:tcW w:type="dxa" w:w="1587"/>
             <w:vAlign w:val="top"/>
           </w:tcPr>
           <w:p>
@@ -3292,2019 +3639,7 @@
         </w:tc>
         <w:tc>
           <w:tcPr>
-            <w:tcW w:type="dxa" w:w="2268"/>
-            <w:vAlign w:val="top"/>
-          </w:tcPr>
-          <w:p>
-            <w:pPr>
-              <w:pStyle w:val="ReportTableText"/>
-            </w:pPr>
-            <w:r>
-              <w:rPr>
-                <w:rFonts w:ascii="Times New Roman" w:hAnsi="Times New Roman" w:cs="Times New Roman"/>
-                <w:sz w:val="21"/>
-              </w:rPr>
-              <w:t>Название</w:t>
-            </w:r>
-          </w:p>
-        </w:tc>
-        <w:tc>
-          <w:tcPr>
-            <w:tcW w:type="dxa" w:w="1701"/>
-            <w:vAlign w:val="top"/>
-          </w:tcPr>
-          <w:p>
-            <w:pPr>
-              <w:pStyle w:val="ReportTableText"/>
-            </w:pPr>
-            <w:r>
-              <w:rPr>
-                <w:rFonts w:ascii="Times New Roman" w:hAnsi="Times New Roman" w:cs="Times New Roman"/>
-                <w:sz w:val="21"/>
-              </w:rPr>
-              <w:t>Строка(100)</w:t>
-            </w:r>
-          </w:p>
-        </w:tc>
-        <w:tc>
-          <w:tcPr>
-            <w:tcW w:type="dxa" w:w="2835"/>
-            <w:vAlign w:val="top"/>
-          </w:tcPr>
-          <w:p>
-            <w:pPr>
-              <w:pStyle w:val="ReportTableText"/>
-            </w:pPr>
-            <w:r>
-              <w:rPr>
-                <w:rFonts w:ascii="Times New Roman" w:hAnsi="Times New Roman" w:cs="Times New Roman"/>
-                <w:sz w:val="21"/>
-              </w:rPr>
-              <w:t>NOT NULL, непустая строка</w:t>
-            </w:r>
-          </w:p>
-        </w:tc>
-        <w:tc>
-          <w:tcPr>
-            <w:tcW w:type="dxa" w:w="1587"/>
-            <w:vAlign w:val="top"/>
-          </w:tcPr>
-          <w:p>
-            <w:pPr>
-              <w:pStyle w:val="ReportTableText"/>
-            </w:pPr>
-            <w:r>
-              <w:rPr>
-                <w:rFonts w:ascii="Times New Roman" w:hAnsi="Times New Roman" w:cs="Times New Roman"/>
-                <w:sz w:val="21"/>
-              </w:rPr>
-              <w:t>Не задано</w:t>
-            </w:r>
-          </w:p>
-        </w:tc>
-      </w:tr>
-      <w:tr>
-        <w:trPr>
-          <w:cantSplit/>
-        </w:trPr>
-        <w:tc>
-          <w:tcPr>
-            <w:tcW w:type="dxa" w:w="680"/>
-            <w:vAlign w:val="top"/>
-          </w:tcPr>
-          <w:p>
-            <w:pPr>
-              <w:pStyle w:val="ReportTableText"/>
-              <w:jc w:val="center"/>
-            </w:pPr>
-            <w:r>
-              <w:rPr>
-                <w:rFonts w:ascii="Times New Roman" w:hAnsi="Times New Roman" w:cs="Times New Roman"/>
-                <w:sz w:val="21"/>
-              </w:rPr>
-              <w:t>2</w:t>
-            </w:r>
-          </w:p>
-        </w:tc>
-        <w:tc>
-          <w:tcPr>
-            <w:tcW w:type="dxa" w:w="2268"/>
-            <w:vAlign w:val="top"/>
-          </w:tcPr>
-          <w:p>
-            <w:pPr>
-              <w:pStyle w:val="ReportTableText"/>
-            </w:pPr>
-            <w:r>
-              <w:rPr>
-                <w:rFonts w:ascii="Times New Roman" w:hAnsi="Times New Roman" w:cs="Times New Roman"/>
-                <w:sz w:val="21"/>
-              </w:rPr>
-              <w:t>Тип</w:t>
-            </w:r>
-          </w:p>
-        </w:tc>
-        <w:tc>
-          <w:tcPr>
-            <w:tcW w:type="dxa" w:w="1701"/>
-            <w:vAlign w:val="top"/>
-          </w:tcPr>
-          <w:p>
-            <w:pPr>
-              <w:pStyle w:val="ReportTableText"/>
-            </w:pPr>
-            <w:r>
-              <w:rPr>
-                <w:rFonts w:ascii="Times New Roman" w:hAnsi="Times New Roman" w:cs="Times New Roman"/>
-                <w:sz w:val="21"/>
-              </w:rPr>
-              <w:t>Строка(100)</w:t>
-            </w:r>
-          </w:p>
-        </w:tc>
-        <w:tc>
-          <w:tcPr>
-            <w:tcW w:type="dxa" w:w="2835"/>
-            <w:vAlign w:val="top"/>
-          </w:tcPr>
-          <w:p>
-            <w:pPr>
-              <w:pStyle w:val="ReportTableText"/>
-            </w:pPr>
-            <w:r>
-              <w:rPr>
-                <w:rFonts w:ascii="Times New Roman" w:hAnsi="Times New Roman" w:cs="Times New Roman"/>
-                <w:sz w:val="21"/>
-              </w:rPr>
-              <w:t>NOT NULL, непустая строка</w:t>
-            </w:r>
-          </w:p>
-        </w:tc>
-        <w:tc>
-          <w:tcPr>
-            <w:tcW w:type="dxa" w:w="1587"/>
-            <w:vAlign w:val="top"/>
-          </w:tcPr>
-          <w:p>
-            <w:pPr>
-              <w:pStyle w:val="ReportTableText"/>
-            </w:pPr>
-            <w:r>
-              <w:rPr>
-                <w:rFonts w:ascii="Times New Roman" w:hAnsi="Times New Roman" w:cs="Times New Roman"/>
-                <w:sz w:val="21"/>
-              </w:rPr>
-              <w:t>Не задано</w:t>
-            </w:r>
-          </w:p>
-        </w:tc>
-      </w:tr>
-    </w:tbl>
-    <w:p>
-      <w:pPr>
-        <w:pStyle w:val="ReportHeading2"/>
-      </w:pPr>
-      <w:r>
-        <w:rPr>
-          <w:rFonts w:ascii="Times New Roman" w:hAnsi="Times New Roman" w:cs="Times New Roman"/>
-          <w:b/>
-          <w:sz w:val="28"/>
-        </w:rPr>
-        <w:t>4.5.  Мероприятие</w:t>
-      </w:r>
-    </w:p>
-    <w:tbl>
-      <w:tblPr>
-        <w:tblStyle w:val="TableGrid"/>
-        <w:tblW w:type="auto" w:w="0"/>
-        <w:jc w:val="center"/>
-        <w:tblLayout w:type="fixed"/>
-        <w:tblLook w:firstColumn="1" w:firstRow="1" w:lastColumn="0" w:lastRow="0" w:noHBand="0" w:noVBand="1" w:val="04A0"/>
-        <w:tblLayout w:type="fixed"/>
-        <w:tblW w:type="dxa" w:w="9072"/>
-        <w:tblCellMar>
-          <w:top w:w="40" w:type="dxa"/>
-          <w:start w:w="80" w:type="dxa"/>
-          <w:bottom w:w="40" w:type="dxa"/>
-          <w:end w:w="80" w:type="dxa"/>
-        </w:tblCellMar>
-      </w:tblPr>
-      <w:tblGrid>
-        <w:gridCol w:w="680"/>
-        <w:gridCol w:w="2268"/>
-        <w:gridCol w:w="1701"/>
-        <w:gridCol w:w="2835"/>
-        <w:gridCol w:w="1587"/>
-      </w:tblGrid>
-      <w:tr>
-        <w:trPr>
-          <w:tblHeader/>
-        </w:trPr>
-        <w:tc>
-          <w:tcPr>
-            <w:tcW w:type="dxa" w:w="680"/>
-            <w:vAlign w:val="center"/>
-            <w:shd w:val="clear" w:color="auto" w:fill="F2F2F2"/>
-          </w:tcPr>
-          <w:p>
-            <w:pPr>
-              <w:pStyle w:val="ReportTableHeader"/>
-            </w:pPr>
-            <w:r>
-              <w:rPr>
-                <w:rFonts w:ascii="Times New Roman" w:hAnsi="Times New Roman" w:cs="Times New Roman"/>
-                <w:b/>
-                <w:sz w:val="21"/>
-              </w:rPr>
-              <w:t>№</w:t>
-            </w:r>
-          </w:p>
-        </w:tc>
-        <w:tc>
-          <w:tcPr>
-            <w:tcW w:type="dxa" w:w="2268"/>
-            <w:vAlign w:val="center"/>
-            <w:shd w:val="clear" w:color="auto" w:fill="F2F2F2"/>
-          </w:tcPr>
-          <w:p>
-            <w:pPr>
-              <w:pStyle w:val="ReportTableHeader"/>
-            </w:pPr>
-            <w:r>
-              <w:rPr>
-                <w:rFonts w:ascii="Times New Roman" w:hAnsi="Times New Roman" w:cs="Times New Roman"/>
-                <w:b/>
-                <w:sz w:val="21"/>
-              </w:rPr>
-              <w:t>Имя атрибута</w:t>
-            </w:r>
-          </w:p>
-        </w:tc>
-        <w:tc>
-          <w:tcPr>
-            <w:tcW w:type="dxa" w:w="1701"/>
-            <w:vAlign w:val="center"/>
-            <w:shd w:val="clear" w:color="auto" w:fill="F2F2F2"/>
-          </w:tcPr>
-          <w:p>
-            <w:pPr>
-              <w:pStyle w:val="ReportTableHeader"/>
-            </w:pPr>
-            <w:r>
-              <w:rPr>
-                <w:rFonts w:ascii="Times New Roman" w:hAnsi="Times New Roman" w:cs="Times New Roman"/>
-                <w:b/>
-                <w:sz w:val="21"/>
-              </w:rPr>
-              <w:t>Домен</w:t>
-            </w:r>
-          </w:p>
-        </w:tc>
-        <w:tc>
-          <w:tcPr>
-            <w:tcW w:type="dxa" w:w="2835"/>
-            <w:vAlign w:val="center"/>
-            <w:shd w:val="clear" w:color="auto" w:fill="F2F2F2"/>
-          </w:tcPr>
-          <w:p>
-            <w:pPr>
-              <w:pStyle w:val="ReportTableHeader"/>
-            </w:pPr>
-            <w:r>
-              <w:rPr>
-                <w:rFonts w:ascii="Times New Roman" w:hAnsi="Times New Roman" w:cs="Times New Roman"/>
-                <w:b/>
-                <w:sz w:val="21"/>
-              </w:rPr>
-              <w:t>Ограничения</w:t>
-            </w:r>
-          </w:p>
-        </w:tc>
-        <w:tc>
-          <w:tcPr>
-            <w:tcW w:type="dxa" w:w="1587"/>
-            <w:vAlign w:val="center"/>
-            <w:shd w:val="clear" w:color="auto" w:fill="F2F2F2"/>
-          </w:tcPr>
-          <w:p>
-            <w:pPr>
-              <w:pStyle w:val="ReportTableHeader"/>
-            </w:pPr>
-            <w:r>
-              <w:rPr>
-                <w:rFonts w:ascii="Times New Roman" w:hAnsi="Times New Roman" w:cs="Times New Roman"/>
-                <w:b/>
-                <w:sz w:val="21"/>
-              </w:rPr>
-              <w:t>Значение по умолчанию</w:t>
-            </w:r>
-          </w:p>
-        </w:tc>
-      </w:tr>
-      <w:tr>
-        <w:trPr>
-          <w:cantSplit/>
-        </w:trPr>
-        <w:tc>
-          <w:tcPr>
-            <w:tcW w:type="dxa" w:w="680"/>
-            <w:vAlign w:val="top"/>
-          </w:tcPr>
-          <w:p>
-            <w:pPr>
-              <w:pStyle w:val="ReportTableText"/>
-              <w:jc w:val="center"/>
-            </w:pPr>
-            <w:r>
-              <w:rPr>
-                <w:rFonts w:ascii="Times New Roman" w:hAnsi="Times New Roman" w:cs="Times New Roman"/>
-                <w:sz w:val="21"/>
-              </w:rPr>
-              <w:t>PK</w:t>
-            </w:r>
-          </w:p>
-        </w:tc>
-        <w:tc>
-          <w:tcPr>
-            <w:tcW w:type="dxa" w:w="2268"/>
-            <w:vAlign w:val="top"/>
-          </w:tcPr>
-          <w:p>
-            <w:pPr>
-              <w:pStyle w:val="ReportTableText"/>
-            </w:pPr>
-            <w:r>
-              <w:rPr>
-                <w:rFonts w:ascii="Times New Roman" w:hAnsi="Times New Roman" w:cs="Times New Roman"/>
-                <w:sz w:val="21"/>
-              </w:rPr>
-              <w:t>КодМероприятия</w:t>
-            </w:r>
-          </w:p>
-        </w:tc>
-        <w:tc>
-          <w:tcPr>
-            <w:tcW w:type="dxa" w:w="1701"/>
-            <w:vAlign w:val="top"/>
-          </w:tcPr>
-          <w:p>
-            <w:pPr>
-              <w:pStyle w:val="ReportTableText"/>
-            </w:pPr>
-            <w:r>
-              <w:rPr>
-                <w:rFonts w:ascii="Times New Roman" w:hAnsi="Times New Roman" w:cs="Times New Roman"/>
-                <w:sz w:val="21"/>
-              </w:rPr>
-              <w:t>Целое</w:t>
-            </w:r>
-          </w:p>
-        </w:tc>
-        <w:tc>
-          <w:tcPr>
-            <w:tcW w:type="dxa" w:w="2835"/>
-            <w:vAlign w:val="top"/>
-          </w:tcPr>
-          <w:p>
-            <w:pPr>
-              <w:pStyle w:val="ReportTableText"/>
-            </w:pPr>
-            <w:r>
-              <w:rPr>
-                <w:rFonts w:ascii="Times New Roman" w:hAnsi="Times New Roman" w:cs="Times New Roman"/>
-                <w:sz w:val="21"/>
-              </w:rPr>
-              <w:t>PRIMARY KEY, UNIQUE, NOT NULL, &gt; 0</w:t>
-            </w:r>
-          </w:p>
-        </w:tc>
-        <w:tc>
-          <w:tcPr>
-            <w:tcW w:type="dxa" w:w="1587"/>
-            <w:vAlign w:val="top"/>
-          </w:tcPr>
-          <w:p>
-            <w:pPr>
-              <w:pStyle w:val="ReportTableText"/>
-            </w:pPr>
-            <w:r>
-              <w:rPr>
-                <w:rFonts w:ascii="Times New Roman" w:hAnsi="Times New Roman" w:cs="Times New Roman"/>
-                <w:sz w:val="21"/>
-              </w:rPr>
-              <w:t>Автоинкремент</w:t>
-            </w:r>
-          </w:p>
-        </w:tc>
-      </w:tr>
-      <w:tr>
-        <w:trPr>
-          <w:cantSplit/>
-        </w:trPr>
-        <w:tc>
-          <w:tcPr>
-            <w:tcW w:type="dxa" w:w="680"/>
-            <w:vAlign w:val="top"/>
-          </w:tcPr>
-          <w:p>
-            <w:pPr>
-              <w:pStyle w:val="ReportTableText"/>
-              <w:jc w:val="center"/>
-            </w:pPr>
-            <w:r>
-              <w:rPr>
-                <w:rFonts w:ascii="Times New Roman" w:hAnsi="Times New Roman" w:cs="Times New Roman"/>
-                <w:sz w:val="21"/>
-              </w:rPr>
-              <w:t>1</w:t>
-            </w:r>
-          </w:p>
-        </w:tc>
-        <w:tc>
-          <w:tcPr>
-            <w:tcW w:type="dxa" w:w="2268"/>
-            <w:vAlign w:val="top"/>
-          </w:tcPr>
-          <w:p>
-            <w:pPr>
-              <w:pStyle w:val="ReportTableText"/>
-            </w:pPr>
-            <w:r>
-              <w:rPr>
-                <w:rFonts w:ascii="Times New Roman" w:hAnsi="Times New Roman" w:cs="Times New Roman"/>
-                <w:sz w:val="21"/>
-              </w:rPr>
-              <w:t>КодОрганизатора</w:t>
-            </w:r>
-          </w:p>
-        </w:tc>
-        <w:tc>
-          <w:tcPr>
-            <w:tcW w:type="dxa" w:w="1701"/>
-            <w:vAlign w:val="top"/>
-          </w:tcPr>
-          <w:p>
-            <w:pPr>
-              <w:pStyle w:val="ReportTableText"/>
-            </w:pPr>
-            <w:r>
-              <w:rPr>
-                <w:rFonts w:ascii="Times New Roman" w:hAnsi="Times New Roman" w:cs="Times New Roman"/>
-                <w:sz w:val="21"/>
-              </w:rPr>
-              <w:t>Целое</w:t>
-            </w:r>
-          </w:p>
-        </w:tc>
-        <w:tc>
-          <w:tcPr>
-            <w:tcW w:type="dxa" w:w="2835"/>
-            <w:vAlign w:val="top"/>
-          </w:tcPr>
-          <w:p>
-            <w:pPr>
-              <w:pStyle w:val="ReportTableText"/>
-            </w:pPr>
-            <w:r>
-              <w:rPr>
-                <w:rFonts w:ascii="Times New Roman" w:hAnsi="Times New Roman" w:cs="Times New Roman"/>
-                <w:sz w:val="21"/>
-              </w:rPr>
-              <w:t>FK → Организатор, NOT NULL; существующий код</w:t>
-            </w:r>
-          </w:p>
-        </w:tc>
-        <w:tc>
-          <w:tcPr>
-            <w:tcW w:type="dxa" w:w="1587"/>
-            <w:vAlign w:val="top"/>
-          </w:tcPr>
-          <w:p>
-            <w:pPr>
-              <w:pStyle w:val="ReportTableText"/>
-            </w:pPr>
-            <w:r>
-              <w:rPr>
-                <w:rFonts w:ascii="Times New Roman" w:hAnsi="Times New Roman" w:cs="Times New Roman"/>
-                <w:sz w:val="21"/>
-              </w:rPr>
-              <w:t>Не задано</w:t>
-            </w:r>
-          </w:p>
-        </w:tc>
-      </w:tr>
-      <w:tr>
-        <w:trPr>
-          <w:cantSplit/>
-        </w:trPr>
-        <w:tc>
-          <w:tcPr>
-            <w:tcW w:type="dxa" w:w="680"/>
-            <w:vAlign w:val="top"/>
-          </w:tcPr>
-          <w:p>
-            <w:pPr>
-              <w:pStyle w:val="ReportTableText"/>
-              <w:jc w:val="center"/>
-            </w:pPr>
-            <w:r>
-              <w:rPr>
-                <w:rFonts w:ascii="Times New Roman" w:hAnsi="Times New Roman" w:cs="Times New Roman"/>
-                <w:sz w:val="21"/>
-              </w:rPr>
-              <w:t>2</w:t>
-            </w:r>
-          </w:p>
-        </w:tc>
-        <w:tc>
-          <w:tcPr>
-            <w:tcW w:type="dxa" w:w="2268"/>
-            <w:vAlign w:val="top"/>
-          </w:tcPr>
-          <w:p>
-            <w:pPr>
-              <w:pStyle w:val="ReportTableText"/>
-            </w:pPr>
-            <w:r>
-              <w:rPr>
-                <w:rFonts w:ascii="Times New Roman" w:hAnsi="Times New Roman" w:cs="Times New Roman"/>
-                <w:sz w:val="21"/>
-              </w:rPr>
-              <w:t>КодМеста</w:t>
-            </w:r>
-          </w:p>
-        </w:tc>
-        <w:tc>
-          <w:tcPr>
-            <w:tcW w:type="dxa" w:w="1701"/>
-            <w:vAlign w:val="top"/>
-          </w:tcPr>
-          <w:p>
-            <w:pPr>
-              <w:pStyle w:val="ReportTableText"/>
-            </w:pPr>
-            <w:r>
-              <w:rPr>
-                <w:rFonts w:ascii="Times New Roman" w:hAnsi="Times New Roman" w:cs="Times New Roman"/>
-                <w:sz w:val="21"/>
-              </w:rPr>
-              <w:t>Целое</w:t>
-            </w:r>
-          </w:p>
-        </w:tc>
-        <w:tc>
-          <w:tcPr>
-            <w:tcW w:type="dxa" w:w="2835"/>
-            <w:vAlign w:val="top"/>
-          </w:tcPr>
-          <w:p>
-            <w:pPr>
-              <w:pStyle w:val="ReportTableText"/>
-            </w:pPr>
-            <w:r>
-              <w:rPr>
-                <w:rFonts w:ascii="Times New Roman" w:hAnsi="Times New Roman" w:cs="Times New Roman"/>
-                <w:sz w:val="21"/>
-              </w:rPr>
-              <w:t>FK → Место проведения, NOT NULL; существующий код</w:t>
-            </w:r>
-          </w:p>
-        </w:tc>
-        <w:tc>
-          <w:tcPr>
-            <w:tcW w:type="dxa" w:w="1587"/>
-            <w:vAlign w:val="top"/>
-          </w:tcPr>
-          <w:p>
-            <w:pPr>
-              <w:pStyle w:val="ReportTableText"/>
-            </w:pPr>
-            <w:r>
-              <w:rPr>
-                <w:rFonts w:ascii="Times New Roman" w:hAnsi="Times New Roman" w:cs="Times New Roman"/>
-                <w:sz w:val="21"/>
-              </w:rPr>
-              <w:t>Не задано</w:t>
-            </w:r>
-          </w:p>
-        </w:tc>
-      </w:tr>
-      <w:tr>
-        <w:trPr>
-          <w:cantSplit/>
-        </w:trPr>
-        <w:tc>
-          <w:tcPr>
-            <w:tcW w:type="dxa" w:w="680"/>
-            <w:vAlign w:val="top"/>
-          </w:tcPr>
-          <w:p>
-            <w:pPr>
-              <w:pStyle w:val="ReportTableText"/>
-              <w:jc w:val="center"/>
-            </w:pPr>
-            <w:r>
-              <w:rPr>
-                <w:rFonts w:ascii="Times New Roman" w:hAnsi="Times New Roman" w:cs="Times New Roman"/>
-                <w:sz w:val="21"/>
-              </w:rPr>
-              <w:t>3</w:t>
-            </w:r>
-          </w:p>
-        </w:tc>
-        <w:tc>
-          <w:tcPr>
-            <w:tcW w:type="dxa" w:w="2268"/>
-            <w:vAlign w:val="top"/>
-          </w:tcPr>
-          <w:p>
-            <w:pPr>
-              <w:pStyle w:val="ReportTableText"/>
-            </w:pPr>
-            <w:r>
-              <w:rPr>
-                <w:rFonts w:ascii="Times New Roman" w:hAnsi="Times New Roman" w:cs="Times New Roman"/>
-                <w:sz w:val="21"/>
-              </w:rPr>
-              <w:t>КодТега</w:t>
-            </w:r>
-          </w:p>
-        </w:tc>
-        <w:tc>
-          <w:tcPr>
-            <w:tcW w:type="dxa" w:w="1701"/>
-            <w:vAlign w:val="top"/>
-          </w:tcPr>
-          <w:p>
-            <w:pPr>
-              <w:pStyle w:val="ReportTableText"/>
-            </w:pPr>
-            <w:r>
-              <w:rPr>
-                <w:rFonts w:ascii="Times New Roman" w:hAnsi="Times New Roman" w:cs="Times New Roman"/>
-                <w:sz w:val="21"/>
-              </w:rPr>
-              <w:t>Целое</w:t>
-            </w:r>
-          </w:p>
-        </w:tc>
-        <w:tc>
-          <w:tcPr>
-            <w:tcW w:type="dxa" w:w="2835"/>
-            <w:vAlign w:val="top"/>
-          </w:tcPr>
-          <w:p>
-            <w:pPr>
-              <w:pStyle w:val="ReportTableText"/>
-            </w:pPr>
-            <w:r>
-              <w:rPr>
-                <w:rFonts w:ascii="Times New Roman" w:hAnsi="Times New Roman" w:cs="Times New Roman"/>
-                <w:sz w:val="21"/>
-              </w:rPr>
-              <w:t>FK → Тег, NOT NULL; существующий код</w:t>
-            </w:r>
-          </w:p>
-        </w:tc>
-        <w:tc>
-          <w:tcPr>
-            <w:tcW w:type="dxa" w:w="1587"/>
-            <w:vAlign w:val="top"/>
-          </w:tcPr>
-          <w:p>
-            <w:pPr>
-              <w:pStyle w:val="ReportTableText"/>
-            </w:pPr>
-            <w:r>
-              <w:rPr>
-                <w:rFonts w:ascii="Times New Roman" w:hAnsi="Times New Roman" w:cs="Times New Roman"/>
-                <w:sz w:val="21"/>
-              </w:rPr>
-              <w:t>Не задано</w:t>
-            </w:r>
-          </w:p>
-        </w:tc>
-      </w:tr>
-      <w:tr>
-        <w:trPr>
-          <w:cantSplit/>
-        </w:trPr>
-        <w:tc>
-          <w:tcPr>
-            <w:tcW w:type="dxa" w:w="680"/>
-            <w:vAlign w:val="top"/>
-          </w:tcPr>
-          <w:p>
-            <w:pPr>
-              <w:pStyle w:val="ReportTableText"/>
-              <w:jc w:val="center"/>
-            </w:pPr>
-            <w:r>
-              <w:rPr>
-                <w:rFonts w:ascii="Times New Roman" w:hAnsi="Times New Roman" w:cs="Times New Roman"/>
-                <w:sz w:val="21"/>
-              </w:rPr>
-              <w:t>4</w:t>
-            </w:r>
-          </w:p>
-        </w:tc>
-        <w:tc>
-          <w:tcPr>
-            <w:tcW w:type="dxa" w:w="2268"/>
-            <w:vAlign w:val="top"/>
-          </w:tcPr>
-          <w:p>
-            <w:pPr>
-              <w:pStyle w:val="ReportTableText"/>
-            </w:pPr>
-            <w:r>
-              <w:rPr>
-                <w:rFonts w:ascii="Times New Roman" w:hAnsi="Times New Roman" w:cs="Times New Roman"/>
-                <w:sz w:val="21"/>
-              </w:rPr>
-              <w:t>КодАвтора</w:t>
-            </w:r>
-          </w:p>
-        </w:tc>
-        <w:tc>
-          <w:tcPr>
-            <w:tcW w:type="dxa" w:w="1701"/>
-            <w:vAlign w:val="top"/>
-          </w:tcPr>
-          <w:p>
-            <w:pPr>
-              <w:pStyle w:val="ReportTableText"/>
-            </w:pPr>
-            <w:r>
-              <w:rPr>
-                <w:rFonts w:ascii="Times New Roman" w:hAnsi="Times New Roman" w:cs="Times New Roman"/>
-                <w:sz w:val="21"/>
-              </w:rPr>
-              <w:t>Целое</w:t>
-            </w:r>
-          </w:p>
-        </w:tc>
-        <w:tc>
-          <w:tcPr>
-            <w:tcW w:type="dxa" w:w="2835"/>
-            <w:vAlign w:val="top"/>
-          </w:tcPr>
-          <w:p>
-            <w:pPr>
-              <w:pStyle w:val="ReportTableText"/>
-            </w:pPr>
-            <w:r>
-              <w:rPr>
-                <w:rFonts w:ascii="Times New Roman" w:hAnsi="Times New Roman" w:cs="Times New Roman"/>
-                <w:sz w:val="21"/>
-              </w:rPr>
-              <w:t>FK → Пользователь, NULL допускается; при удалении автора — NULL</w:t>
-            </w:r>
-          </w:p>
-        </w:tc>
-        <w:tc>
-          <w:tcPr>
-            <w:tcW w:type="dxa" w:w="1587"/>
-            <w:vAlign w:val="top"/>
-          </w:tcPr>
-          <w:p>
-            <w:pPr>
-              <w:pStyle w:val="ReportTableText"/>
-            </w:pPr>
-            <w:r>
-              <w:rPr>
-                <w:rFonts w:ascii="Times New Roman" w:hAnsi="Times New Roman" w:cs="Times New Roman"/>
-                <w:sz w:val="21"/>
-              </w:rPr>
-              <w:t>NULL</w:t>
-            </w:r>
-          </w:p>
-        </w:tc>
-      </w:tr>
-      <w:tr>
-        <w:trPr>
-          <w:cantSplit/>
-        </w:trPr>
-        <w:tc>
-          <w:tcPr>
-            <w:tcW w:type="dxa" w:w="680"/>
-            <w:vAlign w:val="top"/>
-          </w:tcPr>
-          <w:p>
-            <w:pPr>
-              <w:pStyle w:val="ReportTableText"/>
-              <w:jc w:val="center"/>
-            </w:pPr>
-            <w:r>
-              <w:rPr>
-                <w:rFonts w:ascii="Times New Roman" w:hAnsi="Times New Roman" w:cs="Times New Roman"/>
-                <w:sz w:val="21"/>
-              </w:rPr>
-              <w:t>5</w:t>
-            </w:r>
-          </w:p>
-        </w:tc>
-        <w:tc>
-          <w:tcPr>
-            <w:tcW w:type="dxa" w:w="2268"/>
-            <w:vAlign w:val="top"/>
-          </w:tcPr>
-          <w:p>
-            <w:pPr>
-              <w:pStyle w:val="ReportTableText"/>
-            </w:pPr>
-            <w:r>
-              <w:rPr>
-                <w:rFonts w:ascii="Times New Roman" w:hAnsi="Times New Roman" w:cs="Times New Roman"/>
-                <w:sz w:val="21"/>
-              </w:rPr>
-              <w:t>Название</w:t>
-            </w:r>
-          </w:p>
-        </w:tc>
-        <w:tc>
-          <w:tcPr>
-            <w:tcW w:type="dxa" w:w="1701"/>
-            <w:vAlign w:val="top"/>
-          </w:tcPr>
-          <w:p>
-            <w:pPr>
-              <w:pStyle w:val="ReportTableText"/>
-            </w:pPr>
-            <w:r>
-              <w:rPr>
-                <w:rFonts w:ascii="Times New Roman" w:hAnsi="Times New Roman" w:cs="Times New Roman"/>
-                <w:sz w:val="21"/>
-              </w:rPr>
-              <w:t>Строка(200)</w:t>
-            </w:r>
-          </w:p>
-        </w:tc>
-        <w:tc>
-          <w:tcPr>
-            <w:tcW w:type="dxa" w:w="2835"/>
-            <w:vAlign w:val="top"/>
-          </w:tcPr>
-          <w:p>
-            <w:pPr>
-              <w:pStyle w:val="ReportTableText"/>
-            </w:pPr>
-            <w:r>
-              <w:rPr>
-                <w:rFonts w:ascii="Times New Roman" w:hAnsi="Times New Roman" w:cs="Times New Roman"/>
-                <w:sz w:val="21"/>
-              </w:rPr>
-              <w:t>NOT NULL, непустая строка</w:t>
-            </w:r>
-          </w:p>
-        </w:tc>
-        <w:tc>
-          <w:tcPr>
-            <w:tcW w:type="dxa" w:w="1587"/>
-            <w:vAlign w:val="top"/>
-          </w:tcPr>
-          <w:p>
-            <w:pPr>
-              <w:pStyle w:val="ReportTableText"/>
-            </w:pPr>
-            <w:r>
-              <w:rPr>
-                <w:rFonts w:ascii="Times New Roman" w:hAnsi="Times New Roman" w:cs="Times New Roman"/>
-                <w:sz w:val="21"/>
-              </w:rPr>
-              <w:t>Не задано</w:t>
-            </w:r>
-          </w:p>
-        </w:tc>
-      </w:tr>
-      <w:tr>
-        <w:trPr>
-          <w:cantSplit/>
-        </w:trPr>
-        <w:tc>
-          <w:tcPr>
-            <w:tcW w:type="dxa" w:w="680"/>
-            <w:vAlign w:val="top"/>
-          </w:tcPr>
-          <w:p>
-            <w:pPr>
-              <w:pStyle w:val="ReportTableText"/>
-              <w:jc w:val="center"/>
-            </w:pPr>
-            <w:r>
-              <w:rPr>
-                <w:rFonts w:ascii="Times New Roman" w:hAnsi="Times New Roman" w:cs="Times New Roman"/>
-                <w:sz w:val="21"/>
-              </w:rPr>
-              <w:t>6</w:t>
-            </w:r>
-          </w:p>
-        </w:tc>
-        <w:tc>
-          <w:tcPr>
-            <w:tcW w:type="dxa" w:w="2268"/>
-            <w:vAlign w:val="top"/>
-          </w:tcPr>
-          <w:p>
-            <w:pPr>
-              <w:pStyle w:val="ReportTableText"/>
-            </w:pPr>
-            <w:r>
-              <w:rPr>
-                <w:rFonts w:ascii="Times New Roman" w:hAnsi="Times New Roman" w:cs="Times New Roman"/>
-                <w:sz w:val="21"/>
-              </w:rPr>
-              <w:t>Дата</w:t>
-            </w:r>
-          </w:p>
-        </w:tc>
-        <w:tc>
-          <w:tcPr>
-            <w:tcW w:type="dxa" w:w="1701"/>
-            <w:vAlign w:val="top"/>
-          </w:tcPr>
-          <w:p>
-            <w:pPr>
-              <w:pStyle w:val="ReportTableText"/>
-            </w:pPr>
-            <w:r>
-              <w:rPr>
-                <w:rFonts w:ascii="Times New Roman" w:hAnsi="Times New Roman" w:cs="Times New Roman"/>
-                <w:sz w:val="21"/>
-              </w:rPr>
-              <w:t>Дата</w:t>
-            </w:r>
-          </w:p>
-        </w:tc>
-        <w:tc>
-          <w:tcPr>
-            <w:tcW w:type="dxa" w:w="2835"/>
-            <w:vAlign w:val="top"/>
-          </w:tcPr>
-          <w:p>
-            <w:pPr>
-              <w:pStyle w:val="ReportTableText"/>
-            </w:pPr>
-            <w:r>
-              <w:rPr>
-                <w:rFonts w:ascii="Times New Roman" w:hAnsi="Times New Roman" w:cs="Times New Roman"/>
-                <w:sz w:val="21"/>
-              </w:rPr>
-              <w:t>NOT NULL, не ранее текущей даты при создании</w:t>
-            </w:r>
-          </w:p>
-        </w:tc>
-        <w:tc>
-          <w:tcPr>
-            <w:tcW w:type="dxa" w:w="1587"/>
-            <w:vAlign w:val="top"/>
-          </w:tcPr>
-          <w:p>
-            <w:pPr>
-              <w:pStyle w:val="ReportTableText"/>
-            </w:pPr>
-            <w:r>
-              <w:rPr>
-                <w:rFonts w:ascii="Times New Roman" w:hAnsi="Times New Roman" w:cs="Times New Roman"/>
-                <w:sz w:val="21"/>
-              </w:rPr>
-              <w:t>Не задано</w:t>
-            </w:r>
-          </w:p>
-        </w:tc>
-      </w:tr>
-      <w:tr>
-        <w:trPr>
-          <w:cantSplit/>
-        </w:trPr>
-        <w:tc>
-          <w:tcPr>
-            <w:tcW w:type="dxa" w:w="680"/>
-            <w:vAlign w:val="top"/>
-          </w:tcPr>
-          <w:p>
-            <w:pPr>
-              <w:pStyle w:val="ReportTableText"/>
-              <w:jc w:val="center"/>
-            </w:pPr>
-            <w:r>
-              <w:rPr>
-                <w:rFonts w:ascii="Times New Roman" w:hAnsi="Times New Roman" w:cs="Times New Roman"/>
-                <w:sz w:val="21"/>
-              </w:rPr>
-              <w:t>7</w:t>
-            </w:r>
-          </w:p>
-        </w:tc>
-        <w:tc>
-          <w:tcPr>
-            <w:tcW w:type="dxa" w:w="2268"/>
-            <w:vAlign w:val="top"/>
-          </w:tcPr>
-          <w:p>
-            <w:pPr>
-              <w:pStyle w:val="ReportTableText"/>
-            </w:pPr>
-            <w:r>
-              <w:rPr>
-                <w:rFonts w:ascii="Times New Roman" w:hAnsi="Times New Roman" w:cs="Times New Roman"/>
-                <w:sz w:val="21"/>
-              </w:rPr>
-              <w:t>Время</w:t>
-            </w:r>
-          </w:p>
-        </w:tc>
-        <w:tc>
-          <w:tcPr>
-            <w:tcW w:type="dxa" w:w="1701"/>
-            <w:vAlign w:val="top"/>
-          </w:tcPr>
-          <w:p>
-            <w:pPr>
-              <w:pStyle w:val="ReportTableText"/>
-            </w:pPr>
-            <w:r>
-              <w:rPr>
-                <w:rFonts w:ascii="Times New Roman" w:hAnsi="Times New Roman" w:cs="Times New Roman"/>
-                <w:sz w:val="21"/>
-              </w:rPr>
-              <w:t>Время</w:t>
-            </w:r>
-          </w:p>
-        </w:tc>
-        <w:tc>
-          <w:tcPr>
-            <w:tcW w:type="dxa" w:w="2835"/>
-            <w:vAlign w:val="top"/>
-          </w:tcPr>
-          <w:p>
-            <w:pPr>
-              <w:pStyle w:val="ReportTableText"/>
-            </w:pPr>
-            <w:r>
-              <w:rPr>
-                <w:rFonts w:ascii="Times New Roman" w:hAnsi="Times New Roman" w:cs="Times New Roman"/>
-                <w:sz w:val="21"/>
-              </w:rPr>
-              <w:t>NOT NULL, формат ЧЧ:ММ</w:t>
-            </w:r>
-          </w:p>
-        </w:tc>
-        <w:tc>
-          <w:tcPr>
-            <w:tcW w:type="dxa" w:w="1587"/>
-            <w:vAlign w:val="top"/>
-          </w:tcPr>
-          <w:p>
-            <w:pPr>
-              <w:pStyle w:val="ReportTableText"/>
-            </w:pPr>
-            <w:r>
-              <w:rPr>
-                <w:rFonts w:ascii="Times New Roman" w:hAnsi="Times New Roman" w:cs="Times New Roman"/>
-                <w:sz w:val="21"/>
-              </w:rPr>
-              <w:t>Не задано</w:t>
-            </w:r>
-          </w:p>
-        </w:tc>
-      </w:tr>
-      <w:tr>
-        <w:trPr>
-          <w:cantSplit/>
-        </w:trPr>
-        <w:tc>
-          <w:tcPr>
-            <w:tcW w:type="dxa" w:w="680"/>
-            <w:vAlign w:val="top"/>
-          </w:tcPr>
-          <w:p>
-            <w:pPr>
-              <w:pStyle w:val="ReportTableText"/>
-              <w:jc w:val="center"/>
-            </w:pPr>
-            <w:r>
-              <w:rPr>
-                <w:rFonts w:ascii="Times New Roman" w:hAnsi="Times New Roman" w:cs="Times New Roman"/>
-                <w:sz w:val="21"/>
-              </w:rPr>
-              <w:t>8</w:t>
-            </w:r>
-          </w:p>
-        </w:tc>
-        <w:tc>
-          <w:tcPr>
-            <w:tcW w:type="dxa" w:w="2268"/>
-            <w:vAlign w:val="top"/>
-          </w:tcPr>
-          <w:p>
-            <w:pPr>
-              <w:pStyle w:val="ReportTableText"/>
-            </w:pPr>
-            <w:r>
-              <w:rPr>
-                <w:rFonts w:ascii="Times New Roman" w:hAnsi="Times New Roman" w:cs="Times New Roman"/>
-                <w:sz w:val="21"/>
-              </w:rPr>
-              <w:t>Описание</w:t>
-            </w:r>
-          </w:p>
-        </w:tc>
-        <w:tc>
-          <w:tcPr>
-            <w:tcW w:type="dxa" w:w="1701"/>
-            <w:vAlign w:val="top"/>
-          </w:tcPr>
-          <w:p>
-            <w:pPr>
-              <w:pStyle w:val="ReportTableText"/>
-            </w:pPr>
-            <w:r>
-              <w:rPr>
-                <w:rFonts w:ascii="Times New Roman" w:hAnsi="Times New Roman" w:cs="Times New Roman"/>
-                <w:sz w:val="21"/>
-              </w:rPr>
-              <w:t>Текст</w:t>
-            </w:r>
-          </w:p>
-        </w:tc>
-        <w:tc>
-          <w:tcPr>
-            <w:tcW w:type="dxa" w:w="2835"/>
-            <w:vAlign w:val="top"/>
-          </w:tcPr>
-          <w:p>
-            <w:pPr>
-              <w:pStyle w:val="ReportTableText"/>
-            </w:pPr>
-            <w:r>
-              <w:rPr>
-                <w:rFonts w:ascii="Times New Roman" w:hAnsi="Times New Roman" w:cs="Times New Roman"/>
-                <w:sz w:val="21"/>
-              </w:rPr>
-              <w:t>NOT NULL, непустой текст</w:t>
-            </w:r>
-          </w:p>
-        </w:tc>
-        <w:tc>
-          <w:tcPr>
-            <w:tcW w:type="dxa" w:w="1587"/>
-            <w:vAlign w:val="top"/>
-          </w:tcPr>
-          <w:p>
-            <w:pPr>
-              <w:pStyle w:val="ReportTableText"/>
-            </w:pPr>
-            <w:r>
-              <w:rPr>
-                <w:rFonts w:ascii="Times New Roman" w:hAnsi="Times New Roman" w:cs="Times New Roman"/>
-                <w:sz w:val="21"/>
-              </w:rPr>
-              <w:t>Не задано</w:t>
-            </w:r>
-          </w:p>
-        </w:tc>
-      </w:tr>
-      <w:tr>
-        <w:trPr>
-          <w:cantSplit/>
-        </w:trPr>
-        <w:tc>
-          <w:tcPr>
-            <w:tcW w:type="dxa" w:w="680"/>
-            <w:vAlign w:val="top"/>
-          </w:tcPr>
-          <w:p>
-            <w:pPr>
-              <w:pStyle w:val="ReportTableText"/>
-              <w:jc w:val="center"/>
-            </w:pPr>
-            <w:r>
-              <w:rPr>
-                <w:rFonts w:ascii="Times New Roman" w:hAnsi="Times New Roman" w:cs="Times New Roman"/>
-                <w:sz w:val="21"/>
-              </w:rPr>
-              <w:t>9</w:t>
-            </w:r>
-          </w:p>
-        </w:tc>
-        <w:tc>
-          <w:tcPr>
-            <w:tcW w:type="dxa" w:w="2268"/>
-            <w:vAlign w:val="top"/>
-          </w:tcPr>
-          <w:p>
-            <w:pPr>
-              <w:pStyle w:val="ReportTableText"/>
-            </w:pPr>
-            <w:r>
-              <w:rPr>
-                <w:rFonts w:ascii="Times New Roman" w:hAnsi="Times New Roman" w:cs="Times New Roman"/>
-                <w:sz w:val="21"/>
-              </w:rPr>
-              <w:t>Категория</w:t>
-            </w:r>
-          </w:p>
-        </w:tc>
-        <w:tc>
-          <w:tcPr>
-            <w:tcW w:type="dxa" w:w="1701"/>
-            <w:vAlign w:val="top"/>
-          </w:tcPr>
-          <w:p>
-            <w:pPr>
-              <w:pStyle w:val="ReportTableText"/>
-            </w:pPr>
-            <w:r>
-              <w:rPr>
-                <w:rFonts w:ascii="Times New Roman" w:hAnsi="Times New Roman" w:cs="Times New Roman"/>
-                <w:sz w:val="21"/>
-              </w:rPr>
-              <w:t>Строка(100)</w:t>
-            </w:r>
-          </w:p>
-        </w:tc>
-        <w:tc>
-          <w:tcPr>
-            <w:tcW w:type="dxa" w:w="2835"/>
-            <w:vAlign w:val="top"/>
-          </w:tcPr>
-          <w:p>
-            <w:pPr>
-              <w:pStyle w:val="ReportTableText"/>
-            </w:pPr>
-            <w:r>
-              <w:rPr>
-                <w:rFonts w:ascii="Times New Roman" w:hAnsi="Times New Roman" w:cs="Times New Roman"/>
-                <w:sz w:val="21"/>
-              </w:rPr>
-              <w:t>NOT NULL, непустая строка</w:t>
-            </w:r>
-          </w:p>
-        </w:tc>
-        <w:tc>
-          <w:tcPr>
-            <w:tcW w:type="dxa" w:w="1587"/>
-            <w:vAlign w:val="top"/>
-          </w:tcPr>
-          <w:p>
-            <w:pPr>
-              <w:pStyle w:val="ReportTableText"/>
-            </w:pPr>
-            <w:r>
-              <w:rPr>
-                <w:rFonts w:ascii="Times New Roman" w:hAnsi="Times New Roman" w:cs="Times New Roman"/>
-                <w:sz w:val="21"/>
-              </w:rPr>
-              <w:t>Не задано</w:t>
-            </w:r>
-          </w:p>
-        </w:tc>
-      </w:tr>
-      <w:tr>
-        <w:trPr>
-          <w:cantSplit/>
-        </w:trPr>
-        <w:tc>
-          <w:tcPr>
-            <w:tcW w:type="dxa" w:w="680"/>
-            <w:vAlign w:val="top"/>
-          </w:tcPr>
-          <w:p>
-            <w:pPr>
-              <w:pStyle w:val="ReportTableText"/>
-              <w:jc w:val="center"/>
-            </w:pPr>
-            <w:r>
-              <w:rPr>
-                <w:rFonts w:ascii="Times New Roman" w:hAnsi="Times New Roman" w:cs="Times New Roman"/>
-                <w:sz w:val="21"/>
-              </w:rPr>
-              <w:t>10</w:t>
-            </w:r>
-          </w:p>
-        </w:tc>
-        <w:tc>
-          <w:tcPr>
-            <w:tcW w:type="dxa" w:w="2268"/>
-            <w:vAlign w:val="top"/>
-          </w:tcPr>
-          <w:p>
-            <w:pPr>
-              <w:pStyle w:val="ReportTableText"/>
-            </w:pPr>
-            <w:r>
-              <w:rPr>
-                <w:rFonts w:ascii="Times New Roman" w:hAnsi="Times New Roman" w:cs="Times New Roman"/>
-                <w:sz w:val="21"/>
-              </w:rPr>
-              <w:t>СсылкаНаФото</w:t>
-            </w:r>
-          </w:p>
-        </w:tc>
-        <w:tc>
-          <w:tcPr>
-            <w:tcW w:type="dxa" w:w="1701"/>
-            <w:vAlign w:val="top"/>
-          </w:tcPr>
-          <w:p>
-            <w:pPr>
-              <w:pStyle w:val="ReportTableText"/>
-            </w:pPr>
-            <w:r>
-              <w:rPr>
-                <w:rFonts w:ascii="Times New Roman" w:hAnsi="Times New Roman" w:cs="Times New Roman"/>
-                <w:sz w:val="21"/>
-              </w:rPr>
-              <w:t>Строка(2000)</w:t>
-            </w:r>
-          </w:p>
-        </w:tc>
-        <w:tc>
-          <w:tcPr>
-            <w:tcW w:type="dxa" w:w="2835"/>
-            <w:vAlign w:val="top"/>
-          </w:tcPr>
-          <w:p>
-            <w:pPr>
-              <w:pStyle w:val="ReportTableText"/>
-            </w:pPr>
-            <w:r>
-              <w:rPr>
-                <w:rFonts w:ascii="Times New Roman" w:hAnsi="Times New Roman" w:cs="Times New Roman"/>
-                <w:sz w:val="21"/>
-              </w:rPr>
-              <w:t>NULL допускается</w:t>
-            </w:r>
-          </w:p>
-        </w:tc>
-        <w:tc>
-          <w:tcPr>
-            <w:tcW w:type="dxa" w:w="1587"/>
-            <w:vAlign w:val="top"/>
-          </w:tcPr>
-          <w:p>
-            <w:pPr>
-              <w:pStyle w:val="ReportTableText"/>
-            </w:pPr>
-            <w:r>
-              <w:rPr>
-                <w:rFonts w:ascii="Times New Roman" w:hAnsi="Times New Roman" w:cs="Times New Roman"/>
-                <w:sz w:val="21"/>
-              </w:rPr>
-              <w:t>NULL</w:t>
-            </w:r>
-          </w:p>
-        </w:tc>
-      </w:tr>
-      <w:tr>
-        <w:trPr>
-          <w:cantSplit/>
-        </w:trPr>
-        <w:tc>
-          <w:tcPr>
-            <w:tcW w:type="dxa" w:w="680"/>
-            <w:vAlign w:val="top"/>
-          </w:tcPr>
-          <w:p>
-            <w:pPr>
-              <w:pStyle w:val="ReportTableText"/>
-              <w:jc w:val="center"/>
-            </w:pPr>
-            <w:r>
-              <w:rPr>
-                <w:rFonts w:ascii="Times New Roman" w:hAnsi="Times New Roman" w:cs="Times New Roman"/>
-                <w:sz w:val="21"/>
-              </w:rPr>
-              <w:t>11</w:t>
-            </w:r>
-          </w:p>
-        </w:tc>
-        <w:tc>
-          <w:tcPr>
-            <w:tcW w:type="dxa" w:w="2268"/>
-            <w:vAlign w:val="top"/>
-          </w:tcPr>
-          <w:p>
-            <w:pPr>
-              <w:pStyle w:val="ReportTableText"/>
-            </w:pPr>
-            <w:r>
-              <w:rPr>
-                <w:rFonts w:ascii="Times New Roman" w:hAnsi="Times New Roman" w:cs="Times New Roman"/>
-                <w:sz w:val="21"/>
-              </w:rPr>
-              <w:t>Цена</w:t>
-            </w:r>
-          </w:p>
-        </w:tc>
-        <w:tc>
-          <w:tcPr>
-            <w:tcW w:type="dxa" w:w="1701"/>
-            <w:vAlign w:val="top"/>
-          </w:tcPr>
-          <w:p>
-            <w:pPr>
-              <w:pStyle w:val="ReportTableText"/>
-            </w:pPr>
-            <w:r>
-              <w:rPr>
-                <w:rFonts w:ascii="Times New Roman" w:hAnsi="Times New Roman" w:cs="Times New Roman"/>
-                <w:sz w:val="21"/>
-              </w:rPr>
-              <w:t>Целое (р.)</w:t>
-            </w:r>
-          </w:p>
-        </w:tc>
-        <w:tc>
-          <w:tcPr>
-            <w:tcW w:type="dxa" w:w="2835"/>
-            <w:vAlign w:val="top"/>
-          </w:tcPr>
-          <w:p>
-            <w:pPr>
-              <w:pStyle w:val="ReportTableText"/>
-            </w:pPr>
-            <w:r>
-              <w:rPr>
-                <w:rFonts w:ascii="Times New Roman" w:hAnsi="Times New Roman" w:cs="Times New Roman"/>
-                <w:sz w:val="21"/>
-              </w:rPr>
-              <w:t>NOT NULL, &gt;= 0</w:t>
-            </w:r>
-          </w:p>
-        </w:tc>
-        <w:tc>
-          <w:tcPr>
-            <w:tcW w:type="dxa" w:w="1587"/>
-            <w:vAlign w:val="top"/>
-          </w:tcPr>
-          <w:p>
-            <w:pPr>
-              <w:pStyle w:val="ReportTableText"/>
-            </w:pPr>
-            <w:r>
-              <w:rPr>
-                <w:rFonts w:ascii="Times New Roman" w:hAnsi="Times New Roman" w:cs="Times New Roman"/>
-                <w:sz w:val="21"/>
-              </w:rPr>
-              <w:t>0</w:t>
-            </w:r>
-          </w:p>
-        </w:tc>
-      </w:tr>
-      <w:tr>
-        <w:trPr>
-          <w:cantSplit/>
-        </w:trPr>
-        <w:tc>
-          <w:tcPr>
-            <w:tcW w:type="dxa" w:w="680"/>
-            <w:vAlign w:val="top"/>
-          </w:tcPr>
-          <w:p>
-            <w:pPr>
-              <w:pStyle w:val="ReportTableText"/>
-              <w:jc w:val="center"/>
-            </w:pPr>
-            <w:r>
-              <w:rPr>
-                <w:rFonts w:ascii="Times New Roman" w:hAnsi="Times New Roman" w:cs="Times New Roman"/>
-                <w:sz w:val="21"/>
-              </w:rPr>
-              <w:t>12</w:t>
-            </w:r>
-          </w:p>
-        </w:tc>
-        <w:tc>
-          <w:tcPr>
-            <w:tcW w:type="dxa" w:w="2268"/>
-            <w:vAlign w:val="top"/>
-          </w:tcPr>
-          <w:p>
-            <w:pPr>
-              <w:pStyle w:val="ReportTableText"/>
-            </w:pPr>
-            <w:r>
-              <w:rPr>
-                <w:rFonts w:ascii="Times New Roman" w:hAnsi="Times New Roman" w:cs="Times New Roman"/>
-                <w:sz w:val="21"/>
-              </w:rPr>
-              <w:t>Статус</w:t>
-            </w:r>
-          </w:p>
-        </w:tc>
-        <w:tc>
-          <w:tcPr>
-            <w:tcW w:type="dxa" w:w="1701"/>
-            <w:vAlign w:val="top"/>
-          </w:tcPr>
-          <w:p>
-            <w:pPr>
-              <w:pStyle w:val="ReportTableText"/>
-            </w:pPr>
-            <w:r>
-              <w:rPr>
-                <w:rFonts w:ascii="Times New Roman" w:hAnsi="Times New Roman" w:cs="Times New Roman"/>
-                <w:sz w:val="21"/>
-              </w:rPr>
-              <w:t>Перечисление</w:t>
-            </w:r>
-          </w:p>
-        </w:tc>
-        <w:tc>
-          <w:tcPr>
-            <w:tcW w:type="dxa" w:w="2835"/>
-            <w:vAlign w:val="top"/>
-          </w:tcPr>
-          <w:p>
-            <w:pPr>
-              <w:pStyle w:val="ReportTableText"/>
-            </w:pPr>
-            <w:r>
-              <w:rPr>
-                <w:rFonts w:ascii="Times New Roman" w:hAnsi="Times New Roman" w:cs="Times New Roman"/>
-                <w:sz w:val="21"/>
-              </w:rPr>
-              <w:t>NOT NULL, PENDING / APPROVED / REJECTED; для карточек организатора — PENDING</w:t>
-            </w:r>
-          </w:p>
-        </w:tc>
-        <w:tc>
-          <w:tcPr>
-            <w:tcW w:type="dxa" w:w="1587"/>
-            <w:vAlign w:val="top"/>
-          </w:tcPr>
-          <w:p>
-            <w:pPr>
-              <w:pStyle w:val="ReportTableText"/>
-            </w:pPr>
-            <w:r>
-              <w:rPr>
-                <w:rFonts w:ascii="Times New Roman" w:hAnsi="Times New Roman" w:cs="Times New Roman"/>
-                <w:sz w:val="21"/>
-              </w:rPr>
-              <w:t>APPROVED</w:t>
-            </w:r>
-          </w:p>
-        </w:tc>
-      </w:tr>
-      <w:tr>
-        <w:trPr>
-          <w:cantSplit/>
-        </w:trPr>
-        <w:tc>
-          <w:tcPr>
-            <w:tcW w:type="dxa" w:w="680"/>
-            <w:vAlign w:val="top"/>
-          </w:tcPr>
-          <w:p>
-            <w:pPr>
-              <w:pStyle w:val="ReportTableText"/>
-              <w:jc w:val="center"/>
-            </w:pPr>
-            <w:r>
-              <w:rPr>
-                <w:rFonts w:ascii="Times New Roman" w:hAnsi="Times New Roman" w:cs="Times New Roman"/>
-                <w:sz w:val="21"/>
-              </w:rPr>
-              <w:t>13</w:t>
-            </w:r>
-          </w:p>
-        </w:tc>
-        <w:tc>
-          <w:tcPr>
-            <w:tcW w:type="dxa" w:w="2268"/>
-            <w:vAlign w:val="top"/>
-          </w:tcPr>
-          <w:p>
-            <w:pPr>
-              <w:pStyle w:val="ReportTableText"/>
-            </w:pPr>
-            <w:r>
-              <w:rPr>
-                <w:rFonts w:ascii="Times New Roman" w:hAnsi="Times New Roman" w:cs="Times New Roman"/>
-                <w:sz w:val="21"/>
-              </w:rPr>
-              <w:t>ДатаСоздания</w:t>
-            </w:r>
-          </w:p>
-        </w:tc>
-        <w:tc>
-          <w:tcPr>
-            <w:tcW w:type="dxa" w:w="1701"/>
-            <w:vAlign w:val="top"/>
-          </w:tcPr>
-          <w:p>
-            <w:pPr>
-              <w:pStyle w:val="ReportTableText"/>
-            </w:pPr>
-            <w:r>
-              <w:rPr>
-                <w:rFonts w:ascii="Times New Roman" w:hAnsi="Times New Roman" w:cs="Times New Roman"/>
-                <w:sz w:val="21"/>
-              </w:rPr>
-              <w:t>Дата и время</w:t>
-            </w:r>
-          </w:p>
-        </w:tc>
-        <w:tc>
-          <w:tcPr>
-            <w:tcW w:type="dxa" w:w="2835"/>
-            <w:vAlign w:val="top"/>
-          </w:tcPr>
-          <w:p>
-            <w:pPr>
-              <w:pStyle w:val="ReportTableText"/>
-            </w:pPr>
-            <w:r>
-              <w:rPr>
-                <w:rFonts w:ascii="Times New Roman" w:hAnsi="Times New Roman" w:cs="Times New Roman"/>
-                <w:sz w:val="21"/>
-              </w:rPr>
-              <w:t>NOT NULL</w:t>
-            </w:r>
-          </w:p>
-        </w:tc>
-        <w:tc>
-          <w:tcPr>
-            <w:tcW w:type="dxa" w:w="1587"/>
-            <w:vAlign w:val="top"/>
-          </w:tcPr>
-          <w:p>
-            <w:pPr>
-              <w:pStyle w:val="ReportTableText"/>
-            </w:pPr>
-            <w:r>
-              <w:rPr>
-                <w:rFonts w:ascii="Times New Roman" w:hAnsi="Times New Roman" w:cs="Times New Roman"/>
-                <w:sz w:val="21"/>
-              </w:rPr>
-              <w:t>now()</w:t>
-            </w:r>
-          </w:p>
-        </w:tc>
-      </w:tr>
-      <w:tr>
-        <w:trPr>
-          <w:cantSplit/>
-        </w:trPr>
-        <w:tc>
-          <w:tcPr>
-            <w:tcW w:type="dxa" w:w="680"/>
-            <w:vAlign w:val="top"/>
-          </w:tcPr>
-          <w:p>
-            <w:pPr>
-              <w:pStyle w:val="ReportTableText"/>
-              <w:jc w:val="center"/>
-            </w:pPr>
-            <w:r>
-              <w:rPr>
-                <w:rFonts w:ascii="Times New Roman" w:hAnsi="Times New Roman" w:cs="Times New Roman"/>
-                <w:sz w:val="21"/>
-              </w:rPr>
-              <w:t>14</w:t>
-            </w:r>
-          </w:p>
-        </w:tc>
-        <w:tc>
-          <w:tcPr>
-            <w:tcW w:type="dxa" w:w="2268"/>
-            <w:vAlign w:val="top"/>
-          </w:tcPr>
-          <w:p>
-            <w:pPr>
-              <w:pStyle w:val="ReportTableText"/>
-            </w:pPr>
-            <w:r>
-              <w:rPr>
-                <w:rFonts w:ascii="Times New Roman" w:hAnsi="Times New Roman" w:cs="Times New Roman"/>
-                <w:sz w:val="21"/>
-              </w:rPr>
-              <w:t>ДатаОбновления</w:t>
-            </w:r>
-          </w:p>
-        </w:tc>
-        <w:tc>
-          <w:tcPr>
-            <w:tcW w:type="dxa" w:w="1701"/>
-            <w:vAlign w:val="top"/>
-          </w:tcPr>
-          <w:p>
-            <w:pPr>
-              <w:pStyle w:val="ReportTableText"/>
-            </w:pPr>
-            <w:r>
-              <w:rPr>
-                <w:rFonts w:ascii="Times New Roman" w:hAnsi="Times New Roman" w:cs="Times New Roman"/>
-                <w:sz w:val="21"/>
-              </w:rPr>
-              <w:t>Дата и время</w:t>
-            </w:r>
-          </w:p>
-        </w:tc>
-        <w:tc>
-          <w:tcPr>
-            <w:tcW w:type="dxa" w:w="2835"/>
-            <w:vAlign w:val="top"/>
-          </w:tcPr>
-          <w:p>
-            <w:pPr>
-              <w:pStyle w:val="ReportTableText"/>
-            </w:pPr>
-            <w:r>
-              <w:rPr>
-                <w:rFonts w:ascii="Times New Roman" w:hAnsi="Times New Roman" w:cs="Times New Roman"/>
-                <w:sz w:val="21"/>
-              </w:rPr>
-              <w:t>NOT NULL</w:t>
-            </w:r>
-          </w:p>
-        </w:tc>
-        <w:tc>
-          <w:tcPr>
-            <w:tcW w:type="dxa" w:w="1587"/>
-            <w:vAlign w:val="top"/>
-          </w:tcPr>
-          <w:p>
-            <w:pPr>
-              <w:pStyle w:val="ReportTableText"/>
-            </w:pPr>
-            <w:r>
-              <w:rPr>
-                <w:rFonts w:ascii="Times New Roman" w:hAnsi="Times New Roman" w:cs="Times New Roman"/>
-                <w:sz w:val="21"/>
-              </w:rPr>
-              <w:t>now()</w:t>
-            </w:r>
-          </w:p>
-        </w:tc>
-      </w:tr>
-    </w:tbl>
-    <w:p>
-      <w:pPr>
-        <w:pStyle w:val="ReportHeading2"/>
-      </w:pPr>
-      <w:r>
-        <w:rPr>
-          <w:rFonts w:ascii="Times New Roman" w:hAnsi="Times New Roman" w:cs="Times New Roman"/>
-          <w:b/>
-          <w:sz w:val="28"/>
-        </w:rPr>
-        <w:t>4.6.  Отзыв</w:t>
-      </w:r>
-    </w:p>
-    <w:tbl>
-      <w:tblPr>
-        <w:tblStyle w:val="TableGrid"/>
-        <w:tblW w:type="auto" w:w="0"/>
-        <w:jc w:val="center"/>
-        <w:tblLayout w:type="fixed"/>
-        <w:tblLook w:firstColumn="1" w:firstRow="1" w:lastColumn="0" w:lastRow="0" w:noHBand="0" w:noVBand="1" w:val="04A0"/>
-        <w:tblLayout w:type="fixed"/>
-        <w:tblW w:type="dxa" w:w="9072"/>
-        <w:tblCellMar>
-          <w:top w:w="40" w:type="dxa"/>
-          <w:start w:w="80" w:type="dxa"/>
-          <w:bottom w:w="40" w:type="dxa"/>
-          <w:end w:w="80" w:type="dxa"/>
-        </w:tblCellMar>
-      </w:tblPr>
-      <w:tblGrid>
-        <w:gridCol w:w="680"/>
-        <w:gridCol w:w="2268"/>
-        <w:gridCol w:w="1701"/>
-        <w:gridCol w:w="2835"/>
-        <w:gridCol w:w="1587"/>
-      </w:tblGrid>
-      <w:tr>
-        <w:trPr>
-          <w:tblHeader/>
-        </w:trPr>
-        <w:tc>
-          <w:tcPr>
-            <w:tcW w:type="dxa" w:w="680"/>
-            <w:vAlign w:val="center"/>
-            <w:shd w:val="clear" w:color="auto" w:fill="F2F2F2"/>
-          </w:tcPr>
-          <w:p>
-            <w:pPr>
-              <w:pStyle w:val="ReportTableHeader"/>
-            </w:pPr>
-            <w:r>
-              <w:rPr>
-                <w:rFonts w:ascii="Times New Roman" w:hAnsi="Times New Roman" w:cs="Times New Roman"/>
-                <w:b/>
-                <w:sz w:val="21"/>
-              </w:rPr>
-              <w:t>№</w:t>
-            </w:r>
-          </w:p>
-        </w:tc>
-        <w:tc>
-          <w:tcPr>
-            <w:tcW w:type="dxa" w:w="2268"/>
-            <w:vAlign w:val="center"/>
-            <w:shd w:val="clear" w:color="auto" w:fill="F2F2F2"/>
-          </w:tcPr>
-          <w:p>
-            <w:pPr>
-              <w:pStyle w:val="ReportTableHeader"/>
-            </w:pPr>
-            <w:r>
-              <w:rPr>
-                <w:rFonts w:ascii="Times New Roman" w:hAnsi="Times New Roman" w:cs="Times New Roman"/>
-                <w:b/>
-                <w:sz w:val="21"/>
-              </w:rPr>
-              <w:t>Имя атрибута</w:t>
-            </w:r>
-          </w:p>
-        </w:tc>
-        <w:tc>
-          <w:tcPr>
-            <w:tcW w:type="dxa" w:w="1701"/>
-            <w:vAlign w:val="center"/>
-            <w:shd w:val="clear" w:color="auto" w:fill="F2F2F2"/>
-          </w:tcPr>
-          <w:p>
-            <w:pPr>
-              <w:pStyle w:val="ReportTableHeader"/>
-            </w:pPr>
-            <w:r>
-              <w:rPr>
-                <w:rFonts w:ascii="Times New Roman" w:hAnsi="Times New Roman" w:cs="Times New Roman"/>
-                <w:b/>
-                <w:sz w:val="21"/>
-              </w:rPr>
-              <w:t>Домен</w:t>
-            </w:r>
-          </w:p>
-        </w:tc>
-        <w:tc>
-          <w:tcPr>
-            <w:tcW w:type="dxa" w:w="2835"/>
-            <w:vAlign w:val="center"/>
-            <w:shd w:val="clear" w:color="auto" w:fill="F2F2F2"/>
-          </w:tcPr>
-          <w:p>
-            <w:pPr>
-              <w:pStyle w:val="ReportTableHeader"/>
-            </w:pPr>
-            <w:r>
-              <w:rPr>
-                <w:rFonts w:ascii="Times New Roman" w:hAnsi="Times New Roman" w:cs="Times New Roman"/>
-                <w:b/>
-                <w:sz w:val="21"/>
-              </w:rPr>
-              <w:t>Ограничения</w:t>
-            </w:r>
-          </w:p>
-        </w:tc>
-        <w:tc>
-          <w:tcPr>
-            <w:tcW w:type="dxa" w:w="1587"/>
-            <w:vAlign w:val="center"/>
-            <w:shd w:val="clear" w:color="auto" w:fill="F2F2F2"/>
-          </w:tcPr>
-          <w:p>
-            <w:pPr>
-              <w:pStyle w:val="ReportTableHeader"/>
-            </w:pPr>
-            <w:r>
-              <w:rPr>
-                <w:rFonts w:ascii="Times New Roman" w:hAnsi="Times New Roman" w:cs="Times New Roman"/>
-                <w:b/>
-                <w:sz w:val="21"/>
-              </w:rPr>
-              <w:t>Значение по умолчанию</w:t>
-            </w:r>
-          </w:p>
-        </w:tc>
-      </w:tr>
-      <w:tr>
-        <w:trPr>
-          <w:cantSplit/>
-        </w:trPr>
-        <w:tc>
-          <w:tcPr>
-            <w:tcW w:type="dxa" w:w="680"/>
-            <w:vAlign w:val="top"/>
-          </w:tcPr>
-          <w:p>
-            <w:pPr>
-              <w:pStyle w:val="ReportTableText"/>
-              <w:jc w:val="center"/>
-            </w:pPr>
-            <w:r>
-              <w:rPr>
-                <w:rFonts w:ascii="Times New Roman" w:hAnsi="Times New Roman" w:cs="Times New Roman"/>
-                <w:sz w:val="21"/>
-              </w:rPr>
-              <w:t>PK</w:t>
-            </w:r>
-          </w:p>
-        </w:tc>
-        <w:tc>
-          <w:tcPr>
-            <w:tcW w:type="dxa" w:w="2268"/>
-            <w:vAlign w:val="top"/>
-          </w:tcPr>
-          <w:p>
-            <w:pPr>
-              <w:pStyle w:val="ReportTableText"/>
-            </w:pPr>
-            <w:r>
-              <w:rPr>
-                <w:rFonts w:ascii="Times New Roman" w:hAnsi="Times New Roman" w:cs="Times New Roman"/>
-                <w:sz w:val="21"/>
-              </w:rPr>
-              <w:t>КодОтзыва</w:t>
-            </w:r>
-          </w:p>
-        </w:tc>
-        <w:tc>
-          <w:tcPr>
-            <w:tcW w:type="dxa" w:w="1701"/>
-            <w:vAlign w:val="top"/>
-          </w:tcPr>
-          <w:p>
-            <w:pPr>
-              <w:pStyle w:val="ReportTableText"/>
-            </w:pPr>
-            <w:r>
-              <w:rPr>
-                <w:rFonts w:ascii="Times New Roman" w:hAnsi="Times New Roman" w:cs="Times New Roman"/>
-                <w:sz w:val="21"/>
-              </w:rPr>
-              <w:t>Целое</w:t>
-            </w:r>
-          </w:p>
-        </w:tc>
-        <w:tc>
-          <w:tcPr>
-            <w:tcW w:type="dxa" w:w="2835"/>
-            <w:vAlign w:val="top"/>
-          </w:tcPr>
-          <w:p>
-            <w:pPr>
-              <w:pStyle w:val="ReportTableText"/>
-            </w:pPr>
-            <w:r>
-              <w:rPr>
-                <w:rFonts w:ascii="Times New Roman" w:hAnsi="Times New Roman" w:cs="Times New Roman"/>
-                <w:sz w:val="21"/>
-              </w:rPr>
-              <w:t>PRIMARY KEY, UNIQUE, NOT NULL, &gt; 0</w:t>
-            </w:r>
-          </w:p>
-        </w:tc>
-        <w:tc>
-          <w:tcPr>
-            <w:tcW w:type="dxa" w:w="1587"/>
-            <w:vAlign w:val="top"/>
-          </w:tcPr>
-          <w:p>
-            <w:pPr>
-              <w:pStyle w:val="ReportTableText"/>
-            </w:pPr>
-            <w:r>
-              <w:rPr>
-                <w:rFonts w:ascii="Times New Roman" w:hAnsi="Times New Roman" w:cs="Times New Roman"/>
-                <w:sz w:val="21"/>
-              </w:rPr>
-              <w:t>Автоинкремент</w:t>
-            </w:r>
-          </w:p>
-        </w:tc>
-      </w:tr>
-      <w:tr>
-        <w:trPr>
-          <w:cantSplit/>
-        </w:trPr>
-        <w:tc>
-          <w:tcPr>
-            <w:tcW w:type="dxa" w:w="680"/>
-            <w:vAlign w:val="top"/>
-          </w:tcPr>
-          <w:p>
-            <w:pPr>
-              <w:pStyle w:val="ReportTableText"/>
-              <w:jc w:val="center"/>
-            </w:pPr>
-            <w:r>
-              <w:rPr>
-                <w:rFonts w:ascii="Times New Roman" w:hAnsi="Times New Roman" w:cs="Times New Roman"/>
-                <w:sz w:val="21"/>
-              </w:rPr>
-              <w:t>1</w:t>
-            </w:r>
-          </w:p>
-        </w:tc>
-        <w:tc>
-          <w:tcPr>
-            <w:tcW w:type="dxa" w:w="2268"/>
+            <w:tcW w:type="dxa" w:w="2381"/>
             <w:vAlign w:val="top"/>
           </w:tcPr>
           <w:p>
@@ -5322,7 +3657,7 @@
         </w:tc>
         <w:tc>
           <w:tcPr>
-            <w:tcW w:type="dxa" w:w="1701"/>
+            <w:tcW w:type="dxa" w:w="1587"/>
             <w:vAlign w:val="top"/>
           </w:tcPr>
           <w:p>
@@ -5400,7 +3735,7 @@
         </w:tc>
         <w:tc>
           <w:tcPr>
-            <w:tcW w:type="dxa" w:w="2268"/>
+            <w:tcW w:type="dxa" w:w="2381"/>
             <w:vAlign w:val="top"/>
           </w:tcPr>
           <w:p>
@@ -5418,7 +3753,7 @@
         </w:tc>
         <w:tc>
           <w:tcPr>
-            <w:tcW w:type="dxa" w:w="1701"/>
+            <w:tcW w:type="dxa" w:w="1587"/>
             <w:vAlign w:val="top"/>
           </w:tcPr>
           <w:p>
@@ -5496,103 +3831,7 @@
         </w:tc>
         <w:tc>
           <w:tcPr>
-            <w:tcW w:type="dxa" w:w="2268"/>
-            <w:vAlign w:val="top"/>
-          </w:tcPr>
-          <w:p>
-            <w:pPr>
-              <w:pStyle w:val="ReportTableText"/>
-            </w:pPr>
-            <w:r>
-              <w:rPr>
-                <w:rFonts w:ascii="Times New Roman" w:hAnsi="Times New Roman" w:cs="Times New Roman"/>
-                <w:sz w:val="21"/>
-              </w:rPr>
-              <w:t>Текст</w:t>
-            </w:r>
-          </w:p>
-        </w:tc>
-        <w:tc>
-          <w:tcPr>
-            <w:tcW w:type="dxa" w:w="1701"/>
-            <w:vAlign w:val="top"/>
-          </w:tcPr>
-          <w:p>
-            <w:pPr>
-              <w:pStyle w:val="ReportTableText"/>
-            </w:pPr>
-            <w:r>
-              <w:rPr>
-                <w:rFonts w:ascii="Times New Roman" w:hAnsi="Times New Roman" w:cs="Times New Roman"/>
-                <w:sz w:val="21"/>
-              </w:rPr>
-              <w:t>Текст</w:t>
-            </w:r>
-          </w:p>
-        </w:tc>
-        <w:tc>
-          <w:tcPr>
-            <w:tcW w:type="dxa" w:w="2835"/>
-            <w:vAlign w:val="top"/>
-          </w:tcPr>
-          <w:p>
-            <w:pPr>
-              <w:pStyle w:val="ReportTableText"/>
-            </w:pPr>
-            <w:r>
-              <w:rPr>
-                <w:rFonts w:ascii="Times New Roman" w:hAnsi="Times New Roman" w:cs="Times New Roman"/>
-                <w:sz w:val="21"/>
-              </w:rPr>
-              <w:t>NOT NULL, непустой текст</w:t>
-            </w:r>
-          </w:p>
-        </w:tc>
-        <w:tc>
-          <w:tcPr>
-            <w:tcW w:type="dxa" w:w="1587"/>
-            <w:vAlign w:val="top"/>
-          </w:tcPr>
-          <w:p>
-            <w:pPr>
-              <w:pStyle w:val="ReportTableText"/>
-            </w:pPr>
-            <w:r>
-              <w:rPr>
-                <w:rFonts w:ascii="Times New Roman" w:hAnsi="Times New Roman" w:cs="Times New Roman"/>
-                <w:sz w:val="21"/>
-              </w:rPr>
-              <w:t>Не задано</w:t>
-            </w:r>
-          </w:p>
-        </w:tc>
-      </w:tr>
-      <w:tr>
-        <w:trPr>
-          <w:cantSplit/>
-        </w:trPr>
-        <w:tc>
-          <w:tcPr>
-            <w:tcW w:type="dxa" w:w="680"/>
-            <w:vAlign w:val="top"/>
-          </w:tcPr>
-          <w:p>
-            <w:pPr>
-              <w:pStyle w:val="ReportTableText"/>
-              <w:jc w:val="center"/>
-            </w:pPr>
-            <w:r>
-              <w:rPr>
-                <w:rFonts w:ascii="Times New Roman" w:hAnsi="Times New Roman" w:cs="Times New Roman"/>
-                <w:sz w:val="21"/>
-              </w:rPr>
-              <w:t>4</w:t>
-            </w:r>
-          </w:p>
-        </w:tc>
-        <w:tc>
-          <w:tcPr>
-            <w:tcW w:type="dxa" w:w="2268"/>
+            <w:tcW w:type="dxa" w:w="2381"/>
             <w:vAlign w:val="top"/>
           </w:tcPr>
           <w:p>
@@ -5610,7 +3849,7 @@
         </w:tc>
         <w:tc>
           <w:tcPr>
-            <w:tcW w:type="dxa" w:w="1701"/>
+            <w:tcW w:type="dxa" w:w="1587"/>
             <w:vAlign w:val="top"/>
           </w:tcPr>
           <w:p>
@@ -5682,13 +3921,13 @@
                 <w:rFonts w:ascii="Times New Roman" w:hAnsi="Times New Roman" w:cs="Times New Roman"/>
                 <w:sz w:val="21"/>
               </w:rPr>
-              <w:t>5</w:t>
+              <w:t>4</w:t>
             </w:r>
           </w:p>
         </w:tc>
         <w:tc>
           <w:tcPr>
-            <w:tcW w:type="dxa" w:w="2268"/>
+            <w:tcW w:type="dxa" w:w="2381"/>
             <w:vAlign w:val="top"/>
           </w:tcPr>
           <w:p>
@@ -5700,453 +3939,13 @@
                 <w:rFonts w:ascii="Times New Roman" w:hAnsi="Times New Roman" w:cs="Times New Roman"/>
                 <w:sz w:val="21"/>
               </w:rPr>
-              <w:t>Дата</w:t>
-            </w:r>
-          </w:p>
-        </w:tc>
-        <w:tc>
-          <w:tcPr>
-            <w:tcW w:type="dxa" w:w="1701"/>
-            <w:vAlign w:val="top"/>
-          </w:tcPr>
-          <w:p>
-            <w:pPr>
-              <w:pStyle w:val="ReportTableText"/>
-            </w:pPr>
-            <w:r>
-              <w:rPr>
-                <w:rFonts w:ascii="Times New Roman" w:hAnsi="Times New Roman" w:cs="Times New Roman"/>
-                <w:sz w:val="21"/>
-              </w:rPr>
-              <w:t>Дата и время</w:t>
-            </w:r>
-          </w:p>
-        </w:tc>
-        <w:tc>
-          <w:tcPr>
-            <w:tcW w:type="dxa" w:w="2835"/>
-            <w:vAlign w:val="top"/>
-          </w:tcPr>
-          <w:p>
-            <w:pPr>
-              <w:pStyle w:val="ReportTableText"/>
-            </w:pPr>
-            <w:r>
-              <w:rPr>
-                <w:rFonts w:ascii="Times New Roman" w:hAnsi="Times New Roman" w:cs="Times New Roman"/>
-                <w:sz w:val="21"/>
-              </w:rPr>
-              <w:t>NOT NULL</w:t>
+              <w:t>Текст</w:t>
             </w:r>
           </w:p>
         </w:tc>
         <w:tc>
           <w:tcPr>
             <w:tcW w:type="dxa" w:w="1587"/>
-            <w:vAlign w:val="top"/>
-          </w:tcPr>
-          <w:p>
-            <w:pPr>
-              <w:pStyle w:val="ReportTableText"/>
-            </w:pPr>
-            <w:r>
-              <w:rPr>
-                <w:rFonts w:ascii="Times New Roman" w:hAnsi="Times New Roman" w:cs="Times New Roman"/>
-                <w:sz w:val="21"/>
-              </w:rPr>
-              <w:t>now()</w:t>
-            </w:r>
-          </w:p>
-        </w:tc>
-      </w:tr>
-    </w:tbl>
-    <w:p>
-      <w:pPr/>
-      <w:r>
-        <w:rPr>
-          <w:rFonts w:ascii="Times New Roman" w:hAnsi="Times New Roman" w:cs="Times New Roman"/>
-          <w:sz w:val="28"/>
-        </w:rPr>
-        <w:t>Для сущности «Отзыв» действует составное ограничение UNIQUE (КодПользователя, КодМероприятия).</w:t>
-      </w:r>
-    </w:p>
-    <w:p>
-      <w:pPr>
-        <w:pStyle w:val="ReportHeading2"/>
-      </w:pPr>
-      <w:r>
-        <w:rPr>
-          <w:rFonts w:ascii="Times New Roman" w:hAnsi="Times New Roman" w:cs="Times New Roman"/>
-          <w:b/>
-          <w:sz w:val="28"/>
-        </w:rPr>
-        <w:t>4.7.  Подарок</w:t>
-      </w:r>
-    </w:p>
-    <w:tbl>
-      <w:tblPr>
-        <w:tblStyle w:val="TableGrid"/>
-        <w:tblW w:type="auto" w:w="0"/>
-        <w:jc w:val="center"/>
-        <w:tblLayout w:type="fixed"/>
-        <w:tblLook w:firstColumn="1" w:firstRow="1" w:lastColumn="0" w:lastRow="0" w:noHBand="0" w:noVBand="1" w:val="04A0"/>
-        <w:tblLayout w:type="fixed"/>
-        <w:tblW w:type="dxa" w:w="9072"/>
-        <w:tblCellMar>
-          <w:top w:w="40" w:type="dxa"/>
-          <w:start w:w="80" w:type="dxa"/>
-          <w:bottom w:w="40" w:type="dxa"/>
-          <w:end w:w="80" w:type="dxa"/>
-        </w:tblCellMar>
-      </w:tblPr>
-      <w:tblGrid>
-        <w:gridCol w:w="680"/>
-        <w:gridCol w:w="2268"/>
-        <w:gridCol w:w="1701"/>
-        <w:gridCol w:w="2835"/>
-        <w:gridCol w:w="1587"/>
-      </w:tblGrid>
-      <w:tr>
-        <w:trPr>
-          <w:tblHeader/>
-        </w:trPr>
-        <w:tc>
-          <w:tcPr>
-            <w:tcW w:type="dxa" w:w="680"/>
-            <w:vAlign w:val="center"/>
-            <w:shd w:val="clear" w:color="auto" w:fill="F2F2F2"/>
-          </w:tcPr>
-          <w:p>
-            <w:pPr>
-              <w:pStyle w:val="ReportTableHeader"/>
-            </w:pPr>
-            <w:r>
-              <w:rPr>
-                <w:rFonts w:ascii="Times New Roman" w:hAnsi="Times New Roman" w:cs="Times New Roman"/>
-                <w:b/>
-                <w:sz w:val="21"/>
-              </w:rPr>
-              <w:t>№</w:t>
-            </w:r>
-          </w:p>
-        </w:tc>
-        <w:tc>
-          <w:tcPr>
-            <w:tcW w:type="dxa" w:w="2268"/>
-            <w:vAlign w:val="center"/>
-            <w:shd w:val="clear" w:color="auto" w:fill="F2F2F2"/>
-          </w:tcPr>
-          <w:p>
-            <w:pPr>
-              <w:pStyle w:val="ReportTableHeader"/>
-            </w:pPr>
-            <w:r>
-              <w:rPr>
-                <w:rFonts w:ascii="Times New Roman" w:hAnsi="Times New Roman" w:cs="Times New Roman"/>
-                <w:b/>
-                <w:sz w:val="21"/>
-              </w:rPr>
-              <w:t>Имя атрибута</w:t>
-            </w:r>
-          </w:p>
-        </w:tc>
-        <w:tc>
-          <w:tcPr>
-            <w:tcW w:type="dxa" w:w="1701"/>
-            <w:vAlign w:val="center"/>
-            <w:shd w:val="clear" w:color="auto" w:fill="F2F2F2"/>
-          </w:tcPr>
-          <w:p>
-            <w:pPr>
-              <w:pStyle w:val="ReportTableHeader"/>
-            </w:pPr>
-            <w:r>
-              <w:rPr>
-                <w:rFonts w:ascii="Times New Roman" w:hAnsi="Times New Roman" w:cs="Times New Roman"/>
-                <w:b/>
-                <w:sz w:val="21"/>
-              </w:rPr>
-              <w:t>Домен</w:t>
-            </w:r>
-          </w:p>
-        </w:tc>
-        <w:tc>
-          <w:tcPr>
-            <w:tcW w:type="dxa" w:w="2835"/>
-            <w:vAlign w:val="center"/>
-            <w:shd w:val="clear" w:color="auto" w:fill="F2F2F2"/>
-          </w:tcPr>
-          <w:p>
-            <w:pPr>
-              <w:pStyle w:val="ReportTableHeader"/>
-            </w:pPr>
-            <w:r>
-              <w:rPr>
-                <w:rFonts w:ascii="Times New Roman" w:hAnsi="Times New Roman" w:cs="Times New Roman"/>
-                <w:b/>
-                <w:sz w:val="21"/>
-              </w:rPr>
-              <w:t>Ограничения</w:t>
-            </w:r>
-          </w:p>
-        </w:tc>
-        <w:tc>
-          <w:tcPr>
-            <w:tcW w:type="dxa" w:w="1587"/>
-            <w:vAlign w:val="center"/>
-            <w:shd w:val="clear" w:color="auto" w:fill="F2F2F2"/>
-          </w:tcPr>
-          <w:p>
-            <w:pPr>
-              <w:pStyle w:val="ReportTableHeader"/>
-            </w:pPr>
-            <w:r>
-              <w:rPr>
-                <w:rFonts w:ascii="Times New Roman" w:hAnsi="Times New Roman" w:cs="Times New Roman"/>
-                <w:b/>
-                <w:sz w:val="21"/>
-              </w:rPr>
-              <w:t>Значение по умолчанию</w:t>
-            </w:r>
-          </w:p>
-        </w:tc>
-      </w:tr>
-      <w:tr>
-        <w:trPr>
-          <w:cantSplit/>
-        </w:trPr>
-        <w:tc>
-          <w:tcPr>
-            <w:tcW w:type="dxa" w:w="680"/>
-            <w:vAlign w:val="top"/>
-          </w:tcPr>
-          <w:p>
-            <w:pPr>
-              <w:pStyle w:val="ReportTableText"/>
-              <w:jc w:val="center"/>
-            </w:pPr>
-            <w:r>
-              <w:rPr>
-                <w:rFonts w:ascii="Times New Roman" w:hAnsi="Times New Roman" w:cs="Times New Roman"/>
-                <w:sz w:val="21"/>
-              </w:rPr>
-              <w:t>PK</w:t>
-            </w:r>
-          </w:p>
-        </w:tc>
-        <w:tc>
-          <w:tcPr>
-            <w:tcW w:type="dxa" w:w="2268"/>
-            <w:vAlign w:val="top"/>
-          </w:tcPr>
-          <w:p>
-            <w:pPr>
-              <w:pStyle w:val="ReportTableText"/>
-            </w:pPr>
-            <w:r>
-              <w:rPr>
-                <w:rFonts w:ascii="Times New Roman" w:hAnsi="Times New Roman" w:cs="Times New Roman"/>
-                <w:sz w:val="21"/>
-              </w:rPr>
-              <w:t>КодПодарка</w:t>
-            </w:r>
-          </w:p>
-        </w:tc>
-        <w:tc>
-          <w:tcPr>
-            <w:tcW w:type="dxa" w:w="1701"/>
-            <w:vAlign w:val="top"/>
-          </w:tcPr>
-          <w:p>
-            <w:pPr>
-              <w:pStyle w:val="ReportTableText"/>
-            </w:pPr>
-            <w:r>
-              <w:rPr>
-                <w:rFonts w:ascii="Times New Roman" w:hAnsi="Times New Roman" w:cs="Times New Roman"/>
-                <w:sz w:val="21"/>
-              </w:rPr>
-              <w:t>Целое</w:t>
-            </w:r>
-          </w:p>
-        </w:tc>
-        <w:tc>
-          <w:tcPr>
-            <w:tcW w:type="dxa" w:w="2835"/>
-            <w:vAlign w:val="top"/>
-          </w:tcPr>
-          <w:p>
-            <w:pPr>
-              <w:pStyle w:val="ReportTableText"/>
-            </w:pPr>
-            <w:r>
-              <w:rPr>
-                <w:rFonts w:ascii="Times New Roman" w:hAnsi="Times New Roman" w:cs="Times New Roman"/>
-                <w:sz w:val="21"/>
-              </w:rPr>
-              <w:t>PRIMARY KEY, UNIQUE, NOT NULL, &gt; 0</w:t>
-            </w:r>
-          </w:p>
-        </w:tc>
-        <w:tc>
-          <w:tcPr>
-            <w:tcW w:type="dxa" w:w="1587"/>
-            <w:vAlign w:val="top"/>
-          </w:tcPr>
-          <w:p>
-            <w:pPr>
-              <w:pStyle w:val="ReportTableText"/>
-            </w:pPr>
-            <w:r>
-              <w:rPr>
-                <w:rFonts w:ascii="Times New Roman" w:hAnsi="Times New Roman" w:cs="Times New Roman"/>
-                <w:sz w:val="21"/>
-              </w:rPr>
-              <w:t>Автоинкремент</w:t>
-            </w:r>
-          </w:p>
-        </w:tc>
-      </w:tr>
-      <w:tr>
-        <w:trPr>
-          <w:cantSplit/>
-        </w:trPr>
-        <w:tc>
-          <w:tcPr>
-            <w:tcW w:type="dxa" w:w="680"/>
-            <w:vAlign w:val="top"/>
-          </w:tcPr>
-          <w:p>
-            <w:pPr>
-              <w:pStyle w:val="ReportTableText"/>
-              <w:jc w:val="center"/>
-            </w:pPr>
-            <w:r>
-              <w:rPr>
-                <w:rFonts w:ascii="Times New Roman" w:hAnsi="Times New Roman" w:cs="Times New Roman"/>
-                <w:sz w:val="21"/>
-              </w:rPr>
-              <w:t>1</w:t>
-            </w:r>
-          </w:p>
-        </w:tc>
-        <w:tc>
-          <w:tcPr>
-            <w:tcW w:type="dxa" w:w="2268"/>
-            <w:vAlign w:val="top"/>
-          </w:tcPr>
-          <w:p>
-            <w:pPr>
-              <w:pStyle w:val="ReportTableText"/>
-            </w:pPr>
-            <w:r>
-              <w:rPr>
-                <w:rFonts w:ascii="Times New Roman" w:hAnsi="Times New Roman" w:cs="Times New Roman"/>
-                <w:sz w:val="21"/>
-              </w:rPr>
-              <w:t>Название</w:t>
-            </w:r>
-          </w:p>
-        </w:tc>
-        <w:tc>
-          <w:tcPr>
-            <w:tcW w:type="dxa" w:w="1701"/>
-            <w:vAlign w:val="top"/>
-          </w:tcPr>
-          <w:p>
-            <w:pPr>
-              <w:pStyle w:val="ReportTableText"/>
-            </w:pPr>
-            <w:r>
-              <w:rPr>
-                <w:rFonts w:ascii="Times New Roman" w:hAnsi="Times New Roman" w:cs="Times New Roman"/>
-                <w:sz w:val="21"/>
-              </w:rPr>
-              <w:t>Строка(150)</w:t>
-            </w:r>
-          </w:p>
-        </w:tc>
-        <w:tc>
-          <w:tcPr>
-            <w:tcW w:type="dxa" w:w="2835"/>
-            <w:vAlign w:val="top"/>
-          </w:tcPr>
-          <w:p>
-            <w:pPr>
-              <w:pStyle w:val="ReportTableText"/>
-            </w:pPr>
-            <w:r>
-              <w:rPr>
-                <w:rFonts w:ascii="Times New Roman" w:hAnsi="Times New Roman" w:cs="Times New Roman"/>
-                <w:sz w:val="21"/>
-              </w:rPr>
-              <w:t>NOT NULL, непустая строка</w:t>
-            </w:r>
-          </w:p>
-        </w:tc>
-        <w:tc>
-          <w:tcPr>
-            <w:tcW w:type="dxa" w:w="1587"/>
-            <w:vAlign w:val="top"/>
-          </w:tcPr>
-          <w:p>
-            <w:pPr>
-              <w:pStyle w:val="ReportTableText"/>
-            </w:pPr>
-            <w:r>
-              <w:rPr>
-                <w:rFonts w:ascii="Times New Roman" w:hAnsi="Times New Roman" w:cs="Times New Roman"/>
-                <w:sz w:val="21"/>
-              </w:rPr>
-              <w:t>Не задано</w:t>
-            </w:r>
-          </w:p>
-        </w:tc>
-      </w:tr>
-      <w:tr>
-        <w:trPr>
-          <w:cantSplit/>
-        </w:trPr>
-        <w:tc>
-          <w:tcPr>
-            <w:tcW w:type="dxa" w:w="680"/>
-            <w:vAlign w:val="top"/>
-          </w:tcPr>
-          <w:p>
-            <w:pPr>
-              <w:pStyle w:val="ReportTableText"/>
-              <w:jc w:val="center"/>
-            </w:pPr>
-            <w:r>
-              <w:rPr>
-                <w:rFonts w:ascii="Times New Roman" w:hAnsi="Times New Roman" w:cs="Times New Roman"/>
-                <w:sz w:val="21"/>
-              </w:rPr>
-              <w:t>2</w:t>
-            </w:r>
-          </w:p>
-        </w:tc>
-        <w:tc>
-          <w:tcPr>
-            <w:tcW w:type="dxa" w:w="2268"/>
-            <w:vAlign w:val="top"/>
-          </w:tcPr>
-          <w:p>
-            <w:pPr>
-              <w:pStyle w:val="ReportTableText"/>
-            </w:pPr>
-            <w:r>
-              <w:rPr>
-                <w:rFonts w:ascii="Times New Roman" w:hAnsi="Times New Roman" w:cs="Times New Roman"/>
-                <w:sz w:val="21"/>
-              </w:rPr>
-              <w:t>Описание</w:t>
-            </w:r>
-          </w:p>
-        </w:tc>
-        <w:tc>
-          <w:tcPr>
-            <w:tcW w:type="dxa" w:w="1701"/>
             <w:vAlign w:val="top"/>
           </w:tcPr>
           <w:p>
@@ -6199,1826 +3998,6 @@
           </w:p>
         </w:tc>
       </w:tr>
-      <w:tr>
-        <w:trPr>
-          <w:cantSplit/>
-        </w:trPr>
-        <w:tc>
-          <w:tcPr>
-            <w:tcW w:type="dxa" w:w="680"/>
-            <w:vAlign w:val="top"/>
-          </w:tcPr>
-          <w:p>
-            <w:pPr>
-              <w:pStyle w:val="ReportTableText"/>
-              <w:jc w:val="center"/>
-            </w:pPr>
-            <w:r>
-              <w:rPr>
-                <w:rFonts w:ascii="Times New Roman" w:hAnsi="Times New Roman" w:cs="Times New Roman"/>
-                <w:sz w:val="21"/>
-              </w:rPr>
-              <w:t>3</w:t>
-            </w:r>
-          </w:p>
-        </w:tc>
-        <w:tc>
-          <w:tcPr>
-            <w:tcW w:type="dxa" w:w="2268"/>
-            <w:vAlign w:val="top"/>
-          </w:tcPr>
-          <w:p>
-            <w:pPr>
-              <w:pStyle w:val="ReportTableText"/>
-            </w:pPr>
-            <w:r>
-              <w:rPr>
-                <w:rFonts w:ascii="Times New Roman" w:hAnsi="Times New Roman" w:cs="Times New Roman"/>
-                <w:sz w:val="21"/>
-              </w:rPr>
-              <w:t>Тип</w:t>
-            </w:r>
-          </w:p>
-        </w:tc>
-        <w:tc>
-          <w:tcPr>
-            <w:tcW w:type="dxa" w:w="1701"/>
-            <w:vAlign w:val="top"/>
-          </w:tcPr>
-          <w:p>
-            <w:pPr>
-              <w:pStyle w:val="ReportTableText"/>
-            </w:pPr>
-            <w:r>
-              <w:rPr>
-                <w:rFonts w:ascii="Times New Roman" w:hAnsi="Times New Roman" w:cs="Times New Roman"/>
-                <w:sz w:val="21"/>
-              </w:rPr>
-              <w:t>Строка(100)</w:t>
-            </w:r>
-          </w:p>
-        </w:tc>
-        <w:tc>
-          <w:tcPr>
-            <w:tcW w:type="dxa" w:w="2835"/>
-            <w:vAlign w:val="top"/>
-          </w:tcPr>
-          <w:p>
-            <w:pPr>
-              <w:pStyle w:val="ReportTableText"/>
-            </w:pPr>
-            <w:r>
-              <w:rPr>
-                <w:rFonts w:ascii="Times New Roman" w:hAnsi="Times New Roman" w:cs="Times New Roman"/>
-                <w:sz w:val="21"/>
-              </w:rPr>
-              <w:t>NOT NULL, непустая строка</w:t>
-            </w:r>
-          </w:p>
-        </w:tc>
-        <w:tc>
-          <w:tcPr>
-            <w:tcW w:type="dxa" w:w="1587"/>
-            <w:vAlign w:val="top"/>
-          </w:tcPr>
-          <w:p>
-            <w:pPr>
-              <w:pStyle w:val="ReportTableText"/>
-            </w:pPr>
-            <w:r>
-              <w:rPr>
-                <w:rFonts w:ascii="Times New Roman" w:hAnsi="Times New Roman" w:cs="Times New Roman"/>
-                <w:sz w:val="21"/>
-              </w:rPr>
-              <w:t>Не задано</w:t>
-            </w:r>
-          </w:p>
-        </w:tc>
-      </w:tr>
-      <w:tr>
-        <w:trPr>
-          <w:cantSplit/>
-        </w:trPr>
-        <w:tc>
-          <w:tcPr>
-            <w:tcW w:type="dxa" w:w="680"/>
-            <w:vAlign w:val="top"/>
-          </w:tcPr>
-          <w:p>
-            <w:pPr>
-              <w:pStyle w:val="ReportTableText"/>
-              <w:jc w:val="center"/>
-            </w:pPr>
-            <w:r>
-              <w:rPr>
-                <w:rFonts w:ascii="Times New Roman" w:hAnsi="Times New Roman" w:cs="Times New Roman"/>
-                <w:sz w:val="21"/>
-              </w:rPr>
-              <w:t>4</w:t>
-            </w:r>
-          </w:p>
-        </w:tc>
-        <w:tc>
-          <w:tcPr>
-            <w:tcW w:type="dxa" w:w="2268"/>
-            <w:vAlign w:val="top"/>
-          </w:tcPr>
-          <w:p>
-            <w:pPr>
-              <w:pStyle w:val="ReportTableText"/>
-            </w:pPr>
-            <w:r>
-              <w:rPr>
-                <w:rFonts w:ascii="Times New Roman" w:hAnsi="Times New Roman" w:cs="Times New Roman"/>
-                <w:sz w:val="21"/>
-              </w:rPr>
-              <w:t>Статус</w:t>
-            </w:r>
-          </w:p>
-        </w:tc>
-        <w:tc>
-          <w:tcPr>
-            <w:tcW w:type="dxa" w:w="1701"/>
-            <w:vAlign w:val="top"/>
-          </w:tcPr>
-          <w:p>
-            <w:pPr>
-              <w:pStyle w:val="ReportTableText"/>
-            </w:pPr>
-            <w:r>
-              <w:rPr>
-                <w:rFonts w:ascii="Times New Roman" w:hAnsi="Times New Roman" w:cs="Times New Roman"/>
-                <w:sz w:val="21"/>
-              </w:rPr>
-              <w:t>Перечисление</w:t>
-            </w:r>
-          </w:p>
-        </w:tc>
-        <w:tc>
-          <w:tcPr>
-            <w:tcW w:type="dxa" w:w="2835"/>
-            <w:vAlign w:val="top"/>
-          </w:tcPr>
-          <w:p>
-            <w:pPr>
-              <w:pStyle w:val="ReportTableText"/>
-            </w:pPr>
-            <w:r>
-              <w:rPr>
-                <w:rFonts w:ascii="Times New Roman" w:hAnsi="Times New Roman" w:cs="Times New Roman"/>
-                <w:sz w:val="21"/>
-              </w:rPr>
-              <w:t>NOT NULL, AVAILABLE / RESERVED / GIVEN</w:t>
-            </w:r>
-          </w:p>
-        </w:tc>
-        <w:tc>
-          <w:tcPr>
-            <w:tcW w:type="dxa" w:w="1587"/>
-            <w:vAlign w:val="top"/>
-          </w:tcPr>
-          <w:p>
-            <w:pPr>
-              <w:pStyle w:val="ReportTableText"/>
-            </w:pPr>
-            <w:r>
-              <w:rPr>
-                <w:rFonts w:ascii="Times New Roman" w:hAnsi="Times New Roman" w:cs="Times New Roman"/>
-                <w:sz w:val="21"/>
-              </w:rPr>
-              <w:t>AVAILABLE</w:t>
-            </w:r>
-          </w:p>
-        </w:tc>
-      </w:tr>
-    </w:tbl>
-    <w:p>
-      <w:pPr>
-        <w:pStyle w:val="ReportHeading2"/>
-      </w:pPr>
-      <w:r>
-        <w:rPr>
-          <w:rFonts w:ascii="Times New Roman" w:hAnsi="Times New Roman" w:cs="Times New Roman"/>
-          <w:b/>
-          <w:sz w:val="28"/>
-        </w:rPr>
-        <w:t>4.8.  Промокод</w:t>
-      </w:r>
-    </w:p>
-    <w:tbl>
-      <w:tblPr>
-        <w:tblStyle w:val="TableGrid"/>
-        <w:tblW w:type="auto" w:w="0"/>
-        <w:jc w:val="center"/>
-        <w:tblLayout w:type="fixed"/>
-        <w:tblLook w:firstColumn="1" w:firstRow="1" w:lastColumn="0" w:lastRow="0" w:noHBand="0" w:noVBand="1" w:val="04A0"/>
-        <w:tblLayout w:type="fixed"/>
-        <w:tblW w:type="dxa" w:w="9072"/>
-        <w:tblCellMar>
-          <w:top w:w="40" w:type="dxa"/>
-          <w:start w:w="80" w:type="dxa"/>
-          <w:bottom w:w="40" w:type="dxa"/>
-          <w:end w:w="80" w:type="dxa"/>
-        </w:tblCellMar>
-      </w:tblPr>
-      <w:tblGrid>
-        <w:gridCol w:w="680"/>
-        <w:gridCol w:w="2268"/>
-        <w:gridCol w:w="1701"/>
-        <w:gridCol w:w="2835"/>
-        <w:gridCol w:w="1587"/>
-      </w:tblGrid>
-      <w:tr>
-        <w:trPr>
-          <w:tblHeader/>
-        </w:trPr>
-        <w:tc>
-          <w:tcPr>
-            <w:tcW w:type="dxa" w:w="680"/>
-            <w:vAlign w:val="center"/>
-            <w:shd w:val="clear" w:color="auto" w:fill="F2F2F2"/>
-          </w:tcPr>
-          <w:p>
-            <w:pPr>
-              <w:pStyle w:val="ReportTableHeader"/>
-            </w:pPr>
-            <w:r>
-              <w:rPr>
-                <w:rFonts w:ascii="Times New Roman" w:hAnsi="Times New Roman" w:cs="Times New Roman"/>
-                <w:b/>
-                <w:sz w:val="21"/>
-              </w:rPr>
-              <w:t>№</w:t>
-            </w:r>
-          </w:p>
-        </w:tc>
-        <w:tc>
-          <w:tcPr>
-            <w:tcW w:type="dxa" w:w="2268"/>
-            <w:vAlign w:val="center"/>
-            <w:shd w:val="clear" w:color="auto" w:fill="F2F2F2"/>
-          </w:tcPr>
-          <w:p>
-            <w:pPr>
-              <w:pStyle w:val="ReportTableHeader"/>
-            </w:pPr>
-            <w:r>
-              <w:rPr>
-                <w:rFonts w:ascii="Times New Roman" w:hAnsi="Times New Roman" w:cs="Times New Roman"/>
-                <w:b/>
-                <w:sz w:val="21"/>
-              </w:rPr>
-              <w:t>Имя атрибута</w:t>
-            </w:r>
-          </w:p>
-        </w:tc>
-        <w:tc>
-          <w:tcPr>
-            <w:tcW w:type="dxa" w:w="1701"/>
-            <w:vAlign w:val="center"/>
-            <w:shd w:val="clear" w:color="auto" w:fill="F2F2F2"/>
-          </w:tcPr>
-          <w:p>
-            <w:pPr>
-              <w:pStyle w:val="ReportTableHeader"/>
-            </w:pPr>
-            <w:r>
-              <w:rPr>
-                <w:rFonts w:ascii="Times New Roman" w:hAnsi="Times New Roman" w:cs="Times New Roman"/>
-                <w:b/>
-                <w:sz w:val="21"/>
-              </w:rPr>
-              <w:t>Домен</w:t>
-            </w:r>
-          </w:p>
-        </w:tc>
-        <w:tc>
-          <w:tcPr>
-            <w:tcW w:type="dxa" w:w="2835"/>
-            <w:vAlign w:val="center"/>
-            <w:shd w:val="clear" w:color="auto" w:fill="F2F2F2"/>
-          </w:tcPr>
-          <w:p>
-            <w:pPr>
-              <w:pStyle w:val="ReportTableHeader"/>
-            </w:pPr>
-            <w:r>
-              <w:rPr>
-                <w:rFonts w:ascii="Times New Roman" w:hAnsi="Times New Roman" w:cs="Times New Roman"/>
-                <w:b/>
-                <w:sz w:val="21"/>
-              </w:rPr>
-              <w:t>Ограничения</w:t>
-            </w:r>
-          </w:p>
-        </w:tc>
-        <w:tc>
-          <w:tcPr>
-            <w:tcW w:type="dxa" w:w="1587"/>
-            <w:vAlign w:val="center"/>
-            <w:shd w:val="clear" w:color="auto" w:fill="F2F2F2"/>
-          </w:tcPr>
-          <w:p>
-            <w:pPr>
-              <w:pStyle w:val="ReportTableHeader"/>
-            </w:pPr>
-            <w:r>
-              <w:rPr>
-                <w:rFonts w:ascii="Times New Roman" w:hAnsi="Times New Roman" w:cs="Times New Roman"/>
-                <w:b/>
-                <w:sz w:val="21"/>
-              </w:rPr>
-              <w:t>Значение по умолчанию</w:t>
-            </w:r>
-          </w:p>
-        </w:tc>
-      </w:tr>
-      <w:tr>
-        <w:trPr>
-          <w:cantSplit/>
-        </w:trPr>
-        <w:tc>
-          <w:tcPr>
-            <w:tcW w:type="dxa" w:w="680"/>
-            <w:vAlign w:val="top"/>
-          </w:tcPr>
-          <w:p>
-            <w:pPr>
-              <w:pStyle w:val="ReportTableText"/>
-              <w:jc w:val="center"/>
-            </w:pPr>
-            <w:r>
-              <w:rPr>
-                <w:rFonts w:ascii="Times New Roman" w:hAnsi="Times New Roman" w:cs="Times New Roman"/>
-                <w:sz w:val="21"/>
-              </w:rPr>
-              <w:t>PK</w:t>
-            </w:r>
-          </w:p>
-        </w:tc>
-        <w:tc>
-          <w:tcPr>
-            <w:tcW w:type="dxa" w:w="2268"/>
-            <w:vAlign w:val="top"/>
-          </w:tcPr>
-          <w:p>
-            <w:pPr>
-              <w:pStyle w:val="ReportTableText"/>
-            </w:pPr>
-            <w:r>
-              <w:rPr>
-                <w:rFonts w:ascii="Times New Roman" w:hAnsi="Times New Roman" w:cs="Times New Roman"/>
-                <w:sz w:val="21"/>
-              </w:rPr>
-              <w:t>КодПромокода</w:t>
-            </w:r>
-          </w:p>
-        </w:tc>
-        <w:tc>
-          <w:tcPr>
-            <w:tcW w:type="dxa" w:w="1701"/>
-            <w:vAlign w:val="top"/>
-          </w:tcPr>
-          <w:p>
-            <w:pPr>
-              <w:pStyle w:val="ReportTableText"/>
-            </w:pPr>
-            <w:r>
-              <w:rPr>
-                <w:rFonts w:ascii="Times New Roman" w:hAnsi="Times New Roman" w:cs="Times New Roman"/>
-                <w:sz w:val="21"/>
-              </w:rPr>
-              <w:t>Целое</w:t>
-            </w:r>
-          </w:p>
-        </w:tc>
-        <w:tc>
-          <w:tcPr>
-            <w:tcW w:type="dxa" w:w="2835"/>
-            <w:vAlign w:val="top"/>
-          </w:tcPr>
-          <w:p>
-            <w:pPr>
-              <w:pStyle w:val="ReportTableText"/>
-            </w:pPr>
-            <w:r>
-              <w:rPr>
-                <w:rFonts w:ascii="Times New Roman" w:hAnsi="Times New Roman" w:cs="Times New Roman"/>
-                <w:sz w:val="21"/>
-              </w:rPr>
-              <w:t>PRIMARY KEY, UNIQUE, NOT NULL, &gt; 0</w:t>
-            </w:r>
-          </w:p>
-        </w:tc>
-        <w:tc>
-          <w:tcPr>
-            <w:tcW w:type="dxa" w:w="1587"/>
-            <w:vAlign w:val="top"/>
-          </w:tcPr>
-          <w:p>
-            <w:pPr>
-              <w:pStyle w:val="ReportTableText"/>
-            </w:pPr>
-            <w:r>
-              <w:rPr>
-                <w:rFonts w:ascii="Times New Roman" w:hAnsi="Times New Roman" w:cs="Times New Roman"/>
-                <w:sz w:val="21"/>
-              </w:rPr>
-              <w:t>Автоинкремент</w:t>
-            </w:r>
-          </w:p>
-        </w:tc>
-      </w:tr>
-      <w:tr>
-        <w:trPr>
-          <w:cantSplit/>
-        </w:trPr>
-        <w:tc>
-          <w:tcPr>
-            <w:tcW w:type="dxa" w:w="680"/>
-            <w:vAlign w:val="top"/>
-          </w:tcPr>
-          <w:p>
-            <w:pPr>
-              <w:pStyle w:val="ReportTableText"/>
-              <w:jc w:val="center"/>
-            </w:pPr>
-            <w:r>
-              <w:rPr>
-                <w:rFonts w:ascii="Times New Roman" w:hAnsi="Times New Roman" w:cs="Times New Roman"/>
-                <w:sz w:val="21"/>
-              </w:rPr>
-              <w:t>1</w:t>
-            </w:r>
-          </w:p>
-        </w:tc>
-        <w:tc>
-          <w:tcPr>
-            <w:tcW w:type="dxa" w:w="2268"/>
-            <w:vAlign w:val="top"/>
-          </w:tcPr>
-          <w:p>
-            <w:pPr>
-              <w:pStyle w:val="ReportTableText"/>
-            </w:pPr>
-            <w:r>
-              <w:rPr>
-                <w:rFonts w:ascii="Times New Roman" w:hAnsi="Times New Roman" w:cs="Times New Roman"/>
-                <w:sz w:val="21"/>
-              </w:rPr>
-              <w:t>КодПодарка</w:t>
-            </w:r>
-          </w:p>
-        </w:tc>
-        <w:tc>
-          <w:tcPr>
-            <w:tcW w:type="dxa" w:w="1701"/>
-            <w:vAlign w:val="top"/>
-          </w:tcPr>
-          <w:p>
-            <w:pPr>
-              <w:pStyle w:val="ReportTableText"/>
-            </w:pPr>
-            <w:r>
-              <w:rPr>
-                <w:rFonts w:ascii="Times New Roman" w:hAnsi="Times New Roman" w:cs="Times New Roman"/>
-                <w:sz w:val="21"/>
-              </w:rPr>
-              <w:t>Целое</w:t>
-            </w:r>
-          </w:p>
-        </w:tc>
-        <w:tc>
-          <w:tcPr>
-            <w:tcW w:type="dxa" w:w="2835"/>
-            <w:vAlign w:val="top"/>
-          </w:tcPr>
-          <w:p>
-            <w:pPr>
-              <w:pStyle w:val="ReportTableText"/>
-            </w:pPr>
-            <w:r>
-              <w:rPr>
-                <w:rFonts w:ascii="Times New Roman" w:hAnsi="Times New Roman" w:cs="Times New Roman"/>
-                <w:sz w:val="21"/>
-              </w:rPr>
-              <w:t>FK → Подарок, NOT NULL; существующий код</w:t>
-            </w:r>
-          </w:p>
-        </w:tc>
-        <w:tc>
-          <w:tcPr>
-            <w:tcW w:type="dxa" w:w="1587"/>
-            <w:vAlign w:val="top"/>
-          </w:tcPr>
-          <w:p>
-            <w:pPr>
-              <w:pStyle w:val="ReportTableText"/>
-            </w:pPr>
-            <w:r>
-              <w:rPr>
-                <w:rFonts w:ascii="Times New Roman" w:hAnsi="Times New Roman" w:cs="Times New Roman"/>
-                <w:sz w:val="21"/>
-              </w:rPr>
-              <w:t>Не задано</w:t>
-            </w:r>
-          </w:p>
-        </w:tc>
-      </w:tr>
-      <w:tr>
-        <w:trPr>
-          <w:cantSplit/>
-        </w:trPr>
-        <w:tc>
-          <w:tcPr>
-            <w:tcW w:type="dxa" w:w="680"/>
-            <w:vAlign w:val="top"/>
-          </w:tcPr>
-          <w:p>
-            <w:pPr>
-              <w:pStyle w:val="ReportTableText"/>
-              <w:jc w:val="center"/>
-            </w:pPr>
-            <w:r>
-              <w:rPr>
-                <w:rFonts w:ascii="Times New Roman" w:hAnsi="Times New Roman" w:cs="Times New Roman"/>
-                <w:sz w:val="21"/>
-              </w:rPr>
-              <w:t>2</w:t>
-            </w:r>
-          </w:p>
-        </w:tc>
-        <w:tc>
-          <w:tcPr>
-            <w:tcW w:type="dxa" w:w="2268"/>
-            <w:vAlign w:val="top"/>
-          </w:tcPr>
-          <w:p>
-            <w:pPr>
-              <w:pStyle w:val="ReportTableText"/>
-            </w:pPr>
-            <w:r>
-              <w:rPr>
-                <w:rFonts w:ascii="Times New Roman" w:hAnsi="Times New Roman" w:cs="Times New Roman"/>
-                <w:sz w:val="21"/>
-              </w:rPr>
-              <w:t>Код</w:t>
-            </w:r>
-          </w:p>
-        </w:tc>
-        <w:tc>
-          <w:tcPr>
-            <w:tcW w:type="dxa" w:w="1701"/>
-            <w:vAlign w:val="top"/>
-          </w:tcPr>
-          <w:p>
-            <w:pPr>
-              <w:pStyle w:val="ReportTableText"/>
-            </w:pPr>
-            <w:r>
-              <w:rPr>
-                <w:rFonts w:ascii="Times New Roman" w:hAnsi="Times New Roman" w:cs="Times New Roman"/>
-                <w:sz w:val="21"/>
-              </w:rPr>
-              <w:t>Строка(50)</w:t>
-            </w:r>
-          </w:p>
-        </w:tc>
-        <w:tc>
-          <w:tcPr>
-            <w:tcW w:type="dxa" w:w="2835"/>
-            <w:vAlign w:val="top"/>
-          </w:tcPr>
-          <w:p>
-            <w:pPr>
-              <w:pStyle w:val="ReportTableText"/>
-            </w:pPr>
-            <w:r>
-              <w:rPr>
-                <w:rFonts w:ascii="Times New Roman" w:hAnsi="Times New Roman" w:cs="Times New Roman"/>
-                <w:sz w:val="21"/>
-              </w:rPr>
-              <w:t>NOT NULL, UNIQUE, непустая строка</w:t>
-            </w:r>
-          </w:p>
-        </w:tc>
-        <w:tc>
-          <w:tcPr>
-            <w:tcW w:type="dxa" w:w="1587"/>
-            <w:vAlign w:val="top"/>
-          </w:tcPr>
-          <w:p>
-            <w:pPr>
-              <w:pStyle w:val="ReportTableText"/>
-            </w:pPr>
-            <w:r>
-              <w:rPr>
-                <w:rFonts w:ascii="Times New Roman" w:hAnsi="Times New Roman" w:cs="Times New Roman"/>
-                <w:sz w:val="21"/>
-              </w:rPr>
-              <w:t>Не задано</w:t>
-            </w:r>
-          </w:p>
-        </w:tc>
-      </w:tr>
-      <w:tr>
-        <w:trPr>
-          <w:cantSplit/>
-        </w:trPr>
-        <w:tc>
-          <w:tcPr>
-            <w:tcW w:type="dxa" w:w="680"/>
-            <w:vAlign w:val="top"/>
-          </w:tcPr>
-          <w:p>
-            <w:pPr>
-              <w:pStyle w:val="ReportTableText"/>
-              <w:jc w:val="center"/>
-            </w:pPr>
-            <w:r>
-              <w:rPr>
-                <w:rFonts w:ascii="Times New Roman" w:hAnsi="Times New Roman" w:cs="Times New Roman"/>
-                <w:sz w:val="21"/>
-              </w:rPr>
-              <w:t>3</w:t>
-            </w:r>
-          </w:p>
-        </w:tc>
-        <w:tc>
-          <w:tcPr>
-            <w:tcW w:type="dxa" w:w="2268"/>
-            <w:vAlign w:val="top"/>
-          </w:tcPr>
-          <w:p>
-            <w:pPr>
-              <w:pStyle w:val="ReportTableText"/>
-            </w:pPr>
-            <w:r>
-              <w:rPr>
-                <w:rFonts w:ascii="Times New Roman" w:hAnsi="Times New Roman" w:cs="Times New Roman"/>
-                <w:sz w:val="21"/>
-              </w:rPr>
-              <w:t>Статус</w:t>
-            </w:r>
-          </w:p>
-        </w:tc>
-        <w:tc>
-          <w:tcPr>
-            <w:tcW w:type="dxa" w:w="1701"/>
-            <w:vAlign w:val="top"/>
-          </w:tcPr>
-          <w:p>
-            <w:pPr>
-              <w:pStyle w:val="ReportTableText"/>
-            </w:pPr>
-            <w:r>
-              <w:rPr>
-                <w:rFonts w:ascii="Times New Roman" w:hAnsi="Times New Roman" w:cs="Times New Roman"/>
-                <w:sz w:val="21"/>
-              </w:rPr>
-              <w:t>Перечисление</w:t>
-            </w:r>
-          </w:p>
-        </w:tc>
-        <w:tc>
-          <w:tcPr>
-            <w:tcW w:type="dxa" w:w="2835"/>
-            <w:vAlign w:val="top"/>
-          </w:tcPr>
-          <w:p>
-            <w:pPr>
-              <w:pStyle w:val="ReportTableText"/>
-            </w:pPr>
-            <w:r>
-              <w:rPr>
-                <w:rFonts w:ascii="Times New Roman" w:hAnsi="Times New Roman" w:cs="Times New Roman"/>
-                <w:sz w:val="21"/>
-              </w:rPr>
-              <w:t>NOT NULL, ACTIVE / USED / EXPIRED</w:t>
-            </w:r>
-          </w:p>
-        </w:tc>
-        <w:tc>
-          <w:tcPr>
-            <w:tcW w:type="dxa" w:w="1587"/>
-            <w:vAlign w:val="top"/>
-          </w:tcPr>
-          <w:p>
-            <w:pPr>
-              <w:pStyle w:val="ReportTableText"/>
-            </w:pPr>
-            <w:r>
-              <w:rPr>
-                <w:rFonts w:ascii="Times New Roman" w:hAnsi="Times New Roman" w:cs="Times New Roman"/>
-                <w:sz w:val="21"/>
-              </w:rPr>
-              <w:t>ACTIVE</w:t>
-            </w:r>
-          </w:p>
-        </w:tc>
-      </w:tr>
-      <w:tr>
-        <w:trPr>
-          <w:cantSplit/>
-        </w:trPr>
-        <w:tc>
-          <w:tcPr>
-            <w:tcW w:type="dxa" w:w="680"/>
-            <w:vAlign w:val="top"/>
-          </w:tcPr>
-          <w:p>
-            <w:pPr>
-              <w:pStyle w:val="ReportTableText"/>
-              <w:jc w:val="center"/>
-            </w:pPr>
-            <w:r>
-              <w:rPr>
-                <w:rFonts w:ascii="Times New Roman" w:hAnsi="Times New Roman" w:cs="Times New Roman"/>
-                <w:sz w:val="21"/>
-              </w:rPr>
-              <w:t>4</w:t>
-            </w:r>
-          </w:p>
-        </w:tc>
-        <w:tc>
-          <w:tcPr>
-            <w:tcW w:type="dxa" w:w="2268"/>
-            <w:vAlign w:val="top"/>
-          </w:tcPr>
-          <w:p>
-            <w:pPr>
-              <w:pStyle w:val="ReportTableText"/>
-            </w:pPr>
-            <w:r>
-              <w:rPr>
-                <w:rFonts w:ascii="Times New Roman" w:hAnsi="Times New Roman" w:cs="Times New Roman"/>
-                <w:sz w:val="21"/>
-              </w:rPr>
-              <w:t>Скидка</w:t>
-            </w:r>
-          </w:p>
-        </w:tc>
-        <w:tc>
-          <w:tcPr>
-            <w:tcW w:type="dxa" w:w="1701"/>
-            <w:vAlign w:val="top"/>
-          </w:tcPr>
-          <w:p>
-            <w:pPr>
-              <w:pStyle w:val="ReportTableText"/>
-            </w:pPr>
-            <w:r>
-              <w:rPr>
-                <w:rFonts w:ascii="Times New Roman" w:hAnsi="Times New Roman" w:cs="Times New Roman"/>
-                <w:sz w:val="21"/>
-              </w:rPr>
-              <w:t>Целое</w:t>
-            </w:r>
-          </w:p>
-        </w:tc>
-        <w:tc>
-          <w:tcPr>
-            <w:tcW w:type="dxa" w:w="2835"/>
-            <w:vAlign w:val="top"/>
-          </w:tcPr>
-          <w:p>
-            <w:pPr>
-              <w:pStyle w:val="ReportTableText"/>
-            </w:pPr>
-            <w:r>
-              <w:rPr>
-                <w:rFonts w:ascii="Times New Roman" w:hAnsi="Times New Roman" w:cs="Times New Roman"/>
-                <w:sz w:val="21"/>
-              </w:rPr>
-              <w:t>NOT NULL, от 0 до 100</w:t>
-            </w:r>
-          </w:p>
-        </w:tc>
-        <w:tc>
-          <w:tcPr>
-            <w:tcW w:type="dxa" w:w="1587"/>
-            <w:vAlign w:val="top"/>
-          </w:tcPr>
-          <w:p>
-            <w:pPr>
-              <w:pStyle w:val="ReportTableText"/>
-            </w:pPr>
-            <w:r>
-              <w:rPr>
-                <w:rFonts w:ascii="Times New Roman" w:hAnsi="Times New Roman" w:cs="Times New Roman"/>
-                <w:sz w:val="21"/>
-              </w:rPr>
-              <w:t>0</w:t>
-            </w:r>
-          </w:p>
-        </w:tc>
-      </w:tr>
-    </w:tbl>
-    <w:p>
-      <w:pPr>
-        <w:pStyle w:val="ReportHeading2"/>
-      </w:pPr>
-      <w:r>
-        <w:rPr>
-          <w:rFonts w:ascii="Times New Roman" w:hAnsi="Times New Roman" w:cs="Times New Roman"/>
-          <w:b/>
-          <w:sz w:val="28"/>
-        </w:rPr>
-        <w:t>4.9.  Билет</w:t>
-      </w:r>
-    </w:p>
-    <w:tbl>
-      <w:tblPr>
-        <w:tblStyle w:val="TableGrid"/>
-        <w:tblW w:type="auto" w:w="0"/>
-        <w:jc w:val="center"/>
-        <w:tblLayout w:type="fixed"/>
-        <w:tblLook w:firstColumn="1" w:firstRow="1" w:lastColumn="0" w:lastRow="0" w:noHBand="0" w:noVBand="1" w:val="04A0"/>
-        <w:tblLayout w:type="fixed"/>
-        <w:tblW w:type="dxa" w:w="9072"/>
-        <w:tblCellMar>
-          <w:top w:w="40" w:type="dxa"/>
-          <w:start w:w="80" w:type="dxa"/>
-          <w:bottom w:w="40" w:type="dxa"/>
-          <w:end w:w="80" w:type="dxa"/>
-        </w:tblCellMar>
-      </w:tblPr>
-      <w:tblGrid>
-        <w:gridCol w:w="680"/>
-        <w:gridCol w:w="2268"/>
-        <w:gridCol w:w="1701"/>
-        <w:gridCol w:w="2835"/>
-        <w:gridCol w:w="1587"/>
-      </w:tblGrid>
-      <w:tr>
-        <w:trPr>
-          <w:tblHeader/>
-        </w:trPr>
-        <w:tc>
-          <w:tcPr>
-            <w:tcW w:type="dxa" w:w="680"/>
-            <w:vAlign w:val="center"/>
-            <w:shd w:val="clear" w:color="auto" w:fill="F2F2F2"/>
-          </w:tcPr>
-          <w:p>
-            <w:pPr>
-              <w:pStyle w:val="ReportTableHeader"/>
-            </w:pPr>
-            <w:r>
-              <w:rPr>
-                <w:rFonts w:ascii="Times New Roman" w:hAnsi="Times New Roman" w:cs="Times New Roman"/>
-                <w:b/>
-                <w:sz w:val="21"/>
-              </w:rPr>
-              <w:t>№</w:t>
-            </w:r>
-          </w:p>
-        </w:tc>
-        <w:tc>
-          <w:tcPr>
-            <w:tcW w:type="dxa" w:w="2268"/>
-            <w:vAlign w:val="center"/>
-            <w:shd w:val="clear" w:color="auto" w:fill="F2F2F2"/>
-          </w:tcPr>
-          <w:p>
-            <w:pPr>
-              <w:pStyle w:val="ReportTableHeader"/>
-            </w:pPr>
-            <w:r>
-              <w:rPr>
-                <w:rFonts w:ascii="Times New Roman" w:hAnsi="Times New Roman" w:cs="Times New Roman"/>
-                <w:b/>
-                <w:sz w:val="21"/>
-              </w:rPr>
-              <w:t>Имя атрибута</w:t>
-            </w:r>
-          </w:p>
-        </w:tc>
-        <w:tc>
-          <w:tcPr>
-            <w:tcW w:type="dxa" w:w="1701"/>
-            <w:vAlign w:val="center"/>
-            <w:shd w:val="clear" w:color="auto" w:fill="F2F2F2"/>
-          </w:tcPr>
-          <w:p>
-            <w:pPr>
-              <w:pStyle w:val="ReportTableHeader"/>
-            </w:pPr>
-            <w:r>
-              <w:rPr>
-                <w:rFonts w:ascii="Times New Roman" w:hAnsi="Times New Roman" w:cs="Times New Roman"/>
-                <w:b/>
-                <w:sz w:val="21"/>
-              </w:rPr>
-              <w:t>Домен</w:t>
-            </w:r>
-          </w:p>
-        </w:tc>
-        <w:tc>
-          <w:tcPr>
-            <w:tcW w:type="dxa" w:w="2835"/>
-            <w:vAlign w:val="center"/>
-            <w:shd w:val="clear" w:color="auto" w:fill="F2F2F2"/>
-          </w:tcPr>
-          <w:p>
-            <w:pPr>
-              <w:pStyle w:val="ReportTableHeader"/>
-            </w:pPr>
-            <w:r>
-              <w:rPr>
-                <w:rFonts w:ascii="Times New Roman" w:hAnsi="Times New Roman" w:cs="Times New Roman"/>
-                <w:b/>
-                <w:sz w:val="21"/>
-              </w:rPr>
-              <w:t>Ограничения</w:t>
-            </w:r>
-          </w:p>
-        </w:tc>
-        <w:tc>
-          <w:tcPr>
-            <w:tcW w:type="dxa" w:w="1587"/>
-            <w:vAlign w:val="center"/>
-            <w:shd w:val="clear" w:color="auto" w:fill="F2F2F2"/>
-          </w:tcPr>
-          <w:p>
-            <w:pPr>
-              <w:pStyle w:val="ReportTableHeader"/>
-            </w:pPr>
-            <w:r>
-              <w:rPr>
-                <w:rFonts w:ascii="Times New Roman" w:hAnsi="Times New Roman" w:cs="Times New Roman"/>
-                <w:b/>
-                <w:sz w:val="21"/>
-              </w:rPr>
-              <w:t>Значение по умолчанию</w:t>
-            </w:r>
-          </w:p>
-        </w:tc>
-      </w:tr>
-      <w:tr>
-        <w:trPr>
-          <w:cantSplit/>
-        </w:trPr>
-        <w:tc>
-          <w:tcPr>
-            <w:tcW w:type="dxa" w:w="680"/>
-            <w:vAlign w:val="top"/>
-          </w:tcPr>
-          <w:p>
-            <w:pPr>
-              <w:pStyle w:val="ReportTableText"/>
-              <w:jc w:val="center"/>
-            </w:pPr>
-            <w:r>
-              <w:rPr>
-                <w:rFonts w:ascii="Times New Roman" w:hAnsi="Times New Roman" w:cs="Times New Roman"/>
-                <w:sz w:val="21"/>
-              </w:rPr>
-              <w:t>PK</w:t>
-            </w:r>
-          </w:p>
-        </w:tc>
-        <w:tc>
-          <w:tcPr>
-            <w:tcW w:type="dxa" w:w="2268"/>
-            <w:vAlign w:val="top"/>
-          </w:tcPr>
-          <w:p>
-            <w:pPr>
-              <w:pStyle w:val="ReportTableText"/>
-            </w:pPr>
-            <w:r>
-              <w:rPr>
-                <w:rFonts w:ascii="Times New Roman" w:hAnsi="Times New Roman" w:cs="Times New Roman"/>
-                <w:sz w:val="21"/>
-              </w:rPr>
-              <w:t>КодБилета</w:t>
-            </w:r>
-          </w:p>
-        </w:tc>
-        <w:tc>
-          <w:tcPr>
-            <w:tcW w:type="dxa" w:w="1701"/>
-            <w:vAlign w:val="top"/>
-          </w:tcPr>
-          <w:p>
-            <w:pPr>
-              <w:pStyle w:val="ReportTableText"/>
-            </w:pPr>
-            <w:r>
-              <w:rPr>
-                <w:rFonts w:ascii="Times New Roman" w:hAnsi="Times New Roman" w:cs="Times New Roman"/>
-                <w:sz w:val="21"/>
-              </w:rPr>
-              <w:t>Целое</w:t>
-            </w:r>
-          </w:p>
-        </w:tc>
-        <w:tc>
-          <w:tcPr>
-            <w:tcW w:type="dxa" w:w="2835"/>
-            <w:vAlign w:val="top"/>
-          </w:tcPr>
-          <w:p>
-            <w:pPr>
-              <w:pStyle w:val="ReportTableText"/>
-            </w:pPr>
-            <w:r>
-              <w:rPr>
-                <w:rFonts w:ascii="Times New Roman" w:hAnsi="Times New Roman" w:cs="Times New Roman"/>
-                <w:sz w:val="21"/>
-              </w:rPr>
-              <w:t>PRIMARY KEY, UNIQUE, NOT NULL, &gt; 0</w:t>
-            </w:r>
-          </w:p>
-        </w:tc>
-        <w:tc>
-          <w:tcPr>
-            <w:tcW w:type="dxa" w:w="1587"/>
-            <w:vAlign w:val="top"/>
-          </w:tcPr>
-          <w:p>
-            <w:pPr>
-              <w:pStyle w:val="ReportTableText"/>
-            </w:pPr>
-            <w:r>
-              <w:rPr>
-                <w:rFonts w:ascii="Times New Roman" w:hAnsi="Times New Roman" w:cs="Times New Roman"/>
-                <w:sz w:val="21"/>
-              </w:rPr>
-              <w:t>Автоинкремент</w:t>
-            </w:r>
-          </w:p>
-        </w:tc>
-      </w:tr>
-      <w:tr>
-        <w:trPr>
-          <w:cantSplit/>
-        </w:trPr>
-        <w:tc>
-          <w:tcPr>
-            <w:tcW w:type="dxa" w:w="680"/>
-            <w:vAlign w:val="top"/>
-          </w:tcPr>
-          <w:p>
-            <w:pPr>
-              <w:pStyle w:val="ReportTableText"/>
-              <w:jc w:val="center"/>
-            </w:pPr>
-            <w:r>
-              <w:rPr>
-                <w:rFonts w:ascii="Times New Roman" w:hAnsi="Times New Roman" w:cs="Times New Roman"/>
-                <w:sz w:val="21"/>
-              </w:rPr>
-              <w:t>1</w:t>
-            </w:r>
-          </w:p>
-        </w:tc>
-        <w:tc>
-          <w:tcPr>
-            <w:tcW w:type="dxa" w:w="2268"/>
-            <w:vAlign w:val="top"/>
-          </w:tcPr>
-          <w:p>
-            <w:pPr>
-              <w:pStyle w:val="ReportTableText"/>
-            </w:pPr>
-            <w:r>
-              <w:rPr>
-                <w:rFonts w:ascii="Times New Roman" w:hAnsi="Times New Roman" w:cs="Times New Roman"/>
-                <w:sz w:val="21"/>
-              </w:rPr>
-              <w:t>КодПользователя</w:t>
-            </w:r>
-          </w:p>
-        </w:tc>
-        <w:tc>
-          <w:tcPr>
-            <w:tcW w:type="dxa" w:w="1701"/>
-            <w:vAlign w:val="top"/>
-          </w:tcPr>
-          <w:p>
-            <w:pPr>
-              <w:pStyle w:val="ReportTableText"/>
-            </w:pPr>
-            <w:r>
-              <w:rPr>
-                <w:rFonts w:ascii="Times New Roman" w:hAnsi="Times New Roman" w:cs="Times New Roman"/>
-                <w:sz w:val="21"/>
-              </w:rPr>
-              <w:t>Целое</w:t>
-            </w:r>
-          </w:p>
-        </w:tc>
-        <w:tc>
-          <w:tcPr>
-            <w:tcW w:type="dxa" w:w="2835"/>
-            <w:vAlign w:val="top"/>
-          </w:tcPr>
-          <w:p>
-            <w:pPr>
-              <w:pStyle w:val="ReportTableText"/>
-            </w:pPr>
-            <w:r>
-              <w:rPr>
-                <w:rFonts w:ascii="Times New Roman" w:hAnsi="Times New Roman" w:cs="Times New Roman"/>
-                <w:sz w:val="21"/>
-              </w:rPr>
-              <w:t>FK → Пользователь, NOT NULL; существующий код</w:t>
-            </w:r>
-          </w:p>
-        </w:tc>
-        <w:tc>
-          <w:tcPr>
-            <w:tcW w:type="dxa" w:w="1587"/>
-            <w:vAlign w:val="top"/>
-          </w:tcPr>
-          <w:p>
-            <w:pPr>
-              <w:pStyle w:val="ReportTableText"/>
-            </w:pPr>
-            <w:r>
-              <w:rPr>
-                <w:rFonts w:ascii="Times New Roman" w:hAnsi="Times New Roman" w:cs="Times New Roman"/>
-                <w:sz w:val="21"/>
-              </w:rPr>
-              <w:t>Не задано</w:t>
-            </w:r>
-          </w:p>
-        </w:tc>
-      </w:tr>
-      <w:tr>
-        <w:trPr>
-          <w:cantSplit/>
-        </w:trPr>
-        <w:tc>
-          <w:tcPr>
-            <w:tcW w:type="dxa" w:w="680"/>
-            <w:vAlign w:val="top"/>
-          </w:tcPr>
-          <w:p>
-            <w:pPr>
-              <w:pStyle w:val="ReportTableText"/>
-              <w:jc w:val="center"/>
-            </w:pPr>
-            <w:r>
-              <w:rPr>
-                <w:rFonts w:ascii="Times New Roman" w:hAnsi="Times New Roman" w:cs="Times New Roman"/>
-                <w:sz w:val="21"/>
-              </w:rPr>
-              <w:t>2</w:t>
-            </w:r>
-          </w:p>
-        </w:tc>
-        <w:tc>
-          <w:tcPr>
-            <w:tcW w:type="dxa" w:w="2268"/>
-            <w:vAlign w:val="top"/>
-          </w:tcPr>
-          <w:p>
-            <w:pPr>
-              <w:pStyle w:val="ReportTableText"/>
-            </w:pPr>
-            <w:r>
-              <w:rPr>
-                <w:rFonts w:ascii="Times New Roman" w:hAnsi="Times New Roman" w:cs="Times New Roman"/>
-                <w:sz w:val="21"/>
-              </w:rPr>
-              <w:t>КодМероприятия</w:t>
-            </w:r>
-          </w:p>
-        </w:tc>
-        <w:tc>
-          <w:tcPr>
-            <w:tcW w:type="dxa" w:w="1701"/>
-            <w:vAlign w:val="top"/>
-          </w:tcPr>
-          <w:p>
-            <w:pPr>
-              <w:pStyle w:val="ReportTableText"/>
-            </w:pPr>
-            <w:r>
-              <w:rPr>
-                <w:rFonts w:ascii="Times New Roman" w:hAnsi="Times New Roman" w:cs="Times New Roman"/>
-                <w:sz w:val="21"/>
-              </w:rPr>
-              <w:t>Целое</w:t>
-            </w:r>
-          </w:p>
-        </w:tc>
-        <w:tc>
-          <w:tcPr>
-            <w:tcW w:type="dxa" w:w="2835"/>
-            <w:vAlign w:val="top"/>
-          </w:tcPr>
-          <w:p>
-            <w:pPr>
-              <w:pStyle w:val="ReportTableText"/>
-            </w:pPr>
-            <w:r>
-              <w:rPr>
-                <w:rFonts w:ascii="Times New Roman" w:hAnsi="Times New Roman" w:cs="Times New Roman"/>
-                <w:sz w:val="21"/>
-              </w:rPr>
-              <w:t>FK → Мероприятие, NOT NULL; существующий код</w:t>
-            </w:r>
-          </w:p>
-        </w:tc>
-        <w:tc>
-          <w:tcPr>
-            <w:tcW w:type="dxa" w:w="1587"/>
-            <w:vAlign w:val="top"/>
-          </w:tcPr>
-          <w:p>
-            <w:pPr>
-              <w:pStyle w:val="ReportTableText"/>
-            </w:pPr>
-            <w:r>
-              <w:rPr>
-                <w:rFonts w:ascii="Times New Roman" w:hAnsi="Times New Roman" w:cs="Times New Roman"/>
-                <w:sz w:val="21"/>
-              </w:rPr>
-              <w:t>Не задано</w:t>
-            </w:r>
-          </w:p>
-        </w:tc>
-      </w:tr>
-      <w:tr>
-        <w:trPr>
-          <w:cantSplit/>
-        </w:trPr>
-        <w:tc>
-          <w:tcPr>
-            <w:tcW w:type="dxa" w:w="680"/>
-            <w:vAlign w:val="top"/>
-          </w:tcPr>
-          <w:p>
-            <w:pPr>
-              <w:pStyle w:val="ReportTableText"/>
-              <w:jc w:val="center"/>
-            </w:pPr>
-            <w:r>
-              <w:rPr>
-                <w:rFonts w:ascii="Times New Roman" w:hAnsi="Times New Roman" w:cs="Times New Roman"/>
-                <w:sz w:val="21"/>
-              </w:rPr>
-              <w:t>3</w:t>
-            </w:r>
-          </w:p>
-        </w:tc>
-        <w:tc>
-          <w:tcPr>
-            <w:tcW w:type="dxa" w:w="2268"/>
-            <w:vAlign w:val="top"/>
-          </w:tcPr>
-          <w:p>
-            <w:pPr>
-              <w:pStyle w:val="ReportTableText"/>
-            </w:pPr>
-            <w:r>
-              <w:rPr>
-                <w:rFonts w:ascii="Times New Roman" w:hAnsi="Times New Roman" w:cs="Times New Roman"/>
-                <w:sz w:val="21"/>
-              </w:rPr>
-              <w:t>КодПромокода</w:t>
-            </w:r>
-          </w:p>
-        </w:tc>
-        <w:tc>
-          <w:tcPr>
-            <w:tcW w:type="dxa" w:w="1701"/>
-            <w:vAlign w:val="top"/>
-          </w:tcPr>
-          <w:p>
-            <w:pPr>
-              <w:pStyle w:val="ReportTableText"/>
-            </w:pPr>
-            <w:r>
-              <w:rPr>
-                <w:rFonts w:ascii="Times New Roman" w:hAnsi="Times New Roman" w:cs="Times New Roman"/>
-                <w:sz w:val="21"/>
-              </w:rPr>
-              <w:t>Целое</w:t>
-            </w:r>
-          </w:p>
-        </w:tc>
-        <w:tc>
-          <w:tcPr>
-            <w:tcW w:type="dxa" w:w="2835"/>
-            <w:vAlign w:val="top"/>
-          </w:tcPr>
-          <w:p>
-            <w:pPr>
-              <w:pStyle w:val="ReportTableText"/>
-            </w:pPr>
-            <w:r>
-              <w:rPr>
-                <w:rFonts w:ascii="Times New Roman" w:hAnsi="Times New Roman" w:cs="Times New Roman"/>
-                <w:sz w:val="21"/>
-              </w:rPr>
-              <w:t>FK → Промокод, NULL допускается</w:t>
-            </w:r>
-          </w:p>
-        </w:tc>
-        <w:tc>
-          <w:tcPr>
-            <w:tcW w:type="dxa" w:w="1587"/>
-            <w:vAlign w:val="top"/>
-          </w:tcPr>
-          <w:p>
-            <w:pPr>
-              <w:pStyle w:val="ReportTableText"/>
-            </w:pPr>
-            <w:r>
-              <w:rPr>
-                <w:rFonts w:ascii="Times New Roman" w:hAnsi="Times New Roman" w:cs="Times New Roman"/>
-                <w:sz w:val="21"/>
-              </w:rPr>
-              <w:t>NULL</w:t>
-            </w:r>
-          </w:p>
-        </w:tc>
-      </w:tr>
-      <w:tr>
-        <w:trPr>
-          <w:cantSplit/>
-        </w:trPr>
-        <w:tc>
-          <w:tcPr>
-            <w:tcW w:type="dxa" w:w="680"/>
-            <w:vAlign w:val="top"/>
-          </w:tcPr>
-          <w:p>
-            <w:pPr>
-              <w:pStyle w:val="ReportTableText"/>
-              <w:jc w:val="center"/>
-            </w:pPr>
-            <w:r>
-              <w:rPr>
-                <w:rFonts w:ascii="Times New Roman" w:hAnsi="Times New Roman" w:cs="Times New Roman"/>
-                <w:sz w:val="21"/>
-              </w:rPr>
-              <w:t>4</w:t>
-            </w:r>
-          </w:p>
-        </w:tc>
-        <w:tc>
-          <w:tcPr>
-            <w:tcW w:type="dxa" w:w="2268"/>
-            <w:vAlign w:val="top"/>
-          </w:tcPr>
-          <w:p>
-            <w:pPr>
-              <w:pStyle w:val="ReportTableText"/>
-            </w:pPr>
-            <w:r>
-              <w:rPr>
-                <w:rFonts w:ascii="Times New Roman" w:hAnsi="Times New Roman" w:cs="Times New Roman"/>
-                <w:sz w:val="21"/>
-              </w:rPr>
-              <w:t>НомерМеста</w:t>
-            </w:r>
-          </w:p>
-        </w:tc>
-        <w:tc>
-          <w:tcPr>
-            <w:tcW w:type="dxa" w:w="1701"/>
-            <w:vAlign w:val="top"/>
-          </w:tcPr>
-          <w:p>
-            <w:pPr>
-              <w:pStyle w:val="ReportTableText"/>
-            </w:pPr>
-            <w:r>
-              <w:rPr>
-                <w:rFonts w:ascii="Times New Roman" w:hAnsi="Times New Roman" w:cs="Times New Roman"/>
-                <w:sz w:val="21"/>
-              </w:rPr>
-              <w:t>Целое</w:t>
-            </w:r>
-          </w:p>
-        </w:tc>
-        <w:tc>
-          <w:tcPr>
-            <w:tcW w:type="dxa" w:w="2835"/>
-            <w:vAlign w:val="top"/>
-          </w:tcPr>
-          <w:p>
-            <w:pPr>
-              <w:pStyle w:val="ReportTableText"/>
-            </w:pPr>
-            <w:r>
-              <w:rPr>
-                <w:rFonts w:ascii="Times New Roman" w:hAnsi="Times New Roman" w:cs="Times New Roman"/>
-                <w:sz w:val="21"/>
-              </w:rPr>
-              <w:t>NOT NULL, &gt;= 1</w:t>
-            </w:r>
-          </w:p>
-        </w:tc>
-        <w:tc>
-          <w:tcPr>
-            <w:tcW w:type="dxa" w:w="1587"/>
-            <w:vAlign w:val="top"/>
-          </w:tcPr>
-          <w:p>
-            <w:pPr>
-              <w:pStyle w:val="ReportTableText"/>
-            </w:pPr>
-            <w:r>
-              <w:rPr>
-                <w:rFonts w:ascii="Times New Roman" w:hAnsi="Times New Roman" w:cs="Times New Roman"/>
-                <w:sz w:val="21"/>
-              </w:rPr>
-              <w:t>Не задано</w:t>
-            </w:r>
-          </w:p>
-        </w:tc>
-      </w:tr>
-      <w:tr>
-        <w:trPr>
-          <w:cantSplit/>
-        </w:trPr>
-        <w:tc>
-          <w:tcPr>
-            <w:tcW w:type="dxa" w:w="680"/>
-            <w:vAlign w:val="top"/>
-          </w:tcPr>
-          <w:p>
-            <w:pPr>
-              <w:pStyle w:val="ReportTableText"/>
-              <w:jc w:val="center"/>
-            </w:pPr>
-            <w:r>
-              <w:rPr>
-                <w:rFonts w:ascii="Times New Roman" w:hAnsi="Times New Roman" w:cs="Times New Roman"/>
-                <w:sz w:val="21"/>
-              </w:rPr>
-              <w:t>5</w:t>
-            </w:r>
-          </w:p>
-        </w:tc>
-        <w:tc>
-          <w:tcPr>
-            <w:tcW w:type="dxa" w:w="2268"/>
-            <w:vAlign w:val="top"/>
-          </w:tcPr>
-          <w:p>
-            <w:pPr>
-              <w:pStyle w:val="ReportTableText"/>
-            </w:pPr>
-            <w:r>
-              <w:rPr>
-                <w:rFonts w:ascii="Times New Roman" w:hAnsi="Times New Roman" w:cs="Times New Roman"/>
-                <w:sz w:val="21"/>
-              </w:rPr>
-              <w:t>Цена</w:t>
-            </w:r>
-          </w:p>
-        </w:tc>
-        <w:tc>
-          <w:tcPr>
-            <w:tcW w:type="dxa" w:w="1701"/>
-            <w:vAlign w:val="top"/>
-          </w:tcPr>
-          <w:p>
-            <w:pPr>
-              <w:pStyle w:val="ReportTableText"/>
-            </w:pPr>
-            <w:r>
-              <w:rPr>
-                <w:rFonts w:ascii="Times New Roman" w:hAnsi="Times New Roman" w:cs="Times New Roman"/>
-                <w:sz w:val="21"/>
-              </w:rPr>
-              <w:t>Целое (р.)</w:t>
-            </w:r>
-          </w:p>
-        </w:tc>
-        <w:tc>
-          <w:tcPr>
-            <w:tcW w:type="dxa" w:w="2835"/>
-            <w:vAlign w:val="top"/>
-          </w:tcPr>
-          <w:p>
-            <w:pPr>
-              <w:pStyle w:val="ReportTableText"/>
-            </w:pPr>
-            <w:r>
-              <w:rPr>
-                <w:rFonts w:ascii="Times New Roman" w:hAnsi="Times New Roman" w:cs="Times New Roman"/>
-                <w:sz w:val="21"/>
-              </w:rPr>
-              <w:t>NOT NULL, &gt;= 0</w:t>
-            </w:r>
-          </w:p>
-        </w:tc>
-        <w:tc>
-          <w:tcPr>
-            <w:tcW w:type="dxa" w:w="1587"/>
-            <w:vAlign w:val="top"/>
-          </w:tcPr>
-          <w:p>
-            <w:pPr>
-              <w:pStyle w:val="ReportTableText"/>
-            </w:pPr>
-            <w:r>
-              <w:rPr>
-                <w:rFonts w:ascii="Times New Roman" w:hAnsi="Times New Roman" w:cs="Times New Roman"/>
-                <w:sz w:val="21"/>
-              </w:rPr>
-              <w:t>0</w:t>
-            </w:r>
-          </w:p>
-        </w:tc>
-      </w:tr>
-      <w:tr>
-        <w:trPr>
-          <w:cantSplit/>
-        </w:trPr>
-        <w:tc>
-          <w:tcPr>
-            <w:tcW w:type="dxa" w:w="680"/>
-            <w:vAlign w:val="top"/>
-          </w:tcPr>
-          <w:p>
-            <w:pPr>
-              <w:pStyle w:val="ReportTableText"/>
-              <w:jc w:val="center"/>
-            </w:pPr>
-            <w:r>
-              <w:rPr>
-                <w:rFonts w:ascii="Times New Roman" w:hAnsi="Times New Roman" w:cs="Times New Roman"/>
-                <w:sz w:val="21"/>
-              </w:rPr>
-              <w:t>6</w:t>
-            </w:r>
-          </w:p>
-        </w:tc>
-        <w:tc>
-          <w:tcPr>
-            <w:tcW w:type="dxa" w:w="2268"/>
-            <w:vAlign w:val="top"/>
-          </w:tcPr>
-          <w:p>
-            <w:pPr>
-              <w:pStyle w:val="ReportTableText"/>
-            </w:pPr>
-            <w:r>
-              <w:rPr>
-                <w:rFonts w:ascii="Times New Roman" w:hAnsi="Times New Roman" w:cs="Times New Roman"/>
-                <w:sz w:val="21"/>
-              </w:rPr>
-              <w:t>Статус</w:t>
-            </w:r>
-          </w:p>
-        </w:tc>
-        <w:tc>
-          <w:tcPr>
-            <w:tcW w:type="dxa" w:w="1701"/>
-            <w:vAlign w:val="top"/>
-          </w:tcPr>
-          <w:p>
-            <w:pPr>
-              <w:pStyle w:val="ReportTableText"/>
-            </w:pPr>
-            <w:r>
-              <w:rPr>
-                <w:rFonts w:ascii="Times New Roman" w:hAnsi="Times New Roman" w:cs="Times New Roman"/>
-                <w:sz w:val="21"/>
-              </w:rPr>
-              <w:t>Перечисление</w:t>
-            </w:r>
-          </w:p>
-        </w:tc>
-        <w:tc>
-          <w:tcPr>
-            <w:tcW w:type="dxa" w:w="2835"/>
-            <w:vAlign w:val="top"/>
-          </w:tcPr>
-          <w:p>
-            <w:pPr>
-              <w:pStyle w:val="ReportTableText"/>
-            </w:pPr>
-            <w:r>
-              <w:rPr>
-                <w:rFonts w:ascii="Times New Roman" w:hAnsi="Times New Roman" w:cs="Times New Roman"/>
-                <w:sz w:val="21"/>
-              </w:rPr>
-              <w:t>NOT NULL, ACTIVE / USED / CANCELLED</w:t>
-            </w:r>
-          </w:p>
-        </w:tc>
-        <w:tc>
-          <w:tcPr>
-            <w:tcW w:type="dxa" w:w="1587"/>
-            <w:vAlign w:val="top"/>
-          </w:tcPr>
-          <w:p>
-            <w:pPr>
-              <w:pStyle w:val="ReportTableText"/>
-            </w:pPr>
-            <w:r>
-              <w:rPr>
-                <w:rFonts w:ascii="Times New Roman" w:hAnsi="Times New Roman" w:cs="Times New Roman"/>
-                <w:sz w:val="21"/>
-              </w:rPr>
-              <w:t>ACTIVE</w:t>
-            </w:r>
-          </w:p>
-        </w:tc>
-      </w:tr>
-      <w:tr>
-        <w:trPr>
-          <w:cantSplit/>
-        </w:trPr>
-        <w:tc>
-          <w:tcPr>
-            <w:tcW w:type="dxa" w:w="680"/>
-            <w:vAlign w:val="top"/>
-          </w:tcPr>
-          <w:p>
-            <w:pPr>
-              <w:pStyle w:val="ReportTableText"/>
-              <w:jc w:val="center"/>
-            </w:pPr>
-            <w:r>
-              <w:rPr>
-                <w:rFonts w:ascii="Times New Roman" w:hAnsi="Times New Roman" w:cs="Times New Roman"/>
-                <w:sz w:val="21"/>
-              </w:rPr>
-              <w:t>7</w:t>
-            </w:r>
-          </w:p>
-        </w:tc>
-        <w:tc>
-          <w:tcPr>
-            <w:tcW w:type="dxa" w:w="2268"/>
-            <w:vAlign w:val="top"/>
-          </w:tcPr>
-          <w:p>
-            <w:pPr>
-              <w:pStyle w:val="ReportTableText"/>
-            </w:pPr>
-            <w:r>
-              <w:rPr>
-                <w:rFonts w:ascii="Times New Roman" w:hAnsi="Times New Roman" w:cs="Times New Roman"/>
-                <w:sz w:val="21"/>
-              </w:rPr>
-              <w:t>QR-код</w:t>
-            </w:r>
-          </w:p>
-        </w:tc>
-        <w:tc>
-          <w:tcPr>
-            <w:tcW w:type="dxa" w:w="1701"/>
-            <w:vAlign w:val="top"/>
-          </w:tcPr>
-          <w:p>
-            <w:pPr>
-              <w:pStyle w:val="ReportTableText"/>
-            </w:pPr>
-            <w:r>
-              <w:rPr>
-                <w:rFonts w:ascii="Times New Roman" w:hAnsi="Times New Roman" w:cs="Times New Roman"/>
-                <w:sz w:val="21"/>
-              </w:rPr>
-              <w:t>Строка(36)</w:t>
-            </w:r>
-          </w:p>
-        </w:tc>
-        <w:tc>
-          <w:tcPr>
-            <w:tcW w:type="dxa" w:w="2835"/>
-            <w:vAlign w:val="top"/>
-          </w:tcPr>
-          <w:p>
-            <w:pPr>
-              <w:pStyle w:val="ReportTableText"/>
-            </w:pPr>
-            <w:r>
-              <w:rPr>
-                <w:rFonts w:ascii="Times New Roman" w:hAnsi="Times New Roman" w:cs="Times New Roman"/>
-                <w:sz w:val="21"/>
-              </w:rPr>
-              <w:t>NOT NULL, UNIQUE, UUID</w:t>
-            </w:r>
-          </w:p>
-        </w:tc>
-        <w:tc>
-          <w:tcPr>
-            <w:tcW w:type="dxa" w:w="1587"/>
-            <w:vAlign w:val="top"/>
-          </w:tcPr>
-          <w:p>
-            <w:pPr>
-              <w:pStyle w:val="ReportTableText"/>
-            </w:pPr>
-            <w:r>
-              <w:rPr>
-                <w:rFonts w:ascii="Times New Roman" w:hAnsi="Times New Roman" w:cs="Times New Roman"/>
-                <w:sz w:val="21"/>
-              </w:rPr>
-              <w:t>Генерируется приложением</w:t>
-            </w:r>
-          </w:p>
-        </w:tc>
-      </w:tr>
-      <w:tr>
-        <w:trPr>
-          <w:cantSplit/>
-        </w:trPr>
-        <w:tc>
-          <w:tcPr>
-            <w:tcW w:type="dxa" w:w="680"/>
-            <w:vAlign w:val="top"/>
-          </w:tcPr>
-          <w:p>
-            <w:pPr>
-              <w:pStyle w:val="ReportTableText"/>
-              <w:jc w:val="center"/>
-            </w:pPr>
-            <w:r>
-              <w:rPr>
-                <w:rFonts w:ascii="Times New Roman" w:hAnsi="Times New Roman" w:cs="Times New Roman"/>
-                <w:sz w:val="21"/>
-              </w:rPr>
-              <w:t>8</w:t>
-            </w:r>
-          </w:p>
-        </w:tc>
-        <w:tc>
-          <w:tcPr>
-            <w:tcW w:type="dxa" w:w="2268"/>
-            <w:vAlign w:val="top"/>
-          </w:tcPr>
-          <w:p>
-            <w:pPr>
-              <w:pStyle w:val="ReportTableText"/>
-            </w:pPr>
-            <w:r>
-              <w:rPr>
-                <w:rFonts w:ascii="Times New Roman" w:hAnsi="Times New Roman" w:cs="Times New Roman"/>
-                <w:sz w:val="21"/>
-              </w:rPr>
-              <w:t>ДатаСоздания</w:t>
-            </w:r>
-          </w:p>
-        </w:tc>
-        <w:tc>
-          <w:tcPr>
-            <w:tcW w:type="dxa" w:w="1701"/>
-            <w:vAlign w:val="top"/>
-          </w:tcPr>
-          <w:p>
-            <w:pPr>
-              <w:pStyle w:val="ReportTableText"/>
-            </w:pPr>
-            <w:r>
-              <w:rPr>
-                <w:rFonts w:ascii="Times New Roman" w:hAnsi="Times New Roman" w:cs="Times New Roman"/>
-                <w:sz w:val="21"/>
-              </w:rPr>
-              <w:t>Дата и время</w:t>
-            </w:r>
-          </w:p>
-        </w:tc>
-        <w:tc>
-          <w:tcPr>
-            <w:tcW w:type="dxa" w:w="2835"/>
-            <w:vAlign w:val="top"/>
-          </w:tcPr>
-          <w:p>
-            <w:pPr>
-              <w:pStyle w:val="ReportTableText"/>
-            </w:pPr>
-            <w:r>
-              <w:rPr>
-                <w:rFonts w:ascii="Times New Roman" w:hAnsi="Times New Roman" w:cs="Times New Roman"/>
-                <w:sz w:val="21"/>
-              </w:rPr>
-              <w:t>NOT NULL</w:t>
-            </w:r>
-          </w:p>
-        </w:tc>
-        <w:tc>
-          <w:tcPr>
-            <w:tcW w:type="dxa" w:w="1587"/>
-            <w:vAlign w:val="top"/>
-          </w:tcPr>
-          <w:p>
-            <w:pPr>
-              <w:pStyle w:val="ReportTableText"/>
-            </w:pPr>
-            <w:r>
-              <w:rPr>
-                <w:rFonts w:ascii="Times New Roman" w:hAnsi="Times New Roman" w:cs="Times New Roman"/>
-                <w:sz w:val="21"/>
-              </w:rPr>
-              <w:t>now()</w:t>
-            </w:r>
-          </w:p>
-        </w:tc>
-      </w:tr>
     </w:tbl>
     <w:p>
       <w:pPr/>
@@ -8027,17 +4006,7 @@
           <w:rFonts w:ascii="Times New Roman" w:hAnsi="Times New Roman" w:cs="Times New Roman"/>
           <w:sz w:val="28"/>
         </w:rPr>
-        <w:t>Для сущности «Билет» действует составное ограничение UNIQUE (КодМероприятия, НомерМеста).</w:t>
-      </w:r>
-    </w:p>
-    <w:p>
-      <w:pPr/>
-      <w:r>
-        <w:rPr>
-          <w:rFonts w:ascii="Times New Roman" w:hAnsi="Times New Roman" w:cs="Times New Roman"/>
-          <w:sz w:val="28"/>
-        </w:rPr>
-        <w:t>Дополнительные ограничения целостности: удаление организатора, места или тега при наличии связанных мероприятий запрещено до разрешения зависимостей; при удалении мероприятия каскадно удаляются его билеты и отзывы, при удалении пользователя — его билеты и отзывы, а созданные им мероприятия сохраняются с пустым автором. Промокод применяется одноразово, после покупки получает статус USED. Количество активных билетов не превышает вместимость места проведения; проверка выполняется логикой приложения. Цена, скидка и номер места неотрицательны, оценка находится в диапазоне 1–5, а отзыв можно оставить только при наличии активного билета.</w:t>
+        <w:t>Дополнительные ограничения: для отзыва действует UNIQUE (КодПользователя, КодМероприятия), для билета — UNIQUE (КодМероприятия, НомерМеста). Удаление справочника с мероприятиями запрещено; удаление мероприятия каскадно удаляет билеты и отзывы; удаление пользователя сохраняет мероприятия с пустым автором. Промокод одноразовый, цена и скидка неотрицательны.</w:t>
       </w:r>
     </w:p>
     <w:p>
@@ -8071,8 +4040,8 @@
       </w:tblPr>
       <w:tblGrid>
         <w:gridCol w:w="2494"/>
-        <w:gridCol w:w="1361"/>
-        <w:gridCol w:w="5216"/>
+        <w:gridCol w:w="1247"/>
+        <w:gridCol w:w="5329"/>
       </w:tblGrid>
       <w:tr>
         <w:trPr>
@@ -8100,7 +4069,7 @@
         </w:tc>
         <w:tc>
           <w:tcPr>
-            <w:tcW w:type="dxa" w:w="1361"/>
+            <w:tcW w:type="dxa" w:w="1247"/>
             <w:vAlign w:val="center"/>
             <w:shd w:val="clear" w:color="auto" w:fill="F2F2F2"/>
           </w:tcPr>
@@ -8120,7 +4089,7 @@
         </w:tc>
         <w:tc>
           <w:tcPr>
-            <w:tcW w:type="dxa" w:w="5216"/>
+            <w:tcW w:type="dxa" w:w="5329"/>
             <w:vAlign w:val="center"/>
             <w:shd w:val="clear" w:color="auto" w:fill="F2F2F2"/>
           </w:tcPr>
@@ -8164,7 +4133,7 @@
         </w:tc>
         <w:tc>
           <w:tcPr>
-            <w:tcW w:type="dxa" w:w="1361"/>
+            <w:tcW w:type="dxa" w:w="1247"/>
             <w:vAlign w:val="top"/>
           </w:tcPr>
           <w:p>
@@ -8182,7 +4151,7 @@
         </w:tc>
         <w:tc>
           <w:tcPr>
-            <w:tcW w:type="dxa" w:w="5216"/>
+            <w:tcW w:type="dxa" w:w="5329"/>
             <w:vAlign w:val="top"/>
           </w:tcPr>
           <w:p>
@@ -8194,7 +4163,7 @@
                 <w:rFonts w:ascii="Times New Roman" w:hAnsi="Times New Roman" w:cs="Times New Roman"/>
                 <w:sz w:val="21"/>
               </w:rPr>
-              <w:t>У пользователя много билетов; каждый билет принадлежит одному пользователю.</w:t>
+              <w:t>У пользователя много билетов; билет принадлежит одному пользователю.</w:t>
             </w:r>
           </w:p>
         </w:tc>
@@ -8224,7 +4193,7 @@
         </w:tc>
         <w:tc>
           <w:tcPr>
-            <w:tcW w:type="dxa" w:w="1361"/>
+            <w:tcW w:type="dxa" w:w="1247"/>
             <w:vAlign w:val="top"/>
           </w:tcPr>
           <w:p>
@@ -8242,7 +4211,7 @@
         </w:tc>
         <w:tc>
           <w:tcPr>
-            <w:tcW w:type="dxa" w:w="5216"/>
+            <w:tcW w:type="dxa" w:w="5329"/>
             <w:vAlign w:val="top"/>
           </w:tcPr>
           <w:p>
@@ -8254,7 +4223,7 @@
                 <w:rFonts w:ascii="Times New Roman" w:hAnsi="Times New Roman" w:cs="Times New Roman"/>
                 <w:sz w:val="21"/>
               </w:rPr>
-              <w:t>У мероприятия много билетов; каждый билет относится к одному мероприятию.</w:t>
+              <w:t>У мероприятия много билетов; билет относится к одному мероприятию.</w:t>
             </w:r>
           </w:p>
         </w:tc>
@@ -8284,7 +4253,7 @@
         </w:tc>
         <w:tc>
           <w:tcPr>
-            <w:tcW w:type="dxa" w:w="1361"/>
+            <w:tcW w:type="dxa" w:w="1247"/>
             <w:vAlign w:val="top"/>
           </w:tcPr>
           <w:p>
@@ -8302,7 +4271,7 @@
         </w:tc>
         <w:tc>
           <w:tcPr>
-            <w:tcW w:type="dxa" w:w="5216"/>
+            <w:tcW w:type="dxa" w:w="5329"/>
             <w:vAlign w:val="top"/>
           </w:tcPr>
           <w:p>
@@ -8314,7 +4283,7 @@
                 <w:rFonts w:ascii="Times New Roman" w:hAnsi="Times New Roman" w:cs="Times New Roman"/>
                 <w:sz w:val="21"/>
               </w:rPr>
-              <w:t>Пользователь может оставить много отзывов; каждый отзыв принадлежит одному пользователю.</w:t>
+              <w:t>Пользователь оставляет много отзывов; отзыв принадлежит одному пользователю.</w:t>
             </w:r>
           </w:p>
         </w:tc>
@@ -8344,7 +4313,7 @@
         </w:tc>
         <w:tc>
           <w:tcPr>
-            <w:tcW w:type="dxa" w:w="1361"/>
+            <w:tcW w:type="dxa" w:w="1247"/>
             <w:vAlign w:val="top"/>
           </w:tcPr>
           <w:p>
@@ -8362,7 +4331,7 @@
         </w:tc>
         <w:tc>
           <w:tcPr>
-            <w:tcW w:type="dxa" w:w="5216"/>
+            <w:tcW w:type="dxa" w:w="5329"/>
             <w:vAlign w:val="top"/>
           </w:tcPr>
           <w:p>
@@ -8374,7 +4343,7 @@
                 <w:rFonts w:ascii="Times New Roman" w:hAnsi="Times New Roman" w:cs="Times New Roman"/>
                 <w:sz w:val="21"/>
               </w:rPr>
-              <w:t>У мероприятия много отзывов; каждый отзыв относится к одному мероприятию.</w:t>
+              <w:t>У мероприятия много отзывов; отзыв относится к одному мероприятию.</w:t>
             </w:r>
           </w:p>
         </w:tc>
@@ -8404,7 +4373,7 @@
         </w:tc>
         <w:tc>
           <w:tcPr>
-            <w:tcW w:type="dxa" w:w="1361"/>
+            <w:tcW w:type="dxa" w:w="1247"/>
             <w:vAlign w:val="top"/>
           </w:tcPr>
           <w:p>
@@ -8422,7 +4391,7 @@
         </w:tc>
         <w:tc>
           <w:tcPr>
-            <w:tcW w:type="dxa" w:w="5216"/>
+            <w:tcW w:type="dxa" w:w="5329"/>
             <w:vAlign w:val="top"/>
           </w:tcPr>
           <w:p>
@@ -8458,13 +4427,13 @@
                 <w:rFonts w:ascii="Times New Roman" w:hAnsi="Times New Roman" w:cs="Times New Roman"/>
                 <w:sz w:val="21"/>
               </w:rPr>
-              <w:t>Место проведения – Мероприятие</w:t>
+              <w:t>Место – Мероприятие</w:t>
             </w:r>
           </w:p>
         </w:tc>
         <w:tc>
           <w:tcPr>
-            <w:tcW w:type="dxa" w:w="1361"/>
+            <w:tcW w:type="dxa" w:w="1247"/>
             <w:vAlign w:val="top"/>
           </w:tcPr>
           <w:p>
@@ -8482,7 +4451,7 @@
         </w:tc>
         <w:tc>
           <w:tcPr>
-            <w:tcW w:type="dxa" w:w="5216"/>
+            <w:tcW w:type="dxa" w:w="5329"/>
             <w:vAlign w:val="top"/>
           </w:tcPr>
           <w:p>
@@ -8494,7 +4463,7 @@
                 <w:rFonts w:ascii="Times New Roman" w:hAnsi="Times New Roman" w:cs="Times New Roman"/>
                 <w:sz w:val="21"/>
               </w:rPr>
-              <w:t>На одной площадке проходит много мероприятий; у мероприятия одно место.</w:t>
+              <w:t>На площадке много мероприятий; у мероприятия одно место.</w:t>
             </w:r>
           </w:p>
         </w:tc>
@@ -8524,7 +4493,7 @@
         </w:tc>
         <w:tc>
           <w:tcPr>
-            <w:tcW w:type="dxa" w:w="1361"/>
+            <w:tcW w:type="dxa" w:w="1247"/>
             <w:vAlign w:val="top"/>
           </w:tcPr>
           <w:p>
@@ -8542,7 +4511,7 @@
         </w:tc>
         <w:tc>
           <w:tcPr>
-            <w:tcW w:type="dxa" w:w="5216"/>
+            <w:tcW w:type="dxa" w:w="5329"/>
             <w:vAlign w:val="top"/>
           </w:tcPr>
           <w:p>
@@ -8554,7 +4523,7 @@
                 <w:rFonts w:ascii="Times New Roman" w:hAnsi="Times New Roman" w:cs="Times New Roman"/>
                 <w:sz w:val="21"/>
               </w:rPr>
-              <w:t>Один тег может быть у многих мероприятий; у мероприятия один тег.</w:t>
+              <w:t>Один тег у многих мероприятий; у мероприятия один тег.</w:t>
             </w:r>
           </w:p>
         </w:tc>
@@ -8584,7 +4553,7 @@
         </w:tc>
         <w:tc>
           <w:tcPr>
-            <w:tcW w:type="dxa" w:w="1361"/>
+            <w:tcW w:type="dxa" w:w="1247"/>
             <w:vAlign w:val="top"/>
           </w:tcPr>
           <w:p>
@@ -8602,7 +4571,7 @@
         </w:tc>
         <w:tc>
           <w:tcPr>
-            <w:tcW w:type="dxa" w:w="5216"/>
+            <w:tcW w:type="dxa" w:w="5329"/>
             <w:vAlign w:val="top"/>
           </w:tcPr>
           <w:p>
@@ -8614,7 +4583,7 @@
                 <w:rFonts w:ascii="Times New Roman" w:hAnsi="Times New Roman" w:cs="Times New Roman"/>
                 <w:sz w:val="21"/>
               </w:rPr>
-              <w:t>Пользователь может создать много карточек; автор может быть не указан.</w:t>
+              <w:t>Пользователь создает много карточек; автор может быть не указан.</w:t>
             </w:r>
           </w:p>
         </w:tc>
@@ -8644,7 +4613,7 @@
         </w:tc>
         <w:tc>
           <w:tcPr>
-            <w:tcW w:type="dxa" w:w="1361"/>
+            <w:tcW w:type="dxa" w:w="1247"/>
             <w:vAlign w:val="top"/>
           </w:tcPr>
           <w:p>
@@ -8662,7 +4631,7 @@
         </w:tc>
         <w:tc>
           <w:tcPr>
-            <w:tcW w:type="dxa" w:w="5216"/>
+            <w:tcW w:type="dxa" w:w="5329"/>
             <w:vAlign w:val="top"/>
           </w:tcPr>
           <w:p>
@@ -8674,7 +4643,7 @@
                 <w:rFonts w:ascii="Times New Roman" w:hAnsi="Times New Roman" w:cs="Times New Roman"/>
                 <w:sz w:val="21"/>
               </w:rPr>
-              <w:t>У подарка много промокодов; каждый промокод принадлежит одному подарку.</w:t>
+              <w:t>У подарка много промокодов; промокод принадлежит одному подарку.</w:t>
             </w:r>
           </w:p>
         </w:tc>
@@ -8704,7 +4673,7 @@
         </w:tc>
         <w:tc>
           <w:tcPr>
-            <w:tcW w:type="dxa" w:w="1361"/>
+            <w:tcW w:type="dxa" w:w="1247"/>
             <w:vAlign w:val="top"/>
           </w:tcPr>
           <w:p>
@@ -8722,7 +4691,7 @@
         </w:tc>
         <w:tc>
           <w:tcPr>
-            <w:tcW w:type="dxa" w:w="5216"/>
+            <w:tcW w:type="dxa" w:w="5329"/>
             <w:vAlign w:val="top"/>
           </w:tcPr>
           <w:p>
@@ -8734,7 +4703,7 @@
                 <w:rFonts w:ascii="Times New Roman" w:hAnsi="Times New Roman" w:cs="Times New Roman"/>
                 <w:sz w:val="21"/>
               </w:rPr>
-              <w:t>Промокод может быть применён в билетах; у билета промокод может отсутствовать.</w:t>
+              <w:t>Промокод применяется в билетах; у билета промокод может отсутствовать.</w:t>
             </w:r>
           </w:p>
         </w:tc>
@@ -8747,7 +4716,7 @@
           <w:rFonts w:ascii="Times New Roman" w:hAnsi="Times New Roman" w:cs="Times New Roman"/>
           <w:sz w:val="28"/>
         </w:rPr>
-        <w:t>Связь «Пользователь – Мероприятие» через билеты и отзывы концептуально имеет тип M:M, но непосредственно не хранится: каждая пара реализуется через сущности-процессы «Билет» и «Отзыв». Аналогично связь «Подарок – Мероприятие» реализуется цепочкой «Подарок – Промокод – Билет – Мероприятие».</w:t>
+        <w:t>Связь «Пользователь – Мероприятие» концептуально имеет тип M:M, но хранится через билеты и отзывы; связь «Подарок – Мероприятие» реализуется цепочкой «Подарок – Промокод – Билет – Мероприятие».</w:t>
       </w:r>
     </w:p>
     <w:p>
@@ -8770,17 +4739,7 @@
           <w:rFonts w:ascii="Times New Roman" w:hAnsi="Times New Roman" w:cs="Times New Roman"/>
           <w:sz w:val="28"/>
         </w:rPr>
-        <w:t>В модели выделены три группы пользователей: зритель, организатор и администратор. Гость не имеет учетной записи и работает с публичной частью внешней схемы зрителя. Внешняя схема зрителя включает «Мероприятие», «Место проведения», «Организатор», «Тег», «Отзыв», «Билет», «Промокод» и «Подарок» (чтение), а также собственный профиль «Пользователь». Внешняя схема организатора включает «Мероприятие» (свои карточки), «Место проведения», «Организатор», «Тег», «Билет» (продажи по своим мероприятиям) и «Пользователь» (свой профиль). Внешняя схема администратора совпадает с концептуальной и включает все девять сущностей, поскольку администратор управляет пользователями, мероприятиями, отзывами и справочниками.</w:t>
-      </w:r>
-    </w:p>
-    <w:p>
-      <w:pPr/>
-      <w:r>
-        <w:rPr>
-          <w:rFonts w:ascii="Times New Roman" w:hAnsi="Times New Roman" w:cs="Times New Roman"/>
-          <w:sz w:val="28"/>
-        </w:rPr>
-        <w:t>Таким образом, внешние схемы групп являются подмножествами концептуальной схемы, а концептуальная схема описывает предметную область целиком.</w:t>
+        <w:t>В модели три группы пользователей: зритель, организатор и администратор. Внешняя схема зрителя включает опубликованные мероприятия, площадки, организаторов, теги, отзывы, свои билеты и профиль. Внешняя схема организатора — свои мероприятия, справочники, продажи и профиль. Внешняя схема администратора совпадает с концептуальной и включает все девять сущностей.</w:t>
       </w:r>
     </w:p>
     <w:p>
@@ -8791,11 +4750,6 @@
           <w:sz w:val="28"/>
         </w:rPr>
         <w:t>Ниже на рисунке 1 приведена ER-диаграмма в нотации «вороньей лапки»:</w:t>
-      </w:r>
-    </w:p>
-    <w:p>
-      <w:r>
-        <w:br w:type="page"/>
       </w:r>
     </w:p>
     <w:tbl>
@@ -8820,7 +4774,7 @@
       </w:tblGrid>
       <w:tr>
         <w:trPr>
-          <w:trHeight w:val="5102" w:hRule="atLeast"/>
+          <w:trHeight w:val="4535" w:hRule="atLeast"/>
         </w:trPr>
         <w:tc>
           <w:tcPr>
@@ -8878,7 +4832,7 @@
           <w:rFonts w:ascii="Times New Roman" w:hAnsi="Times New Roman" w:cs="Times New Roman"/>
           <w:sz w:val="28"/>
         </w:rPr>
-        <w:t>Для предметной области «Афиша мероприятий VibeCity» выделены девять сущностей и десять связей типа 1:M, включая необязательные связи 0..1:M. Описаны атрибуты, домены, ограничения и значения по умолчанию, сформулированы информационные потребности трех групп пользователей, построена концептуальная ER-диаграмма. Модель может использоваться для последующей нормализации и физической реализации базы данных (MySQL 8.0, Prisma ORM).</w:t>
+        <w:t>Для предметной области «Афиша мероприятий VibeCity» выделены девять сущностей и десять связей типа 1:M. Детально описаны четыре основные сущности, их атрибуты, домены и ограничения; для справочников указаны ключевые атрибуты. Сформулированы потребности администратора и построена концептуальная ER-диаграмма. Модель готова к нормализации и физической реализации на MySQL 8.0 и Prisma ORM.</w:t>
       </w:r>
     </w:p>
     <w:sectPr>

--- a/docs/report/УСР1_СБД_VibeCity.docx
+++ b/docs/report/УСР1_СБД_VibeCity.docx
@@ -333,7 +333,7 @@
           <w:rFonts w:ascii="Times New Roman" w:hAnsi="Times New Roman" w:cs="Times New Roman"/>
           <w:sz w:val="28"/>
         </w:rPr>
-        <w:t>Сущности-объекты: «Пользователь», «Организатор», «Место проведения», «Тег», «Подарок», «Промокод». Сущности-процессы: «Мероприятие», «Билет», «Отзыв». Всего 9 сущностей. В отчёте детально рассматриваются четыре основные: «Пользователь», «Мероприятие», «Билет» и «Отзыв». Остальные пять — справочные: организатор (название, контактное лицо, телефон), место (город, название, адрес, вместимость), тег (название, тип), подарок (название, описание, тип, статус) и промокод (подарок, код, скидка, статус).</w:t>
+        <w:t>Сущности-объекты: «Пользователь», «Организатор», «Место проведения», «Тег», «Подарок», «Промокод». Сущности-процессы: «Мероприятие», «Билет», «Отзыв». Всего 9 сущностей. Центральная сущность — «Мероприятие»: она связывает организатора, место, тег и автора карточки, а от неё зависят билеты и отзывы.</w:t>
       </w:r>
     </w:p>
     <w:p>
@@ -356,7 +356,7 @@
           <w:rFonts w:ascii="Times New Roman" w:hAnsi="Times New Roman" w:cs="Times New Roman"/>
           <w:sz w:val="28"/>
         </w:rPr>
-        <w:t>PK – первичный ключ; FK – внешний ключ; обязательность «Да» означает, что значение NULL не допускается. Детально описаны четыре основные сущности; полный состав атрибутов справочников приведён в физической модели Prisma.</w:t>
+        <w:t>PK – первичный ключ; FK – внешний ключ; обязательность «Да» означает, что значение NULL не допускается. Ниже описаны все девять сущностей; для справочников приведены ключевые атрибуты.</w:t>
       </w:r>
     </w:p>
     <w:p>
@@ -1183,7 +1183,7 @@
           <w:b/>
           <w:sz w:val="28"/>
         </w:rPr>
-        <w:t>4.2.  Мероприятие</w:t>
+        <w:t>4.2.  Организатор</w:t>
       </w:r>
     </w:p>
     <w:tbl>
@@ -1351,7 +1351,7 @@
                 <w:rFonts w:ascii="Times New Roman" w:hAnsi="Times New Roman" w:cs="Times New Roman"/>
                 <w:sz w:val="21"/>
               </w:rPr>
-              <w:t>КодМероприятия</w:t>
+              <w:t>КодОрганизатора</w:t>
             </w:r>
           </w:p>
         </w:tc>
@@ -1447,7 +1447,7 @@
                 <w:rFonts w:ascii="Times New Roman" w:hAnsi="Times New Roman" w:cs="Times New Roman"/>
                 <w:sz w:val="21"/>
               </w:rPr>
-              <w:t>КодОрганизатора</w:t>
+              <w:t>Название</w:t>
             </w:r>
           </w:p>
         </w:tc>
@@ -1465,7 +1465,7 @@
                 <w:rFonts w:ascii="Times New Roman" w:hAnsi="Times New Roman" w:cs="Times New Roman"/>
                 <w:sz w:val="21"/>
               </w:rPr>
-              <w:t>Целое</w:t>
+              <w:t>Строка(150)</w:t>
             </w:r>
           </w:p>
         </w:tc>
@@ -1483,7 +1483,7 @@
                 <w:rFonts w:ascii="Times New Roman" w:hAnsi="Times New Roman" w:cs="Times New Roman"/>
                 <w:sz w:val="21"/>
               </w:rPr>
-              <w:t>FK → Организатор, NOT NULL; существующий код</w:t>
+              <w:t>NOT NULL, непустая строка</w:t>
             </w:r>
           </w:p>
         </w:tc>
@@ -1543,7 +1543,7 @@
                 <w:rFonts w:ascii="Times New Roman" w:hAnsi="Times New Roman" w:cs="Times New Roman"/>
                 <w:sz w:val="21"/>
               </w:rPr>
-              <w:t>КодМеста</w:t>
+              <w:t>КонтактноеЛицо</w:t>
             </w:r>
           </w:p>
         </w:tc>
@@ -1561,7 +1561,7 @@
                 <w:rFonts w:ascii="Times New Roman" w:hAnsi="Times New Roman" w:cs="Times New Roman"/>
                 <w:sz w:val="21"/>
               </w:rPr>
-              <w:t>Целое</w:t>
+              <w:t>Строка(150)</w:t>
             </w:r>
           </w:p>
         </w:tc>
@@ -1579,7 +1579,7 @@
                 <w:rFonts w:ascii="Times New Roman" w:hAnsi="Times New Roman" w:cs="Times New Roman"/>
                 <w:sz w:val="21"/>
               </w:rPr>
-              <w:t>FK → Место проведения, NOT NULL; существующий код</w:t>
+              <w:t>NOT NULL, непустая строка</w:t>
             </w:r>
           </w:p>
         </w:tc>
@@ -1639,7 +1639,7 @@
                 <w:rFonts w:ascii="Times New Roman" w:hAnsi="Times New Roman" w:cs="Times New Roman"/>
                 <w:sz w:val="21"/>
               </w:rPr>
-              <w:t>КодТега</w:t>
+              <w:t>Телефон</w:t>
             </w:r>
           </w:p>
         </w:tc>
@@ -1657,7 +1657,7 @@
                 <w:rFonts w:ascii="Times New Roman" w:hAnsi="Times New Roman" w:cs="Times New Roman"/>
                 <w:sz w:val="21"/>
               </w:rPr>
-              <w:t>Целое</w:t>
+              <w:t>Строка(20)</w:t>
             </w:r>
           </w:p>
         </w:tc>
@@ -1675,7 +1675,7 @@
                 <w:rFonts w:ascii="Times New Roman" w:hAnsi="Times New Roman" w:cs="Times New Roman"/>
                 <w:sz w:val="21"/>
               </w:rPr>
-              <w:t>FK → Тег, NOT NULL; существующий код</w:t>
+              <w:t>NOT NULL, непустая строка</w:t>
             </w:r>
           </w:p>
         </w:tc>
@@ -1694,774 +1694,6 @@
                 <w:sz w:val="21"/>
               </w:rPr>
               <w:t>Не задано</w:t>
-            </w:r>
-          </w:p>
-        </w:tc>
-      </w:tr>
-      <w:tr>
-        <w:trPr>
-          <w:cantSplit/>
-        </w:trPr>
-        <w:tc>
-          <w:tcPr>
-            <w:tcW w:type="dxa" w:w="680"/>
-            <w:vAlign w:val="top"/>
-          </w:tcPr>
-          <w:p>
-            <w:pPr>
-              <w:pStyle w:val="ReportTableText"/>
-              <w:jc w:val="center"/>
-            </w:pPr>
-            <w:r>
-              <w:rPr>
-                <w:rFonts w:ascii="Times New Roman" w:hAnsi="Times New Roman" w:cs="Times New Roman"/>
-                <w:sz w:val="21"/>
-              </w:rPr>
-              <w:t>4</w:t>
-            </w:r>
-          </w:p>
-        </w:tc>
-        <w:tc>
-          <w:tcPr>
-            <w:tcW w:type="dxa" w:w="2381"/>
-            <w:vAlign w:val="top"/>
-          </w:tcPr>
-          <w:p>
-            <w:pPr>
-              <w:pStyle w:val="ReportTableText"/>
-            </w:pPr>
-            <w:r>
-              <w:rPr>
-                <w:rFonts w:ascii="Times New Roman" w:hAnsi="Times New Roman" w:cs="Times New Roman"/>
-                <w:sz w:val="21"/>
-              </w:rPr>
-              <w:t>КодАвтора</w:t>
-            </w:r>
-          </w:p>
-        </w:tc>
-        <w:tc>
-          <w:tcPr>
-            <w:tcW w:type="dxa" w:w="1587"/>
-            <w:vAlign w:val="top"/>
-          </w:tcPr>
-          <w:p>
-            <w:pPr>
-              <w:pStyle w:val="ReportTableText"/>
-            </w:pPr>
-            <w:r>
-              <w:rPr>
-                <w:rFonts w:ascii="Times New Roman" w:hAnsi="Times New Roman" w:cs="Times New Roman"/>
-                <w:sz w:val="21"/>
-              </w:rPr>
-              <w:t>Целое</w:t>
-            </w:r>
-          </w:p>
-        </w:tc>
-        <w:tc>
-          <w:tcPr>
-            <w:tcW w:type="dxa" w:w="2835"/>
-            <w:vAlign w:val="top"/>
-          </w:tcPr>
-          <w:p>
-            <w:pPr>
-              <w:pStyle w:val="ReportTableText"/>
-            </w:pPr>
-            <w:r>
-              <w:rPr>
-                <w:rFonts w:ascii="Times New Roman" w:hAnsi="Times New Roman" w:cs="Times New Roman"/>
-                <w:sz w:val="21"/>
-              </w:rPr>
-              <w:t>FK → Пользователь, NULL допускается</w:t>
-            </w:r>
-          </w:p>
-        </w:tc>
-        <w:tc>
-          <w:tcPr>
-            <w:tcW w:type="dxa" w:w="1587"/>
-            <w:vAlign w:val="top"/>
-          </w:tcPr>
-          <w:p>
-            <w:pPr>
-              <w:pStyle w:val="ReportTableText"/>
-            </w:pPr>
-            <w:r>
-              <w:rPr>
-                <w:rFonts w:ascii="Times New Roman" w:hAnsi="Times New Roman" w:cs="Times New Roman"/>
-                <w:sz w:val="21"/>
-              </w:rPr>
-              <w:t>NULL</w:t>
-            </w:r>
-          </w:p>
-        </w:tc>
-      </w:tr>
-      <w:tr>
-        <w:trPr>
-          <w:cantSplit/>
-        </w:trPr>
-        <w:tc>
-          <w:tcPr>
-            <w:tcW w:type="dxa" w:w="680"/>
-            <w:vAlign w:val="top"/>
-          </w:tcPr>
-          <w:p>
-            <w:pPr>
-              <w:pStyle w:val="ReportTableText"/>
-              <w:jc w:val="center"/>
-            </w:pPr>
-            <w:r>
-              <w:rPr>
-                <w:rFonts w:ascii="Times New Roman" w:hAnsi="Times New Roman" w:cs="Times New Roman"/>
-                <w:sz w:val="21"/>
-              </w:rPr>
-              <w:t>5</w:t>
-            </w:r>
-          </w:p>
-        </w:tc>
-        <w:tc>
-          <w:tcPr>
-            <w:tcW w:type="dxa" w:w="2381"/>
-            <w:vAlign w:val="top"/>
-          </w:tcPr>
-          <w:p>
-            <w:pPr>
-              <w:pStyle w:val="ReportTableText"/>
-            </w:pPr>
-            <w:r>
-              <w:rPr>
-                <w:rFonts w:ascii="Times New Roman" w:hAnsi="Times New Roman" w:cs="Times New Roman"/>
-                <w:sz w:val="21"/>
-              </w:rPr>
-              <w:t>Название</w:t>
-            </w:r>
-          </w:p>
-        </w:tc>
-        <w:tc>
-          <w:tcPr>
-            <w:tcW w:type="dxa" w:w="1587"/>
-            <w:vAlign w:val="top"/>
-          </w:tcPr>
-          <w:p>
-            <w:pPr>
-              <w:pStyle w:val="ReportTableText"/>
-            </w:pPr>
-            <w:r>
-              <w:rPr>
-                <w:rFonts w:ascii="Times New Roman" w:hAnsi="Times New Roman" w:cs="Times New Roman"/>
-                <w:sz w:val="21"/>
-              </w:rPr>
-              <w:t>Строка(200)</w:t>
-            </w:r>
-          </w:p>
-        </w:tc>
-        <w:tc>
-          <w:tcPr>
-            <w:tcW w:type="dxa" w:w="2835"/>
-            <w:vAlign w:val="top"/>
-          </w:tcPr>
-          <w:p>
-            <w:pPr>
-              <w:pStyle w:val="ReportTableText"/>
-            </w:pPr>
-            <w:r>
-              <w:rPr>
-                <w:rFonts w:ascii="Times New Roman" w:hAnsi="Times New Roman" w:cs="Times New Roman"/>
-                <w:sz w:val="21"/>
-              </w:rPr>
-              <w:t>NOT NULL, непустая строка</w:t>
-            </w:r>
-          </w:p>
-        </w:tc>
-        <w:tc>
-          <w:tcPr>
-            <w:tcW w:type="dxa" w:w="1587"/>
-            <w:vAlign w:val="top"/>
-          </w:tcPr>
-          <w:p>
-            <w:pPr>
-              <w:pStyle w:val="ReportTableText"/>
-            </w:pPr>
-            <w:r>
-              <w:rPr>
-                <w:rFonts w:ascii="Times New Roman" w:hAnsi="Times New Roman" w:cs="Times New Roman"/>
-                <w:sz w:val="21"/>
-              </w:rPr>
-              <w:t>Не задано</w:t>
-            </w:r>
-          </w:p>
-        </w:tc>
-      </w:tr>
-      <w:tr>
-        <w:trPr>
-          <w:cantSplit/>
-        </w:trPr>
-        <w:tc>
-          <w:tcPr>
-            <w:tcW w:type="dxa" w:w="680"/>
-            <w:vAlign w:val="top"/>
-          </w:tcPr>
-          <w:p>
-            <w:pPr>
-              <w:pStyle w:val="ReportTableText"/>
-              <w:jc w:val="center"/>
-            </w:pPr>
-            <w:r>
-              <w:rPr>
-                <w:rFonts w:ascii="Times New Roman" w:hAnsi="Times New Roman" w:cs="Times New Roman"/>
-                <w:sz w:val="21"/>
-              </w:rPr>
-              <w:t>6</w:t>
-            </w:r>
-          </w:p>
-        </w:tc>
-        <w:tc>
-          <w:tcPr>
-            <w:tcW w:type="dxa" w:w="2381"/>
-            <w:vAlign w:val="top"/>
-          </w:tcPr>
-          <w:p>
-            <w:pPr>
-              <w:pStyle w:val="ReportTableText"/>
-            </w:pPr>
-            <w:r>
-              <w:rPr>
-                <w:rFonts w:ascii="Times New Roman" w:hAnsi="Times New Roman" w:cs="Times New Roman"/>
-                <w:sz w:val="21"/>
-              </w:rPr>
-              <w:t>Дата</w:t>
-            </w:r>
-          </w:p>
-        </w:tc>
-        <w:tc>
-          <w:tcPr>
-            <w:tcW w:type="dxa" w:w="1587"/>
-            <w:vAlign w:val="top"/>
-          </w:tcPr>
-          <w:p>
-            <w:pPr>
-              <w:pStyle w:val="ReportTableText"/>
-            </w:pPr>
-            <w:r>
-              <w:rPr>
-                <w:rFonts w:ascii="Times New Roman" w:hAnsi="Times New Roman" w:cs="Times New Roman"/>
-                <w:sz w:val="21"/>
-              </w:rPr>
-              <w:t>Дата</w:t>
-            </w:r>
-          </w:p>
-        </w:tc>
-        <w:tc>
-          <w:tcPr>
-            <w:tcW w:type="dxa" w:w="2835"/>
-            <w:vAlign w:val="top"/>
-          </w:tcPr>
-          <w:p>
-            <w:pPr>
-              <w:pStyle w:val="ReportTableText"/>
-            </w:pPr>
-            <w:r>
-              <w:rPr>
-                <w:rFonts w:ascii="Times New Roman" w:hAnsi="Times New Roman" w:cs="Times New Roman"/>
-                <w:sz w:val="21"/>
-              </w:rPr>
-              <w:t>NOT NULL, не ранее текущей даты при создании</w:t>
-            </w:r>
-          </w:p>
-        </w:tc>
-        <w:tc>
-          <w:tcPr>
-            <w:tcW w:type="dxa" w:w="1587"/>
-            <w:vAlign w:val="top"/>
-          </w:tcPr>
-          <w:p>
-            <w:pPr>
-              <w:pStyle w:val="ReportTableText"/>
-            </w:pPr>
-            <w:r>
-              <w:rPr>
-                <w:rFonts w:ascii="Times New Roman" w:hAnsi="Times New Roman" w:cs="Times New Roman"/>
-                <w:sz w:val="21"/>
-              </w:rPr>
-              <w:t>Не задано</w:t>
-            </w:r>
-          </w:p>
-        </w:tc>
-      </w:tr>
-      <w:tr>
-        <w:trPr>
-          <w:cantSplit/>
-        </w:trPr>
-        <w:tc>
-          <w:tcPr>
-            <w:tcW w:type="dxa" w:w="680"/>
-            <w:vAlign w:val="top"/>
-          </w:tcPr>
-          <w:p>
-            <w:pPr>
-              <w:pStyle w:val="ReportTableText"/>
-              <w:jc w:val="center"/>
-            </w:pPr>
-            <w:r>
-              <w:rPr>
-                <w:rFonts w:ascii="Times New Roman" w:hAnsi="Times New Roman" w:cs="Times New Roman"/>
-                <w:sz w:val="21"/>
-              </w:rPr>
-              <w:t>7</w:t>
-            </w:r>
-          </w:p>
-        </w:tc>
-        <w:tc>
-          <w:tcPr>
-            <w:tcW w:type="dxa" w:w="2381"/>
-            <w:vAlign w:val="top"/>
-          </w:tcPr>
-          <w:p>
-            <w:pPr>
-              <w:pStyle w:val="ReportTableText"/>
-            </w:pPr>
-            <w:r>
-              <w:rPr>
-                <w:rFonts w:ascii="Times New Roman" w:hAnsi="Times New Roman" w:cs="Times New Roman"/>
-                <w:sz w:val="21"/>
-              </w:rPr>
-              <w:t>Время</w:t>
-            </w:r>
-          </w:p>
-        </w:tc>
-        <w:tc>
-          <w:tcPr>
-            <w:tcW w:type="dxa" w:w="1587"/>
-            <w:vAlign w:val="top"/>
-          </w:tcPr>
-          <w:p>
-            <w:pPr>
-              <w:pStyle w:val="ReportTableText"/>
-            </w:pPr>
-            <w:r>
-              <w:rPr>
-                <w:rFonts w:ascii="Times New Roman" w:hAnsi="Times New Roman" w:cs="Times New Roman"/>
-                <w:sz w:val="21"/>
-              </w:rPr>
-              <w:t>Время</w:t>
-            </w:r>
-          </w:p>
-        </w:tc>
-        <w:tc>
-          <w:tcPr>
-            <w:tcW w:type="dxa" w:w="2835"/>
-            <w:vAlign w:val="top"/>
-          </w:tcPr>
-          <w:p>
-            <w:pPr>
-              <w:pStyle w:val="ReportTableText"/>
-            </w:pPr>
-            <w:r>
-              <w:rPr>
-                <w:rFonts w:ascii="Times New Roman" w:hAnsi="Times New Roman" w:cs="Times New Roman"/>
-                <w:sz w:val="21"/>
-              </w:rPr>
-              <w:t>NOT NULL, формат ЧЧ:ММ</w:t>
-            </w:r>
-          </w:p>
-        </w:tc>
-        <w:tc>
-          <w:tcPr>
-            <w:tcW w:type="dxa" w:w="1587"/>
-            <w:vAlign w:val="top"/>
-          </w:tcPr>
-          <w:p>
-            <w:pPr>
-              <w:pStyle w:val="ReportTableText"/>
-            </w:pPr>
-            <w:r>
-              <w:rPr>
-                <w:rFonts w:ascii="Times New Roman" w:hAnsi="Times New Roman" w:cs="Times New Roman"/>
-                <w:sz w:val="21"/>
-              </w:rPr>
-              <w:t>Не задано</w:t>
-            </w:r>
-          </w:p>
-        </w:tc>
-      </w:tr>
-      <w:tr>
-        <w:trPr>
-          <w:cantSplit/>
-        </w:trPr>
-        <w:tc>
-          <w:tcPr>
-            <w:tcW w:type="dxa" w:w="680"/>
-            <w:vAlign w:val="top"/>
-          </w:tcPr>
-          <w:p>
-            <w:pPr>
-              <w:pStyle w:val="ReportTableText"/>
-              <w:jc w:val="center"/>
-            </w:pPr>
-            <w:r>
-              <w:rPr>
-                <w:rFonts w:ascii="Times New Roman" w:hAnsi="Times New Roman" w:cs="Times New Roman"/>
-                <w:sz w:val="21"/>
-              </w:rPr>
-              <w:t>8</w:t>
-            </w:r>
-          </w:p>
-        </w:tc>
-        <w:tc>
-          <w:tcPr>
-            <w:tcW w:type="dxa" w:w="2381"/>
-            <w:vAlign w:val="top"/>
-          </w:tcPr>
-          <w:p>
-            <w:pPr>
-              <w:pStyle w:val="ReportTableText"/>
-            </w:pPr>
-            <w:r>
-              <w:rPr>
-                <w:rFonts w:ascii="Times New Roman" w:hAnsi="Times New Roman" w:cs="Times New Roman"/>
-                <w:sz w:val="21"/>
-              </w:rPr>
-              <w:t>Описание</w:t>
-            </w:r>
-          </w:p>
-        </w:tc>
-        <w:tc>
-          <w:tcPr>
-            <w:tcW w:type="dxa" w:w="1587"/>
-            <w:vAlign w:val="top"/>
-          </w:tcPr>
-          <w:p>
-            <w:pPr>
-              <w:pStyle w:val="ReportTableText"/>
-            </w:pPr>
-            <w:r>
-              <w:rPr>
-                <w:rFonts w:ascii="Times New Roman" w:hAnsi="Times New Roman" w:cs="Times New Roman"/>
-                <w:sz w:val="21"/>
-              </w:rPr>
-              <w:t>Текст</w:t>
-            </w:r>
-          </w:p>
-        </w:tc>
-        <w:tc>
-          <w:tcPr>
-            <w:tcW w:type="dxa" w:w="2835"/>
-            <w:vAlign w:val="top"/>
-          </w:tcPr>
-          <w:p>
-            <w:pPr>
-              <w:pStyle w:val="ReportTableText"/>
-            </w:pPr>
-            <w:r>
-              <w:rPr>
-                <w:rFonts w:ascii="Times New Roman" w:hAnsi="Times New Roman" w:cs="Times New Roman"/>
-                <w:sz w:val="21"/>
-              </w:rPr>
-              <w:t>NOT NULL, непустой текст</w:t>
-            </w:r>
-          </w:p>
-        </w:tc>
-        <w:tc>
-          <w:tcPr>
-            <w:tcW w:type="dxa" w:w="1587"/>
-            <w:vAlign w:val="top"/>
-          </w:tcPr>
-          <w:p>
-            <w:pPr>
-              <w:pStyle w:val="ReportTableText"/>
-            </w:pPr>
-            <w:r>
-              <w:rPr>
-                <w:rFonts w:ascii="Times New Roman" w:hAnsi="Times New Roman" w:cs="Times New Roman"/>
-                <w:sz w:val="21"/>
-              </w:rPr>
-              <w:t>Не задано</w:t>
-            </w:r>
-          </w:p>
-        </w:tc>
-      </w:tr>
-      <w:tr>
-        <w:trPr>
-          <w:cantSplit/>
-        </w:trPr>
-        <w:tc>
-          <w:tcPr>
-            <w:tcW w:type="dxa" w:w="680"/>
-            <w:vAlign w:val="top"/>
-          </w:tcPr>
-          <w:p>
-            <w:pPr>
-              <w:pStyle w:val="ReportTableText"/>
-              <w:jc w:val="center"/>
-            </w:pPr>
-            <w:r>
-              <w:rPr>
-                <w:rFonts w:ascii="Times New Roman" w:hAnsi="Times New Roman" w:cs="Times New Roman"/>
-                <w:sz w:val="21"/>
-              </w:rPr>
-              <w:t>9</w:t>
-            </w:r>
-          </w:p>
-        </w:tc>
-        <w:tc>
-          <w:tcPr>
-            <w:tcW w:type="dxa" w:w="2381"/>
-            <w:vAlign w:val="top"/>
-          </w:tcPr>
-          <w:p>
-            <w:pPr>
-              <w:pStyle w:val="ReportTableText"/>
-            </w:pPr>
-            <w:r>
-              <w:rPr>
-                <w:rFonts w:ascii="Times New Roman" w:hAnsi="Times New Roman" w:cs="Times New Roman"/>
-                <w:sz w:val="21"/>
-              </w:rPr>
-              <w:t>Категория</w:t>
-            </w:r>
-          </w:p>
-        </w:tc>
-        <w:tc>
-          <w:tcPr>
-            <w:tcW w:type="dxa" w:w="1587"/>
-            <w:vAlign w:val="top"/>
-          </w:tcPr>
-          <w:p>
-            <w:pPr>
-              <w:pStyle w:val="ReportTableText"/>
-            </w:pPr>
-            <w:r>
-              <w:rPr>
-                <w:rFonts w:ascii="Times New Roman" w:hAnsi="Times New Roman" w:cs="Times New Roman"/>
-                <w:sz w:val="21"/>
-              </w:rPr>
-              <w:t>Строка(100)</w:t>
-            </w:r>
-          </w:p>
-        </w:tc>
-        <w:tc>
-          <w:tcPr>
-            <w:tcW w:type="dxa" w:w="2835"/>
-            <w:vAlign w:val="top"/>
-          </w:tcPr>
-          <w:p>
-            <w:pPr>
-              <w:pStyle w:val="ReportTableText"/>
-            </w:pPr>
-            <w:r>
-              <w:rPr>
-                <w:rFonts w:ascii="Times New Roman" w:hAnsi="Times New Roman" w:cs="Times New Roman"/>
-                <w:sz w:val="21"/>
-              </w:rPr>
-              <w:t>NOT NULL, непустая строка</w:t>
-            </w:r>
-          </w:p>
-        </w:tc>
-        <w:tc>
-          <w:tcPr>
-            <w:tcW w:type="dxa" w:w="1587"/>
-            <w:vAlign w:val="top"/>
-          </w:tcPr>
-          <w:p>
-            <w:pPr>
-              <w:pStyle w:val="ReportTableText"/>
-            </w:pPr>
-            <w:r>
-              <w:rPr>
-                <w:rFonts w:ascii="Times New Roman" w:hAnsi="Times New Roman" w:cs="Times New Roman"/>
-                <w:sz w:val="21"/>
-              </w:rPr>
-              <w:t>Не задано</w:t>
-            </w:r>
-          </w:p>
-        </w:tc>
-      </w:tr>
-      <w:tr>
-        <w:trPr>
-          <w:cantSplit/>
-        </w:trPr>
-        <w:tc>
-          <w:tcPr>
-            <w:tcW w:type="dxa" w:w="680"/>
-            <w:vAlign w:val="top"/>
-          </w:tcPr>
-          <w:p>
-            <w:pPr>
-              <w:pStyle w:val="ReportTableText"/>
-              <w:jc w:val="center"/>
-            </w:pPr>
-            <w:r>
-              <w:rPr>
-                <w:rFonts w:ascii="Times New Roman" w:hAnsi="Times New Roman" w:cs="Times New Roman"/>
-                <w:sz w:val="21"/>
-              </w:rPr>
-              <w:t>10</w:t>
-            </w:r>
-          </w:p>
-        </w:tc>
-        <w:tc>
-          <w:tcPr>
-            <w:tcW w:type="dxa" w:w="2381"/>
-            <w:vAlign w:val="top"/>
-          </w:tcPr>
-          <w:p>
-            <w:pPr>
-              <w:pStyle w:val="ReportTableText"/>
-            </w:pPr>
-            <w:r>
-              <w:rPr>
-                <w:rFonts w:ascii="Times New Roman" w:hAnsi="Times New Roman" w:cs="Times New Roman"/>
-                <w:sz w:val="21"/>
-              </w:rPr>
-              <w:t>Цена</w:t>
-            </w:r>
-          </w:p>
-        </w:tc>
-        <w:tc>
-          <w:tcPr>
-            <w:tcW w:type="dxa" w:w="1587"/>
-            <w:vAlign w:val="top"/>
-          </w:tcPr>
-          <w:p>
-            <w:pPr>
-              <w:pStyle w:val="ReportTableText"/>
-            </w:pPr>
-            <w:r>
-              <w:rPr>
-                <w:rFonts w:ascii="Times New Roman" w:hAnsi="Times New Roman" w:cs="Times New Roman"/>
-                <w:sz w:val="21"/>
-              </w:rPr>
-              <w:t>Целое (р.)</w:t>
-            </w:r>
-          </w:p>
-        </w:tc>
-        <w:tc>
-          <w:tcPr>
-            <w:tcW w:type="dxa" w:w="2835"/>
-            <w:vAlign w:val="top"/>
-          </w:tcPr>
-          <w:p>
-            <w:pPr>
-              <w:pStyle w:val="ReportTableText"/>
-            </w:pPr>
-            <w:r>
-              <w:rPr>
-                <w:rFonts w:ascii="Times New Roman" w:hAnsi="Times New Roman" w:cs="Times New Roman"/>
-                <w:sz w:val="21"/>
-              </w:rPr>
-              <w:t>NOT NULL, &gt;= 0</w:t>
-            </w:r>
-          </w:p>
-        </w:tc>
-        <w:tc>
-          <w:tcPr>
-            <w:tcW w:type="dxa" w:w="1587"/>
-            <w:vAlign w:val="top"/>
-          </w:tcPr>
-          <w:p>
-            <w:pPr>
-              <w:pStyle w:val="ReportTableText"/>
-            </w:pPr>
-            <w:r>
-              <w:rPr>
-                <w:rFonts w:ascii="Times New Roman" w:hAnsi="Times New Roman" w:cs="Times New Roman"/>
-                <w:sz w:val="21"/>
-              </w:rPr>
-              <w:t>0</w:t>
-            </w:r>
-          </w:p>
-        </w:tc>
-      </w:tr>
-      <w:tr>
-        <w:trPr>
-          <w:cantSplit/>
-        </w:trPr>
-        <w:tc>
-          <w:tcPr>
-            <w:tcW w:type="dxa" w:w="680"/>
-            <w:vAlign w:val="top"/>
-          </w:tcPr>
-          <w:p>
-            <w:pPr>
-              <w:pStyle w:val="ReportTableText"/>
-              <w:jc w:val="center"/>
-            </w:pPr>
-            <w:r>
-              <w:rPr>
-                <w:rFonts w:ascii="Times New Roman" w:hAnsi="Times New Roman" w:cs="Times New Roman"/>
-                <w:sz w:val="21"/>
-              </w:rPr>
-              <w:t>11</w:t>
-            </w:r>
-          </w:p>
-        </w:tc>
-        <w:tc>
-          <w:tcPr>
-            <w:tcW w:type="dxa" w:w="2381"/>
-            <w:vAlign w:val="top"/>
-          </w:tcPr>
-          <w:p>
-            <w:pPr>
-              <w:pStyle w:val="ReportTableText"/>
-            </w:pPr>
-            <w:r>
-              <w:rPr>
-                <w:rFonts w:ascii="Times New Roman" w:hAnsi="Times New Roman" w:cs="Times New Roman"/>
-                <w:sz w:val="21"/>
-              </w:rPr>
-              <w:t>Статус</w:t>
-            </w:r>
-          </w:p>
-        </w:tc>
-        <w:tc>
-          <w:tcPr>
-            <w:tcW w:type="dxa" w:w="1587"/>
-            <w:vAlign w:val="top"/>
-          </w:tcPr>
-          <w:p>
-            <w:pPr>
-              <w:pStyle w:val="ReportTableText"/>
-            </w:pPr>
-            <w:r>
-              <w:rPr>
-                <w:rFonts w:ascii="Times New Roman" w:hAnsi="Times New Roman" w:cs="Times New Roman"/>
-                <w:sz w:val="21"/>
-              </w:rPr>
-              <w:t>Перечисление</w:t>
-            </w:r>
-          </w:p>
-        </w:tc>
-        <w:tc>
-          <w:tcPr>
-            <w:tcW w:type="dxa" w:w="2835"/>
-            <w:vAlign w:val="top"/>
-          </w:tcPr>
-          <w:p>
-            <w:pPr>
-              <w:pStyle w:val="ReportTableText"/>
-            </w:pPr>
-            <w:r>
-              <w:rPr>
-                <w:rFonts w:ascii="Times New Roman" w:hAnsi="Times New Roman" w:cs="Times New Roman"/>
-                <w:sz w:val="21"/>
-              </w:rPr>
-              <w:t>NOT NULL, PENDING / APPROVED / REJECTED</w:t>
-            </w:r>
-          </w:p>
-        </w:tc>
-        <w:tc>
-          <w:tcPr>
-            <w:tcW w:type="dxa" w:w="1587"/>
-            <w:vAlign w:val="top"/>
-          </w:tcPr>
-          <w:p>
-            <w:pPr>
-              <w:pStyle w:val="ReportTableText"/>
-            </w:pPr>
-            <w:r>
-              <w:rPr>
-                <w:rFonts w:ascii="Times New Roman" w:hAnsi="Times New Roman" w:cs="Times New Roman"/>
-                <w:sz w:val="21"/>
-              </w:rPr>
-              <w:t>APPROVED</w:t>
             </w:r>
           </w:p>
         </w:tc>
@@ -2477,7 +1709,7 @@
           <w:b/>
           <w:sz w:val="28"/>
         </w:rPr>
-        <w:t>4.3.  Билет</w:t>
+        <w:t>4.3.  Место проведения</w:t>
       </w:r>
     </w:p>
     <w:tbl>
@@ -2645,7 +1877,7 @@
                 <w:rFonts w:ascii="Times New Roman" w:hAnsi="Times New Roman" w:cs="Times New Roman"/>
                 <w:sz w:val="21"/>
               </w:rPr>
-              <w:t>КодБилета</w:t>
+              <w:t>КодМеста</w:t>
             </w:r>
           </w:p>
         </w:tc>
@@ -2741,7 +1973,7 @@
                 <w:rFonts w:ascii="Times New Roman" w:hAnsi="Times New Roman" w:cs="Times New Roman"/>
                 <w:sz w:val="21"/>
               </w:rPr>
-              <w:t>КодПользователя</w:t>
+              <w:t>Город</w:t>
             </w:r>
           </w:p>
         </w:tc>
@@ -2759,7 +1991,7 @@
                 <w:rFonts w:ascii="Times New Roman" w:hAnsi="Times New Roman" w:cs="Times New Roman"/>
                 <w:sz w:val="21"/>
               </w:rPr>
-              <w:t>Целое</w:t>
+              <w:t>Строка(100)</w:t>
             </w:r>
           </w:p>
         </w:tc>
@@ -2777,7 +2009,7 @@
                 <w:rFonts w:ascii="Times New Roman" w:hAnsi="Times New Roman" w:cs="Times New Roman"/>
                 <w:sz w:val="21"/>
               </w:rPr>
-              <w:t>FK → Пользователь, NOT NULL; существующий код</w:t>
+              <w:t>NOT NULL, непустая строка</w:t>
             </w:r>
           </w:p>
         </w:tc>
@@ -2837,7 +2069,7 @@
                 <w:rFonts w:ascii="Times New Roman" w:hAnsi="Times New Roman" w:cs="Times New Roman"/>
                 <w:sz w:val="21"/>
               </w:rPr>
-              <w:t>КодМероприятия</w:t>
+              <w:t>Название</w:t>
             </w:r>
           </w:p>
         </w:tc>
@@ -2855,7 +2087,7 @@
                 <w:rFonts w:ascii="Times New Roman" w:hAnsi="Times New Roman" w:cs="Times New Roman"/>
                 <w:sz w:val="21"/>
               </w:rPr>
-              <w:t>Целое</w:t>
+              <w:t>Строка(150)</w:t>
             </w:r>
           </w:p>
         </w:tc>
@@ -2873,7 +2105,7 @@
                 <w:rFonts w:ascii="Times New Roman" w:hAnsi="Times New Roman" w:cs="Times New Roman"/>
                 <w:sz w:val="21"/>
               </w:rPr>
-              <w:t>FK → Мероприятие, NOT NULL; существующий код</w:t>
+              <w:t>NOT NULL, непустая строка</w:t>
             </w:r>
           </w:p>
         </w:tc>
@@ -2933,7 +2165,7 @@
                 <w:rFonts w:ascii="Times New Roman" w:hAnsi="Times New Roman" w:cs="Times New Roman"/>
                 <w:sz w:val="21"/>
               </w:rPr>
-              <w:t>КодПромокода</w:t>
+              <w:t>Адрес</w:t>
             </w:r>
           </w:p>
         </w:tc>
@@ -2951,7 +2183,7 @@
                 <w:rFonts w:ascii="Times New Roman" w:hAnsi="Times New Roman" w:cs="Times New Roman"/>
                 <w:sz w:val="21"/>
               </w:rPr>
-              <w:t>Целое</w:t>
+              <w:t>Строка(255)</w:t>
             </w:r>
           </w:p>
         </w:tc>
@@ -2969,7 +2201,7 @@
                 <w:rFonts w:ascii="Times New Roman" w:hAnsi="Times New Roman" w:cs="Times New Roman"/>
                 <w:sz w:val="21"/>
               </w:rPr>
-              <w:t>FK → Промокод, NULL допускается</w:t>
+              <w:t>NOT NULL, непустая строка</w:t>
             </w:r>
           </w:p>
         </w:tc>
@@ -2987,7 +2219,7 @@
                 <w:rFonts w:ascii="Times New Roman" w:hAnsi="Times New Roman" w:cs="Times New Roman"/>
                 <w:sz w:val="21"/>
               </w:rPr>
-              <w:t>NULL</w:t>
+              <w:t>Не задано</w:t>
             </w:r>
           </w:p>
         </w:tc>
@@ -3029,7 +2261,7 @@
                 <w:rFonts w:ascii="Times New Roman" w:hAnsi="Times New Roman" w:cs="Times New Roman"/>
                 <w:sz w:val="21"/>
               </w:rPr>
-              <w:t>НомерМеста</w:t>
+              <w:t>Вместимость</w:t>
             </w:r>
           </w:p>
         </w:tc>
@@ -3065,7 +2297,7 @@
                 <w:rFonts w:ascii="Times New Roman" w:hAnsi="Times New Roman" w:cs="Times New Roman"/>
                 <w:sz w:val="21"/>
               </w:rPr>
-              <w:t>NOT NULL, &gt;= 1</w:t>
+              <w:t>NOT NULL, &gt; 0</w:t>
             </w:r>
           </w:p>
         </w:tc>
@@ -3084,294 +2316,6 @@
                 <w:sz w:val="21"/>
               </w:rPr>
               <w:t>Не задано</w:t>
-            </w:r>
-          </w:p>
-        </w:tc>
-      </w:tr>
-      <w:tr>
-        <w:trPr>
-          <w:cantSplit/>
-        </w:trPr>
-        <w:tc>
-          <w:tcPr>
-            <w:tcW w:type="dxa" w:w="680"/>
-            <w:vAlign w:val="top"/>
-          </w:tcPr>
-          <w:p>
-            <w:pPr>
-              <w:pStyle w:val="ReportTableText"/>
-              <w:jc w:val="center"/>
-            </w:pPr>
-            <w:r>
-              <w:rPr>
-                <w:rFonts w:ascii="Times New Roman" w:hAnsi="Times New Roman" w:cs="Times New Roman"/>
-                <w:sz w:val="21"/>
-              </w:rPr>
-              <w:t>5</w:t>
-            </w:r>
-          </w:p>
-        </w:tc>
-        <w:tc>
-          <w:tcPr>
-            <w:tcW w:type="dxa" w:w="2381"/>
-            <w:vAlign w:val="top"/>
-          </w:tcPr>
-          <w:p>
-            <w:pPr>
-              <w:pStyle w:val="ReportTableText"/>
-            </w:pPr>
-            <w:r>
-              <w:rPr>
-                <w:rFonts w:ascii="Times New Roman" w:hAnsi="Times New Roman" w:cs="Times New Roman"/>
-                <w:sz w:val="21"/>
-              </w:rPr>
-              <w:t>Цена</w:t>
-            </w:r>
-          </w:p>
-        </w:tc>
-        <w:tc>
-          <w:tcPr>
-            <w:tcW w:type="dxa" w:w="1587"/>
-            <w:vAlign w:val="top"/>
-          </w:tcPr>
-          <w:p>
-            <w:pPr>
-              <w:pStyle w:val="ReportTableText"/>
-            </w:pPr>
-            <w:r>
-              <w:rPr>
-                <w:rFonts w:ascii="Times New Roman" w:hAnsi="Times New Roman" w:cs="Times New Roman"/>
-                <w:sz w:val="21"/>
-              </w:rPr>
-              <w:t>Целое (р.)</w:t>
-            </w:r>
-          </w:p>
-        </w:tc>
-        <w:tc>
-          <w:tcPr>
-            <w:tcW w:type="dxa" w:w="2835"/>
-            <w:vAlign w:val="top"/>
-          </w:tcPr>
-          <w:p>
-            <w:pPr>
-              <w:pStyle w:val="ReportTableText"/>
-            </w:pPr>
-            <w:r>
-              <w:rPr>
-                <w:rFonts w:ascii="Times New Roman" w:hAnsi="Times New Roman" w:cs="Times New Roman"/>
-                <w:sz w:val="21"/>
-              </w:rPr>
-              <w:t>NOT NULL, &gt;= 0</w:t>
-            </w:r>
-          </w:p>
-        </w:tc>
-        <w:tc>
-          <w:tcPr>
-            <w:tcW w:type="dxa" w:w="1587"/>
-            <w:vAlign w:val="top"/>
-          </w:tcPr>
-          <w:p>
-            <w:pPr>
-              <w:pStyle w:val="ReportTableText"/>
-            </w:pPr>
-            <w:r>
-              <w:rPr>
-                <w:rFonts w:ascii="Times New Roman" w:hAnsi="Times New Roman" w:cs="Times New Roman"/>
-                <w:sz w:val="21"/>
-              </w:rPr>
-              <w:t>0</w:t>
-            </w:r>
-          </w:p>
-        </w:tc>
-      </w:tr>
-      <w:tr>
-        <w:trPr>
-          <w:cantSplit/>
-        </w:trPr>
-        <w:tc>
-          <w:tcPr>
-            <w:tcW w:type="dxa" w:w="680"/>
-            <w:vAlign w:val="top"/>
-          </w:tcPr>
-          <w:p>
-            <w:pPr>
-              <w:pStyle w:val="ReportTableText"/>
-              <w:jc w:val="center"/>
-            </w:pPr>
-            <w:r>
-              <w:rPr>
-                <w:rFonts w:ascii="Times New Roman" w:hAnsi="Times New Roman" w:cs="Times New Roman"/>
-                <w:sz w:val="21"/>
-              </w:rPr>
-              <w:t>6</w:t>
-            </w:r>
-          </w:p>
-        </w:tc>
-        <w:tc>
-          <w:tcPr>
-            <w:tcW w:type="dxa" w:w="2381"/>
-            <w:vAlign w:val="top"/>
-          </w:tcPr>
-          <w:p>
-            <w:pPr>
-              <w:pStyle w:val="ReportTableText"/>
-            </w:pPr>
-            <w:r>
-              <w:rPr>
-                <w:rFonts w:ascii="Times New Roman" w:hAnsi="Times New Roman" w:cs="Times New Roman"/>
-                <w:sz w:val="21"/>
-              </w:rPr>
-              <w:t>Статус</w:t>
-            </w:r>
-          </w:p>
-        </w:tc>
-        <w:tc>
-          <w:tcPr>
-            <w:tcW w:type="dxa" w:w="1587"/>
-            <w:vAlign w:val="top"/>
-          </w:tcPr>
-          <w:p>
-            <w:pPr>
-              <w:pStyle w:val="ReportTableText"/>
-            </w:pPr>
-            <w:r>
-              <w:rPr>
-                <w:rFonts w:ascii="Times New Roman" w:hAnsi="Times New Roman" w:cs="Times New Roman"/>
-                <w:sz w:val="21"/>
-              </w:rPr>
-              <w:t>Перечисление</w:t>
-            </w:r>
-          </w:p>
-        </w:tc>
-        <w:tc>
-          <w:tcPr>
-            <w:tcW w:type="dxa" w:w="2835"/>
-            <w:vAlign w:val="top"/>
-          </w:tcPr>
-          <w:p>
-            <w:pPr>
-              <w:pStyle w:val="ReportTableText"/>
-            </w:pPr>
-            <w:r>
-              <w:rPr>
-                <w:rFonts w:ascii="Times New Roman" w:hAnsi="Times New Roman" w:cs="Times New Roman"/>
-                <w:sz w:val="21"/>
-              </w:rPr>
-              <w:t>NOT NULL, ACTIVE / USED / CANCELLED</w:t>
-            </w:r>
-          </w:p>
-        </w:tc>
-        <w:tc>
-          <w:tcPr>
-            <w:tcW w:type="dxa" w:w="1587"/>
-            <w:vAlign w:val="top"/>
-          </w:tcPr>
-          <w:p>
-            <w:pPr>
-              <w:pStyle w:val="ReportTableText"/>
-            </w:pPr>
-            <w:r>
-              <w:rPr>
-                <w:rFonts w:ascii="Times New Roman" w:hAnsi="Times New Roman" w:cs="Times New Roman"/>
-                <w:sz w:val="21"/>
-              </w:rPr>
-              <w:t>ACTIVE</w:t>
-            </w:r>
-          </w:p>
-        </w:tc>
-      </w:tr>
-      <w:tr>
-        <w:trPr>
-          <w:cantSplit/>
-        </w:trPr>
-        <w:tc>
-          <w:tcPr>
-            <w:tcW w:type="dxa" w:w="680"/>
-            <w:vAlign w:val="top"/>
-          </w:tcPr>
-          <w:p>
-            <w:pPr>
-              <w:pStyle w:val="ReportTableText"/>
-              <w:jc w:val="center"/>
-            </w:pPr>
-            <w:r>
-              <w:rPr>
-                <w:rFonts w:ascii="Times New Roman" w:hAnsi="Times New Roman" w:cs="Times New Roman"/>
-                <w:sz w:val="21"/>
-              </w:rPr>
-              <w:t>7</w:t>
-            </w:r>
-          </w:p>
-        </w:tc>
-        <w:tc>
-          <w:tcPr>
-            <w:tcW w:type="dxa" w:w="2381"/>
-            <w:vAlign w:val="top"/>
-          </w:tcPr>
-          <w:p>
-            <w:pPr>
-              <w:pStyle w:val="ReportTableText"/>
-            </w:pPr>
-            <w:r>
-              <w:rPr>
-                <w:rFonts w:ascii="Times New Roman" w:hAnsi="Times New Roman" w:cs="Times New Roman"/>
-                <w:sz w:val="21"/>
-              </w:rPr>
-              <w:t>QR-код</w:t>
-            </w:r>
-          </w:p>
-        </w:tc>
-        <w:tc>
-          <w:tcPr>
-            <w:tcW w:type="dxa" w:w="1587"/>
-            <w:vAlign w:val="top"/>
-          </w:tcPr>
-          <w:p>
-            <w:pPr>
-              <w:pStyle w:val="ReportTableText"/>
-            </w:pPr>
-            <w:r>
-              <w:rPr>
-                <w:rFonts w:ascii="Times New Roman" w:hAnsi="Times New Roman" w:cs="Times New Roman"/>
-                <w:sz w:val="21"/>
-              </w:rPr>
-              <w:t>Строка(36)</w:t>
-            </w:r>
-          </w:p>
-        </w:tc>
-        <w:tc>
-          <w:tcPr>
-            <w:tcW w:type="dxa" w:w="2835"/>
-            <w:vAlign w:val="top"/>
-          </w:tcPr>
-          <w:p>
-            <w:pPr>
-              <w:pStyle w:val="ReportTableText"/>
-            </w:pPr>
-            <w:r>
-              <w:rPr>
-                <w:rFonts w:ascii="Times New Roman" w:hAnsi="Times New Roman" w:cs="Times New Roman"/>
-                <w:sz w:val="21"/>
-              </w:rPr>
-              <w:t>NOT NULL, UNIQUE, UUID</w:t>
-            </w:r>
-          </w:p>
-        </w:tc>
-        <w:tc>
-          <w:tcPr>
-            <w:tcW w:type="dxa" w:w="1587"/>
-            <w:vAlign w:val="top"/>
-          </w:tcPr>
-          <w:p>
-            <w:pPr>
-              <w:pStyle w:val="ReportTableText"/>
-            </w:pPr>
-            <w:r>
-              <w:rPr>
-                <w:rFonts w:ascii="Times New Roman" w:hAnsi="Times New Roman" w:cs="Times New Roman"/>
-                <w:sz w:val="21"/>
-              </w:rPr>
-              <w:t>Генерируется приложением</w:t>
             </w:r>
           </w:p>
         </w:tc>
@@ -3387,7 +2331,7 @@
           <w:b/>
           <w:sz w:val="28"/>
         </w:rPr>
-        <w:t>4.4.  Отзыв</w:t>
+        <w:t>4.4.  Тег</w:t>
       </w:r>
     </w:p>
     <w:tbl>
@@ -3555,7 +2499,7 @@
                 <w:rFonts w:ascii="Times New Roman" w:hAnsi="Times New Roman" w:cs="Times New Roman"/>
                 <w:sz w:val="21"/>
               </w:rPr>
-              <w:t>КодОтзыва</w:t>
+              <w:t>КодТега</w:t>
             </w:r>
           </w:p>
         </w:tc>
@@ -3651,7 +2595,7 @@
                 <w:rFonts w:ascii="Times New Roman" w:hAnsi="Times New Roman" w:cs="Times New Roman"/>
                 <w:sz w:val="21"/>
               </w:rPr>
-              <w:t>КодПользователя</w:t>
+              <w:t>Название</w:t>
             </w:r>
           </w:p>
         </w:tc>
@@ -3669,7 +2613,7 @@
                 <w:rFonts w:ascii="Times New Roman" w:hAnsi="Times New Roman" w:cs="Times New Roman"/>
                 <w:sz w:val="21"/>
               </w:rPr>
-              <w:t>Целое</w:t>
+              <w:t>Строка(100)</w:t>
             </w:r>
           </w:p>
         </w:tc>
@@ -3687,7 +2631,7 @@
                 <w:rFonts w:ascii="Times New Roman" w:hAnsi="Times New Roman" w:cs="Times New Roman"/>
                 <w:sz w:val="21"/>
               </w:rPr>
-              <w:t>FK → Пользователь, NOT NULL; существующий код</w:t>
+              <w:t>NOT NULL, непустая строка</w:t>
             </w:r>
           </w:p>
         </w:tc>
@@ -3747,7 +2691,7 @@
                 <w:rFonts w:ascii="Times New Roman" w:hAnsi="Times New Roman" w:cs="Times New Roman"/>
                 <w:sz w:val="21"/>
               </w:rPr>
-              <w:t>КодМероприятия</w:t>
+              <w:t>Тип</w:t>
             </w:r>
           </w:p>
         </w:tc>
@@ -3765,7 +2709,7 @@
                 <w:rFonts w:ascii="Times New Roman" w:hAnsi="Times New Roman" w:cs="Times New Roman"/>
                 <w:sz w:val="21"/>
               </w:rPr>
-              <w:t>Целое</w:t>
+              <w:t>Строка(100)</w:t>
             </w:r>
           </w:p>
         </w:tc>
@@ -3783,7 +2727,7 @@
                 <w:rFonts w:ascii="Times New Roman" w:hAnsi="Times New Roman" w:cs="Times New Roman"/>
                 <w:sz w:val="21"/>
               </w:rPr>
-              <w:t>FK → Мероприятие, NOT NULL; существующий код</w:t>
+              <w:t>NOT NULL, непустая строка</w:t>
             </w:r>
           </w:p>
         </w:tc>
@@ -3802,6 +2746,148 @@
                 <w:sz w:val="21"/>
               </w:rPr>
               <w:t>Не задано</w:t>
+            </w:r>
+          </w:p>
+        </w:tc>
+      </w:tr>
+    </w:tbl>
+    <w:p>
+      <w:pPr>
+        <w:pStyle w:val="ReportHeading2"/>
+      </w:pPr>
+      <w:r>
+        <w:rPr>
+          <w:rFonts w:ascii="Times New Roman" w:hAnsi="Times New Roman" w:cs="Times New Roman"/>
+          <w:b/>
+          <w:sz w:val="28"/>
+        </w:rPr>
+        <w:t>4.5.  Мероприятие</w:t>
+      </w:r>
+    </w:p>
+    <w:tbl>
+      <w:tblPr>
+        <w:tblStyle w:val="TableGrid"/>
+        <w:tblW w:type="auto" w:w="0"/>
+        <w:jc w:val="center"/>
+        <w:tblLayout w:type="fixed"/>
+        <w:tblLook w:firstColumn="1" w:firstRow="1" w:lastColumn="0" w:lastRow="0" w:noHBand="0" w:noVBand="1" w:val="04A0"/>
+        <w:tblLayout w:type="fixed"/>
+        <w:tblW w:type="dxa" w:w="9072"/>
+        <w:tblCellMar>
+          <w:top w:w="40" w:type="dxa"/>
+          <w:start w:w="80" w:type="dxa"/>
+          <w:bottom w:w="40" w:type="dxa"/>
+          <w:end w:w="80" w:type="dxa"/>
+        </w:tblCellMar>
+      </w:tblPr>
+      <w:tblGrid>
+        <w:gridCol w:w="680"/>
+        <w:gridCol w:w="2381"/>
+        <w:gridCol w:w="1587"/>
+        <w:gridCol w:w="2835"/>
+        <w:gridCol w:w="1587"/>
+      </w:tblGrid>
+      <w:tr>
+        <w:trPr>
+          <w:tblHeader/>
+        </w:trPr>
+        <w:tc>
+          <w:tcPr>
+            <w:tcW w:type="dxa" w:w="680"/>
+            <w:vAlign w:val="center"/>
+            <w:shd w:val="clear" w:color="auto" w:fill="F2F2F2"/>
+          </w:tcPr>
+          <w:p>
+            <w:pPr>
+              <w:pStyle w:val="ReportTableHeader"/>
+            </w:pPr>
+            <w:r>
+              <w:rPr>
+                <w:rFonts w:ascii="Times New Roman" w:hAnsi="Times New Roman" w:cs="Times New Roman"/>
+                <w:b/>
+                <w:sz w:val="21"/>
+              </w:rPr>
+              <w:t>№</w:t>
+            </w:r>
+          </w:p>
+        </w:tc>
+        <w:tc>
+          <w:tcPr>
+            <w:tcW w:type="dxa" w:w="2381"/>
+            <w:vAlign w:val="center"/>
+            <w:shd w:val="clear" w:color="auto" w:fill="F2F2F2"/>
+          </w:tcPr>
+          <w:p>
+            <w:pPr>
+              <w:pStyle w:val="ReportTableHeader"/>
+            </w:pPr>
+            <w:r>
+              <w:rPr>
+                <w:rFonts w:ascii="Times New Roman" w:hAnsi="Times New Roman" w:cs="Times New Roman"/>
+                <w:b/>
+                <w:sz w:val="21"/>
+              </w:rPr>
+              <w:t>Имя атрибута</w:t>
+            </w:r>
+          </w:p>
+        </w:tc>
+        <w:tc>
+          <w:tcPr>
+            <w:tcW w:type="dxa" w:w="1587"/>
+            <w:vAlign w:val="center"/>
+            <w:shd w:val="clear" w:color="auto" w:fill="F2F2F2"/>
+          </w:tcPr>
+          <w:p>
+            <w:pPr>
+              <w:pStyle w:val="ReportTableHeader"/>
+            </w:pPr>
+            <w:r>
+              <w:rPr>
+                <w:rFonts w:ascii="Times New Roman" w:hAnsi="Times New Roman" w:cs="Times New Roman"/>
+                <w:b/>
+                <w:sz w:val="21"/>
+              </w:rPr>
+              <w:t>Домен</w:t>
+            </w:r>
+          </w:p>
+        </w:tc>
+        <w:tc>
+          <w:tcPr>
+            <w:tcW w:type="dxa" w:w="2835"/>
+            <w:vAlign w:val="center"/>
+            <w:shd w:val="clear" w:color="auto" w:fill="F2F2F2"/>
+          </w:tcPr>
+          <w:p>
+            <w:pPr>
+              <w:pStyle w:val="ReportTableHeader"/>
+            </w:pPr>
+            <w:r>
+              <w:rPr>
+                <w:rFonts w:ascii="Times New Roman" w:hAnsi="Times New Roman" w:cs="Times New Roman"/>
+                <w:b/>
+                <w:sz w:val="21"/>
+              </w:rPr>
+              <w:t>Ограничения</w:t>
+            </w:r>
+          </w:p>
+        </w:tc>
+        <w:tc>
+          <w:tcPr>
+            <w:tcW w:type="dxa" w:w="1587"/>
+            <w:vAlign w:val="center"/>
+            <w:shd w:val="clear" w:color="auto" w:fill="F2F2F2"/>
+          </w:tcPr>
+          <w:p>
+            <w:pPr>
+              <w:pStyle w:val="ReportTableHeader"/>
+            </w:pPr>
+            <w:r>
+              <w:rPr>
+                <w:rFonts w:ascii="Times New Roman" w:hAnsi="Times New Roman" w:cs="Times New Roman"/>
+                <w:b/>
+                <w:sz w:val="21"/>
+              </w:rPr>
+              <w:t>Значение по умолчанию</w:t>
             </w:r>
           </w:p>
         </w:tc>
@@ -3825,7 +2911,7 @@
                 <w:rFonts w:ascii="Times New Roman" w:hAnsi="Times New Roman" w:cs="Times New Roman"/>
                 <w:sz w:val="21"/>
               </w:rPr>
-              <w:t>3</w:t>
+              <w:t>PK</w:t>
             </w:r>
           </w:p>
         </w:tc>
@@ -3843,7 +2929,7 @@
                 <w:rFonts w:ascii="Times New Roman" w:hAnsi="Times New Roman" w:cs="Times New Roman"/>
                 <w:sz w:val="21"/>
               </w:rPr>
-              <w:t>Оценка</w:t>
+              <w:t>КодМероприятия</w:t>
             </w:r>
           </w:p>
         </w:tc>
@@ -3879,7 +2965,7 @@
                 <w:rFonts w:ascii="Times New Roman" w:hAnsi="Times New Roman" w:cs="Times New Roman"/>
                 <w:sz w:val="21"/>
               </w:rPr>
-              <w:t>NOT NULL, от 1 до 5</w:t>
+              <w:t>PRIMARY KEY, UNIQUE, NOT NULL, &gt; 0</w:t>
             </w:r>
           </w:p>
         </w:tc>
@@ -3897,7 +2983,7 @@
                 <w:rFonts w:ascii="Times New Roman" w:hAnsi="Times New Roman" w:cs="Times New Roman"/>
                 <w:sz w:val="21"/>
               </w:rPr>
-              <w:t>Не задано</w:t>
+              <w:t>Автоинкремент</w:t>
             </w:r>
           </w:p>
         </w:tc>
@@ -3921,7 +3007,7 @@
                 <w:rFonts w:ascii="Times New Roman" w:hAnsi="Times New Roman" w:cs="Times New Roman"/>
                 <w:sz w:val="21"/>
               </w:rPr>
-              <w:t>4</w:t>
+              <w:t>1</w:t>
             </w:r>
           </w:p>
         </w:tc>
@@ -3939,7 +3025,7 @@
                 <w:rFonts w:ascii="Times New Roman" w:hAnsi="Times New Roman" w:cs="Times New Roman"/>
                 <w:sz w:val="21"/>
               </w:rPr>
-              <w:t>Текст</w:t>
+              <w:t>КодОрганизатора</w:t>
             </w:r>
           </w:p>
         </w:tc>
@@ -3957,7 +3043,7 @@
                 <w:rFonts w:ascii="Times New Roman" w:hAnsi="Times New Roman" w:cs="Times New Roman"/>
                 <w:sz w:val="21"/>
               </w:rPr>
-              <w:t>Текст</w:t>
+              <w:t>Целое</w:t>
             </w:r>
           </w:p>
         </w:tc>
@@ -3975,7 +3061,7 @@
                 <w:rFonts w:ascii="Times New Roman" w:hAnsi="Times New Roman" w:cs="Times New Roman"/>
                 <w:sz w:val="21"/>
               </w:rPr>
-              <w:t>NOT NULL, непустой текст</w:t>
+              <w:t>FK → Организатор, NOT NULL; существующий код</w:t>
             </w:r>
           </w:p>
         </w:tc>
@@ -3994,6 +3080,3646 @@
                 <w:sz w:val="21"/>
               </w:rPr>
               <w:t>Не задано</w:t>
+            </w:r>
+          </w:p>
+        </w:tc>
+      </w:tr>
+      <w:tr>
+        <w:trPr>
+          <w:cantSplit/>
+        </w:trPr>
+        <w:tc>
+          <w:tcPr>
+            <w:tcW w:type="dxa" w:w="680"/>
+            <w:vAlign w:val="top"/>
+          </w:tcPr>
+          <w:p>
+            <w:pPr>
+              <w:pStyle w:val="ReportTableText"/>
+              <w:jc w:val="center"/>
+            </w:pPr>
+            <w:r>
+              <w:rPr>
+                <w:rFonts w:ascii="Times New Roman" w:hAnsi="Times New Roman" w:cs="Times New Roman"/>
+                <w:sz w:val="21"/>
+              </w:rPr>
+              <w:t>2</w:t>
+            </w:r>
+          </w:p>
+        </w:tc>
+        <w:tc>
+          <w:tcPr>
+            <w:tcW w:type="dxa" w:w="2381"/>
+            <w:vAlign w:val="top"/>
+          </w:tcPr>
+          <w:p>
+            <w:pPr>
+              <w:pStyle w:val="ReportTableText"/>
+            </w:pPr>
+            <w:r>
+              <w:rPr>
+                <w:rFonts w:ascii="Times New Roman" w:hAnsi="Times New Roman" w:cs="Times New Roman"/>
+                <w:sz w:val="21"/>
+              </w:rPr>
+              <w:t>КодМеста</w:t>
+            </w:r>
+          </w:p>
+        </w:tc>
+        <w:tc>
+          <w:tcPr>
+            <w:tcW w:type="dxa" w:w="1587"/>
+            <w:vAlign w:val="top"/>
+          </w:tcPr>
+          <w:p>
+            <w:pPr>
+              <w:pStyle w:val="ReportTableText"/>
+            </w:pPr>
+            <w:r>
+              <w:rPr>
+                <w:rFonts w:ascii="Times New Roman" w:hAnsi="Times New Roman" w:cs="Times New Roman"/>
+                <w:sz w:val="21"/>
+              </w:rPr>
+              <w:t>Целое</w:t>
+            </w:r>
+          </w:p>
+        </w:tc>
+        <w:tc>
+          <w:tcPr>
+            <w:tcW w:type="dxa" w:w="2835"/>
+            <w:vAlign w:val="top"/>
+          </w:tcPr>
+          <w:p>
+            <w:pPr>
+              <w:pStyle w:val="ReportTableText"/>
+            </w:pPr>
+            <w:r>
+              <w:rPr>
+                <w:rFonts w:ascii="Times New Roman" w:hAnsi="Times New Roman" w:cs="Times New Roman"/>
+                <w:sz w:val="21"/>
+              </w:rPr>
+              <w:t>FK → Место проведения, NOT NULL; существующий код</w:t>
+            </w:r>
+          </w:p>
+        </w:tc>
+        <w:tc>
+          <w:tcPr>
+            <w:tcW w:type="dxa" w:w="1587"/>
+            <w:vAlign w:val="top"/>
+          </w:tcPr>
+          <w:p>
+            <w:pPr>
+              <w:pStyle w:val="ReportTableText"/>
+            </w:pPr>
+            <w:r>
+              <w:rPr>
+                <w:rFonts w:ascii="Times New Roman" w:hAnsi="Times New Roman" w:cs="Times New Roman"/>
+                <w:sz w:val="21"/>
+              </w:rPr>
+              <w:t>Не задано</w:t>
+            </w:r>
+          </w:p>
+        </w:tc>
+      </w:tr>
+      <w:tr>
+        <w:trPr>
+          <w:cantSplit/>
+        </w:trPr>
+        <w:tc>
+          <w:tcPr>
+            <w:tcW w:type="dxa" w:w="680"/>
+            <w:vAlign w:val="top"/>
+          </w:tcPr>
+          <w:p>
+            <w:pPr>
+              <w:pStyle w:val="ReportTableText"/>
+              <w:jc w:val="center"/>
+            </w:pPr>
+            <w:r>
+              <w:rPr>
+                <w:rFonts w:ascii="Times New Roman" w:hAnsi="Times New Roman" w:cs="Times New Roman"/>
+                <w:sz w:val="21"/>
+              </w:rPr>
+              <w:t>3</w:t>
+            </w:r>
+          </w:p>
+        </w:tc>
+        <w:tc>
+          <w:tcPr>
+            <w:tcW w:type="dxa" w:w="2381"/>
+            <w:vAlign w:val="top"/>
+          </w:tcPr>
+          <w:p>
+            <w:pPr>
+              <w:pStyle w:val="ReportTableText"/>
+            </w:pPr>
+            <w:r>
+              <w:rPr>
+                <w:rFonts w:ascii="Times New Roman" w:hAnsi="Times New Roman" w:cs="Times New Roman"/>
+                <w:sz w:val="21"/>
+              </w:rPr>
+              <w:t>КодТега</w:t>
+            </w:r>
+          </w:p>
+        </w:tc>
+        <w:tc>
+          <w:tcPr>
+            <w:tcW w:type="dxa" w:w="1587"/>
+            <w:vAlign w:val="top"/>
+          </w:tcPr>
+          <w:p>
+            <w:pPr>
+              <w:pStyle w:val="ReportTableText"/>
+            </w:pPr>
+            <w:r>
+              <w:rPr>
+                <w:rFonts w:ascii="Times New Roman" w:hAnsi="Times New Roman" w:cs="Times New Roman"/>
+                <w:sz w:val="21"/>
+              </w:rPr>
+              <w:t>Целое</w:t>
+            </w:r>
+          </w:p>
+        </w:tc>
+        <w:tc>
+          <w:tcPr>
+            <w:tcW w:type="dxa" w:w="2835"/>
+            <w:vAlign w:val="top"/>
+          </w:tcPr>
+          <w:p>
+            <w:pPr>
+              <w:pStyle w:val="ReportTableText"/>
+            </w:pPr>
+            <w:r>
+              <w:rPr>
+                <w:rFonts w:ascii="Times New Roman" w:hAnsi="Times New Roman" w:cs="Times New Roman"/>
+                <w:sz w:val="21"/>
+              </w:rPr>
+              <w:t>FK → Тег, NOT NULL; существующий код</w:t>
+            </w:r>
+          </w:p>
+        </w:tc>
+        <w:tc>
+          <w:tcPr>
+            <w:tcW w:type="dxa" w:w="1587"/>
+            <w:vAlign w:val="top"/>
+          </w:tcPr>
+          <w:p>
+            <w:pPr>
+              <w:pStyle w:val="ReportTableText"/>
+            </w:pPr>
+            <w:r>
+              <w:rPr>
+                <w:rFonts w:ascii="Times New Roman" w:hAnsi="Times New Roman" w:cs="Times New Roman"/>
+                <w:sz w:val="21"/>
+              </w:rPr>
+              <w:t>Не задано</w:t>
+            </w:r>
+          </w:p>
+        </w:tc>
+      </w:tr>
+      <w:tr>
+        <w:trPr>
+          <w:cantSplit/>
+        </w:trPr>
+        <w:tc>
+          <w:tcPr>
+            <w:tcW w:type="dxa" w:w="680"/>
+            <w:vAlign w:val="top"/>
+          </w:tcPr>
+          <w:p>
+            <w:pPr>
+              <w:pStyle w:val="ReportTableText"/>
+              <w:jc w:val="center"/>
+            </w:pPr>
+            <w:r>
+              <w:rPr>
+                <w:rFonts w:ascii="Times New Roman" w:hAnsi="Times New Roman" w:cs="Times New Roman"/>
+                <w:sz w:val="21"/>
+              </w:rPr>
+              <w:t>4</w:t>
+            </w:r>
+          </w:p>
+        </w:tc>
+        <w:tc>
+          <w:tcPr>
+            <w:tcW w:type="dxa" w:w="2381"/>
+            <w:vAlign w:val="top"/>
+          </w:tcPr>
+          <w:p>
+            <w:pPr>
+              <w:pStyle w:val="ReportTableText"/>
+            </w:pPr>
+            <w:r>
+              <w:rPr>
+                <w:rFonts w:ascii="Times New Roman" w:hAnsi="Times New Roman" w:cs="Times New Roman"/>
+                <w:sz w:val="21"/>
+              </w:rPr>
+              <w:t>КодАвтора</w:t>
+            </w:r>
+          </w:p>
+        </w:tc>
+        <w:tc>
+          <w:tcPr>
+            <w:tcW w:type="dxa" w:w="1587"/>
+            <w:vAlign w:val="top"/>
+          </w:tcPr>
+          <w:p>
+            <w:pPr>
+              <w:pStyle w:val="ReportTableText"/>
+            </w:pPr>
+            <w:r>
+              <w:rPr>
+                <w:rFonts w:ascii="Times New Roman" w:hAnsi="Times New Roman" w:cs="Times New Roman"/>
+                <w:sz w:val="21"/>
+              </w:rPr>
+              <w:t>Целое</w:t>
+            </w:r>
+          </w:p>
+        </w:tc>
+        <w:tc>
+          <w:tcPr>
+            <w:tcW w:type="dxa" w:w="2835"/>
+            <w:vAlign w:val="top"/>
+          </w:tcPr>
+          <w:p>
+            <w:pPr>
+              <w:pStyle w:val="ReportTableText"/>
+            </w:pPr>
+            <w:r>
+              <w:rPr>
+                <w:rFonts w:ascii="Times New Roman" w:hAnsi="Times New Roman" w:cs="Times New Roman"/>
+                <w:sz w:val="21"/>
+              </w:rPr>
+              <w:t>FK → Пользователь, NULL допускается</w:t>
+            </w:r>
+          </w:p>
+        </w:tc>
+        <w:tc>
+          <w:tcPr>
+            <w:tcW w:type="dxa" w:w="1587"/>
+            <w:vAlign w:val="top"/>
+          </w:tcPr>
+          <w:p>
+            <w:pPr>
+              <w:pStyle w:val="ReportTableText"/>
+            </w:pPr>
+            <w:r>
+              <w:rPr>
+                <w:rFonts w:ascii="Times New Roman" w:hAnsi="Times New Roman" w:cs="Times New Roman"/>
+                <w:sz w:val="21"/>
+              </w:rPr>
+              <w:t>NULL</w:t>
+            </w:r>
+          </w:p>
+        </w:tc>
+      </w:tr>
+      <w:tr>
+        <w:trPr>
+          <w:cantSplit/>
+        </w:trPr>
+        <w:tc>
+          <w:tcPr>
+            <w:tcW w:type="dxa" w:w="680"/>
+            <w:vAlign w:val="top"/>
+          </w:tcPr>
+          <w:p>
+            <w:pPr>
+              <w:pStyle w:val="ReportTableText"/>
+              <w:jc w:val="center"/>
+            </w:pPr>
+            <w:r>
+              <w:rPr>
+                <w:rFonts w:ascii="Times New Roman" w:hAnsi="Times New Roman" w:cs="Times New Roman"/>
+                <w:sz w:val="21"/>
+              </w:rPr>
+              <w:t>5</w:t>
+            </w:r>
+          </w:p>
+        </w:tc>
+        <w:tc>
+          <w:tcPr>
+            <w:tcW w:type="dxa" w:w="2381"/>
+            <w:vAlign w:val="top"/>
+          </w:tcPr>
+          <w:p>
+            <w:pPr>
+              <w:pStyle w:val="ReportTableText"/>
+            </w:pPr>
+            <w:r>
+              <w:rPr>
+                <w:rFonts w:ascii="Times New Roman" w:hAnsi="Times New Roman" w:cs="Times New Roman"/>
+                <w:sz w:val="21"/>
+              </w:rPr>
+              <w:t>Название</w:t>
+            </w:r>
+          </w:p>
+        </w:tc>
+        <w:tc>
+          <w:tcPr>
+            <w:tcW w:type="dxa" w:w="1587"/>
+            <w:vAlign w:val="top"/>
+          </w:tcPr>
+          <w:p>
+            <w:pPr>
+              <w:pStyle w:val="ReportTableText"/>
+            </w:pPr>
+            <w:r>
+              <w:rPr>
+                <w:rFonts w:ascii="Times New Roman" w:hAnsi="Times New Roman" w:cs="Times New Roman"/>
+                <w:sz w:val="21"/>
+              </w:rPr>
+              <w:t>Строка(200)</w:t>
+            </w:r>
+          </w:p>
+        </w:tc>
+        <w:tc>
+          <w:tcPr>
+            <w:tcW w:type="dxa" w:w="2835"/>
+            <w:vAlign w:val="top"/>
+          </w:tcPr>
+          <w:p>
+            <w:pPr>
+              <w:pStyle w:val="ReportTableText"/>
+            </w:pPr>
+            <w:r>
+              <w:rPr>
+                <w:rFonts w:ascii="Times New Roman" w:hAnsi="Times New Roman" w:cs="Times New Roman"/>
+                <w:sz w:val="21"/>
+              </w:rPr>
+              <w:t>NOT NULL, непустая строка</w:t>
+            </w:r>
+          </w:p>
+        </w:tc>
+        <w:tc>
+          <w:tcPr>
+            <w:tcW w:type="dxa" w:w="1587"/>
+            <w:vAlign w:val="top"/>
+          </w:tcPr>
+          <w:p>
+            <w:pPr>
+              <w:pStyle w:val="ReportTableText"/>
+            </w:pPr>
+            <w:r>
+              <w:rPr>
+                <w:rFonts w:ascii="Times New Roman" w:hAnsi="Times New Roman" w:cs="Times New Roman"/>
+                <w:sz w:val="21"/>
+              </w:rPr>
+              <w:t>Не задано</w:t>
+            </w:r>
+          </w:p>
+        </w:tc>
+      </w:tr>
+      <w:tr>
+        <w:trPr>
+          <w:cantSplit/>
+        </w:trPr>
+        <w:tc>
+          <w:tcPr>
+            <w:tcW w:type="dxa" w:w="680"/>
+            <w:vAlign w:val="top"/>
+          </w:tcPr>
+          <w:p>
+            <w:pPr>
+              <w:pStyle w:val="ReportTableText"/>
+              <w:jc w:val="center"/>
+            </w:pPr>
+            <w:r>
+              <w:rPr>
+                <w:rFonts w:ascii="Times New Roman" w:hAnsi="Times New Roman" w:cs="Times New Roman"/>
+                <w:sz w:val="21"/>
+              </w:rPr>
+              <w:t>6</w:t>
+            </w:r>
+          </w:p>
+        </w:tc>
+        <w:tc>
+          <w:tcPr>
+            <w:tcW w:type="dxa" w:w="2381"/>
+            <w:vAlign w:val="top"/>
+          </w:tcPr>
+          <w:p>
+            <w:pPr>
+              <w:pStyle w:val="ReportTableText"/>
+            </w:pPr>
+            <w:r>
+              <w:rPr>
+                <w:rFonts w:ascii="Times New Roman" w:hAnsi="Times New Roman" w:cs="Times New Roman"/>
+                <w:sz w:val="21"/>
+              </w:rPr>
+              <w:t>Дата</w:t>
+            </w:r>
+          </w:p>
+        </w:tc>
+        <w:tc>
+          <w:tcPr>
+            <w:tcW w:type="dxa" w:w="1587"/>
+            <w:vAlign w:val="top"/>
+          </w:tcPr>
+          <w:p>
+            <w:pPr>
+              <w:pStyle w:val="ReportTableText"/>
+            </w:pPr>
+            <w:r>
+              <w:rPr>
+                <w:rFonts w:ascii="Times New Roman" w:hAnsi="Times New Roman" w:cs="Times New Roman"/>
+                <w:sz w:val="21"/>
+              </w:rPr>
+              <w:t>Дата</w:t>
+            </w:r>
+          </w:p>
+        </w:tc>
+        <w:tc>
+          <w:tcPr>
+            <w:tcW w:type="dxa" w:w="2835"/>
+            <w:vAlign w:val="top"/>
+          </w:tcPr>
+          <w:p>
+            <w:pPr>
+              <w:pStyle w:val="ReportTableText"/>
+            </w:pPr>
+            <w:r>
+              <w:rPr>
+                <w:rFonts w:ascii="Times New Roman" w:hAnsi="Times New Roman" w:cs="Times New Roman"/>
+                <w:sz w:val="21"/>
+              </w:rPr>
+              <w:t>NOT NULL, не ранее текущей даты при создании</w:t>
+            </w:r>
+          </w:p>
+        </w:tc>
+        <w:tc>
+          <w:tcPr>
+            <w:tcW w:type="dxa" w:w="1587"/>
+            <w:vAlign w:val="top"/>
+          </w:tcPr>
+          <w:p>
+            <w:pPr>
+              <w:pStyle w:val="ReportTableText"/>
+            </w:pPr>
+            <w:r>
+              <w:rPr>
+                <w:rFonts w:ascii="Times New Roman" w:hAnsi="Times New Roman" w:cs="Times New Roman"/>
+                <w:sz w:val="21"/>
+              </w:rPr>
+              <w:t>Не задано</w:t>
+            </w:r>
+          </w:p>
+        </w:tc>
+      </w:tr>
+      <w:tr>
+        <w:trPr>
+          <w:cantSplit/>
+        </w:trPr>
+        <w:tc>
+          <w:tcPr>
+            <w:tcW w:type="dxa" w:w="680"/>
+            <w:vAlign w:val="top"/>
+          </w:tcPr>
+          <w:p>
+            <w:pPr>
+              <w:pStyle w:val="ReportTableText"/>
+              <w:jc w:val="center"/>
+            </w:pPr>
+            <w:r>
+              <w:rPr>
+                <w:rFonts w:ascii="Times New Roman" w:hAnsi="Times New Roman" w:cs="Times New Roman"/>
+                <w:sz w:val="21"/>
+              </w:rPr>
+              <w:t>7</w:t>
+            </w:r>
+          </w:p>
+        </w:tc>
+        <w:tc>
+          <w:tcPr>
+            <w:tcW w:type="dxa" w:w="2381"/>
+            <w:vAlign w:val="top"/>
+          </w:tcPr>
+          <w:p>
+            <w:pPr>
+              <w:pStyle w:val="ReportTableText"/>
+            </w:pPr>
+            <w:r>
+              <w:rPr>
+                <w:rFonts w:ascii="Times New Roman" w:hAnsi="Times New Roman" w:cs="Times New Roman"/>
+                <w:sz w:val="21"/>
+              </w:rPr>
+              <w:t>Время</w:t>
+            </w:r>
+          </w:p>
+        </w:tc>
+        <w:tc>
+          <w:tcPr>
+            <w:tcW w:type="dxa" w:w="1587"/>
+            <w:vAlign w:val="top"/>
+          </w:tcPr>
+          <w:p>
+            <w:pPr>
+              <w:pStyle w:val="ReportTableText"/>
+            </w:pPr>
+            <w:r>
+              <w:rPr>
+                <w:rFonts w:ascii="Times New Roman" w:hAnsi="Times New Roman" w:cs="Times New Roman"/>
+                <w:sz w:val="21"/>
+              </w:rPr>
+              <w:t>Время</w:t>
+            </w:r>
+          </w:p>
+        </w:tc>
+        <w:tc>
+          <w:tcPr>
+            <w:tcW w:type="dxa" w:w="2835"/>
+            <w:vAlign w:val="top"/>
+          </w:tcPr>
+          <w:p>
+            <w:pPr>
+              <w:pStyle w:val="ReportTableText"/>
+            </w:pPr>
+            <w:r>
+              <w:rPr>
+                <w:rFonts w:ascii="Times New Roman" w:hAnsi="Times New Roman" w:cs="Times New Roman"/>
+                <w:sz w:val="21"/>
+              </w:rPr>
+              <w:t>NOT NULL, формат ЧЧ:ММ</w:t>
+            </w:r>
+          </w:p>
+        </w:tc>
+        <w:tc>
+          <w:tcPr>
+            <w:tcW w:type="dxa" w:w="1587"/>
+            <w:vAlign w:val="top"/>
+          </w:tcPr>
+          <w:p>
+            <w:pPr>
+              <w:pStyle w:val="ReportTableText"/>
+            </w:pPr>
+            <w:r>
+              <w:rPr>
+                <w:rFonts w:ascii="Times New Roman" w:hAnsi="Times New Roman" w:cs="Times New Roman"/>
+                <w:sz w:val="21"/>
+              </w:rPr>
+              <w:t>Не задано</w:t>
+            </w:r>
+          </w:p>
+        </w:tc>
+      </w:tr>
+      <w:tr>
+        <w:trPr>
+          <w:cantSplit/>
+        </w:trPr>
+        <w:tc>
+          <w:tcPr>
+            <w:tcW w:type="dxa" w:w="680"/>
+            <w:vAlign w:val="top"/>
+          </w:tcPr>
+          <w:p>
+            <w:pPr>
+              <w:pStyle w:val="ReportTableText"/>
+              <w:jc w:val="center"/>
+            </w:pPr>
+            <w:r>
+              <w:rPr>
+                <w:rFonts w:ascii="Times New Roman" w:hAnsi="Times New Roman" w:cs="Times New Roman"/>
+                <w:sz w:val="21"/>
+              </w:rPr>
+              <w:t>8</w:t>
+            </w:r>
+          </w:p>
+        </w:tc>
+        <w:tc>
+          <w:tcPr>
+            <w:tcW w:type="dxa" w:w="2381"/>
+            <w:vAlign w:val="top"/>
+          </w:tcPr>
+          <w:p>
+            <w:pPr>
+              <w:pStyle w:val="ReportTableText"/>
+            </w:pPr>
+            <w:r>
+              <w:rPr>
+                <w:rFonts w:ascii="Times New Roman" w:hAnsi="Times New Roman" w:cs="Times New Roman"/>
+                <w:sz w:val="21"/>
+              </w:rPr>
+              <w:t>Описание</w:t>
+            </w:r>
+          </w:p>
+        </w:tc>
+        <w:tc>
+          <w:tcPr>
+            <w:tcW w:type="dxa" w:w="1587"/>
+            <w:vAlign w:val="top"/>
+          </w:tcPr>
+          <w:p>
+            <w:pPr>
+              <w:pStyle w:val="ReportTableText"/>
+            </w:pPr>
+            <w:r>
+              <w:rPr>
+                <w:rFonts w:ascii="Times New Roman" w:hAnsi="Times New Roman" w:cs="Times New Roman"/>
+                <w:sz w:val="21"/>
+              </w:rPr>
+              <w:t>Текст</w:t>
+            </w:r>
+          </w:p>
+        </w:tc>
+        <w:tc>
+          <w:tcPr>
+            <w:tcW w:type="dxa" w:w="2835"/>
+            <w:vAlign w:val="top"/>
+          </w:tcPr>
+          <w:p>
+            <w:pPr>
+              <w:pStyle w:val="ReportTableText"/>
+            </w:pPr>
+            <w:r>
+              <w:rPr>
+                <w:rFonts w:ascii="Times New Roman" w:hAnsi="Times New Roman" w:cs="Times New Roman"/>
+                <w:sz w:val="21"/>
+              </w:rPr>
+              <w:t>NOT NULL, непустой текст</w:t>
+            </w:r>
+          </w:p>
+        </w:tc>
+        <w:tc>
+          <w:tcPr>
+            <w:tcW w:type="dxa" w:w="1587"/>
+            <w:vAlign w:val="top"/>
+          </w:tcPr>
+          <w:p>
+            <w:pPr>
+              <w:pStyle w:val="ReportTableText"/>
+            </w:pPr>
+            <w:r>
+              <w:rPr>
+                <w:rFonts w:ascii="Times New Roman" w:hAnsi="Times New Roman" w:cs="Times New Roman"/>
+                <w:sz w:val="21"/>
+              </w:rPr>
+              <w:t>Не задано</w:t>
+            </w:r>
+          </w:p>
+        </w:tc>
+      </w:tr>
+      <w:tr>
+        <w:trPr>
+          <w:cantSplit/>
+        </w:trPr>
+        <w:tc>
+          <w:tcPr>
+            <w:tcW w:type="dxa" w:w="680"/>
+            <w:vAlign w:val="top"/>
+          </w:tcPr>
+          <w:p>
+            <w:pPr>
+              <w:pStyle w:val="ReportTableText"/>
+              <w:jc w:val="center"/>
+            </w:pPr>
+            <w:r>
+              <w:rPr>
+                <w:rFonts w:ascii="Times New Roman" w:hAnsi="Times New Roman" w:cs="Times New Roman"/>
+                <w:sz w:val="21"/>
+              </w:rPr>
+              <w:t>9</w:t>
+            </w:r>
+          </w:p>
+        </w:tc>
+        <w:tc>
+          <w:tcPr>
+            <w:tcW w:type="dxa" w:w="2381"/>
+            <w:vAlign w:val="top"/>
+          </w:tcPr>
+          <w:p>
+            <w:pPr>
+              <w:pStyle w:val="ReportTableText"/>
+            </w:pPr>
+            <w:r>
+              <w:rPr>
+                <w:rFonts w:ascii="Times New Roman" w:hAnsi="Times New Roman" w:cs="Times New Roman"/>
+                <w:sz w:val="21"/>
+              </w:rPr>
+              <w:t>Категория</w:t>
+            </w:r>
+          </w:p>
+        </w:tc>
+        <w:tc>
+          <w:tcPr>
+            <w:tcW w:type="dxa" w:w="1587"/>
+            <w:vAlign w:val="top"/>
+          </w:tcPr>
+          <w:p>
+            <w:pPr>
+              <w:pStyle w:val="ReportTableText"/>
+            </w:pPr>
+            <w:r>
+              <w:rPr>
+                <w:rFonts w:ascii="Times New Roman" w:hAnsi="Times New Roman" w:cs="Times New Roman"/>
+                <w:sz w:val="21"/>
+              </w:rPr>
+              <w:t>Строка(100)</w:t>
+            </w:r>
+          </w:p>
+        </w:tc>
+        <w:tc>
+          <w:tcPr>
+            <w:tcW w:type="dxa" w:w="2835"/>
+            <w:vAlign w:val="top"/>
+          </w:tcPr>
+          <w:p>
+            <w:pPr>
+              <w:pStyle w:val="ReportTableText"/>
+            </w:pPr>
+            <w:r>
+              <w:rPr>
+                <w:rFonts w:ascii="Times New Roman" w:hAnsi="Times New Roman" w:cs="Times New Roman"/>
+                <w:sz w:val="21"/>
+              </w:rPr>
+              <w:t>NOT NULL, непустая строка</w:t>
+            </w:r>
+          </w:p>
+        </w:tc>
+        <w:tc>
+          <w:tcPr>
+            <w:tcW w:type="dxa" w:w="1587"/>
+            <w:vAlign w:val="top"/>
+          </w:tcPr>
+          <w:p>
+            <w:pPr>
+              <w:pStyle w:val="ReportTableText"/>
+            </w:pPr>
+            <w:r>
+              <w:rPr>
+                <w:rFonts w:ascii="Times New Roman" w:hAnsi="Times New Roman" w:cs="Times New Roman"/>
+                <w:sz w:val="21"/>
+              </w:rPr>
+              <w:t>Не задано</w:t>
+            </w:r>
+          </w:p>
+        </w:tc>
+      </w:tr>
+      <w:tr>
+        <w:trPr>
+          <w:cantSplit/>
+        </w:trPr>
+        <w:tc>
+          <w:tcPr>
+            <w:tcW w:type="dxa" w:w="680"/>
+            <w:vAlign w:val="top"/>
+          </w:tcPr>
+          <w:p>
+            <w:pPr>
+              <w:pStyle w:val="ReportTableText"/>
+              <w:jc w:val="center"/>
+            </w:pPr>
+            <w:r>
+              <w:rPr>
+                <w:rFonts w:ascii="Times New Roman" w:hAnsi="Times New Roman" w:cs="Times New Roman"/>
+                <w:sz w:val="21"/>
+              </w:rPr>
+              <w:t>10</w:t>
+            </w:r>
+          </w:p>
+        </w:tc>
+        <w:tc>
+          <w:tcPr>
+            <w:tcW w:type="dxa" w:w="2381"/>
+            <w:vAlign w:val="top"/>
+          </w:tcPr>
+          <w:p>
+            <w:pPr>
+              <w:pStyle w:val="ReportTableText"/>
+            </w:pPr>
+            <w:r>
+              <w:rPr>
+                <w:rFonts w:ascii="Times New Roman" w:hAnsi="Times New Roman" w:cs="Times New Roman"/>
+                <w:sz w:val="21"/>
+              </w:rPr>
+              <w:t>Цена</w:t>
+            </w:r>
+          </w:p>
+        </w:tc>
+        <w:tc>
+          <w:tcPr>
+            <w:tcW w:type="dxa" w:w="1587"/>
+            <w:vAlign w:val="top"/>
+          </w:tcPr>
+          <w:p>
+            <w:pPr>
+              <w:pStyle w:val="ReportTableText"/>
+            </w:pPr>
+            <w:r>
+              <w:rPr>
+                <w:rFonts w:ascii="Times New Roman" w:hAnsi="Times New Roman" w:cs="Times New Roman"/>
+                <w:sz w:val="21"/>
+              </w:rPr>
+              <w:t>Целое (р.)</w:t>
+            </w:r>
+          </w:p>
+        </w:tc>
+        <w:tc>
+          <w:tcPr>
+            <w:tcW w:type="dxa" w:w="2835"/>
+            <w:vAlign w:val="top"/>
+          </w:tcPr>
+          <w:p>
+            <w:pPr>
+              <w:pStyle w:val="ReportTableText"/>
+            </w:pPr>
+            <w:r>
+              <w:rPr>
+                <w:rFonts w:ascii="Times New Roman" w:hAnsi="Times New Roman" w:cs="Times New Roman"/>
+                <w:sz w:val="21"/>
+              </w:rPr>
+              <w:t>NOT NULL, &gt;= 0</w:t>
+            </w:r>
+          </w:p>
+        </w:tc>
+        <w:tc>
+          <w:tcPr>
+            <w:tcW w:type="dxa" w:w="1587"/>
+            <w:vAlign w:val="top"/>
+          </w:tcPr>
+          <w:p>
+            <w:pPr>
+              <w:pStyle w:val="ReportTableText"/>
+            </w:pPr>
+            <w:r>
+              <w:rPr>
+                <w:rFonts w:ascii="Times New Roman" w:hAnsi="Times New Roman" w:cs="Times New Roman"/>
+                <w:sz w:val="21"/>
+              </w:rPr>
+              <w:t>0</w:t>
+            </w:r>
+          </w:p>
+        </w:tc>
+      </w:tr>
+      <w:tr>
+        <w:trPr>
+          <w:cantSplit/>
+        </w:trPr>
+        <w:tc>
+          <w:tcPr>
+            <w:tcW w:type="dxa" w:w="680"/>
+            <w:vAlign w:val="top"/>
+          </w:tcPr>
+          <w:p>
+            <w:pPr>
+              <w:pStyle w:val="ReportTableText"/>
+              <w:jc w:val="center"/>
+            </w:pPr>
+            <w:r>
+              <w:rPr>
+                <w:rFonts w:ascii="Times New Roman" w:hAnsi="Times New Roman" w:cs="Times New Roman"/>
+                <w:sz w:val="21"/>
+              </w:rPr>
+              <w:t>11</w:t>
+            </w:r>
+          </w:p>
+        </w:tc>
+        <w:tc>
+          <w:tcPr>
+            <w:tcW w:type="dxa" w:w="2381"/>
+            <w:vAlign w:val="top"/>
+          </w:tcPr>
+          <w:p>
+            <w:pPr>
+              <w:pStyle w:val="ReportTableText"/>
+            </w:pPr>
+            <w:r>
+              <w:rPr>
+                <w:rFonts w:ascii="Times New Roman" w:hAnsi="Times New Roman" w:cs="Times New Roman"/>
+                <w:sz w:val="21"/>
+              </w:rPr>
+              <w:t>Статус</w:t>
+            </w:r>
+          </w:p>
+        </w:tc>
+        <w:tc>
+          <w:tcPr>
+            <w:tcW w:type="dxa" w:w="1587"/>
+            <w:vAlign w:val="top"/>
+          </w:tcPr>
+          <w:p>
+            <w:pPr>
+              <w:pStyle w:val="ReportTableText"/>
+            </w:pPr>
+            <w:r>
+              <w:rPr>
+                <w:rFonts w:ascii="Times New Roman" w:hAnsi="Times New Roman" w:cs="Times New Roman"/>
+                <w:sz w:val="21"/>
+              </w:rPr>
+              <w:t>Перечисление</w:t>
+            </w:r>
+          </w:p>
+        </w:tc>
+        <w:tc>
+          <w:tcPr>
+            <w:tcW w:type="dxa" w:w="2835"/>
+            <w:vAlign w:val="top"/>
+          </w:tcPr>
+          <w:p>
+            <w:pPr>
+              <w:pStyle w:val="ReportTableText"/>
+            </w:pPr>
+            <w:r>
+              <w:rPr>
+                <w:rFonts w:ascii="Times New Roman" w:hAnsi="Times New Roman" w:cs="Times New Roman"/>
+                <w:sz w:val="21"/>
+              </w:rPr>
+              <w:t>NOT NULL, PENDING / APPROVED / REJECTED</w:t>
+            </w:r>
+          </w:p>
+        </w:tc>
+        <w:tc>
+          <w:tcPr>
+            <w:tcW w:type="dxa" w:w="1587"/>
+            <w:vAlign w:val="top"/>
+          </w:tcPr>
+          <w:p>
+            <w:pPr>
+              <w:pStyle w:val="ReportTableText"/>
+            </w:pPr>
+            <w:r>
+              <w:rPr>
+                <w:rFonts w:ascii="Times New Roman" w:hAnsi="Times New Roman" w:cs="Times New Roman"/>
+                <w:sz w:val="21"/>
+              </w:rPr>
+              <w:t>APPROVED</w:t>
+            </w:r>
+          </w:p>
+        </w:tc>
+      </w:tr>
+    </w:tbl>
+    <w:p>
+      <w:pPr>
+        <w:pStyle w:val="ReportHeading2"/>
+      </w:pPr>
+      <w:r>
+        <w:rPr>
+          <w:rFonts w:ascii="Times New Roman" w:hAnsi="Times New Roman" w:cs="Times New Roman"/>
+          <w:b/>
+          <w:sz w:val="28"/>
+        </w:rPr>
+        <w:t>4.6.  Отзыв</w:t>
+      </w:r>
+    </w:p>
+    <w:tbl>
+      <w:tblPr>
+        <w:tblStyle w:val="TableGrid"/>
+        <w:tblW w:type="auto" w:w="0"/>
+        <w:jc w:val="center"/>
+        <w:tblLayout w:type="fixed"/>
+        <w:tblLook w:firstColumn="1" w:firstRow="1" w:lastColumn="0" w:lastRow="0" w:noHBand="0" w:noVBand="1" w:val="04A0"/>
+        <w:tblLayout w:type="fixed"/>
+        <w:tblW w:type="dxa" w:w="9072"/>
+        <w:tblCellMar>
+          <w:top w:w="40" w:type="dxa"/>
+          <w:start w:w="80" w:type="dxa"/>
+          <w:bottom w:w="40" w:type="dxa"/>
+          <w:end w:w="80" w:type="dxa"/>
+        </w:tblCellMar>
+      </w:tblPr>
+      <w:tblGrid>
+        <w:gridCol w:w="680"/>
+        <w:gridCol w:w="2381"/>
+        <w:gridCol w:w="1587"/>
+        <w:gridCol w:w="2835"/>
+        <w:gridCol w:w="1587"/>
+      </w:tblGrid>
+      <w:tr>
+        <w:trPr>
+          <w:tblHeader/>
+        </w:trPr>
+        <w:tc>
+          <w:tcPr>
+            <w:tcW w:type="dxa" w:w="680"/>
+            <w:vAlign w:val="center"/>
+            <w:shd w:val="clear" w:color="auto" w:fill="F2F2F2"/>
+          </w:tcPr>
+          <w:p>
+            <w:pPr>
+              <w:pStyle w:val="ReportTableHeader"/>
+            </w:pPr>
+            <w:r>
+              <w:rPr>
+                <w:rFonts w:ascii="Times New Roman" w:hAnsi="Times New Roman" w:cs="Times New Roman"/>
+                <w:b/>
+                <w:sz w:val="21"/>
+              </w:rPr>
+              <w:t>№</w:t>
+            </w:r>
+          </w:p>
+        </w:tc>
+        <w:tc>
+          <w:tcPr>
+            <w:tcW w:type="dxa" w:w="2381"/>
+            <w:vAlign w:val="center"/>
+            <w:shd w:val="clear" w:color="auto" w:fill="F2F2F2"/>
+          </w:tcPr>
+          <w:p>
+            <w:pPr>
+              <w:pStyle w:val="ReportTableHeader"/>
+            </w:pPr>
+            <w:r>
+              <w:rPr>
+                <w:rFonts w:ascii="Times New Roman" w:hAnsi="Times New Roman" w:cs="Times New Roman"/>
+                <w:b/>
+                <w:sz w:val="21"/>
+              </w:rPr>
+              <w:t>Имя атрибута</w:t>
+            </w:r>
+          </w:p>
+        </w:tc>
+        <w:tc>
+          <w:tcPr>
+            <w:tcW w:type="dxa" w:w="1587"/>
+            <w:vAlign w:val="center"/>
+            <w:shd w:val="clear" w:color="auto" w:fill="F2F2F2"/>
+          </w:tcPr>
+          <w:p>
+            <w:pPr>
+              <w:pStyle w:val="ReportTableHeader"/>
+            </w:pPr>
+            <w:r>
+              <w:rPr>
+                <w:rFonts w:ascii="Times New Roman" w:hAnsi="Times New Roman" w:cs="Times New Roman"/>
+                <w:b/>
+                <w:sz w:val="21"/>
+              </w:rPr>
+              <w:t>Домен</w:t>
+            </w:r>
+          </w:p>
+        </w:tc>
+        <w:tc>
+          <w:tcPr>
+            <w:tcW w:type="dxa" w:w="2835"/>
+            <w:vAlign w:val="center"/>
+            <w:shd w:val="clear" w:color="auto" w:fill="F2F2F2"/>
+          </w:tcPr>
+          <w:p>
+            <w:pPr>
+              <w:pStyle w:val="ReportTableHeader"/>
+            </w:pPr>
+            <w:r>
+              <w:rPr>
+                <w:rFonts w:ascii="Times New Roman" w:hAnsi="Times New Roman" w:cs="Times New Roman"/>
+                <w:b/>
+                <w:sz w:val="21"/>
+              </w:rPr>
+              <w:t>Ограничения</w:t>
+            </w:r>
+          </w:p>
+        </w:tc>
+        <w:tc>
+          <w:tcPr>
+            <w:tcW w:type="dxa" w:w="1587"/>
+            <w:vAlign w:val="center"/>
+            <w:shd w:val="clear" w:color="auto" w:fill="F2F2F2"/>
+          </w:tcPr>
+          <w:p>
+            <w:pPr>
+              <w:pStyle w:val="ReportTableHeader"/>
+            </w:pPr>
+            <w:r>
+              <w:rPr>
+                <w:rFonts w:ascii="Times New Roman" w:hAnsi="Times New Roman" w:cs="Times New Roman"/>
+                <w:b/>
+                <w:sz w:val="21"/>
+              </w:rPr>
+              <w:t>Значение по умолчанию</w:t>
+            </w:r>
+          </w:p>
+        </w:tc>
+      </w:tr>
+      <w:tr>
+        <w:trPr>
+          <w:cantSplit/>
+        </w:trPr>
+        <w:tc>
+          <w:tcPr>
+            <w:tcW w:type="dxa" w:w="680"/>
+            <w:vAlign w:val="top"/>
+          </w:tcPr>
+          <w:p>
+            <w:pPr>
+              <w:pStyle w:val="ReportTableText"/>
+              <w:jc w:val="center"/>
+            </w:pPr>
+            <w:r>
+              <w:rPr>
+                <w:rFonts w:ascii="Times New Roman" w:hAnsi="Times New Roman" w:cs="Times New Roman"/>
+                <w:sz w:val="21"/>
+              </w:rPr>
+              <w:t>PK</w:t>
+            </w:r>
+          </w:p>
+        </w:tc>
+        <w:tc>
+          <w:tcPr>
+            <w:tcW w:type="dxa" w:w="2381"/>
+            <w:vAlign w:val="top"/>
+          </w:tcPr>
+          <w:p>
+            <w:pPr>
+              <w:pStyle w:val="ReportTableText"/>
+            </w:pPr>
+            <w:r>
+              <w:rPr>
+                <w:rFonts w:ascii="Times New Roman" w:hAnsi="Times New Roman" w:cs="Times New Roman"/>
+                <w:sz w:val="21"/>
+              </w:rPr>
+              <w:t>КодОтзыва</w:t>
+            </w:r>
+          </w:p>
+        </w:tc>
+        <w:tc>
+          <w:tcPr>
+            <w:tcW w:type="dxa" w:w="1587"/>
+            <w:vAlign w:val="top"/>
+          </w:tcPr>
+          <w:p>
+            <w:pPr>
+              <w:pStyle w:val="ReportTableText"/>
+            </w:pPr>
+            <w:r>
+              <w:rPr>
+                <w:rFonts w:ascii="Times New Roman" w:hAnsi="Times New Roman" w:cs="Times New Roman"/>
+                <w:sz w:val="21"/>
+              </w:rPr>
+              <w:t>Целое</w:t>
+            </w:r>
+          </w:p>
+        </w:tc>
+        <w:tc>
+          <w:tcPr>
+            <w:tcW w:type="dxa" w:w="2835"/>
+            <w:vAlign w:val="top"/>
+          </w:tcPr>
+          <w:p>
+            <w:pPr>
+              <w:pStyle w:val="ReportTableText"/>
+            </w:pPr>
+            <w:r>
+              <w:rPr>
+                <w:rFonts w:ascii="Times New Roman" w:hAnsi="Times New Roman" w:cs="Times New Roman"/>
+                <w:sz w:val="21"/>
+              </w:rPr>
+              <w:t>PRIMARY KEY, UNIQUE, NOT NULL, &gt; 0</w:t>
+            </w:r>
+          </w:p>
+        </w:tc>
+        <w:tc>
+          <w:tcPr>
+            <w:tcW w:type="dxa" w:w="1587"/>
+            <w:vAlign w:val="top"/>
+          </w:tcPr>
+          <w:p>
+            <w:pPr>
+              <w:pStyle w:val="ReportTableText"/>
+            </w:pPr>
+            <w:r>
+              <w:rPr>
+                <w:rFonts w:ascii="Times New Roman" w:hAnsi="Times New Roman" w:cs="Times New Roman"/>
+                <w:sz w:val="21"/>
+              </w:rPr>
+              <w:t>Автоинкремент</w:t>
+            </w:r>
+          </w:p>
+        </w:tc>
+      </w:tr>
+      <w:tr>
+        <w:trPr>
+          <w:cantSplit/>
+        </w:trPr>
+        <w:tc>
+          <w:tcPr>
+            <w:tcW w:type="dxa" w:w="680"/>
+            <w:vAlign w:val="top"/>
+          </w:tcPr>
+          <w:p>
+            <w:pPr>
+              <w:pStyle w:val="ReportTableText"/>
+              <w:jc w:val="center"/>
+            </w:pPr>
+            <w:r>
+              <w:rPr>
+                <w:rFonts w:ascii="Times New Roman" w:hAnsi="Times New Roman" w:cs="Times New Roman"/>
+                <w:sz w:val="21"/>
+              </w:rPr>
+              <w:t>1</w:t>
+            </w:r>
+          </w:p>
+        </w:tc>
+        <w:tc>
+          <w:tcPr>
+            <w:tcW w:type="dxa" w:w="2381"/>
+            <w:vAlign w:val="top"/>
+          </w:tcPr>
+          <w:p>
+            <w:pPr>
+              <w:pStyle w:val="ReportTableText"/>
+            </w:pPr>
+            <w:r>
+              <w:rPr>
+                <w:rFonts w:ascii="Times New Roman" w:hAnsi="Times New Roman" w:cs="Times New Roman"/>
+                <w:sz w:val="21"/>
+              </w:rPr>
+              <w:t>КодПользователя</w:t>
+            </w:r>
+          </w:p>
+        </w:tc>
+        <w:tc>
+          <w:tcPr>
+            <w:tcW w:type="dxa" w:w="1587"/>
+            <w:vAlign w:val="top"/>
+          </w:tcPr>
+          <w:p>
+            <w:pPr>
+              <w:pStyle w:val="ReportTableText"/>
+            </w:pPr>
+            <w:r>
+              <w:rPr>
+                <w:rFonts w:ascii="Times New Roman" w:hAnsi="Times New Roman" w:cs="Times New Roman"/>
+                <w:sz w:val="21"/>
+              </w:rPr>
+              <w:t>Целое</w:t>
+            </w:r>
+          </w:p>
+        </w:tc>
+        <w:tc>
+          <w:tcPr>
+            <w:tcW w:type="dxa" w:w="2835"/>
+            <w:vAlign w:val="top"/>
+          </w:tcPr>
+          <w:p>
+            <w:pPr>
+              <w:pStyle w:val="ReportTableText"/>
+            </w:pPr>
+            <w:r>
+              <w:rPr>
+                <w:rFonts w:ascii="Times New Roman" w:hAnsi="Times New Roman" w:cs="Times New Roman"/>
+                <w:sz w:val="21"/>
+              </w:rPr>
+              <w:t>FK → Пользователь, NOT NULL; существующий код</w:t>
+            </w:r>
+          </w:p>
+        </w:tc>
+        <w:tc>
+          <w:tcPr>
+            <w:tcW w:type="dxa" w:w="1587"/>
+            <w:vAlign w:val="top"/>
+          </w:tcPr>
+          <w:p>
+            <w:pPr>
+              <w:pStyle w:val="ReportTableText"/>
+            </w:pPr>
+            <w:r>
+              <w:rPr>
+                <w:rFonts w:ascii="Times New Roman" w:hAnsi="Times New Roman" w:cs="Times New Roman"/>
+                <w:sz w:val="21"/>
+              </w:rPr>
+              <w:t>Не задано</w:t>
+            </w:r>
+          </w:p>
+        </w:tc>
+      </w:tr>
+      <w:tr>
+        <w:trPr>
+          <w:cantSplit/>
+        </w:trPr>
+        <w:tc>
+          <w:tcPr>
+            <w:tcW w:type="dxa" w:w="680"/>
+            <w:vAlign w:val="top"/>
+          </w:tcPr>
+          <w:p>
+            <w:pPr>
+              <w:pStyle w:val="ReportTableText"/>
+              <w:jc w:val="center"/>
+            </w:pPr>
+            <w:r>
+              <w:rPr>
+                <w:rFonts w:ascii="Times New Roman" w:hAnsi="Times New Roman" w:cs="Times New Roman"/>
+                <w:sz w:val="21"/>
+              </w:rPr>
+              <w:t>2</w:t>
+            </w:r>
+          </w:p>
+        </w:tc>
+        <w:tc>
+          <w:tcPr>
+            <w:tcW w:type="dxa" w:w="2381"/>
+            <w:vAlign w:val="top"/>
+          </w:tcPr>
+          <w:p>
+            <w:pPr>
+              <w:pStyle w:val="ReportTableText"/>
+            </w:pPr>
+            <w:r>
+              <w:rPr>
+                <w:rFonts w:ascii="Times New Roman" w:hAnsi="Times New Roman" w:cs="Times New Roman"/>
+                <w:sz w:val="21"/>
+              </w:rPr>
+              <w:t>КодМероприятия</w:t>
+            </w:r>
+          </w:p>
+        </w:tc>
+        <w:tc>
+          <w:tcPr>
+            <w:tcW w:type="dxa" w:w="1587"/>
+            <w:vAlign w:val="top"/>
+          </w:tcPr>
+          <w:p>
+            <w:pPr>
+              <w:pStyle w:val="ReportTableText"/>
+            </w:pPr>
+            <w:r>
+              <w:rPr>
+                <w:rFonts w:ascii="Times New Roman" w:hAnsi="Times New Roman" w:cs="Times New Roman"/>
+                <w:sz w:val="21"/>
+              </w:rPr>
+              <w:t>Целое</w:t>
+            </w:r>
+          </w:p>
+        </w:tc>
+        <w:tc>
+          <w:tcPr>
+            <w:tcW w:type="dxa" w:w="2835"/>
+            <w:vAlign w:val="top"/>
+          </w:tcPr>
+          <w:p>
+            <w:pPr>
+              <w:pStyle w:val="ReportTableText"/>
+            </w:pPr>
+            <w:r>
+              <w:rPr>
+                <w:rFonts w:ascii="Times New Roman" w:hAnsi="Times New Roman" w:cs="Times New Roman"/>
+                <w:sz w:val="21"/>
+              </w:rPr>
+              <w:t>FK → Мероприятие, NOT NULL; существующий код</w:t>
+            </w:r>
+          </w:p>
+        </w:tc>
+        <w:tc>
+          <w:tcPr>
+            <w:tcW w:type="dxa" w:w="1587"/>
+            <w:vAlign w:val="top"/>
+          </w:tcPr>
+          <w:p>
+            <w:pPr>
+              <w:pStyle w:val="ReportTableText"/>
+            </w:pPr>
+            <w:r>
+              <w:rPr>
+                <w:rFonts w:ascii="Times New Roman" w:hAnsi="Times New Roman" w:cs="Times New Roman"/>
+                <w:sz w:val="21"/>
+              </w:rPr>
+              <w:t>Не задано</w:t>
+            </w:r>
+          </w:p>
+        </w:tc>
+      </w:tr>
+      <w:tr>
+        <w:trPr>
+          <w:cantSplit/>
+        </w:trPr>
+        <w:tc>
+          <w:tcPr>
+            <w:tcW w:type="dxa" w:w="680"/>
+            <w:vAlign w:val="top"/>
+          </w:tcPr>
+          <w:p>
+            <w:pPr>
+              <w:pStyle w:val="ReportTableText"/>
+              <w:jc w:val="center"/>
+            </w:pPr>
+            <w:r>
+              <w:rPr>
+                <w:rFonts w:ascii="Times New Roman" w:hAnsi="Times New Roman" w:cs="Times New Roman"/>
+                <w:sz w:val="21"/>
+              </w:rPr>
+              <w:t>3</w:t>
+            </w:r>
+          </w:p>
+        </w:tc>
+        <w:tc>
+          <w:tcPr>
+            <w:tcW w:type="dxa" w:w="2381"/>
+            <w:vAlign w:val="top"/>
+          </w:tcPr>
+          <w:p>
+            <w:pPr>
+              <w:pStyle w:val="ReportTableText"/>
+            </w:pPr>
+            <w:r>
+              <w:rPr>
+                <w:rFonts w:ascii="Times New Roman" w:hAnsi="Times New Roman" w:cs="Times New Roman"/>
+                <w:sz w:val="21"/>
+              </w:rPr>
+              <w:t>Оценка</w:t>
+            </w:r>
+          </w:p>
+        </w:tc>
+        <w:tc>
+          <w:tcPr>
+            <w:tcW w:type="dxa" w:w="1587"/>
+            <w:vAlign w:val="top"/>
+          </w:tcPr>
+          <w:p>
+            <w:pPr>
+              <w:pStyle w:val="ReportTableText"/>
+            </w:pPr>
+            <w:r>
+              <w:rPr>
+                <w:rFonts w:ascii="Times New Roman" w:hAnsi="Times New Roman" w:cs="Times New Roman"/>
+                <w:sz w:val="21"/>
+              </w:rPr>
+              <w:t>Целое</w:t>
+            </w:r>
+          </w:p>
+        </w:tc>
+        <w:tc>
+          <w:tcPr>
+            <w:tcW w:type="dxa" w:w="2835"/>
+            <w:vAlign w:val="top"/>
+          </w:tcPr>
+          <w:p>
+            <w:pPr>
+              <w:pStyle w:val="ReportTableText"/>
+            </w:pPr>
+            <w:r>
+              <w:rPr>
+                <w:rFonts w:ascii="Times New Roman" w:hAnsi="Times New Roman" w:cs="Times New Roman"/>
+                <w:sz w:val="21"/>
+              </w:rPr>
+              <w:t>NOT NULL, от 1 до 5</w:t>
+            </w:r>
+          </w:p>
+        </w:tc>
+        <w:tc>
+          <w:tcPr>
+            <w:tcW w:type="dxa" w:w="1587"/>
+            <w:vAlign w:val="top"/>
+          </w:tcPr>
+          <w:p>
+            <w:pPr>
+              <w:pStyle w:val="ReportTableText"/>
+            </w:pPr>
+            <w:r>
+              <w:rPr>
+                <w:rFonts w:ascii="Times New Roman" w:hAnsi="Times New Roman" w:cs="Times New Roman"/>
+                <w:sz w:val="21"/>
+              </w:rPr>
+              <w:t>Не задано</w:t>
+            </w:r>
+          </w:p>
+        </w:tc>
+      </w:tr>
+      <w:tr>
+        <w:trPr>
+          <w:cantSplit/>
+        </w:trPr>
+        <w:tc>
+          <w:tcPr>
+            <w:tcW w:type="dxa" w:w="680"/>
+            <w:vAlign w:val="top"/>
+          </w:tcPr>
+          <w:p>
+            <w:pPr>
+              <w:pStyle w:val="ReportTableText"/>
+              <w:jc w:val="center"/>
+            </w:pPr>
+            <w:r>
+              <w:rPr>
+                <w:rFonts w:ascii="Times New Roman" w:hAnsi="Times New Roman" w:cs="Times New Roman"/>
+                <w:sz w:val="21"/>
+              </w:rPr>
+              <w:t>4</w:t>
+            </w:r>
+          </w:p>
+        </w:tc>
+        <w:tc>
+          <w:tcPr>
+            <w:tcW w:type="dxa" w:w="2381"/>
+            <w:vAlign w:val="top"/>
+          </w:tcPr>
+          <w:p>
+            <w:pPr>
+              <w:pStyle w:val="ReportTableText"/>
+            </w:pPr>
+            <w:r>
+              <w:rPr>
+                <w:rFonts w:ascii="Times New Roman" w:hAnsi="Times New Roman" w:cs="Times New Roman"/>
+                <w:sz w:val="21"/>
+              </w:rPr>
+              <w:t>Текст</w:t>
+            </w:r>
+          </w:p>
+        </w:tc>
+        <w:tc>
+          <w:tcPr>
+            <w:tcW w:type="dxa" w:w="1587"/>
+            <w:vAlign w:val="top"/>
+          </w:tcPr>
+          <w:p>
+            <w:pPr>
+              <w:pStyle w:val="ReportTableText"/>
+            </w:pPr>
+            <w:r>
+              <w:rPr>
+                <w:rFonts w:ascii="Times New Roman" w:hAnsi="Times New Roman" w:cs="Times New Roman"/>
+                <w:sz w:val="21"/>
+              </w:rPr>
+              <w:t>Текст</w:t>
+            </w:r>
+          </w:p>
+        </w:tc>
+        <w:tc>
+          <w:tcPr>
+            <w:tcW w:type="dxa" w:w="2835"/>
+            <w:vAlign w:val="top"/>
+          </w:tcPr>
+          <w:p>
+            <w:pPr>
+              <w:pStyle w:val="ReportTableText"/>
+            </w:pPr>
+            <w:r>
+              <w:rPr>
+                <w:rFonts w:ascii="Times New Roman" w:hAnsi="Times New Roman" w:cs="Times New Roman"/>
+                <w:sz w:val="21"/>
+              </w:rPr>
+              <w:t>NOT NULL, непустой текст</w:t>
+            </w:r>
+          </w:p>
+        </w:tc>
+        <w:tc>
+          <w:tcPr>
+            <w:tcW w:type="dxa" w:w="1587"/>
+            <w:vAlign w:val="top"/>
+          </w:tcPr>
+          <w:p>
+            <w:pPr>
+              <w:pStyle w:val="ReportTableText"/>
+            </w:pPr>
+            <w:r>
+              <w:rPr>
+                <w:rFonts w:ascii="Times New Roman" w:hAnsi="Times New Roman" w:cs="Times New Roman"/>
+                <w:sz w:val="21"/>
+              </w:rPr>
+              <w:t>Не задано</w:t>
+            </w:r>
+          </w:p>
+        </w:tc>
+      </w:tr>
+    </w:tbl>
+    <w:p>
+      <w:pPr>
+        <w:pStyle w:val="ReportHeading2"/>
+      </w:pPr>
+      <w:r>
+        <w:rPr>
+          <w:rFonts w:ascii="Times New Roman" w:hAnsi="Times New Roman" w:cs="Times New Roman"/>
+          <w:b/>
+          <w:sz w:val="28"/>
+        </w:rPr>
+        <w:t>4.7.  Подарок</w:t>
+      </w:r>
+    </w:p>
+    <w:tbl>
+      <w:tblPr>
+        <w:tblStyle w:val="TableGrid"/>
+        <w:tblW w:type="auto" w:w="0"/>
+        <w:jc w:val="center"/>
+        <w:tblLayout w:type="fixed"/>
+        <w:tblLook w:firstColumn="1" w:firstRow="1" w:lastColumn="0" w:lastRow="0" w:noHBand="0" w:noVBand="1" w:val="04A0"/>
+        <w:tblLayout w:type="fixed"/>
+        <w:tblW w:type="dxa" w:w="9072"/>
+        <w:tblCellMar>
+          <w:top w:w="40" w:type="dxa"/>
+          <w:start w:w="80" w:type="dxa"/>
+          <w:bottom w:w="40" w:type="dxa"/>
+          <w:end w:w="80" w:type="dxa"/>
+        </w:tblCellMar>
+      </w:tblPr>
+      <w:tblGrid>
+        <w:gridCol w:w="680"/>
+        <w:gridCol w:w="2381"/>
+        <w:gridCol w:w="1587"/>
+        <w:gridCol w:w="2835"/>
+        <w:gridCol w:w="1587"/>
+      </w:tblGrid>
+      <w:tr>
+        <w:trPr>
+          <w:tblHeader/>
+        </w:trPr>
+        <w:tc>
+          <w:tcPr>
+            <w:tcW w:type="dxa" w:w="680"/>
+            <w:vAlign w:val="center"/>
+            <w:shd w:val="clear" w:color="auto" w:fill="F2F2F2"/>
+          </w:tcPr>
+          <w:p>
+            <w:pPr>
+              <w:pStyle w:val="ReportTableHeader"/>
+            </w:pPr>
+            <w:r>
+              <w:rPr>
+                <w:rFonts w:ascii="Times New Roman" w:hAnsi="Times New Roman" w:cs="Times New Roman"/>
+                <w:b/>
+                <w:sz w:val="21"/>
+              </w:rPr>
+              <w:t>№</w:t>
+            </w:r>
+          </w:p>
+        </w:tc>
+        <w:tc>
+          <w:tcPr>
+            <w:tcW w:type="dxa" w:w="2381"/>
+            <w:vAlign w:val="center"/>
+            <w:shd w:val="clear" w:color="auto" w:fill="F2F2F2"/>
+          </w:tcPr>
+          <w:p>
+            <w:pPr>
+              <w:pStyle w:val="ReportTableHeader"/>
+            </w:pPr>
+            <w:r>
+              <w:rPr>
+                <w:rFonts w:ascii="Times New Roman" w:hAnsi="Times New Roman" w:cs="Times New Roman"/>
+                <w:b/>
+                <w:sz w:val="21"/>
+              </w:rPr>
+              <w:t>Имя атрибута</w:t>
+            </w:r>
+          </w:p>
+        </w:tc>
+        <w:tc>
+          <w:tcPr>
+            <w:tcW w:type="dxa" w:w="1587"/>
+            <w:vAlign w:val="center"/>
+            <w:shd w:val="clear" w:color="auto" w:fill="F2F2F2"/>
+          </w:tcPr>
+          <w:p>
+            <w:pPr>
+              <w:pStyle w:val="ReportTableHeader"/>
+            </w:pPr>
+            <w:r>
+              <w:rPr>
+                <w:rFonts w:ascii="Times New Roman" w:hAnsi="Times New Roman" w:cs="Times New Roman"/>
+                <w:b/>
+                <w:sz w:val="21"/>
+              </w:rPr>
+              <w:t>Домен</w:t>
+            </w:r>
+          </w:p>
+        </w:tc>
+        <w:tc>
+          <w:tcPr>
+            <w:tcW w:type="dxa" w:w="2835"/>
+            <w:vAlign w:val="center"/>
+            <w:shd w:val="clear" w:color="auto" w:fill="F2F2F2"/>
+          </w:tcPr>
+          <w:p>
+            <w:pPr>
+              <w:pStyle w:val="ReportTableHeader"/>
+            </w:pPr>
+            <w:r>
+              <w:rPr>
+                <w:rFonts w:ascii="Times New Roman" w:hAnsi="Times New Roman" w:cs="Times New Roman"/>
+                <w:b/>
+                <w:sz w:val="21"/>
+              </w:rPr>
+              <w:t>Ограничения</w:t>
+            </w:r>
+          </w:p>
+        </w:tc>
+        <w:tc>
+          <w:tcPr>
+            <w:tcW w:type="dxa" w:w="1587"/>
+            <w:vAlign w:val="center"/>
+            <w:shd w:val="clear" w:color="auto" w:fill="F2F2F2"/>
+          </w:tcPr>
+          <w:p>
+            <w:pPr>
+              <w:pStyle w:val="ReportTableHeader"/>
+            </w:pPr>
+            <w:r>
+              <w:rPr>
+                <w:rFonts w:ascii="Times New Roman" w:hAnsi="Times New Roman" w:cs="Times New Roman"/>
+                <w:b/>
+                <w:sz w:val="21"/>
+              </w:rPr>
+              <w:t>Значение по умолчанию</w:t>
+            </w:r>
+          </w:p>
+        </w:tc>
+      </w:tr>
+      <w:tr>
+        <w:trPr>
+          <w:cantSplit/>
+        </w:trPr>
+        <w:tc>
+          <w:tcPr>
+            <w:tcW w:type="dxa" w:w="680"/>
+            <w:vAlign w:val="top"/>
+          </w:tcPr>
+          <w:p>
+            <w:pPr>
+              <w:pStyle w:val="ReportTableText"/>
+              <w:jc w:val="center"/>
+            </w:pPr>
+            <w:r>
+              <w:rPr>
+                <w:rFonts w:ascii="Times New Roman" w:hAnsi="Times New Roman" w:cs="Times New Roman"/>
+                <w:sz w:val="21"/>
+              </w:rPr>
+              <w:t>PK</w:t>
+            </w:r>
+          </w:p>
+        </w:tc>
+        <w:tc>
+          <w:tcPr>
+            <w:tcW w:type="dxa" w:w="2381"/>
+            <w:vAlign w:val="top"/>
+          </w:tcPr>
+          <w:p>
+            <w:pPr>
+              <w:pStyle w:val="ReportTableText"/>
+            </w:pPr>
+            <w:r>
+              <w:rPr>
+                <w:rFonts w:ascii="Times New Roman" w:hAnsi="Times New Roman" w:cs="Times New Roman"/>
+                <w:sz w:val="21"/>
+              </w:rPr>
+              <w:t>КодПодарка</w:t>
+            </w:r>
+          </w:p>
+        </w:tc>
+        <w:tc>
+          <w:tcPr>
+            <w:tcW w:type="dxa" w:w="1587"/>
+            <w:vAlign w:val="top"/>
+          </w:tcPr>
+          <w:p>
+            <w:pPr>
+              <w:pStyle w:val="ReportTableText"/>
+            </w:pPr>
+            <w:r>
+              <w:rPr>
+                <w:rFonts w:ascii="Times New Roman" w:hAnsi="Times New Roman" w:cs="Times New Roman"/>
+                <w:sz w:val="21"/>
+              </w:rPr>
+              <w:t>Целое</w:t>
+            </w:r>
+          </w:p>
+        </w:tc>
+        <w:tc>
+          <w:tcPr>
+            <w:tcW w:type="dxa" w:w="2835"/>
+            <w:vAlign w:val="top"/>
+          </w:tcPr>
+          <w:p>
+            <w:pPr>
+              <w:pStyle w:val="ReportTableText"/>
+            </w:pPr>
+            <w:r>
+              <w:rPr>
+                <w:rFonts w:ascii="Times New Roman" w:hAnsi="Times New Roman" w:cs="Times New Roman"/>
+                <w:sz w:val="21"/>
+              </w:rPr>
+              <w:t>PRIMARY KEY, UNIQUE, NOT NULL, &gt; 0</w:t>
+            </w:r>
+          </w:p>
+        </w:tc>
+        <w:tc>
+          <w:tcPr>
+            <w:tcW w:type="dxa" w:w="1587"/>
+            <w:vAlign w:val="top"/>
+          </w:tcPr>
+          <w:p>
+            <w:pPr>
+              <w:pStyle w:val="ReportTableText"/>
+            </w:pPr>
+            <w:r>
+              <w:rPr>
+                <w:rFonts w:ascii="Times New Roman" w:hAnsi="Times New Roman" w:cs="Times New Roman"/>
+                <w:sz w:val="21"/>
+              </w:rPr>
+              <w:t>Автоинкремент</w:t>
+            </w:r>
+          </w:p>
+        </w:tc>
+      </w:tr>
+      <w:tr>
+        <w:trPr>
+          <w:cantSplit/>
+        </w:trPr>
+        <w:tc>
+          <w:tcPr>
+            <w:tcW w:type="dxa" w:w="680"/>
+            <w:vAlign w:val="top"/>
+          </w:tcPr>
+          <w:p>
+            <w:pPr>
+              <w:pStyle w:val="ReportTableText"/>
+              <w:jc w:val="center"/>
+            </w:pPr>
+            <w:r>
+              <w:rPr>
+                <w:rFonts w:ascii="Times New Roman" w:hAnsi="Times New Roman" w:cs="Times New Roman"/>
+                <w:sz w:val="21"/>
+              </w:rPr>
+              <w:t>1</w:t>
+            </w:r>
+          </w:p>
+        </w:tc>
+        <w:tc>
+          <w:tcPr>
+            <w:tcW w:type="dxa" w:w="2381"/>
+            <w:vAlign w:val="top"/>
+          </w:tcPr>
+          <w:p>
+            <w:pPr>
+              <w:pStyle w:val="ReportTableText"/>
+            </w:pPr>
+            <w:r>
+              <w:rPr>
+                <w:rFonts w:ascii="Times New Roman" w:hAnsi="Times New Roman" w:cs="Times New Roman"/>
+                <w:sz w:val="21"/>
+              </w:rPr>
+              <w:t>Название</w:t>
+            </w:r>
+          </w:p>
+        </w:tc>
+        <w:tc>
+          <w:tcPr>
+            <w:tcW w:type="dxa" w:w="1587"/>
+            <w:vAlign w:val="top"/>
+          </w:tcPr>
+          <w:p>
+            <w:pPr>
+              <w:pStyle w:val="ReportTableText"/>
+            </w:pPr>
+            <w:r>
+              <w:rPr>
+                <w:rFonts w:ascii="Times New Roman" w:hAnsi="Times New Roman" w:cs="Times New Roman"/>
+                <w:sz w:val="21"/>
+              </w:rPr>
+              <w:t>Строка(150)</w:t>
+            </w:r>
+          </w:p>
+        </w:tc>
+        <w:tc>
+          <w:tcPr>
+            <w:tcW w:type="dxa" w:w="2835"/>
+            <w:vAlign w:val="top"/>
+          </w:tcPr>
+          <w:p>
+            <w:pPr>
+              <w:pStyle w:val="ReportTableText"/>
+            </w:pPr>
+            <w:r>
+              <w:rPr>
+                <w:rFonts w:ascii="Times New Roman" w:hAnsi="Times New Roman" w:cs="Times New Roman"/>
+                <w:sz w:val="21"/>
+              </w:rPr>
+              <w:t>NOT NULL, непустая строка</w:t>
+            </w:r>
+          </w:p>
+        </w:tc>
+        <w:tc>
+          <w:tcPr>
+            <w:tcW w:type="dxa" w:w="1587"/>
+            <w:vAlign w:val="top"/>
+          </w:tcPr>
+          <w:p>
+            <w:pPr>
+              <w:pStyle w:val="ReportTableText"/>
+            </w:pPr>
+            <w:r>
+              <w:rPr>
+                <w:rFonts w:ascii="Times New Roman" w:hAnsi="Times New Roman" w:cs="Times New Roman"/>
+                <w:sz w:val="21"/>
+              </w:rPr>
+              <w:t>Не задано</w:t>
+            </w:r>
+          </w:p>
+        </w:tc>
+      </w:tr>
+      <w:tr>
+        <w:trPr>
+          <w:cantSplit/>
+        </w:trPr>
+        <w:tc>
+          <w:tcPr>
+            <w:tcW w:type="dxa" w:w="680"/>
+            <w:vAlign w:val="top"/>
+          </w:tcPr>
+          <w:p>
+            <w:pPr>
+              <w:pStyle w:val="ReportTableText"/>
+              <w:jc w:val="center"/>
+            </w:pPr>
+            <w:r>
+              <w:rPr>
+                <w:rFonts w:ascii="Times New Roman" w:hAnsi="Times New Roman" w:cs="Times New Roman"/>
+                <w:sz w:val="21"/>
+              </w:rPr>
+              <w:t>2</w:t>
+            </w:r>
+          </w:p>
+        </w:tc>
+        <w:tc>
+          <w:tcPr>
+            <w:tcW w:type="dxa" w:w="2381"/>
+            <w:vAlign w:val="top"/>
+          </w:tcPr>
+          <w:p>
+            <w:pPr>
+              <w:pStyle w:val="ReportTableText"/>
+            </w:pPr>
+            <w:r>
+              <w:rPr>
+                <w:rFonts w:ascii="Times New Roman" w:hAnsi="Times New Roman" w:cs="Times New Roman"/>
+                <w:sz w:val="21"/>
+              </w:rPr>
+              <w:t>Тип</w:t>
+            </w:r>
+          </w:p>
+        </w:tc>
+        <w:tc>
+          <w:tcPr>
+            <w:tcW w:type="dxa" w:w="1587"/>
+            <w:vAlign w:val="top"/>
+          </w:tcPr>
+          <w:p>
+            <w:pPr>
+              <w:pStyle w:val="ReportTableText"/>
+            </w:pPr>
+            <w:r>
+              <w:rPr>
+                <w:rFonts w:ascii="Times New Roman" w:hAnsi="Times New Roman" w:cs="Times New Roman"/>
+                <w:sz w:val="21"/>
+              </w:rPr>
+              <w:t>Строка(100)</w:t>
+            </w:r>
+          </w:p>
+        </w:tc>
+        <w:tc>
+          <w:tcPr>
+            <w:tcW w:type="dxa" w:w="2835"/>
+            <w:vAlign w:val="top"/>
+          </w:tcPr>
+          <w:p>
+            <w:pPr>
+              <w:pStyle w:val="ReportTableText"/>
+            </w:pPr>
+            <w:r>
+              <w:rPr>
+                <w:rFonts w:ascii="Times New Roman" w:hAnsi="Times New Roman" w:cs="Times New Roman"/>
+                <w:sz w:val="21"/>
+              </w:rPr>
+              <w:t>NOT NULL, непустая строка</w:t>
+            </w:r>
+          </w:p>
+        </w:tc>
+        <w:tc>
+          <w:tcPr>
+            <w:tcW w:type="dxa" w:w="1587"/>
+            <w:vAlign w:val="top"/>
+          </w:tcPr>
+          <w:p>
+            <w:pPr>
+              <w:pStyle w:val="ReportTableText"/>
+            </w:pPr>
+            <w:r>
+              <w:rPr>
+                <w:rFonts w:ascii="Times New Roman" w:hAnsi="Times New Roman" w:cs="Times New Roman"/>
+                <w:sz w:val="21"/>
+              </w:rPr>
+              <w:t>Не задано</w:t>
+            </w:r>
+          </w:p>
+        </w:tc>
+      </w:tr>
+      <w:tr>
+        <w:trPr>
+          <w:cantSplit/>
+        </w:trPr>
+        <w:tc>
+          <w:tcPr>
+            <w:tcW w:type="dxa" w:w="680"/>
+            <w:vAlign w:val="top"/>
+          </w:tcPr>
+          <w:p>
+            <w:pPr>
+              <w:pStyle w:val="ReportTableText"/>
+              <w:jc w:val="center"/>
+            </w:pPr>
+            <w:r>
+              <w:rPr>
+                <w:rFonts w:ascii="Times New Roman" w:hAnsi="Times New Roman" w:cs="Times New Roman"/>
+                <w:sz w:val="21"/>
+              </w:rPr>
+              <w:t>3</w:t>
+            </w:r>
+          </w:p>
+        </w:tc>
+        <w:tc>
+          <w:tcPr>
+            <w:tcW w:type="dxa" w:w="2381"/>
+            <w:vAlign w:val="top"/>
+          </w:tcPr>
+          <w:p>
+            <w:pPr>
+              <w:pStyle w:val="ReportTableText"/>
+            </w:pPr>
+            <w:r>
+              <w:rPr>
+                <w:rFonts w:ascii="Times New Roman" w:hAnsi="Times New Roman" w:cs="Times New Roman"/>
+                <w:sz w:val="21"/>
+              </w:rPr>
+              <w:t>Статус</w:t>
+            </w:r>
+          </w:p>
+        </w:tc>
+        <w:tc>
+          <w:tcPr>
+            <w:tcW w:type="dxa" w:w="1587"/>
+            <w:vAlign w:val="top"/>
+          </w:tcPr>
+          <w:p>
+            <w:pPr>
+              <w:pStyle w:val="ReportTableText"/>
+            </w:pPr>
+            <w:r>
+              <w:rPr>
+                <w:rFonts w:ascii="Times New Roman" w:hAnsi="Times New Roman" w:cs="Times New Roman"/>
+                <w:sz w:val="21"/>
+              </w:rPr>
+              <w:t>Перечисление</w:t>
+            </w:r>
+          </w:p>
+        </w:tc>
+        <w:tc>
+          <w:tcPr>
+            <w:tcW w:type="dxa" w:w="2835"/>
+            <w:vAlign w:val="top"/>
+          </w:tcPr>
+          <w:p>
+            <w:pPr>
+              <w:pStyle w:val="ReportTableText"/>
+            </w:pPr>
+            <w:r>
+              <w:rPr>
+                <w:rFonts w:ascii="Times New Roman" w:hAnsi="Times New Roman" w:cs="Times New Roman"/>
+                <w:sz w:val="21"/>
+              </w:rPr>
+              <w:t>NOT NULL, AVAILABLE / RESERVED / GIVEN</w:t>
+            </w:r>
+          </w:p>
+        </w:tc>
+        <w:tc>
+          <w:tcPr>
+            <w:tcW w:type="dxa" w:w="1587"/>
+            <w:vAlign w:val="top"/>
+          </w:tcPr>
+          <w:p>
+            <w:pPr>
+              <w:pStyle w:val="ReportTableText"/>
+            </w:pPr>
+            <w:r>
+              <w:rPr>
+                <w:rFonts w:ascii="Times New Roman" w:hAnsi="Times New Roman" w:cs="Times New Roman"/>
+                <w:sz w:val="21"/>
+              </w:rPr>
+              <w:t>AVAILABLE</w:t>
+            </w:r>
+          </w:p>
+        </w:tc>
+      </w:tr>
+    </w:tbl>
+    <w:p>
+      <w:pPr>
+        <w:pStyle w:val="ReportHeading2"/>
+      </w:pPr>
+      <w:r>
+        <w:rPr>
+          <w:rFonts w:ascii="Times New Roman" w:hAnsi="Times New Roman" w:cs="Times New Roman"/>
+          <w:b/>
+          <w:sz w:val="28"/>
+        </w:rPr>
+        <w:t>4.8.  Промокод</w:t>
+      </w:r>
+    </w:p>
+    <w:tbl>
+      <w:tblPr>
+        <w:tblStyle w:val="TableGrid"/>
+        <w:tblW w:type="auto" w:w="0"/>
+        <w:jc w:val="center"/>
+        <w:tblLayout w:type="fixed"/>
+        <w:tblLook w:firstColumn="1" w:firstRow="1" w:lastColumn="0" w:lastRow="0" w:noHBand="0" w:noVBand="1" w:val="04A0"/>
+        <w:tblLayout w:type="fixed"/>
+        <w:tblW w:type="dxa" w:w="9072"/>
+        <w:tblCellMar>
+          <w:top w:w="40" w:type="dxa"/>
+          <w:start w:w="80" w:type="dxa"/>
+          <w:bottom w:w="40" w:type="dxa"/>
+          <w:end w:w="80" w:type="dxa"/>
+        </w:tblCellMar>
+      </w:tblPr>
+      <w:tblGrid>
+        <w:gridCol w:w="680"/>
+        <w:gridCol w:w="2381"/>
+        <w:gridCol w:w="1587"/>
+        <w:gridCol w:w="2835"/>
+        <w:gridCol w:w="1587"/>
+      </w:tblGrid>
+      <w:tr>
+        <w:trPr>
+          <w:tblHeader/>
+        </w:trPr>
+        <w:tc>
+          <w:tcPr>
+            <w:tcW w:type="dxa" w:w="680"/>
+            <w:vAlign w:val="center"/>
+            <w:shd w:val="clear" w:color="auto" w:fill="F2F2F2"/>
+          </w:tcPr>
+          <w:p>
+            <w:pPr>
+              <w:pStyle w:val="ReportTableHeader"/>
+            </w:pPr>
+            <w:r>
+              <w:rPr>
+                <w:rFonts w:ascii="Times New Roman" w:hAnsi="Times New Roman" w:cs="Times New Roman"/>
+                <w:b/>
+                <w:sz w:val="21"/>
+              </w:rPr>
+              <w:t>№</w:t>
+            </w:r>
+          </w:p>
+        </w:tc>
+        <w:tc>
+          <w:tcPr>
+            <w:tcW w:type="dxa" w:w="2381"/>
+            <w:vAlign w:val="center"/>
+            <w:shd w:val="clear" w:color="auto" w:fill="F2F2F2"/>
+          </w:tcPr>
+          <w:p>
+            <w:pPr>
+              <w:pStyle w:val="ReportTableHeader"/>
+            </w:pPr>
+            <w:r>
+              <w:rPr>
+                <w:rFonts w:ascii="Times New Roman" w:hAnsi="Times New Roman" w:cs="Times New Roman"/>
+                <w:b/>
+                <w:sz w:val="21"/>
+              </w:rPr>
+              <w:t>Имя атрибута</w:t>
+            </w:r>
+          </w:p>
+        </w:tc>
+        <w:tc>
+          <w:tcPr>
+            <w:tcW w:type="dxa" w:w="1587"/>
+            <w:vAlign w:val="center"/>
+            <w:shd w:val="clear" w:color="auto" w:fill="F2F2F2"/>
+          </w:tcPr>
+          <w:p>
+            <w:pPr>
+              <w:pStyle w:val="ReportTableHeader"/>
+            </w:pPr>
+            <w:r>
+              <w:rPr>
+                <w:rFonts w:ascii="Times New Roman" w:hAnsi="Times New Roman" w:cs="Times New Roman"/>
+                <w:b/>
+                <w:sz w:val="21"/>
+              </w:rPr>
+              <w:t>Домен</w:t>
+            </w:r>
+          </w:p>
+        </w:tc>
+        <w:tc>
+          <w:tcPr>
+            <w:tcW w:type="dxa" w:w="2835"/>
+            <w:vAlign w:val="center"/>
+            <w:shd w:val="clear" w:color="auto" w:fill="F2F2F2"/>
+          </w:tcPr>
+          <w:p>
+            <w:pPr>
+              <w:pStyle w:val="ReportTableHeader"/>
+            </w:pPr>
+            <w:r>
+              <w:rPr>
+                <w:rFonts w:ascii="Times New Roman" w:hAnsi="Times New Roman" w:cs="Times New Roman"/>
+                <w:b/>
+                <w:sz w:val="21"/>
+              </w:rPr>
+              <w:t>Ограничения</w:t>
+            </w:r>
+          </w:p>
+        </w:tc>
+        <w:tc>
+          <w:tcPr>
+            <w:tcW w:type="dxa" w:w="1587"/>
+            <w:vAlign w:val="center"/>
+            <w:shd w:val="clear" w:color="auto" w:fill="F2F2F2"/>
+          </w:tcPr>
+          <w:p>
+            <w:pPr>
+              <w:pStyle w:val="ReportTableHeader"/>
+            </w:pPr>
+            <w:r>
+              <w:rPr>
+                <w:rFonts w:ascii="Times New Roman" w:hAnsi="Times New Roman" w:cs="Times New Roman"/>
+                <w:b/>
+                <w:sz w:val="21"/>
+              </w:rPr>
+              <w:t>Значение по умолчанию</w:t>
+            </w:r>
+          </w:p>
+        </w:tc>
+      </w:tr>
+      <w:tr>
+        <w:trPr>
+          <w:cantSplit/>
+        </w:trPr>
+        <w:tc>
+          <w:tcPr>
+            <w:tcW w:type="dxa" w:w="680"/>
+            <w:vAlign w:val="top"/>
+          </w:tcPr>
+          <w:p>
+            <w:pPr>
+              <w:pStyle w:val="ReportTableText"/>
+              <w:jc w:val="center"/>
+            </w:pPr>
+            <w:r>
+              <w:rPr>
+                <w:rFonts w:ascii="Times New Roman" w:hAnsi="Times New Roman" w:cs="Times New Roman"/>
+                <w:sz w:val="21"/>
+              </w:rPr>
+              <w:t>PK</w:t>
+            </w:r>
+          </w:p>
+        </w:tc>
+        <w:tc>
+          <w:tcPr>
+            <w:tcW w:type="dxa" w:w="2381"/>
+            <w:vAlign w:val="top"/>
+          </w:tcPr>
+          <w:p>
+            <w:pPr>
+              <w:pStyle w:val="ReportTableText"/>
+            </w:pPr>
+            <w:r>
+              <w:rPr>
+                <w:rFonts w:ascii="Times New Roman" w:hAnsi="Times New Roman" w:cs="Times New Roman"/>
+                <w:sz w:val="21"/>
+              </w:rPr>
+              <w:t>КодПромокода</w:t>
+            </w:r>
+          </w:p>
+        </w:tc>
+        <w:tc>
+          <w:tcPr>
+            <w:tcW w:type="dxa" w:w="1587"/>
+            <w:vAlign w:val="top"/>
+          </w:tcPr>
+          <w:p>
+            <w:pPr>
+              <w:pStyle w:val="ReportTableText"/>
+            </w:pPr>
+            <w:r>
+              <w:rPr>
+                <w:rFonts w:ascii="Times New Roman" w:hAnsi="Times New Roman" w:cs="Times New Roman"/>
+                <w:sz w:val="21"/>
+              </w:rPr>
+              <w:t>Целое</w:t>
+            </w:r>
+          </w:p>
+        </w:tc>
+        <w:tc>
+          <w:tcPr>
+            <w:tcW w:type="dxa" w:w="2835"/>
+            <w:vAlign w:val="top"/>
+          </w:tcPr>
+          <w:p>
+            <w:pPr>
+              <w:pStyle w:val="ReportTableText"/>
+            </w:pPr>
+            <w:r>
+              <w:rPr>
+                <w:rFonts w:ascii="Times New Roman" w:hAnsi="Times New Roman" w:cs="Times New Roman"/>
+                <w:sz w:val="21"/>
+              </w:rPr>
+              <w:t>PRIMARY KEY, UNIQUE, NOT NULL, &gt; 0</w:t>
+            </w:r>
+          </w:p>
+        </w:tc>
+        <w:tc>
+          <w:tcPr>
+            <w:tcW w:type="dxa" w:w="1587"/>
+            <w:vAlign w:val="top"/>
+          </w:tcPr>
+          <w:p>
+            <w:pPr>
+              <w:pStyle w:val="ReportTableText"/>
+            </w:pPr>
+            <w:r>
+              <w:rPr>
+                <w:rFonts w:ascii="Times New Roman" w:hAnsi="Times New Roman" w:cs="Times New Roman"/>
+                <w:sz w:val="21"/>
+              </w:rPr>
+              <w:t>Автоинкремент</w:t>
+            </w:r>
+          </w:p>
+        </w:tc>
+      </w:tr>
+      <w:tr>
+        <w:trPr>
+          <w:cantSplit/>
+        </w:trPr>
+        <w:tc>
+          <w:tcPr>
+            <w:tcW w:type="dxa" w:w="680"/>
+            <w:vAlign w:val="top"/>
+          </w:tcPr>
+          <w:p>
+            <w:pPr>
+              <w:pStyle w:val="ReportTableText"/>
+              <w:jc w:val="center"/>
+            </w:pPr>
+            <w:r>
+              <w:rPr>
+                <w:rFonts w:ascii="Times New Roman" w:hAnsi="Times New Roman" w:cs="Times New Roman"/>
+                <w:sz w:val="21"/>
+              </w:rPr>
+              <w:t>1</w:t>
+            </w:r>
+          </w:p>
+        </w:tc>
+        <w:tc>
+          <w:tcPr>
+            <w:tcW w:type="dxa" w:w="2381"/>
+            <w:vAlign w:val="top"/>
+          </w:tcPr>
+          <w:p>
+            <w:pPr>
+              <w:pStyle w:val="ReportTableText"/>
+            </w:pPr>
+            <w:r>
+              <w:rPr>
+                <w:rFonts w:ascii="Times New Roman" w:hAnsi="Times New Roman" w:cs="Times New Roman"/>
+                <w:sz w:val="21"/>
+              </w:rPr>
+              <w:t>КодПодарка</w:t>
+            </w:r>
+          </w:p>
+        </w:tc>
+        <w:tc>
+          <w:tcPr>
+            <w:tcW w:type="dxa" w:w="1587"/>
+            <w:vAlign w:val="top"/>
+          </w:tcPr>
+          <w:p>
+            <w:pPr>
+              <w:pStyle w:val="ReportTableText"/>
+            </w:pPr>
+            <w:r>
+              <w:rPr>
+                <w:rFonts w:ascii="Times New Roman" w:hAnsi="Times New Roman" w:cs="Times New Roman"/>
+                <w:sz w:val="21"/>
+              </w:rPr>
+              <w:t>Целое</w:t>
+            </w:r>
+          </w:p>
+        </w:tc>
+        <w:tc>
+          <w:tcPr>
+            <w:tcW w:type="dxa" w:w="2835"/>
+            <w:vAlign w:val="top"/>
+          </w:tcPr>
+          <w:p>
+            <w:pPr>
+              <w:pStyle w:val="ReportTableText"/>
+            </w:pPr>
+            <w:r>
+              <w:rPr>
+                <w:rFonts w:ascii="Times New Roman" w:hAnsi="Times New Roman" w:cs="Times New Roman"/>
+                <w:sz w:val="21"/>
+              </w:rPr>
+              <w:t>FK → Подарок, NOT NULL; существующий код</w:t>
+            </w:r>
+          </w:p>
+        </w:tc>
+        <w:tc>
+          <w:tcPr>
+            <w:tcW w:type="dxa" w:w="1587"/>
+            <w:vAlign w:val="top"/>
+          </w:tcPr>
+          <w:p>
+            <w:pPr>
+              <w:pStyle w:val="ReportTableText"/>
+            </w:pPr>
+            <w:r>
+              <w:rPr>
+                <w:rFonts w:ascii="Times New Roman" w:hAnsi="Times New Roman" w:cs="Times New Roman"/>
+                <w:sz w:val="21"/>
+              </w:rPr>
+              <w:t>Не задано</w:t>
+            </w:r>
+          </w:p>
+        </w:tc>
+      </w:tr>
+      <w:tr>
+        <w:trPr>
+          <w:cantSplit/>
+        </w:trPr>
+        <w:tc>
+          <w:tcPr>
+            <w:tcW w:type="dxa" w:w="680"/>
+            <w:vAlign w:val="top"/>
+          </w:tcPr>
+          <w:p>
+            <w:pPr>
+              <w:pStyle w:val="ReportTableText"/>
+              <w:jc w:val="center"/>
+            </w:pPr>
+            <w:r>
+              <w:rPr>
+                <w:rFonts w:ascii="Times New Roman" w:hAnsi="Times New Roman" w:cs="Times New Roman"/>
+                <w:sz w:val="21"/>
+              </w:rPr>
+              <w:t>2</w:t>
+            </w:r>
+          </w:p>
+        </w:tc>
+        <w:tc>
+          <w:tcPr>
+            <w:tcW w:type="dxa" w:w="2381"/>
+            <w:vAlign w:val="top"/>
+          </w:tcPr>
+          <w:p>
+            <w:pPr>
+              <w:pStyle w:val="ReportTableText"/>
+            </w:pPr>
+            <w:r>
+              <w:rPr>
+                <w:rFonts w:ascii="Times New Roman" w:hAnsi="Times New Roman" w:cs="Times New Roman"/>
+                <w:sz w:val="21"/>
+              </w:rPr>
+              <w:t>Код</w:t>
+            </w:r>
+          </w:p>
+        </w:tc>
+        <w:tc>
+          <w:tcPr>
+            <w:tcW w:type="dxa" w:w="1587"/>
+            <w:vAlign w:val="top"/>
+          </w:tcPr>
+          <w:p>
+            <w:pPr>
+              <w:pStyle w:val="ReportTableText"/>
+            </w:pPr>
+            <w:r>
+              <w:rPr>
+                <w:rFonts w:ascii="Times New Roman" w:hAnsi="Times New Roman" w:cs="Times New Roman"/>
+                <w:sz w:val="21"/>
+              </w:rPr>
+              <w:t>Строка(50)</w:t>
+            </w:r>
+          </w:p>
+        </w:tc>
+        <w:tc>
+          <w:tcPr>
+            <w:tcW w:type="dxa" w:w="2835"/>
+            <w:vAlign w:val="top"/>
+          </w:tcPr>
+          <w:p>
+            <w:pPr>
+              <w:pStyle w:val="ReportTableText"/>
+            </w:pPr>
+            <w:r>
+              <w:rPr>
+                <w:rFonts w:ascii="Times New Roman" w:hAnsi="Times New Roman" w:cs="Times New Roman"/>
+                <w:sz w:val="21"/>
+              </w:rPr>
+              <w:t>NOT NULL, UNIQUE, непустая строка</w:t>
+            </w:r>
+          </w:p>
+        </w:tc>
+        <w:tc>
+          <w:tcPr>
+            <w:tcW w:type="dxa" w:w="1587"/>
+            <w:vAlign w:val="top"/>
+          </w:tcPr>
+          <w:p>
+            <w:pPr>
+              <w:pStyle w:val="ReportTableText"/>
+            </w:pPr>
+            <w:r>
+              <w:rPr>
+                <w:rFonts w:ascii="Times New Roman" w:hAnsi="Times New Roman" w:cs="Times New Roman"/>
+                <w:sz w:val="21"/>
+              </w:rPr>
+              <w:t>Не задано</w:t>
+            </w:r>
+          </w:p>
+        </w:tc>
+      </w:tr>
+      <w:tr>
+        <w:trPr>
+          <w:cantSplit/>
+        </w:trPr>
+        <w:tc>
+          <w:tcPr>
+            <w:tcW w:type="dxa" w:w="680"/>
+            <w:vAlign w:val="top"/>
+          </w:tcPr>
+          <w:p>
+            <w:pPr>
+              <w:pStyle w:val="ReportTableText"/>
+              <w:jc w:val="center"/>
+            </w:pPr>
+            <w:r>
+              <w:rPr>
+                <w:rFonts w:ascii="Times New Roman" w:hAnsi="Times New Roman" w:cs="Times New Roman"/>
+                <w:sz w:val="21"/>
+              </w:rPr>
+              <w:t>3</w:t>
+            </w:r>
+          </w:p>
+        </w:tc>
+        <w:tc>
+          <w:tcPr>
+            <w:tcW w:type="dxa" w:w="2381"/>
+            <w:vAlign w:val="top"/>
+          </w:tcPr>
+          <w:p>
+            <w:pPr>
+              <w:pStyle w:val="ReportTableText"/>
+            </w:pPr>
+            <w:r>
+              <w:rPr>
+                <w:rFonts w:ascii="Times New Roman" w:hAnsi="Times New Roman" w:cs="Times New Roman"/>
+                <w:sz w:val="21"/>
+              </w:rPr>
+              <w:t>Скидка</w:t>
+            </w:r>
+          </w:p>
+        </w:tc>
+        <w:tc>
+          <w:tcPr>
+            <w:tcW w:type="dxa" w:w="1587"/>
+            <w:vAlign w:val="top"/>
+          </w:tcPr>
+          <w:p>
+            <w:pPr>
+              <w:pStyle w:val="ReportTableText"/>
+            </w:pPr>
+            <w:r>
+              <w:rPr>
+                <w:rFonts w:ascii="Times New Roman" w:hAnsi="Times New Roman" w:cs="Times New Roman"/>
+                <w:sz w:val="21"/>
+              </w:rPr>
+              <w:t>Целое</w:t>
+            </w:r>
+          </w:p>
+        </w:tc>
+        <w:tc>
+          <w:tcPr>
+            <w:tcW w:type="dxa" w:w="2835"/>
+            <w:vAlign w:val="top"/>
+          </w:tcPr>
+          <w:p>
+            <w:pPr>
+              <w:pStyle w:val="ReportTableText"/>
+            </w:pPr>
+            <w:r>
+              <w:rPr>
+                <w:rFonts w:ascii="Times New Roman" w:hAnsi="Times New Roman" w:cs="Times New Roman"/>
+                <w:sz w:val="21"/>
+              </w:rPr>
+              <w:t>NOT NULL, от 0 до 100</w:t>
+            </w:r>
+          </w:p>
+        </w:tc>
+        <w:tc>
+          <w:tcPr>
+            <w:tcW w:type="dxa" w:w="1587"/>
+            <w:vAlign w:val="top"/>
+          </w:tcPr>
+          <w:p>
+            <w:pPr>
+              <w:pStyle w:val="ReportTableText"/>
+            </w:pPr>
+            <w:r>
+              <w:rPr>
+                <w:rFonts w:ascii="Times New Roman" w:hAnsi="Times New Roman" w:cs="Times New Roman"/>
+                <w:sz w:val="21"/>
+              </w:rPr>
+              <w:t>0</w:t>
+            </w:r>
+          </w:p>
+        </w:tc>
+      </w:tr>
+      <w:tr>
+        <w:trPr>
+          <w:cantSplit/>
+        </w:trPr>
+        <w:tc>
+          <w:tcPr>
+            <w:tcW w:type="dxa" w:w="680"/>
+            <w:vAlign w:val="top"/>
+          </w:tcPr>
+          <w:p>
+            <w:pPr>
+              <w:pStyle w:val="ReportTableText"/>
+              <w:jc w:val="center"/>
+            </w:pPr>
+            <w:r>
+              <w:rPr>
+                <w:rFonts w:ascii="Times New Roman" w:hAnsi="Times New Roman" w:cs="Times New Roman"/>
+                <w:sz w:val="21"/>
+              </w:rPr>
+              <w:t>4</w:t>
+            </w:r>
+          </w:p>
+        </w:tc>
+        <w:tc>
+          <w:tcPr>
+            <w:tcW w:type="dxa" w:w="2381"/>
+            <w:vAlign w:val="top"/>
+          </w:tcPr>
+          <w:p>
+            <w:pPr>
+              <w:pStyle w:val="ReportTableText"/>
+            </w:pPr>
+            <w:r>
+              <w:rPr>
+                <w:rFonts w:ascii="Times New Roman" w:hAnsi="Times New Roman" w:cs="Times New Roman"/>
+                <w:sz w:val="21"/>
+              </w:rPr>
+              <w:t>Статус</w:t>
+            </w:r>
+          </w:p>
+        </w:tc>
+        <w:tc>
+          <w:tcPr>
+            <w:tcW w:type="dxa" w:w="1587"/>
+            <w:vAlign w:val="top"/>
+          </w:tcPr>
+          <w:p>
+            <w:pPr>
+              <w:pStyle w:val="ReportTableText"/>
+            </w:pPr>
+            <w:r>
+              <w:rPr>
+                <w:rFonts w:ascii="Times New Roman" w:hAnsi="Times New Roman" w:cs="Times New Roman"/>
+                <w:sz w:val="21"/>
+              </w:rPr>
+              <w:t>Перечисление</w:t>
+            </w:r>
+          </w:p>
+        </w:tc>
+        <w:tc>
+          <w:tcPr>
+            <w:tcW w:type="dxa" w:w="2835"/>
+            <w:vAlign w:val="top"/>
+          </w:tcPr>
+          <w:p>
+            <w:pPr>
+              <w:pStyle w:val="ReportTableText"/>
+            </w:pPr>
+            <w:r>
+              <w:rPr>
+                <w:rFonts w:ascii="Times New Roman" w:hAnsi="Times New Roman" w:cs="Times New Roman"/>
+                <w:sz w:val="21"/>
+              </w:rPr>
+              <w:t>NOT NULL, ACTIVE / USED / EXPIRED</w:t>
+            </w:r>
+          </w:p>
+        </w:tc>
+        <w:tc>
+          <w:tcPr>
+            <w:tcW w:type="dxa" w:w="1587"/>
+            <w:vAlign w:val="top"/>
+          </w:tcPr>
+          <w:p>
+            <w:pPr>
+              <w:pStyle w:val="ReportTableText"/>
+            </w:pPr>
+            <w:r>
+              <w:rPr>
+                <w:rFonts w:ascii="Times New Roman" w:hAnsi="Times New Roman" w:cs="Times New Roman"/>
+                <w:sz w:val="21"/>
+              </w:rPr>
+              <w:t>ACTIVE</w:t>
+            </w:r>
+          </w:p>
+        </w:tc>
+      </w:tr>
+    </w:tbl>
+    <w:p>
+      <w:pPr>
+        <w:pStyle w:val="ReportHeading2"/>
+      </w:pPr>
+      <w:r>
+        <w:rPr>
+          <w:rFonts w:ascii="Times New Roman" w:hAnsi="Times New Roman" w:cs="Times New Roman"/>
+          <w:b/>
+          <w:sz w:val="28"/>
+        </w:rPr>
+        <w:t>4.9.  Билет</w:t>
+      </w:r>
+    </w:p>
+    <w:tbl>
+      <w:tblPr>
+        <w:tblStyle w:val="TableGrid"/>
+        <w:tblW w:type="auto" w:w="0"/>
+        <w:jc w:val="center"/>
+        <w:tblLayout w:type="fixed"/>
+        <w:tblLook w:firstColumn="1" w:firstRow="1" w:lastColumn="0" w:lastRow="0" w:noHBand="0" w:noVBand="1" w:val="04A0"/>
+        <w:tblLayout w:type="fixed"/>
+        <w:tblW w:type="dxa" w:w="9072"/>
+        <w:tblCellMar>
+          <w:top w:w="40" w:type="dxa"/>
+          <w:start w:w="80" w:type="dxa"/>
+          <w:bottom w:w="40" w:type="dxa"/>
+          <w:end w:w="80" w:type="dxa"/>
+        </w:tblCellMar>
+      </w:tblPr>
+      <w:tblGrid>
+        <w:gridCol w:w="680"/>
+        <w:gridCol w:w="2381"/>
+        <w:gridCol w:w="1587"/>
+        <w:gridCol w:w="2835"/>
+        <w:gridCol w:w="1587"/>
+      </w:tblGrid>
+      <w:tr>
+        <w:trPr>
+          <w:tblHeader/>
+        </w:trPr>
+        <w:tc>
+          <w:tcPr>
+            <w:tcW w:type="dxa" w:w="680"/>
+            <w:vAlign w:val="center"/>
+            <w:shd w:val="clear" w:color="auto" w:fill="F2F2F2"/>
+          </w:tcPr>
+          <w:p>
+            <w:pPr>
+              <w:pStyle w:val="ReportTableHeader"/>
+            </w:pPr>
+            <w:r>
+              <w:rPr>
+                <w:rFonts w:ascii="Times New Roman" w:hAnsi="Times New Roman" w:cs="Times New Roman"/>
+                <w:b/>
+                <w:sz w:val="21"/>
+              </w:rPr>
+              <w:t>№</w:t>
+            </w:r>
+          </w:p>
+        </w:tc>
+        <w:tc>
+          <w:tcPr>
+            <w:tcW w:type="dxa" w:w="2381"/>
+            <w:vAlign w:val="center"/>
+            <w:shd w:val="clear" w:color="auto" w:fill="F2F2F2"/>
+          </w:tcPr>
+          <w:p>
+            <w:pPr>
+              <w:pStyle w:val="ReportTableHeader"/>
+            </w:pPr>
+            <w:r>
+              <w:rPr>
+                <w:rFonts w:ascii="Times New Roman" w:hAnsi="Times New Roman" w:cs="Times New Roman"/>
+                <w:b/>
+                <w:sz w:val="21"/>
+              </w:rPr>
+              <w:t>Имя атрибута</w:t>
+            </w:r>
+          </w:p>
+        </w:tc>
+        <w:tc>
+          <w:tcPr>
+            <w:tcW w:type="dxa" w:w="1587"/>
+            <w:vAlign w:val="center"/>
+            <w:shd w:val="clear" w:color="auto" w:fill="F2F2F2"/>
+          </w:tcPr>
+          <w:p>
+            <w:pPr>
+              <w:pStyle w:val="ReportTableHeader"/>
+            </w:pPr>
+            <w:r>
+              <w:rPr>
+                <w:rFonts w:ascii="Times New Roman" w:hAnsi="Times New Roman" w:cs="Times New Roman"/>
+                <w:b/>
+                <w:sz w:val="21"/>
+              </w:rPr>
+              <w:t>Домен</w:t>
+            </w:r>
+          </w:p>
+        </w:tc>
+        <w:tc>
+          <w:tcPr>
+            <w:tcW w:type="dxa" w:w="2835"/>
+            <w:vAlign w:val="center"/>
+            <w:shd w:val="clear" w:color="auto" w:fill="F2F2F2"/>
+          </w:tcPr>
+          <w:p>
+            <w:pPr>
+              <w:pStyle w:val="ReportTableHeader"/>
+            </w:pPr>
+            <w:r>
+              <w:rPr>
+                <w:rFonts w:ascii="Times New Roman" w:hAnsi="Times New Roman" w:cs="Times New Roman"/>
+                <w:b/>
+                <w:sz w:val="21"/>
+              </w:rPr>
+              <w:t>Ограничения</w:t>
+            </w:r>
+          </w:p>
+        </w:tc>
+        <w:tc>
+          <w:tcPr>
+            <w:tcW w:type="dxa" w:w="1587"/>
+            <w:vAlign w:val="center"/>
+            <w:shd w:val="clear" w:color="auto" w:fill="F2F2F2"/>
+          </w:tcPr>
+          <w:p>
+            <w:pPr>
+              <w:pStyle w:val="ReportTableHeader"/>
+            </w:pPr>
+            <w:r>
+              <w:rPr>
+                <w:rFonts w:ascii="Times New Roman" w:hAnsi="Times New Roman" w:cs="Times New Roman"/>
+                <w:b/>
+                <w:sz w:val="21"/>
+              </w:rPr>
+              <w:t>Значение по умолчанию</w:t>
+            </w:r>
+          </w:p>
+        </w:tc>
+      </w:tr>
+      <w:tr>
+        <w:trPr>
+          <w:cantSplit/>
+        </w:trPr>
+        <w:tc>
+          <w:tcPr>
+            <w:tcW w:type="dxa" w:w="680"/>
+            <w:vAlign w:val="top"/>
+          </w:tcPr>
+          <w:p>
+            <w:pPr>
+              <w:pStyle w:val="ReportTableText"/>
+              <w:jc w:val="center"/>
+            </w:pPr>
+            <w:r>
+              <w:rPr>
+                <w:rFonts w:ascii="Times New Roman" w:hAnsi="Times New Roman" w:cs="Times New Roman"/>
+                <w:sz w:val="21"/>
+              </w:rPr>
+              <w:t>PK</w:t>
+            </w:r>
+          </w:p>
+        </w:tc>
+        <w:tc>
+          <w:tcPr>
+            <w:tcW w:type="dxa" w:w="2381"/>
+            <w:vAlign w:val="top"/>
+          </w:tcPr>
+          <w:p>
+            <w:pPr>
+              <w:pStyle w:val="ReportTableText"/>
+            </w:pPr>
+            <w:r>
+              <w:rPr>
+                <w:rFonts w:ascii="Times New Roman" w:hAnsi="Times New Roman" w:cs="Times New Roman"/>
+                <w:sz w:val="21"/>
+              </w:rPr>
+              <w:t>КодБилета</w:t>
+            </w:r>
+          </w:p>
+        </w:tc>
+        <w:tc>
+          <w:tcPr>
+            <w:tcW w:type="dxa" w:w="1587"/>
+            <w:vAlign w:val="top"/>
+          </w:tcPr>
+          <w:p>
+            <w:pPr>
+              <w:pStyle w:val="ReportTableText"/>
+            </w:pPr>
+            <w:r>
+              <w:rPr>
+                <w:rFonts w:ascii="Times New Roman" w:hAnsi="Times New Roman" w:cs="Times New Roman"/>
+                <w:sz w:val="21"/>
+              </w:rPr>
+              <w:t>Целое</w:t>
+            </w:r>
+          </w:p>
+        </w:tc>
+        <w:tc>
+          <w:tcPr>
+            <w:tcW w:type="dxa" w:w="2835"/>
+            <w:vAlign w:val="top"/>
+          </w:tcPr>
+          <w:p>
+            <w:pPr>
+              <w:pStyle w:val="ReportTableText"/>
+            </w:pPr>
+            <w:r>
+              <w:rPr>
+                <w:rFonts w:ascii="Times New Roman" w:hAnsi="Times New Roman" w:cs="Times New Roman"/>
+                <w:sz w:val="21"/>
+              </w:rPr>
+              <w:t>PRIMARY KEY, UNIQUE, NOT NULL, &gt; 0</w:t>
+            </w:r>
+          </w:p>
+        </w:tc>
+        <w:tc>
+          <w:tcPr>
+            <w:tcW w:type="dxa" w:w="1587"/>
+            <w:vAlign w:val="top"/>
+          </w:tcPr>
+          <w:p>
+            <w:pPr>
+              <w:pStyle w:val="ReportTableText"/>
+            </w:pPr>
+            <w:r>
+              <w:rPr>
+                <w:rFonts w:ascii="Times New Roman" w:hAnsi="Times New Roman" w:cs="Times New Roman"/>
+                <w:sz w:val="21"/>
+              </w:rPr>
+              <w:t>Автоинкремент</w:t>
+            </w:r>
+          </w:p>
+        </w:tc>
+      </w:tr>
+      <w:tr>
+        <w:trPr>
+          <w:cantSplit/>
+        </w:trPr>
+        <w:tc>
+          <w:tcPr>
+            <w:tcW w:type="dxa" w:w="680"/>
+            <w:vAlign w:val="top"/>
+          </w:tcPr>
+          <w:p>
+            <w:pPr>
+              <w:pStyle w:val="ReportTableText"/>
+              <w:jc w:val="center"/>
+            </w:pPr>
+            <w:r>
+              <w:rPr>
+                <w:rFonts w:ascii="Times New Roman" w:hAnsi="Times New Roman" w:cs="Times New Roman"/>
+                <w:sz w:val="21"/>
+              </w:rPr>
+              <w:t>1</w:t>
+            </w:r>
+          </w:p>
+        </w:tc>
+        <w:tc>
+          <w:tcPr>
+            <w:tcW w:type="dxa" w:w="2381"/>
+            <w:vAlign w:val="top"/>
+          </w:tcPr>
+          <w:p>
+            <w:pPr>
+              <w:pStyle w:val="ReportTableText"/>
+            </w:pPr>
+            <w:r>
+              <w:rPr>
+                <w:rFonts w:ascii="Times New Roman" w:hAnsi="Times New Roman" w:cs="Times New Roman"/>
+                <w:sz w:val="21"/>
+              </w:rPr>
+              <w:t>КодПользователя</w:t>
+            </w:r>
+          </w:p>
+        </w:tc>
+        <w:tc>
+          <w:tcPr>
+            <w:tcW w:type="dxa" w:w="1587"/>
+            <w:vAlign w:val="top"/>
+          </w:tcPr>
+          <w:p>
+            <w:pPr>
+              <w:pStyle w:val="ReportTableText"/>
+            </w:pPr>
+            <w:r>
+              <w:rPr>
+                <w:rFonts w:ascii="Times New Roman" w:hAnsi="Times New Roman" w:cs="Times New Roman"/>
+                <w:sz w:val="21"/>
+              </w:rPr>
+              <w:t>Целое</w:t>
+            </w:r>
+          </w:p>
+        </w:tc>
+        <w:tc>
+          <w:tcPr>
+            <w:tcW w:type="dxa" w:w="2835"/>
+            <w:vAlign w:val="top"/>
+          </w:tcPr>
+          <w:p>
+            <w:pPr>
+              <w:pStyle w:val="ReportTableText"/>
+            </w:pPr>
+            <w:r>
+              <w:rPr>
+                <w:rFonts w:ascii="Times New Roman" w:hAnsi="Times New Roman" w:cs="Times New Roman"/>
+                <w:sz w:val="21"/>
+              </w:rPr>
+              <w:t>FK → Пользователь, NOT NULL; существующий код</w:t>
+            </w:r>
+          </w:p>
+        </w:tc>
+        <w:tc>
+          <w:tcPr>
+            <w:tcW w:type="dxa" w:w="1587"/>
+            <w:vAlign w:val="top"/>
+          </w:tcPr>
+          <w:p>
+            <w:pPr>
+              <w:pStyle w:val="ReportTableText"/>
+            </w:pPr>
+            <w:r>
+              <w:rPr>
+                <w:rFonts w:ascii="Times New Roman" w:hAnsi="Times New Roman" w:cs="Times New Roman"/>
+                <w:sz w:val="21"/>
+              </w:rPr>
+              <w:t>Не задано</w:t>
+            </w:r>
+          </w:p>
+        </w:tc>
+      </w:tr>
+      <w:tr>
+        <w:trPr>
+          <w:cantSplit/>
+        </w:trPr>
+        <w:tc>
+          <w:tcPr>
+            <w:tcW w:type="dxa" w:w="680"/>
+            <w:vAlign w:val="top"/>
+          </w:tcPr>
+          <w:p>
+            <w:pPr>
+              <w:pStyle w:val="ReportTableText"/>
+              <w:jc w:val="center"/>
+            </w:pPr>
+            <w:r>
+              <w:rPr>
+                <w:rFonts w:ascii="Times New Roman" w:hAnsi="Times New Roman" w:cs="Times New Roman"/>
+                <w:sz w:val="21"/>
+              </w:rPr>
+              <w:t>2</w:t>
+            </w:r>
+          </w:p>
+        </w:tc>
+        <w:tc>
+          <w:tcPr>
+            <w:tcW w:type="dxa" w:w="2381"/>
+            <w:vAlign w:val="top"/>
+          </w:tcPr>
+          <w:p>
+            <w:pPr>
+              <w:pStyle w:val="ReportTableText"/>
+            </w:pPr>
+            <w:r>
+              <w:rPr>
+                <w:rFonts w:ascii="Times New Roman" w:hAnsi="Times New Roman" w:cs="Times New Roman"/>
+                <w:sz w:val="21"/>
+              </w:rPr>
+              <w:t>КодМероприятия</w:t>
+            </w:r>
+          </w:p>
+        </w:tc>
+        <w:tc>
+          <w:tcPr>
+            <w:tcW w:type="dxa" w:w="1587"/>
+            <w:vAlign w:val="top"/>
+          </w:tcPr>
+          <w:p>
+            <w:pPr>
+              <w:pStyle w:val="ReportTableText"/>
+            </w:pPr>
+            <w:r>
+              <w:rPr>
+                <w:rFonts w:ascii="Times New Roman" w:hAnsi="Times New Roman" w:cs="Times New Roman"/>
+                <w:sz w:val="21"/>
+              </w:rPr>
+              <w:t>Целое</w:t>
+            </w:r>
+          </w:p>
+        </w:tc>
+        <w:tc>
+          <w:tcPr>
+            <w:tcW w:type="dxa" w:w="2835"/>
+            <w:vAlign w:val="top"/>
+          </w:tcPr>
+          <w:p>
+            <w:pPr>
+              <w:pStyle w:val="ReportTableText"/>
+            </w:pPr>
+            <w:r>
+              <w:rPr>
+                <w:rFonts w:ascii="Times New Roman" w:hAnsi="Times New Roman" w:cs="Times New Roman"/>
+                <w:sz w:val="21"/>
+              </w:rPr>
+              <w:t>FK → Мероприятие, NOT NULL; существующий код</w:t>
+            </w:r>
+          </w:p>
+        </w:tc>
+        <w:tc>
+          <w:tcPr>
+            <w:tcW w:type="dxa" w:w="1587"/>
+            <w:vAlign w:val="top"/>
+          </w:tcPr>
+          <w:p>
+            <w:pPr>
+              <w:pStyle w:val="ReportTableText"/>
+            </w:pPr>
+            <w:r>
+              <w:rPr>
+                <w:rFonts w:ascii="Times New Roman" w:hAnsi="Times New Roman" w:cs="Times New Roman"/>
+                <w:sz w:val="21"/>
+              </w:rPr>
+              <w:t>Не задано</w:t>
+            </w:r>
+          </w:p>
+        </w:tc>
+      </w:tr>
+      <w:tr>
+        <w:trPr>
+          <w:cantSplit/>
+        </w:trPr>
+        <w:tc>
+          <w:tcPr>
+            <w:tcW w:type="dxa" w:w="680"/>
+            <w:vAlign w:val="top"/>
+          </w:tcPr>
+          <w:p>
+            <w:pPr>
+              <w:pStyle w:val="ReportTableText"/>
+              <w:jc w:val="center"/>
+            </w:pPr>
+            <w:r>
+              <w:rPr>
+                <w:rFonts w:ascii="Times New Roman" w:hAnsi="Times New Roman" w:cs="Times New Roman"/>
+                <w:sz w:val="21"/>
+              </w:rPr>
+              <w:t>3</w:t>
+            </w:r>
+          </w:p>
+        </w:tc>
+        <w:tc>
+          <w:tcPr>
+            <w:tcW w:type="dxa" w:w="2381"/>
+            <w:vAlign w:val="top"/>
+          </w:tcPr>
+          <w:p>
+            <w:pPr>
+              <w:pStyle w:val="ReportTableText"/>
+            </w:pPr>
+            <w:r>
+              <w:rPr>
+                <w:rFonts w:ascii="Times New Roman" w:hAnsi="Times New Roman" w:cs="Times New Roman"/>
+                <w:sz w:val="21"/>
+              </w:rPr>
+              <w:t>КодПромокода</w:t>
+            </w:r>
+          </w:p>
+        </w:tc>
+        <w:tc>
+          <w:tcPr>
+            <w:tcW w:type="dxa" w:w="1587"/>
+            <w:vAlign w:val="top"/>
+          </w:tcPr>
+          <w:p>
+            <w:pPr>
+              <w:pStyle w:val="ReportTableText"/>
+            </w:pPr>
+            <w:r>
+              <w:rPr>
+                <w:rFonts w:ascii="Times New Roman" w:hAnsi="Times New Roman" w:cs="Times New Roman"/>
+                <w:sz w:val="21"/>
+              </w:rPr>
+              <w:t>Целое</w:t>
+            </w:r>
+          </w:p>
+        </w:tc>
+        <w:tc>
+          <w:tcPr>
+            <w:tcW w:type="dxa" w:w="2835"/>
+            <w:vAlign w:val="top"/>
+          </w:tcPr>
+          <w:p>
+            <w:pPr>
+              <w:pStyle w:val="ReportTableText"/>
+            </w:pPr>
+            <w:r>
+              <w:rPr>
+                <w:rFonts w:ascii="Times New Roman" w:hAnsi="Times New Roman" w:cs="Times New Roman"/>
+                <w:sz w:val="21"/>
+              </w:rPr>
+              <w:t>FK → Промокод, NULL допускается</w:t>
+            </w:r>
+          </w:p>
+        </w:tc>
+        <w:tc>
+          <w:tcPr>
+            <w:tcW w:type="dxa" w:w="1587"/>
+            <w:vAlign w:val="top"/>
+          </w:tcPr>
+          <w:p>
+            <w:pPr>
+              <w:pStyle w:val="ReportTableText"/>
+            </w:pPr>
+            <w:r>
+              <w:rPr>
+                <w:rFonts w:ascii="Times New Roman" w:hAnsi="Times New Roman" w:cs="Times New Roman"/>
+                <w:sz w:val="21"/>
+              </w:rPr>
+              <w:t>NULL</w:t>
+            </w:r>
+          </w:p>
+        </w:tc>
+      </w:tr>
+      <w:tr>
+        <w:trPr>
+          <w:cantSplit/>
+        </w:trPr>
+        <w:tc>
+          <w:tcPr>
+            <w:tcW w:type="dxa" w:w="680"/>
+            <w:vAlign w:val="top"/>
+          </w:tcPr>
+          <w:p>
+            <w:pPr>
+              <w:pStyle w:val="ReportTableText"/>
+              <w:jc w:val="center"/>
+            </w:pPr>
+            <w:r>
+              <w:rPr>
+                <w:rFonts w:ascii="Times New Roman" w:hAnsi="Times New Roman" w:cs="Times New Roman"/>
+                <w:sz w:val="21"/>
+              </w:rPr>
+              <w:t>4</w:t>
+            </w:r>
+          </w:p>
+        </w:tc>
+        <w:tc>
+          <w:tcPr>
+            <w:tcW w:type="dxa" w:w="2381"/>
+            <w:vAlign w:val="top"/>
+          </w:tcPr>
+          <w:p>
+            <w:pPr>
+              <w:pStyle w:val="ReportTableText"/>
+            </w:pPr>
+            <w:r>
+              <w:rPr>
+                <w:rFonts w:ascii="Times New Roman" w:hAnsi="Times New Roman" w:cs="Times New Roman"/>
+                <w:sz w:val="21"/>
+              </w:rPr>
+              <w:t>НомерМеста</w:t>
+            </w:r>
+          </w:p>
+        </w:tc>
+        <w:tc>
+          <w:tcPr>
+            <w:tcW w:type="dxa" w:w="1587"/>
+            <w:vAlign w:val="top"/>
+          </w:tcPr>
+          <w:p>
+            <w:pPr>
+              <w:pStyle w:val="ReportTableText"/>
+            </w:pPr>
+            <w:r>
+              <w:rPr>
+                <w:rFonts w:ascii="Times New Roman" w:hAnsi="Times New Roman" w:cs="Times New Roman"/>
+                <w:sz w:val="21"/>
+              </w:rPr>
+              <w:t>Целое</w:t>
+            </w:r>
+          </w:p>
+        </w:tc>
+        <w:tc>
+          <w:tcPr>
+            <w:tcW w:type="dxa" w:w="2835"/>
+            <w:vAlign w:val="top"/>
+          </w:tcPr>
+          <w:p>
+            <w:pPr>
+              <w:pStyle w:val="ReportTableText"/>
+            </w:pPr>
+            <w:r>
+              <w:rPr>
+                <w:rFonts w:ascii="Times New Roman" w:hAnsi="Times New Roman" w:cs="Times New Roman"/>
+                <w:sz w:val="21"/>
+              </w:rPr>
+              <w:t>NOT NULL, &gt;= 1</w:t>
+            </w:r>
+          </w:p>
+        </w:tc>
+        <w:tc>
+          <w:tcPr>
+            <w:tcW w:type="dxa" w:w="1587"/>
+            <w:vAlign w:val="top"/>
+          </w:tcPr>
+          <w:p>
+            <w:pPr>
+              <w:pStyle w:val="ReportTableText"/>
+            </w:pPr>
+            <w:r>
+              <w:rPr>
+                <w:rFonts w:ascii="Times New Roman" w:hAnsi="Times New Roman" w:cs="Times New Roman"/>
+                <w:sz w:val="21"/>
+              </w:rPr>
+              <w:t>Не задано</w:t>
+            </w:r>
+          </w:p>
+        </w:tc>
+      </w:tr>
+      <w:tr>
+        <w:trPr>
+          <w:cantSplit/>
+        </w:trPr>
+        <w:tc>
+          <w:tcPr>
+            <w:tcW w:type="dxa" w:w="680"/>
+            <w:vAlign w:val="top"/>
+          </w:tcPr>
+          <w:p>
+            <w:pPr>
+              <w:pStyle w:val="ReportTableText"/>
+              <w:jc w:val="center"/>
+            </w:pPr>
+            <w:r>
+              <w:rPr>
+                <w:rFonts w:ascii="Times New Roman" w:hAnsi="Times New Roman" w:cs="Times New Roman"/>
+                <w:sz w:val="21"/>
+              </w:rPr>
+              <w:t>5</w:t>
+            </w:r>
+          </w:p>
+        </w:tc>
+        <w:tc>
+          <w:tcPr>
+            <w:tcW w:type="dxa" w:w="2381"/>
+            <w:vAlign w:val="top"/>
+          </w:tcPr>
+          <w:p>
+            <w:pPr>
+              <w:pStyle w:val="ReportTableText"/>
+            </w:pPr>
+            <w:r>
+              <w:rPr>
+                <w:rFonts w:ascii="Times New Roman" w:hAnsi="Times New Roman" w:cs="Times New Roman"/>
+                <w:sz w:val="21"/>
+              </w:rPr>
+              <w:t>Цена</w:t>
+            </w:r>
+          </w:p>
+        </w:tc>
+        <w:tc>
+          <w:tcPr>
+            <w:tcW w:type="dxa" w:w="1587"/>
+            <w:vAlign w:val="top"/>
+          </w:tcPr>
+          <w:p>
+            <w:pPr>
+              <w:pStyle w:val="ReportTableText"/>
+            </w:pPr>
+            <w:r>
+              <w:rPr>
+                <w:rFonts w:ascii="Times New Roman" w:hAnsi="Times New Roman" w:cs="Times New Roman"/>
+                <w:sz w:val="21"/>
+              </w:rPr>
+              <w:t>Целое (р.)</w:t>
+            </w:r>
+          </w:p>
+        </w:tc>
+        <w:tc>
+          <w:tcPr>
+            <w:tcW w:type="dxa" w:w="2835"/>
+            <w:vAlign w:val="top"/>
+          </w:tcPr>
+          <w:p>
+            <w:pPr>
+              <w:pStyle w:val="ReportTableText"/>
+            </w:pPr>
+            <w:r>
+              <w:rPr>
+                <w:rFonts w:ascii="Times New Roman" w:hAnsi="Times New Roman" w:cs="Times New Roman"/>
+                <w:sz w:val="21"/>
+              </w:rPr>
+              <w:t>NOT NULL, &gt;= 0</w:t>
+            </w:r>
+          </w:p>
+        </w:tc>
+        <w:tc>
+          <w:tcPr>
+            <w:tcW w:type="dxa" w:w="1587"/>
+            <w:vAlign w:val="top"/>
+          </w:tcPr>
+          <w:p>
+            <w:pPr>
+              <w:pStyle w:val="ReportTableText"/>
+            </w:pPr>
+            <w:r>
+              <w:rPr>
+                <w:rFonts w:ascii="Times New Roman" w:hAnsi="Times New Roman" w:cs="Times New Roman"/>
+                <w:sz w:val="21"/>
+              </w:rPr>
+              <w:t>0</w:t>
+            </w:r>
+          </w:p>
+        </w:tc>
+      </w:tr>
+      <w:tr>
+        <w:trPr>
+          <w:cantSplit/>
+        </w:trPr>
+        <w:tc>
+          <w:tcPr>
+            <w:tcW w:type="dxa" w:w="680"/>
+            <w:vAlign w:val="top"/>
+          </w:tcPr>
+          <w:p>
+            <w:pPr>
+              <w:pStyle w:val="ReportTableText"/>
+              <w:jc w:val="center"/>
+            </w:pPr>
+            <w:r>
+              <w:rPr>
+                <w:rFonts w:ascii="Times New Roman" w:hAnsi="Times New Roman" w:cs="Times New Roman"/>
+                <w:sz w:val="21"/>
+              </w:rPr>
+              <w:t>6</w:t>
+            </w:r>
+          </w:p>
+        </w:tc>
+        <w:tc>
+          <w:tcPr>
+            <w:tcW w:type="dxa" w:w="2381"/>
+            <w:vAlign w:val="top"/>
+          </w:tcPr>
+          <w:p>
+            <w:pPr>
+              <w:pStyle w:val="ReportTableText"/>
+            </w:pPr>
+            <w:r>
+              <w:rPr>
+                <w:rFonts w:ascii="Times New Roman" w:hAnsi="Times New Roman" w:cs="Times New Roman"/>
+                <w:sz w:val="21"/>
+              </w:rPr>
+              <w:t>Статус</w:t>
+            </w:r>
+          </w:p>
+        </w:tc>
+        <w:tc>
+          <w:tcPr>
+            <w:tcW w:type="dxa" w:w="1587"/>
+            <w:vAlign w:val="top"/>
+          </w:tcPr>
+          <w:p>
+            <w:pPr>
+              <w:pStyle w:val="ReportTableText"/>
+            </w:pPr>
+            <w:r>
+              <w:rPr>
+                <w:rFonts w:ascii="Times New Roman" w:hAnsi="Times New Roman" w:cs="Times New Roman"/>
+                <w:sz w:val="21"/>
+              </w:rPr>
+              <w:t>Перечисление</w:t>
+            </w:r>
+          </w:p>
+        </w:tc>
+        <w:tc>
+          <w:tcPr>
+            <w:tcW w:type="dxa" w:w="2835"/>
+            <w:vAlign w:val="top"/>
+          </w:tcPr>
+          <w:p>
+            <w:pPr>
+              <w:pStyle w:val="ReportTableText"/>
+            </w:pPr>
+            <w:r>
+              <w:rPr>
+                <w:rFonts w:ascii="Times New Roman" w:hAnsi="Times New Roman" w:cs="Times New Roman"/>
+                <w:sz w:val="21"/>
+              </w:rPr>
+              <w:t>NOT NULL, ACTIVE / USED / CANCELLED</w:t>
+            </w:r>
+          </w:p>
+        </w:tc>
+        <w:tc>
+          <w:tcPr>
+            <w:tcW w:type="dxa" w:w="1587"/>
+            <w:vAlign w:val="top"/>
+          </w:tcPr>
+          <w:p>
+            <w:pPr>
+              <w:pStyle w:val="ReportTableText"/>
+            </w:pPr>
+            <w:r>
+              <w:rPr>
+                <w:rFonts w:ascii="Times New Roman" w:hAnsi="Times New Roman" w:cs="Times New Roman"/>
+                <w:sz w:val="21"/>
+              </w:rPr>
+              <w:t>ACTIVE</w:t>
+            </w:r>
+          </w:p>
+        </w:tc>
+      </w:tr>
+      <w:tr>
+        <w:trPr>
+          <w:cantSplit/>
+        </w:trPr>
+        <w:tc>
+          <w:tcPr>
+            <w:tcW w:type="dxa" w:w="680"/>
+            <w:vAlign w:val="top"/>
+          </w:tcPr>
+          <w:p>
+            <w:pPr>
+              <w:pStyle w:val="ReportTableText"/>
+              <w:jc w:val="center"/>
+            </w:pPr>
+            <w:r>
+              <w:rPr>
+                <w:rFonts w:ascii="Times New Roman" w:hAnsi="Times New Roman" w:cs="Times New Roman"/>
+                <w:sz w:val="21"/>
+              </w:rPr>
+              <w:t>7</w:t>
+            </w:r>
+          </w:p>
+        </w:tc>
+        <w:tc>
+          <w:tcPr>
+            <w:tcW w:type="dxa" w:w="2381"/>
+            <w:vAlign w:val="top"/>
+          </w:tcPr>
+          <w:p>
+            <w:pPr>
+              <w:pStyle w:val="ReportTableText"/>
+            </w:pPr>
+            <w:r>
+              <w:rPr>
+                <w:rFonts w:ascii="Times New Roman" w:hAnsi="Times New Roman" w:cs="Times New Roman"/>
+                <w:sz w:val="21"/>
+              </w:rPr>
+              <w:t>QR-код</w:t>
+            </w:r>
+          </w:p>
+        </w:tc>
+        <w:tc>
+          <w:tcPr>
+            <w:tcW w:type="dxa" w:w="1587"/>
+            <w:vAlign w:val="top"/>
+          </w:tcPr>
+          <w:p>
+            <w:pPr>
+              <w:pStyle w:val="ReportTableText"/>
+            </w:pPr>
+            <w:r>
+              <w:rPr>
+                <w:rFonts w:ascii="Times New Roman" w:hAnsi="Times New Roman" w:cs="Times New Roman"/>
+                <w:sz w:val="21"/>
+              </w:rPr>
+              <w:t>Строка(36)</w:t>
+            </w:r>
+          </w:p>
+        </w:tc>
+        <w:tc>
+          <w:tcPr>
+            <w:tcW w:type="dxa" w:w="2835"/>
+            <w:vAlign w:val="top"/>
+          </w:tcPr>
+          <w:p>
+            <w:pPr>
+              <w:pStyle w:val="ReportTableText"/>
+            </w:pPr>
+            <w:r>
+              <w:rPr>
+                <w:rFonts w:ascii="Times New Roman" w:hAnsi="Times New Roman" w:cs="Times New Roman"/>
+                <w:sz w:val="21"/>
+              </w:rPr>
+              <w:t>NOT NULL, UNIQUE, UUID</w:t>
+            </w:r>
+          </w:p>
+        </w:tc>
+        <w:tc>
+          <w:tcPr>
+            <w:tcW w:type="dxa" w:w="1587"/>
+            <w:vAlign w:val="top"/>
+          </w:tcPr>
+          <w:p>
+            <w:pPr>
+              <w:pStyle w:val="ReportTableText"/>
+            </w:pPr>
+            <w:r>
+              <w:rPr>
+                <w:rFonts w:ascii="Times New Roman" w:hAnsi="Times New Roman" w:cs="Times New Roman"/>
+                <w:sz w:val="21"/>
+              </w:rPr>
+              <w:t>Генерируется приложением</w:t>
             </w:r>
           </w:p>
         </w:tc>
@@ -4039,9 +6765,9 @@
         </w:tblCellMar>
       </w:tblPr>
       <w:tblGrid>
-        <w:gridCol w:w="2494"/>
-        <w:gridCol w:w="1247"/>
-        <w:gridCol w:w="5329"/>
+        <w:gridCol w:w="2665"/>
+        <w:gridCol w:w="1191"/>
+        <w:gridCol w:w="5216"/>
       </w:tblGrid>
       <w:tr>
         <w:trPr>
@@ -4049,7 +6775,7 @@
         </w:trPr>
         <w:tc>
           <w:tcPr>
-            <w:tcW w:type="dxa" w:w="2494"/>
+            <w:tcW w:type="dxa" w:w="2665"/>
             <w:vAlign w:val="center"/>
             <w:shd w:val="clear" w:color="auto" w:fill="F2F2F2"/>
           </w:tcPr>
@@ -4069,7 +6795,7 @@
         </w:tc>
         <w:tc>
           <w:tcPr>
-            <w:tcW w:type="dxa" w:w="1247"/>
+            <w:tcW w:type="dxa" w:w="1191"/>
             <w:vAlign w:val="center"/>
             <w:shd w:val="clear" w:color="auto" w:fill="F2F2F2"/>
           </w:tcPr>
@@ -4089,7 +6815,7 @@
         </w:tc>
         <w:tc>
           <w:tcPr>
-            <w:tcW w:type="dxa" w:w="5329"/>
+            <w:tcW w:type="dxa" w:w="5216"/>
             <w:vAlign w:val="center"/>
             <w:shd w:val="clear" w:color="auto" w:fill="F2F2F2"/>
           </w:tcPr>
@@ -4114,7 +6840,7 @@
         </w:trPr>
         <w:tc>
           <w:tcPr>
-            <w:tcW w:type="dxa" w:w="2494"/>
+            <w:tcW w:type="dxa" w:w="2665"/>
             <w:vAlign w:val="top"/>
           </w:tcPr>
           <w:p>
@@ -4133,7 +6859,7 @@
         </w:tc>
         <w:tc>
           <w:tcPr>
-            <w:tcW w:type="dxa" w:w="1247"/>
+            <w:tcW w:type="dxa" w:w="1191"/>
             <w:vAlign w:val="top"/>
           </w:tcPr>
           <w:p>
@@ -4151,7 +6877,7 @@
         </w:tc>
         <w:tc>
           <w:tcPr>
-            <w:tcW w:type="dxa" w:w="5329"/>
+            <w:tcW w:type="dxa" w:w="5216"/>
             <w:vAlign w:val="top"/>
           </w:tcPr>
           <w:p>
@@ -4174,7 +6900,7 @@
         </w:trPr>
         <w:tc>
           <w:tcPr>
-            <w:tcW w:type="dxa" w:w="2494"/>
+            <w:tcW w:type="dxa" w:w="2665"/>
             <w:vAlign w:val="top"/>
           </w:tcPr>
           <w:p>
@@ -4193,7 +6919,7 @@
         </w:tc>
         <w:tc>
           <w:tcPr>
-            <w:tcW w:type="dxa" w:w="1247"/>
+            <w:tcW w:type="dxa" w:w="1191"/>
             <w:vAlign w:val="top"/>
           </w:tcPr>
           <w:p>
@@ -4211,7 +6937,7 @@
         </w:tc>
         <w:tc>
           <w:tcPr>
-            <w:tcW w:type="dxa" w:w="5329"/>
+            <w:tcW w:type="dxa" w:w="5216"/>
             <w:vAlign w:val="top"/>
           </w:tcPr>
           <w:p>
@@ -4234,7 +6960,7 @@
         </w:trPr>
         <w:tc>
           <w:tcPr>
-            <w:tcW w:type="dxa" w:w="2494"/>
+            <w:tcW w:type="dxa" w:w="2665"/>
             <w:vAlign w:val="top"/>
           </w:tcPr>
           <w:p>
@@ -4253,7 +6979,7 @@
         </w:tc>
         <w:tc>
           <w:tcPr>
-            <w:tcW w:type="dxa" w:w="1247"/>
+            <w:tcW w:type="dxa" w:w="1191"/>
             <w:vAlign w:val="top"/>
           </w:tcPr>
           <w:p>
@@ -4271,7 +6997,7 @@
         </w:tc>
         <w:tc>
           <w:tcPr>
-            <w:tcW w:type="dxa" w:w="5329"/>
+            <w:tcW w:type="dxa" w:w="5216"/>
             <w:vAlign w:val="top"/>
           </w:tcPr>
           <w:p>
@@ -4294,7 +7020,7 @@
         </w:trPr>
         <w:tc>
           <w:tcPr>
-            <w:tcW w:type="dxa" w:w="2494"/>
+            <w:tcW w:type="dxa" w:w="2665"/>
             <w:vAlign w:val="top"/>
           </w:tcPr>
           <w:p>
@@ -4313,7 +7039,7 @@
         </w:tc>
         <w:tc>
           <w:tcPr>
-            <w:tcW w:type="dxa" w:w="1247"/>
+            <w:tcW w:type="dxa" w:w="1191"/>
             <w:vAlign w:val="top"/>
           </w:tcPr>
           <w:p>
@@ -4331,7 +7057,7 @@
         </w:tc>
         <w:tc>
           <w:tcPr>
-            <w:tcW w:type="dxa" w:w="5329"/>
+            <w:tcW w:type="dxa" w:w="5216"/>
             <w:vAlign w:val="top"/>
           </w:tcPr>
           <w:p>
@@ -4354,7 +7080,7 @@
         </w:trPr>
         <w:tc>
           <w:tcPr>
-            <w:tcW w:type="dxa" w:w="2494"/>
+            <w:tcW w:type="dxa" w:w="2665"/>
             <w:vAlign w:val="top"/>
           </w:tcPr>
           <w:p>
@@ -4373,7 +7099,7 @@
         </w:tc>
         <w:tc>
           <w:tcPr>
-            <w:tcW w:type="dxa" w:w="1247"/>
+            <w:tcW w:type="dxa" w:w="1191"/>
             <w:vAlign w:val="top"/>
           </w:tcPr>
           <w:p>
@@ -4391,7 +7117,7 @@
         </w:tc>
         <w:tc>
           <w:tcPr>
-            <w:tcW w:type="dxa" w:w="5329"/>
+            <w:tcW w:type="dxa" w:w="5216"/>
             <w:vAlign w:val="top"/>
           </w:tcPr>
           <w:p>
@@ -4414,7 +7140,7 @@
         </w:trPr>
         <w:tc>
           <w:tcPr>
-            <w:tcW w:type="dxa" w:w="2494"/>
+            <w:tcW w:type="dxa" w:w="2665"/>
             <w:vAlign w:val="top"/>
           </w:tcPr>
           <w:p>
@@ -4433,7 +7159,7 @@
         </w:tc>
         <w:tc>
           <w:tcPr>
-            <w:tcW w:type="dxa" w:w="1247"/>
+            <w:tcW w:type="dxa" w:w="1191"/>
             <w:vAlign w:val="top"/>
           </w:tcPr>
           <w:p>
@@ -4451,7 +7177,7 @@
         </w:tc>
         <w:tc>
           <w:tcPr>
-            <w:tcW w:type="dxa" w:w="5329"/>
+            <w:tcW w:type="dxa" w:w="5216"/>
             <w:vAlign w:val="top"/>
           </w:tcPr>
           <w:p>
@@ -4474,7 +7200,7 @@
         </w:trPr>
         <w:tc>
           <w:tcPr>
-            <w:tcW w:type="dxa" w:w="2494"/>
+            <w:tcW w:type="dxa" w:w="2665"/>
             <w:vAlign w:val="top"/>
           </w:tcPr>
           <w:p>
@@ -4493,7 +7219,7 @@
         </w:tc>
         <w:tc>
           <w:tcPr>
-            <w:tcW w:type="dxa" w:w="1247"/>
+            <w:tcW w:type="dxa" w:w="1191"/>
             <w:vAlign w:val="top"/>
           </w:tcPr>
           <w:p>
@@ -4511,7 +7237,7 @@
         </w:tc>
         <w:tc>
           <w:tcPr>
-            <w:tcW w:type="dxa" w:w="5329"/>
+            <w:tcW w:type="dxa" w:w="5216"/>
             <w:vAlign w:val="top"/>
           </w:tcPr>
           <w:p>
@@ -4534,7 +7260,7 @@
         </w:trPr>
         <w:tc>
           <w:tcPr>
-            <w:tcW w:type="dxa" w:w="2494"/>
+            <w:tcW w:type="dxa" w:w="2665"/>
             <w:vAlign w:val="top"/>
           </w:tcPr>
           <w:p>
@@ -4553,7 +7279,7 @@
         </w:tc>
         <w:tc>
           <w:tcPr>
-            <w:tcW w:type="dxa" w:w="1247"/>
+            <w:tcW w:type="dxa" w:w="1191"/>
             <w:vAlign w:val="top"/>
           </w:tcPr>
           <w:p>
@@ -4571,7 +7297,7 @@
         </w:tc>
         <w:tc>
           <w:tcPr>
-            <w:tcW w:type="dxa" w:w="5329"/>
+            <w:tcW w:type="dxa" w:w="5216"/>
             <w:vAlign w:val="top"/>
           </w:tcPr>
           <w:p>
@@ -4594,7 +7320,7 @@
         </w:trPr>
         <w:tc>
           <w:tcPr>
-            <w:tcW w:type="dxa" w:w="2494"/>
+            <w:tcW w:type="dxa" w:w="2665"/>
             <w:vAlign w:val="top"/>
           </w:tcPr>
           <w:p>
@@ -4613,7 +7339,7 @@
         </w:tc>
         <w:tc>
           <w:tcPr>
-            <w:tcW w:type="dxa" w:w="1247"/>
+            <w:tcW w:type="dxa" w:w="1191"/>
             <w:vAlign w:val="top"/>
           </w:tcPr>
           <w:p>
@@ -4631,7 +7357,7 @@
         </w:tc>
         <w:tc>
           <w:tcPr>
-            <w:tcW w:type="dxa" w:w="5329"/>
+            <w:tcW w:type="dxa" w:w="5216"/>
             <w:vAlign w:val="top"/>
           </w:tcPr>
           <w:p>
@@ -4654,7 +7380,7 @@
         </w:trPr>
         <w:tc>
           <w:tcPr>
-            <w:tcW w:type="dxa" w:w="2494"/>
+            <w:tcW w:type="dxa" w:w="2665"/>
             <w:vAlign w:val="top"/>
           </w:tcPr>
           <w:p>
@@ -4673,7 +7399,7 @@
         </w:tc>
         <w:tc>
           <w:tcPr>
-            <w:tcW w:type="dxa" w:w="1247"/>
+            <w:tcW w:type="dxa" w:w="1191"/>
             <w:vAlign w:val="top"/>
           </w:tcPr>
           <w:p>
@@ -4691,7 +7417,7 @@
         </w:tc>
         <w:tc>
           <w:tcPr>
-            <w:tcW w:type="dxa" w:w="5329"/>
+            <w:tcW w:type="dxa" w:w="5216"/>
             <w:vAlign w:val="top"/>
           </w:tcPr>
           <w:p>
@@ -4704,6 +7430,306 @@
                 <w:sz w:val="21"/>
               </w:rPr>
               <w:t>Промокод применяется в билетах; у билета промокод может отсутствовать.</w:t>
+            </w:r>
+          </w:p>
+        </w:tc>
+      </w:tr>
+      <w:tr>
+        <w:trPr>
+          <w:cantSplit/>
+        </w:trPr>
+        <w:tc>
+          <w:tcPr>
+            <w:tcW w:type="dxa" w:w="2665"/>
+            <w:vAlign w:val="top"/>
+          </w:tcPr>
+          <w:p>
+            <w:pPr>
+              <w:pStyle w:val="ReportTableText"/>
+              <w:jc w:val="center"/>
+            </w:pPr>
+            <w:r>
+              <w:rPr>
+                <w:rFonts w:ascii="Times New Roman" w:hAnsi="Times New Roman" w:cs="Times New Roman"/>
+                <w:sz w:val="21"/>
+              </w:rPr>
+              <w:t>Пользователь – Мероприятие (через билеты)</w:t>
+            </w:r>
+          </w:p>
+        </w:tc>
+        <w:tc>
+          <w:tcPr>
+            <w:tcW w:type="dxa" w:w="1191"/>
+            <w:vAlign w:val="top"/>
+          </w:tcPr>
+          <w:p>
+            <w:pPr>
+              <w:pStyle w:val="ReportTableText"/>
+            </w:pPr>
+            <w:r>
+              <w:rPr>
+                <w:rFonts w:ascii="Times New Roman" w:hAnsi="Times New Roman" w:cs="Times New Roman"/>
+                <w:sz w:val="21"/>
+              </w:rPr>
+              <w:t>M:M</w:t>
+            </w:r>
+          </w:p>
+        </w:tc>
+        <w:tc>
+          <w:tcPr>
+            <w:tcW w:type="dxa" w:w="5216"/>
+            <w:vAlign w:val="top"/>
+          </w:tcPr>
+          <w:p>
+            <w:pPr>
+              <w:pStyle w:val="ReportTableText"/>
+            </w:pPr>
+            <w:r>
+              <w:rPr>
+                <w:rFonts w:ascii="Times New Roman" w:hAnsi="Times New Roman" w:cs="Times New Roman"/>
+                <w:sz w:val="21"/>
+              </w:rPr>
+              <w:t>Один пользователь покупает билеты на многие мероприятия; у мероприятия много зрителей.</w:t>
+            </w:r>
+          </w:p>
+        </w:tc>
+      </w:tr>
+      <w:tr>
+        <w:trPr>
+          <w:cantSplit/>
+        </w:trPr>
+        <w:tc>
+          <w:tcPr>
+            <w:tcW w:type="dxa" w:w="2665"/>
+            <w:vAlign w:val="top"/>
+          </w:tcPr>
+          <w:p>
+            <w:pPr>
+              <w:pStyle w:val="ReportTableText"/>
+              <w:jc w:val="center"/>
+            </w:pPr>
+            <w:r>
+              <w:rPr>
+                <w:rFonts w:ascii="Times New Roman" w:hAnsi="Times New Roman" w:cs="Times New Roman"/>
+                <w:sz w:val="21"/>
+              </w:rPr>
+              <w:t>Пользователь – Мероприятие (через отзывы)</w:t>
+            </w:r>
+          </w:p>
+        </w:tc>
+        <w:tc>
+          <w:tcPr>
+            <w:tcW w:type="dxa" w:w="1191"/>
+            <w:vAlign w:val="top"/>
+          </w:tcPr>
+          <w:p>
+            <w:pPr>
+              <w:pStyle w:val="ReportTableText"/>
+            </w:pPr>
+            <w:r>
+              <w:rPr>
+                <w:rFonts w:ascii="Times New Roman" w:hAnsi="Times New Roman" w:cs="Times New Roman"/>
+                <w:sz w:val="21"/>
+              </w:rPr>
+              <w:t>M:M</w:t>
+            </w:r>
+          </w:p>
+        </w:tc>
+        <w:tc>
+          <w:tcPr>
+            <w:tcW w:type="dxa" w:w="5216"/>
+            <w:vAlign w:val="top"/>
+          </w:tcPr>
+          <w:p>
+            <w:pPr>
+              <w:pStyle w:val="ReportTableText"/>
+            </w:pPr>
+            <w:r>
+              <w:rPr>
+                <w:rFonts w:ascii="Times New Roman" w:hAnsi="Times New Roman" w:cs="Times New Roman"/>
+                <w:sz w:val="21"/>
+              </w:rPr>
+              <w:t>Один пользователь пишет отзывы на многие мероприятия; у мероприятия много авторов отзывов.</w:t>
+            </w:r>
+          </w:p>
+        </w:tc>
+      </w:tr>
+      <w:tr>
+        <w:trPr>
+          <w:cantSplit/>
+        </w:trPr>
+        <w:tc>
+          <w:tcPr>
+            <w:tcW w:type="dxa" w:w="2665"/>
+            <w:vAlign w:val="top"/>
+          </w:tcPr>
+          <w:p>
+            <w:pPr>
+              <w:pStyle w:val="ReportTableText"/>
+              <w:jc w:val="center"/>
+            </w:pPr>
+            <w:r>
+              <w:rPr>
+                <w:rFonts w:ascii="Times New Roman" w:hAnsi="Times New Roman" w:cs="Times New Roman"/>
+                <w:sz w:val="21"/>
+              </w:rPr>
+              <w:t>Подарок – Мероприятие</w:t>
+            </w:r>
+          </w:p>
+        </w:tc>
+        <w:tc>
+          <w:tcPr>
+            <w:tcW w:type="dxa" w:w="1191"/>
+            <w:vAlign w:val="top"/>
+          </w:tcPr>
+          <w:p>
+            <w:pPr>
+              <w:pStyle w:val="ReportTableText"/>
+            </w:pPr>
+            <w:r>
+              <w:rPr>
+                <w:rFonts w:ascii="Times New Roman" w:hAnsi="Times New Roman" w:cs="Times New Roman"/>
+                <w:sz w:val="21"/>
+              </w:rPr>
+              <w:t>M:M</w:t>
+            </w:r>
+          </w:p>
+        </w:tc>
+        <w:tc>
+          <w:tcPr>
+            <w:tcW w:type="dxa" w:w="5216"/>
+            <w:vAlign w:val="top"/>
+          </w:tcPr>
+          <w:p>
+            <w:pPr>
+              <w:pStyle w:val="ReportTableText"/>
+            </w:pPr>
+            <w:r>
+              <w:rPr>
+                <w:rFonts w:ascii="Times New Roman" w:hAnsi="Times New Roman" w:cs="Times New Roman"/>
+                <w:sz w:val="21"/>
+              </w:rPr>
+              <w:t>Подарок связан с мероприятиями через промокоды и билеты; у мероприятия может быть много подарков.</w:t>
+            </w:r>
+          </w:p>
+        </w:tc>
+      </w:tr>
+      <w:tr>
+        <w:trPr>
+          <w:cantSplit/>
+        </w:trPr>
+        <w:tc>
+          <w:tcPr>
+            <w:tcW w:type="dxa" w:w="2665"/>
+            <w:vAlign w:val="top"/>
+          </w:tcPr>
+          <w:p>
+            <w:pPr>
+              <w:pStyle w:val="ReportTableText"/>
+              <w:jc w:val="center"/>
+            </w:pPr>
+            <w:r>
+              <w:rPr>
+                <w:rFonts w:ascii="Times New Roman" w:hAnsi="Times New Roman" w:cs="Times New Roman"/>
+                <w:sz w:val="21"/>
+              </w:rPr>
+              <w:t>Пользователь – Организатор</w:t>
+            </w:r>
+          </w:p>
+        </w:tc>
+        <w:tc>
+          <w:tcPr>
+            <w:tcW w:type="dxa" w:w="1191"/>
+            <w:vAlign w:val="top"/>
+          </w:tcPr>
+          <w:p>
+            <w:pPr>
+              <w:pStyle w:val="ReportTableText"/>
+            </w:pPr>
+            <w:r>
+              <w:rPr>
+                <w:rFonts w:ascii="Times New Roman" w:hAnsi="Times New Roman" w:cs="Times New Roman"/>
+                <w:sz w:val="21"/>
+              </w:rPr>
+              <w:t>M:M</w:t>
+            </w:r>
+          </w:p>
+        </w:tc>
+        <w:tc>
+          <w:tcPr>
+            <w:tcW w:type="dxa" w:w="5216"/>
+            <w:vAlign w:val="top"/>
+          </w:tcPr>
+          <w:p>
+            <w:pPr>
+              <w:pStyle w:val="ReportTableText"/>
+            </w:pPr>
+            <w:r>
+              <w:rPr>
+                <w:rFonts w:ascii="Times New Roman" w:hAnsi="Times New Roman" w:cs="Times New Roman"/>
+                <w:sz w:val="21"/>
+              </w:rPr>
+              <w:t>Пользователь создает карточки для разных организаторов; у организатора могут быть карточки разных пользователей.</w:t>
+            </w:r>
+          </w:p>
+        </w:tc>
+      </w:tr>
+      <w:tr>
+        <w:trPr>
+          <w:cantSplit/>
+        </w:trPr>
+        <w:tc>
+          <w:tcPr>
+            <w:tcW w:type="dxa" w:w="2665"/>
+            <w:vAlign w:val="top"/>
+          </w:tcPr>
+          <w:p>
+            <w:pPr>
+              <w:pStyle w:val="ReportTableText"/>
+              <w:jc w:val="center"/>
+            </w:pPr>
+            <w:r>
+              <w:rPr>
+                <w:rFonts w:ascii="Times New Roman" w:hAnsi="Times New Roman" w:cs="Times New Roman"/>
+                <w:sz w:val="21"/>
+              </w:rPr>
+              <w:t>Пользователь – Место проведения</w:t>
+            </w:r>
+          </w:p>
+        </w:tc>
+        <w:tc>
+          <w:tcPr>
+            <w:tcW w:type="dxa" w:w="1191"/>
+            <w:vAlign w:val="top"/>
+          </w:tcPr>
+          <w:p>
+            <w:pPr>
+              <w:pStyle w:val="ReportTableText"/>
+            </w:pPr>
+            <w:r>
+              <w:rPr>
+                <w:rFonts w:ascii="Times New Roman" w:hAnsi="Times New Roman" w:cs="Times New Roman"/>
+                <w:sz w:val="21"/>
+              </w:rPr>
+              <w:t>M:M</w:t>
+            </w:r>
+          </w:p>
+        </w:tc>
+        <w:tc>
+          <w:tcPr>
+            <w:tcW w:type="dxa" w:w="5216"/>
+            <w:vAlign w:val="top"/>
+          </w:tcPr>
+          <w:p>
+            <w:pPr>
+              <w:pStyle w:val="ReportTableText"/>
+            </w:pPr>
+            <w:r>
+              <w:rPr>
+                <w:rFonts w:ascii="Times New Roman" w:hAnsi="Times New Roman" w:cs="Times New Roman"/>
+                <w:sz w:val="21"/>
+              </w:rPr>
+              <w:t>Пользователь посещает разные площадки; на одной площадке бывают разные пользователи.</w:t>
             </w:r>
           </w:p>
         </w:tc>
@@ -4716,7 +7742,7 @@
           <w:rFonts w:ascii="Times New Roman" w:hAnsi="Times New Roman" w:cs="Times New Roman"/>
           <w:sz w:val="28"/>
         </w:rPr>
-        <w:t>Связь «Пользователь – Мероприятие» концептуально имеет тип M:M, но хранится через билеты и отзывы; связь «Подарок – Мероприятие» реализуется цепочкой «Подарок – Промокод – Билет – Мероприятие».</w:t>
+        <w:t>Первые десять связей хранятся в базе через внешние ключи. Последние пять — концептуальные связи M:M, которые реализуются через промежуточные сущности: билеты, отзывы, промокоды и мероприятия.</w:t>
       </w:r>
     </w:p>
     <w:p>
@@ -4739,7 +7765,7 @@
           <w:rFonts w:ascii="Times New Roman" w:hAnsi="Times New Roman" w:cs="Times New Roman"/>
           <w:sz w:val="28"/>
         </w:rPr>
-        <w:t>В модели три группы пользователей: зритель, организатор и администратор. Внешняя схема зрителя включает опубликованные мероприятия, площадки, организаторов, теги, отзывы, свои билеты и профиль. Внешняя схема организатора — свои мероприятия, справочники, продажи и профиль. Внешняя схема администратора совпадает с концептуальной и включает все девять сущностей.</w:t>
+        <w:t>В модели три группы пользователей: зритель, организатор и администратор. Внешняя схема зрителя включает опубликованные мероприятия, площадки, организаторов, теги, отзывы, свои билеты и профиль. Внешняя схема организатора — свои мероприятия, справочники, продажи и профиль. Схема администратора включает все девять сущностей.</w:t>
       </w:r>
     </w:p>
     <w:p>
@@ -4774,7 +7800,7 @@
       </w:tblGrid>
       <w:tr>
         <w:trPr>
-          <w:trHeight w:val="4535" w:hRule="atLeast"/>
+          <w:trHeight w:val="2268" w:hRule="atLeast"/>
         </w:trPr>
         <w:tc>
           <w:tcPr>
@@ -4809,7 +7835,7 @@
         </w:rPr>
         <w:t>Рисунок 1. Концептуальная ER-диаграмма VibeCity.</w:t>
         <w:br/>
-        <w:t>Девять сущностей и десять связей между ними.</w:t>
+        <w:t>Девять сущностей и десять связей между таблицами.</w:t>
       </w:r>
     </w:p>
     <w:p>
@@ -4832,7 +7858,7 @@
           <w:rFonts w:ascii="Times New Roman" w:hAnsi="Times New Roman" w:cs="Times New Roman"/>
           <w:sz w:val="28"/>
         </w:rPr>
-        <w:t>Для предметной области «Афиша мероприятий VibeCity» выделены девять сущностей и десять связей типа 1:M. Детально описаны четыре основные сущности, их атрибуты, домены и ограничения; для справочников указаны ключевые атрибуты. Сформулированы потребности администратора и построена концептуальная ER-диаграмма. Модель готова к нормализации и физической реализации на MySQL 8.0 и Prisma ORM.</w:t>
+        <w:t>Для предметной области «Афиша мероприятий VibeCity» выделены девять сущностей и пятнадцать связей: десять типа 1:M и пять концептуальных M:M. Описаны атрибуты, домены и ограничения, сформулированы потребности администратора и построена ER-диаграмма. Модель готова к нормализации и физической реализации на MySQL 8.0 и Prisma ORM.</w:t>
       </w:r>
     </w:p>
     <w:sectPr>
